--- a/docs/research-report/report.docx
+++ b/docs/research-report/report.docx
@@ -263,7 +263,7 @@
         </w:numPr>
         <w:spacing w:after="200"/>
       </w:pPr>
-      <w:bookmarkStart w:id="0" w:name="_Toc229034275"/>
+      <w:bookmarkStart w:id="0" w:name="_Toc229338842"/>
       <w:r>
         <w:lastRenderedPageBreak/>
         <w:t>Abstract</w:t>
@@ -311,194 +311,87 @@
         <w:t>Cow&lt;'a, str&gt;</w:t>
       </w:r>
       <w:r>
-        <w:t xml:space="preserve">, a drop-oldest ring-buffer backpressure primitive, per-priority drift measurement via </w:t>
-      </w:r>
-      <w:proofErr w:type="spellStart"/>
-      <w:r>
-        <w:t>HdrHistogram</w:t>
-      </w:r>
-      <w:proofErr w:type="spellEnd"/>
-      <w:r>
-        <w:t xml:space="preserve">, and a hysteresis-controlled Degraded Mode fail-safe. A five-variant </w:t>
-      </w:r>
-      <w:proofErr w:type="spellStart"/>
-      <w:r>
-        <w:t>synchronisation</w:t>
-      </w:r>
-      <w:proofErr w:type="spellEnd"/>
-      <w:r>
-        <w:t xml:space="preserve"> shootout benchmarks </w:t>
-      </w:r>
-      <w:proofErr w:type="gramStart"/>
+        <w:t xml:space="preserve">, a drop-oldest ring-buffer backpressure primitive, per-priority drift measurement via HdrHistogram, and a hysteresis-controlled Degraded Mode fail-safe. A five-variant synchronisation shootout benchmarks </w:t>
+      </w:r>
       <w:r>
         <w:rPr>
           <w:rFonts w:ascii="Courier New" w:hAnsi="Courier New" w:cs="Courier New"/>
           <w:shd w:val="clear" w:color="auto" w:fill="F1F5F9"/>
         </w:rPr>
-        <w:t>std::sync::</w:t>
-      </w:r>
-      <w:proofErr w:type="gramEnd"/>
+        <w:t>std::sync::Mutex</w:t>
+      </w:r>
+      <w:r>
+        <w:t xml:space="preserve">, </w:t>
+      </w:r>
       <w:r>
         <w:rPr>
           <w:rFonts w:ascii="Courier New" w:hAnsi="Courier New" w:cs="Courier New"/>
           <w:shd w:val="clear" w:color="auto" w:fill="F1F5F9"/>
         </w:rPr>
-        <w:t>Mutex</w:t>
+        <w:t>parking_lot::Mutex</w:t>
       </w:r>
       <w:r>
         <w:t xml:space="preserve">, </w:t>
       </w:r>
-      <w:proofErr w:type="spellStart"/>
       <w:r>
         <w:rPr>
           <w:rFonts w:ascii="Courier New" w:hAnsi="Courier New" w:cs="Courier New"/>
           <w:shd w:val="clear" w:color="auto" w:fill="F1F5F9"/>
         </w:rPr>
-        <w:t>parking_</w:t>
-      </w:r>
-      <w:proofErr w:type="gramStart"/>
+        <w:t>crossbeam_channel</w:t>
+      </w:r>
+      <w:r>
+        <w:t xml:space="preserve">, </w:t>
+      </w:r>
       <w:r>
         <w:rPr>
           <w:rFonts w:ascii="Courier New" w:hAnsi="Courier New" w:cs="Courier New"/>
           <w:shd w:val="clear" w:color="auto" w:fill="F1F5F9"/>
         </w:rPr>
-        <w:t>lot</w:t>
-      </w:r>
-      <w:proofErr w:type="spellEnd"/>
+        <w:t>DashMap</w:t>
+      </w:r>
+      <w:r>
+        <w:t xml:space="preserve">, and </w:t>
+      </w:r>
       <w:r>
         <w:rPr>
           <w:rFonts w:ascii="Courier New" w:hAnsi="Courier New" w:cs="Courier New"/>
           <w:shd w:val="clear" w:color="auto" w:fill="F1F5F9"/>
         </w:rPr>
-        <w:t>::</w:t>
-      </w:r>
-      <w:proofErr w:type="gramEnd"/>
+        <w:t>DropOldestRing</w:t>
+      </w:r>
+      <w:r>
+        <w:t xml:space="preserve"> across 1–16 contending threads. </w:t>
+      </w:r>
+      <w:r>
+        <w:t xml:space="preserve">Results show that the runtime that wins depends on the workload rather than one runtime dominating outright. On the Windows live SSE endpoint, async delivers two orders of magnitude tighter jitter than threaded at p99 (1.5 µs vs. 172.3 µs), while drift differences between the two runtimes stay within a factor of two and reverse direction across workloads: async wins p99 human drift on Windows live (76.6 µs vs. 121.9 µs) but loses on the WSL replay workload (113.7 µs vs. 79.2 µs). Among synchronisation primitives, </w:t>
+      </w:r>
       <w:r>
         <w:rPr>
           <w:rFonts w:ascii="Courier New" w:hAnsi="Courier New" w:cs="Courier New"/>
           <w:shd w:val="clear" w:color="auto" w:fill="F1F5F9"/>
         </w:rPr>
-        <w:t>Mutex</w:t>
-      </w:r>
-      <w:r>
-        <w:t xml:space="preserve">, </w:t>
-      </w:r>
-      <w:proofErr w:type="spellStart"/>
+        <w:t>parking_lot::Mutex</w:t>
+      </w:r>
+      <w:r>
+        <w:t xml:space="preserve"> is the fastest variant under 16-thread contention, about 21% faster than </w:t>
+      </w:r>
       <w:r>
         <w:rPr>
           <w:rFonts w:ascii="Courier New" w:hAnsi="Courier New" w:cs="Courier New"/>
           <w:shd w:val="clear" w:color="auto" w:fill="F1F5F9"/>
         </w:rPr>
-        <w:t>crossbeam_channel</w:t>
-      </w:r>
-      <w:proofErr w:type="spellEnd"/>
-      <w:r>
-        <w:t xml:space="preserve">, </w:t>
-      </w:r>
-      <w:proofErr w:type="spellStart"/>
+        <w:t>std::sync::Mutex</w:t>
+      </w:r>
+      <w:r>
+        <w:t xml:space="preserve"> (515.0 µs vs. 624.7 µs); at 1 thread the ordering reverses and </w:t>
+      </w:r>
       <w:r>
         <w:rPr>
           <w:rFonts w:ascii="Courier New" w:hAnsi="Courier New" w:cs="Courier New"/>
           <w:shd w:val="clear" w:color="auto" w:fill="F1F5F9"/>
         </w:rPr>
-        <w:t>DashMap</w:t>
-      </w:r>
-      <w:proofErr w:type="spellEnd"/>
-      <w:r>
-        <w:t xml:space="preserve">, and </w:t>
-      </w:r>
-      <w:proofErr w:type="spellStart"/>
-      <w:r>
-        <w:rPr>
-          <w:rFonts w:ascii="Courier New" w:hAnsi="Courier New" w:cs="Courier New"/>
-          <w:shd w:val="clear" w:color="auto" w:fill="F1F5F9"/>
-        </w:rPr>
-        <w:t>DropOldestRing</w:t>
-      </w:r>
-      <w:proofErr w:type="spellEnd"/>
-      <w:r>
-        <w:t xml:space="preserve"> across 1–16 contending threads. </w:t>
-      </w:r>
-      <w:r>
-        <w:t xml:space="preserve">Results show that the runtime that wins depends on the workload rather than one runtime dominating outright. On the Windows live SSE endpoint, async delivers two orders of magnitude tighter jitter than threaded at p99 (1.5 µs vs. 172.3 µs), while drift differences between the two runtimes stay within a factor of two and reverse direction across workloads: async wins p99 human drift on Windows live (76.6 µs vs. 121.9 µs) but loses on the WSL replay workload (113.7 µs vs. 79.2 µs). Among </w:t>
-      </w:r>
-      <w:proofErr w:type="spellStart"/>
-      <w:r>
-        <w:t>synchronisation</w:t>
-      </w:r>
-      <w:proofErr w:type="spellEnd"/>
-      <w:r>
-        <w:t xml:space="preserve"> primitives, </w:t>
-      </w:r>
-      <w:proofErr w:type="spellStart"/>
-      <w:r>
-        <w:rPr>
-          <w:rFonts w:ascii="Courier New" w:hAnsi="Courier New" w:cs="Courier New"/>
-          <w:shd w:val="clear" w:color="auto" w:fill="F1F5F9"/>
-        </w:rPr>
-        <w:t>parking_</w:t>
-      </w:r>
-      <w:proofErr w:type="gramStart"/>
-      <w:r>
-        <w:rPr>
-          <w:rFonts w:ascii="Courier New" w:hAnsi="Courier New" w:cs="Courier New"/>
-          <w:shd w:val="clear" w:color="auto" w:fill="F1F5F9"/>
-        </w:rPr>
-        <w:t>lot</w:t>
-      </w:r>
-      <w:proofErr w:type="spellEnd"/>
-      <w:r>
-        <w:rPr>
-          <w:rFonts w:ascii="Courier New" w:hAnsi="Courier New" w:cs="Courier New"/>
-          <w:shd w:val="clear" w:color="auto" w:fill="F1F5F9"/>
-        </w:rPr>
-        <w:t>::</w:t>
-      </w:r>
-      <w:proofErr w:type="gramEnd"/>
-      <w:r>
-        <w:rPr>
-          <w:rFonts w:ascii="Courier New" w:hAnsi="Courier New" w:cs="Courier New"/>
-          <w:shd w:val="clear" w:color="auto" w:fill="F1F5F9"/>
-        </w:rPr>
-        <w:t>Mutex</w:t>
-      </w:r>
-      <w:r>
-        <w:t xml:space="preserve"> is the fastest variant under 16-thread contention, about 21% faster than </w:t>
-      </w:r>
-      <w:proofErr w:type="gramStart"/>
-      <w:r>
-        <w:rPr>
-          <w:rFonts w:ascii="Courier New" w:hAnsi="Courier New" w:cs="Courier New"/>
-          <w:shd w:val="clear" w:color="auto" w:fill="F1F5F9"/>
-        </w:rPr>
-        <w:t>std::sync::</w:t>
-      </w:r>
-      <w:proofErr w:type="gramEnd"/>
-      <w:r>
-        <w:rPr>
-          <w:rFonts w:ascii="Courier New" w:hAnsi="Courier New" w:cs="Courier New"/>
-          <w:shd w:val="clear" w:color="auto" w:fill="F1F5F9"/>
-        </w:rPr>
-        <w:t>Mutex</w:t>
-      </w:r>
-      <w:r>
-        <w:t xml:space="preserve"> (515.0 µs vs. 624.7 µs); at 1 thread the ordering reverses and </w:t>
-      </w:r>
-      <w:proofErr w:type="gramStart"/>
-      <w:r>
-        <w:rPr>
-          <w:rFonts w:ascii="Courier New" w:hAnsi="Courier New" w:cs="Courier New"/>
-          <w:shd w:val="clear" w:color="auto" w:fill="F1F5F9"/>
-        </w:rPr>
-        <w:t>std::sync::</w:t>
-      </w:r>
-      <w:proofErr w:type="gramEnd"/>
-      <w:r>
-        <w:rPr>
-          <w:rFonts w:ascii="Courier New" w:hAnsi="Courier New" w:cs="Courier New"/>
-          <w:shd w:val="clear" w:color="auto" w:fill="F1F5F9"/>
-        </w:rPr>
-        <w:t>Mutex</w:t>
+        <w:t>std::sync::Mutex</w:t>
       </w:r>
       <w:r>
         <w:t xml:space="preserve"> is faster. The zero-copy parser borrows 100% of parsed string fields and eliminates roughly 65% of allocation events (2.83× fewer blocks) and 18% of total allocated bytes; peak resident bytes are essentially unchanged because the dominant heap consumers lie outside the parsed string fields.</w:t>
@@ -561,7 +454,7 @@
           <w:r>
             <w:fldChar w:fldCharType="separate"/>
           </w:r>
-          <w:hyperlink w:anchor="_Toc229034275" w:history="1">
+          <w:hyperlink w:anchor="_Toc229338842" w:history="1">
             <w:r>
               <w:rPr>
                 <w:rStyle w:val="Hyperlink"/>
@@ -588,7 +481,7 @@
                 <w:noProof/>
                 <w:webHidden/>
               </w:rPr>
-              <w:instrText xml:space="preserve"> PAGEREF _Toc229034275 \h </w:instrText>
+              <w:instrText xml:space="preserve"> PAGEREF _Toc229338842 \h </w:instrText>
             </w:r>
             <w:r>
               <w:rPr>
@@ -632,7 +525,7 @@
               <w14:ligatures w14:val="standardContextual"/>
             </w:rPr>
           </w:pPr>
-          <w:hyperlink w:anchor="_Toc229034276" w:history="1">
+          <w:hyperlink w:anchor="_Toc229338843" w:history="1">
             <w:r>
               <w:rPr>
                 <w:rStyle w:val="Hyperlink"/>
@@ -659,7 +552,7 @@
                 <w:noProof/>
                 <w:webHidden/>
               </w:rPr>
-              <w:instrText xml:space="preserve"> PAGEREF _Toc229034276 \h </w:instrText>
+              <w:instrText xml:space="preserve"> PAGEREF _Toc229338843 \h </w:instrText>
             </w:r>
             <w:r>
               <w:rPr>
@@ -704,7 +597,7 @@
               <w14:ligatures w14:val="standardContextual"/>
             </w:rPr>
           </w:pPr>
-          <w:hyperlink w:anchor="_Toc229034277" w:history="1">
+          <w:hyperlink w:anchor="_Toc229338844" w:history="1">
             <w:r>
               <w:rPr>
                 <w:rStyle w:val="Hyperlink"/>
@@ -747,7 +640,7 @@
                 <w:noProof/>
                 <w:webHidden/>
               </w:rPr>
-              <w:instrText xml:space="preserve"> PAGEREF _Toc229034277 \h </w:instrText>
+              <w:instrText xml:space="preserve"> PAGEREF _Toc229338844 \h </w:instrText>
             </w:r>
             <w:r>
               <w:rPr>
@@ -792,7 +685,7 @@
               <w14:ligatures w14:val="standardContextual"/>
             </w:rPr>
           </w:pPr>
-          <w:hyperlink w:anchor="_Toc229034278" w:history="1">
+          <w:hyperlink w:anchor="_Toc229338845" w:history="1">
             <w:r>
               <w:rPr>
                 <w:rStyle w:val="Hyperlink"/>
@@ -835,7 +728,7 @@
                 <w:noProof/>
                 <w:webHidden/>
               </w:rPr>
-              <w:instrText xml:space="preserve"> PAGEREF _Toc229034278 \h </w:instrText>
+              <w:instrText xml:space="preserve"> PAGEREF _Toc229338845 \h </w:instrText>
             </w:r>
             <w:r>
               <w:rPr>
@@ -880,7 +773,7 @@
               <w14:ligatures w14:val="standardContextual"/>
             </w:rPr>
           </w:pPr>
-          <w:hyperlink w:anchor="_Toc229034279" w:history="1">
+          <w:hyperlink w:anchor="_Toc229338846" w:history="1">
             <w:r>
               <w:rPr>
                 <w:rStyle w:val="Hyperlink"/>
@@ -923,7 +816,7 @@
                 <w:noProof/>
                 <w:webHidden/>
               </w:rPr>
-              <w:instrText xml:space="preserve"> PAGEREF _Toc229034279 \h </w:instrText>
+              <w:instrText xml:space="preserve"> PAGEREF _Toc229338846 \h </w:instrText>
             </w:r>
             <w:r>
               <w:rPr>
@@ -968,7 +861,7 @@
               <w14:ligatures w14:val="standardContextual"/>
             </w:rPr>
           </w:pPr>
-          <w:hyperlink w:anchor="_Toc229034280" w:history="1">
+          <w:hyperlink w:anchor="_Toc229338847" w:history="1">
             <w:r>
               <w:rPr>
                 <w:rStyle w:val="Hyperlink"/>
@@ -1011,7 +904,7 @@
                 <w:noProof/>
                 <w:webHidden/>
               </w:rPr>
-              <w:instrText xml:space="preserve"> PAGEREF _Toc229034280 \h </w:instrText>
+              <w:instrText xml:space="preserve"> PAGEREF _Toc229338847 \h </w:instrText>
             </w:r>
             <w:r>
               <w:rPr>
@@ -1056,7 +949,7 @@
               <w14:ligatures w14:val="standardContextual"/>
             </w:rPr>
           </w:pPr>
-          <w:hyperlink w:anchor="_Toc229034281" w:history="1">
+          <w:hyperlink w:anchor="_Toc229338848" w:history="1">
             <w:r>
               <w:rPr>
                 <w:rStyle w:val="Hyperlink"/>
@@ -1099,7 +992,7 @@
                 <w:noProof/>
                 <w:webHidden/>
               </w:rPr>
-              <w:instrText xml:space="preserve"> PAGEREF _Toc229034281 \h </w:instrText>
+              <w:instrText xml:space="preserve"> PAGEREF _Toc229338848 \h </w:instrText>
             </w:r>
             <w:r>
               <w:rPr>
@@ -1144,7 +1037,7 @@
               <w14:ligatures w14:val="standardContextual"/>
             </w:rPr>
           </w:pPr>
-          <w:hyperlink w:anchor="_Toc229034282" w:history="1">
+          <w:hyperlink w:anchor="_Toc229338849" w:history="1">
             <w:r>
               <w:rPr>
                 <w:rStyle w:val="Hyperlink"/>
@@ -1187,7 +1080,7 @@
                 <w:noProof/>
                 <w:webHidden/>
               </w:rPr>
-              <w:instrText xml:space="preserve"> PAGEREF _Toc229034282 \h </w:instrText>
+              <w:instrText xml:space="preserve"> PAGEREF _Toc229338849 \h </w:instrText>
             </w:r>
             <w:r>
               <w:rPr>
@@ -1207,7 +1100,7 @@
                 <w:noProof/>
                 <w:webHidden/>
               </w:rPr>
-              <w:t>5</w:t>
+              <w:t>6</w:t>
             </w:r>
             <w:r>
               <w:rPr>
@@ -1232,7 +1125,7 @@
               <w14:ligatures w14:val="standardContextual"/>
             </w:rPr>
           </w:pPr>
-          <w:hyperlink w:anchor="_Toc229034283" w:history="1">
+          <w:hyperlink w:anchor="_Toc229338850" w:history="1">
             <w:r>
               <w:rPr>
                 <w:rStyle w:val="Hyperlink"/>
@@ -1275,7 +1168,7 @@
                 <w:noProof/>
                 <w:webHidden/>
               </w:rPr>
-              <w:instrText xml:space="preserve"> PAGEREF _Toc229034283 \h </w:instrText>
+              <w:instrText xml:space="preserve"> PAGEREF _Toc229338850 \h </w:instrText>
             </w:r>
             <w:r>
               <w:rPr>
@@ -1295,7 +1188,7 @@
                 <w:noProof/>
                 <w:webHidden/>
               </w:rPr>
-              <w:t>6</w:t>
+              <w:t>7</w:t>
             </w:r>
             <w:r>
               <w:rPr>
@@ -1320,7 +1213,7 @@
               <w14:ligatures w14:val="standardContextual"/>
             </w:rPr>
           </w:pPr>
-          <w:hyperlink w:anchor="_Toc229034284" w:history="1">
+          <w:hyperlink w:anchor="_Toc229338851" w:history="1">
             <w:r>
               <w:rPr>
                 <w:rStyle w:val="Hyperlink"/>
@@ -1363,7 +1256,7 @@
                 <w:noProof/>
                 <w:webHidden/>
               </w:rPr>
-              <w:instrText xml:space="preserve"> PAGEREF _Toc229034284 \h </w:instrText>
+              <w:instrText xml:space="preserve"> PAGEREF _Toc229338851 \h </w:instrText>
             </w:r>
             <w:r>
               <w:rPr>
@@ -1383,7 +1276,7 @@
                 <w:noProof/>
                 <w:webHidden/>
               </w:rPr>
-              <w:t>7</w:t>
+              <w:t>8</w:t>
             </w:r>
             <w:r>
               <w:rPr>
@@ -1408,7 +1301,7 @@
               <w14:ligatures w14:val="standardContextual"/>
             </w:rPr>
           </w:pPr>
-          <w:hyperlink w:anchor="_Toc229034285" w:history="1">
+          <w:hyperlink w:anchor="_Toc229338852" w:history="1">
             <w:r>
               <w:rPr>
                 <w:rStyle w:val="Hyperlink"/>
@@ -1451,7 +1344,7 @@
                 <w:noProof/>
                 <w:webHidden/>
               </w:rPr>
-              <w:instrText xml:space="preserve"> PAGEREF _Toc229034285 \h </w:instrText>
+              <w:instrText xml:space="preserve"> PAGEREF _Toc229338852 \h </w:instrText>
             </w:r>
             <w:r>
               <w:rPr>
@@ -1471,7 +1364,7 @@
                 <w:noProof/>
                 <w:webHidden/>
               </w:rPr>
-              <w:t>7</w:t>
+              <w:t>8</w:t>
             </w:r>
             <w:r>
               <w:rPr>
@@ -1496,7 +1389,7 @@
               <w14:ligatures w14:val="standardContextual"/>
             </w:rPr>
           </w:pPr>
-          <w:hyperlink w:anchor="_Toc229034286" w:history="1">
+          <w:hyperlink w:anchor="_Toc229338853" w:history="1">
             <w:r>
               <w:rPr>
                 <w:rStyle w:val="Hyperlink"/>
@@ -1539,7 +1432,7 @@
                 <w:noProof/>
                 <w:webHidden/>
               </w:rPr>
-              <w:instrText xml:space="preserve"> PAGEREF _Toc229034286 \h </w:instrText>
+              <w:instrText xml:space="preserve"> PAGEREF _Toc229338853 \h </w:instrText>
             </w:r>
             <w:r>
               <w:rPr>
@@ -1559,7 +1452,7 @@
                 <w:noProof/>
                 <w:webHidden/>
               </w:rPr>
-              <w:t>8</w:t>
+              <w:t>9</w:t>
             </w:r>
             <w:r>
               <w:rPr>
@@ -1584,7 +1477,7 @@
               <w14:ligatures w14:val="standardContextual"/>
             </w:rPr>
           </w:pPr>
-          <w:hyperlink w:anchor="_Toc229034287" w:history="1">
+          <w:hyperlink w:anchor="_Toc229338854" w:history="1">
             <w:r>
               <w:rPr>
                 <w:rStyle w:val="Hyperlink"/>
@@ -1627,7 +1520,7 @@
                 <w:noProof/>
                 <w:webHidden/>
               </w:rPr>
-              <w:instrText xml:space="preserve"> PAGEREF _Toc229034287 \h </w:instrText>
+              <w:instrText xml:space="preserve"> PAGEREF _Toc229338854 \h </w:instrText>
             </w:r>
             <w:r>
               <w:rPr>
@@ -1647,7 +1540,7 @@
                 <w:noProof/>
                 <w:webHidden/>
               </w:rPr>
-              <w:t>9</w:t>
+              <w:t>10</w:t>
             </w:r>
             <w:r>
               <w:rPr>
@@ -1672,7 +1565,7 @@
               <w14:ligatures w14:val="standardContextual"/>
             </w:rPr>
           </w:pPr>
-          <w:hyperlink w:anchor="_Toc229034288" w:history="1">
+          <w:hyperlink w:anchor="_Toc229338855" w:history="1">
             <w:r>
               <w:rPr>
                 <w:rStyle w:val="Hyperlink"/>
@@ -1715,7 +1608,7 @@
                 <w:noProof/>
                 <w:webHidden/>
               </w:rPr>
-              <w:instrText xml:space="preserve"> PAGEREF _Toc229034288 \h </w:instrText>
+              <w:instrText xml:space="preserve"> PAGEREF _Toc229338855 \h </w:instrText>
             </w:r>
             <w:r>
               <w:rPr>
@@ -1735,7 +1628,7 @@
                 <w:noProof/>
                 <w:webHidden/>
               </w:rPr>
-              <w:t>10</w:t>
+              <w:t>11</w:t>
             </w:r>
             <w:r>
               <w:rPr>
@@ -1760,7 +1653,7 @@
               <w14:ligatures w14:val="standardContextual"/>
             </w:rPr>
           </w:pPr>
-          <w:hyperlink w:anchor="_Toc229034289" w:history="1">
+          <w:hyperlink w:anchor="_Toc229338856" w:history="1">
             <w:r>
               <w:rPr>
                 <w:rStyle w:val="Hyperlink"/>
@@ -1803,7 +1696,7 @@
                 <w:noProof/>
                 <w:webHidden/>
               </w:rPr>
-              <w:instrText xml:space="preserve"> PAGEREF _Toc229034289 \h </w:instrText>
+              <w:instrText xml:space="preserve"> PAGEREF _Toc229338856 \h </w:instrText>
             </w:r>
             <w:r>
               <w:rPr>
@@ -1823,7 +1716,7 @@
                 <w:noProof/>
                 <w:webHidden/>
               </w:rPr>
-              <w:t>11</w:t>
+              <w:t>12</w:t>
             </w:r>
             <w:r>
               <w:rPr>
@@ -1848,7 +1741,7 @@
               <w14:ligatures w14:val="standardContextual"/>
             </w:rPr>
           </w:pPr>
-          <w:hyperlink w:anchor="_Toc229034290" w:history="1">
+          <w:hyperlink w:anchor="_Toc229338857" w:history="1">
             <w:r>
               <w:rPr>
                 <w:rStyle w:val="Hyperlink"/>
@@ -1891,7 +1784,7 @@
                 <w:noProof/>
                 <w:webHidden/>
               </w:rPr>
-              <w:instrText xml:space="preserve"> PAGEREF _Toc229034290 \h </w:instrText>
+              <w:instrText xml:space="preserve"> PAGEREF _Toc229338857 \h </w:instrText>
             </w:r>
             <w:r>
               <w:rPr>
@@ -1911,7 +1804,7 @@
                 <w:noProof/>
                 <w:webHidden/>
               </w:rPr>
-              <w:t>12</w:t>
+              <w:t>13</w:t>
             </w:r>
             <w:r>
               <w:rPr>
@@ -1936,7 +1829,7 @@
               <w14:ligatures w14:val="standardContextual"/>
             </w:rPr>
           </w:pPr>
-          <w:hyperlink w:anchor="_Toc229034291" w:history="1">
+          <w:hyperlink w:anchor="_Toc229338858" w:history="1">
             <w:r>
               <w:rPr>
                 <w:rStyle w:val="Hyperlink"/>
@@ -1979,7 +1872,7 @@
                 <w:noProof/>
                 <w:webHidden/>
               </w:rPr>
-              <w:instrText xml:space="preserve"> PAGEREF _Toc229034291 \h </w:instrText>
+              <w:instrText xml:space="preserve"> PAGEREF _Toc229338858 \h </w:instrText>
             </w:r>
             <w:r>
               <w:rPr>
@@ -1999,7 +1892,7 @@
                 <w:noProof/>
                 <w:webHidden/>
               </w:rPr>
-              <w:t>13</w:t>
+              <w:t>14</w:t>
             </w:r>
             <w:r>
               <w:rPr>
@@ -2024,7 +1917,7 @@
               <w14:ligatures w14:val="standardContextual"/>
             </w:rPr>
           </w:pPr>
-          <w:hyperlink w:anchor="_Toc229034292" w:history="1">
+          <w:hyperlink w:anchor="_Toc229338859" w:history="1">
             <w:r>
               <w:rPr>
                 <w:rStyle w:val="Hyperlink"/>
@@ -2067,7 +1960,7 @@
                 <w:noProof/>
                 <w:webHidden/>
               </w:rPr>
-              <w:instrText xml:space="preserve"> PAGEREF _Toc229034292 \h </w:instrText>
+              <w:instrText xml:space="preserve"> PAGEREF _Toc229338859 \h </w:instrText>
             </w:r>
             <w:r>
               <w:rPr>
@@ -2087,7 +1980,7 @@
                 <w:noProof/>
                 <w:webHidden/>
               </w:rPr>
-              <w:t>14</w:t>
+              <w:t>15</w:t>
             </w:r>
             <w:r>
               <w:rPr>
@@ -2112,7 +2005,7 @@
               <w14:ligatures w14:val="standardContextual"/>
             </w:rPr>
           </w:pPr>
-          <w:hyperlink w:anchor="_Toc229034293" w:history="1">
+          <w:hyperlink w:anchor="_Toc229338860" w:history="1">
             <w:r>
               <w:rPr>
                 <w:rStyle w:val="Hyperlink"/>
@@ -2155,7 +2048,7 @@
                 <w:noProof/>
                 <w:webHidden/>
               </w:rPr>
-              <w:instrText xml:space="preserve"> PAGEREF _Toc229034293 \h </w:instrText>
+              <w:instrText xml:space="preserve"> PAGEREF _Toc229338860 \h </w:instrText>
             </w:r>
             <w:r>
               <w:rPr>
@@ -2175,7 +2068,7 @@
                 <w:noProof/>
                 <w:webHidden/>
               </w:rPr>
-              <w:t>17</w:t>
+              <w:t>19</w:t>
             </w:r>
             <w:r>
               <w:rPr>
@@ -2200,7 +2093,7 @@
               <w14:ligatures w14:val="standardContextual"/>
             </w:rPr>
           </w:pPr>
-          <w:hyperlink w:anchor="_Toc229034294" w:history="1">
+          <w:hyperlink w:anchor="_Toc229338861" w:history="1">
             <w:r>
               <w:rPr>
                 <w:rStyle w:val="Hyperlink"/>
@@ -2243,7 +2136,7 @@
                 <w:noProof/>
                 <w:webHidden/>
               </w:rPr>
-              <w:instrText xml:space="preserve"> PAGEREF _Toc229034294 \h </w:instrText>
+              <w:instrText xml:space="preserve"> PAGEREF _Toc229338861 \h </w:instrText>
             </w:r>
             <w:r>
               <w:rPr>
@@ -2263,7 +2156,7 @@
                 <w:noProof/>
                 <w:webHidden/>
               </w:rPr>
-              <w:t>18</w:t>
+              <w:t>21</w:t>
             </w:r>
             <w:r>
               <w:rPr>
@@ -2288,7 +2181,7 @@
               <w14:ligatures w14:val="standardContextual"/>
             </w:rPr>
           </w:pPr>
-          <w:hyperlink w:anchor="_Toc229034295" w:history="1">
+          <w:hyperlink w:anchor="_Toc229338862" w:history="1">
             <w:r>
               <w:rPr>
                 <w:rStyle w:val="Hyperlink"/>
@@ -2331,7 +2224,7 @@
                 <w:noProof/>
                 <w:webHidden/>
               </w:rPr>
-              <w:instrText xml:space="preserve"> PAGEREF _Toc229034295 \h </w:instrText>
+              <w:instrText xml:space="preserve"> PAGEREF _Toc229338862 \h </w:instrText>
             </w:r>
             <w:r>
               <w:rPr>
@@ -2351,7 +2244,7 @@
                 <w:noProof/>
                 <w:webHidden/>
               </w:rPr>
-              <w:t>20</w:t>
+              <w:t>22</w:t>
             </w:r>
             <w:r>
               <w:rPr>
@@ -2376,7 +2269,7 @@
               <w14:ligatures w14:val="standardContextual"/>
             </w:rPr>
           </w:pPr>
-          <w:hyperlink w:anchor="_Toc229034296" w:history="1">
+          <w:hyperlink w:anchor="_Toc229338863" w:history="1">
             <w:r>
               <w:rPr>
                 <w:rStyle w:val="Hyperlink"/>
@@ -2419,7 +2312,7 @@
                 <w:noProof/>
                 <w:webHidden/>
               </w:rPr>
-              <w:instrText xml:space="preserve"> PAGEREF _Toc229034296 \h </w:instrText>
+              <w:instrText xml:space="preserve"> PAGEREF _Toc229338863 \h </w:instrText>
             </w:r>
             <w:r>
               <w:rPr>
@@ -2439,7 +2332,7 @@
                 <w:noProof/>
                 <w:webHidden/>
               </w:rPr>
-              <w:t>21</w:t>
+              <w:t>23</w:t>
             </w:r>
             <w:r>
               <w:rPr>
@@ -2464,7 +2357,7 @@
               <w14:ligatures w14:val="standardContextual"/>
             </w:rPr>
           </w:pPr>
-          <w:hyperlink w:anchor="_Toc229034297" w:history="1">
+          <w:hyperlink w:anchor="_Toc229338864" w:history="1">
             <w:r>
               <w:rPr>
                 <w:rStyle w:val="Hyperlink"/>
@@ -2507,7 +2400,7 @@
                 <w:noProof/>
                 <w:webHidden/>
               </w:rPr>
-              <w:instrText xml:space="preserve"> PAGEREF _Toc229034297 \h </w:instrText>
+              <w:instrText xml:space="preserve"> PAGEREF _Toc229338864 \h </w:instrText>
             </w:r>
             <w:r>
               <w:rPr>
@@ -2527,7 +2420,7 @@
                 <w:noProof/>
                 <w:webHidden/>
               </w:rPr>
-              <w:t>21</w:t>
+              <w:t>23</w:t>
             </w:r>
             <w:r>
               <w:rPr>
@@ -2552,7 +2445,7 @@
               <w14:ligatures w14:val="standardContextual"/>
             </w:rPr>
           </w:pPr>
-          <w:hyperlink w:anchor="_Toc229034298" w:history="1">
+          <w:hyperlink w:anchor="_Toc229338865" w:history="1">
             <w:r>
               <w:rPr>
                 <w:rStyle w:val="Hyperlink"/>
@@ -2595,7 +2488,7 @@
                 <w:noProof/>
                 <w:webHidden/>
               </w:rPr>
-              <w:instrText xml:space="preserve"> PAGEREF _Toc229034298 \h </w:instrText>
+              <w:instrText xml:space="preserve"> PAGEREF _Toc229338865 \h </w:instrText>
             </w:r>
             <w:r>
               <w:rPr>
@@ -2615,7 +2508,7 @@
                 <w:noProof/>
                 <w:webHidden/>
               </w:rPr>
-              <w:t>22</w:t>
+              <w:t>24</w:t>
             </w:r>
             <w:r>
               <w:rPr>
@@ -2639,7 +2532,7 @@
               <w14:ligatures w14:val="standardContextual"/>
             </w:rPr>
           </w:pPr>
-          <w:hyperlink w:anchor="_Toc229034299" w:history="1">
+          <w:hyperlink w:anchor="_Toc229338866" w:history="1">
             <w:r>
               <w:rPr>
                 <w:rStyle w:val="Hyperlink"/>
@@ -2666,7 +2559,7 @@
                 <w:noProof/>
                 <w:webHidden/>
               </w:rPr>
-              <w:instrText xml:space="preserve"> PAGEREF _Toc229034299 \h </w:instrText>
+              <w:instrText xml:space="preserve"> PAGEREF _Toc229338866 \h </w:instrText>
             </w:r>
             <w:r>
               <w:rPr>
@@ -2686,7 +2579,7 @@
                 <w:noProof/>
                 <w:webHidden/>
               </w:rPr>
-              <w:t>23</w:t>
+              <w:t>25</w:t>
             </w:r>
             <w:r>
               <w:rPr>
@@ -2717,7 +2610,7 @@
           <w:numId w:val="0"/>
         </w:numPr>
       </w:pPr>
-      <w:bookmarkStart w:id="1" w:name="_Toc229034276"/>
+      <w:bookmarkStart w:id="1" w:name="_Toc229338843"/>
       <w:r>
         <w:t>Table of Figures:</w:t>
       </w:r>
@@ -2748,7 +2641,7 @@
       <w:r>
         <w:fldChar w:fldCharType="separate"/>
       </w:r>
-      <w:hyperlink w:anchor="_Toc229028455" w:history="1">
+      <w:hyperlink w:anchor="_Toc229338867" w:history="1">
         <w:r>
           <w:rPr>
             <w:rStyle w:val="Hyperlink"/>
@@ -2775,7 +2668,7 @@
             <w:noProof/>
             <w:webHidden/>
           </w:rPr>
-          <w:instrText xml:space="preserve"> PAGEREF _Toc229028455 \h </w:instrText>
+          <w:instrText xml:space="preserve"> PAGEREF _Toc229338867 \h </w:instrText>
         </w:r>
         <w:r>
           <w:rPr>
@@ -2795,7 +2688,7 @@
             <w:noProof/>
             <w:webHidden/>
           </w:rPr>
-          <w:t>7</w:t>
+          <w:t>8</w:t>
         </w:r>
         <w:r>
           <w:rPr>
@@ -2822,7 +2715,7 @@
           <w14:ligatures w14:val="standardContextual"/>
         </w:rPr>
       </w:pPr>
-      <w:hyperlink w:anchor="_Toc229028456" w:history="1">
+      <w:hyperlink w:anchor="_Toc229338868" w:history="1">
         <w:r>
           <w:rPr>
             <w:rStyle w:val="Hyperlink"/>
@@ -2849,7 +2742,7 @@
             <w:noProof/>
             <w:webHidden/>
           </w:rPr>
-          <w:instrText xml:space="preserve"> PAGEREF _Toc229028456 \h </w:instrText>
+          <w:instrText xml:space="preserve"> PAGEREF _Toc229338868 \h </w:instrText>
         </w:r>
         <w:r>
           <w:rPr>
@@ -2869,7 +2762,7 @@
             <w:noProof/>
             <w:webHidden/>
           </w:rPr>
-          <w:t>9</w:t>
+          <w:t>10</w:t>
         </w:r>
         <w:r>
           <w:rPr>
@@ -2896,7 +2789,7 @@
           <w14:ligatures w14:val="standardContextual"/>
         </w:rPr>
       </w:pPr>
-      <w:hyperlink w:anchor="_Toc229028457" w:history="1">
+      <w:hyperlink w:anchor="_Toc229338869" w:history="1">
         <w:r>
           <w:rPr>
             <w:rStyle w:val="Hyperlink"/>
@@ -2923,7 +2816,7 @@
             <w:noProof/>
             <w:webHidden/>
           </w:rPr>
-          <w:instrText xml:space="preserve"> PAGEREF _Toc229028457 \h </w:instrText>
+          <w:instrText xml:space="preserve"> PAGEREF _Toc229338869 \h </w:instrText>
         </w:r>
         <w:r>
           <w:rPr>
@@ -2943,7 +2836,7 @@
             <w:noProof/>
             <w:webHidden/>
           </w:rPr>
-          <w:t>11</w:t>
+          <w:t>12</w:t>
         </w:r>
         <w:r>
           <w:rPr>
@@ -2970,29 +2863,13 @@
           <w14:ligatures w14:val="standardContextual"/>
         </w:rPr>
       </w:pPr>
-      <w:hyperlink w:anchor="_Toc229028458" w:history="1">
+      <w:hyperlink w:anchor="_Toc229338870" w:history="1">
         <w:r>
           <w:rPr>
             <w:rStyle w:val="Hyperlink"/>
             <w:noProof/>
           </w:rPr>
-          <w:t xml:space="preserve">Figure 4-Screenshot of </w:t>
-        </w:r>
-        <w:r>
-          <w:rPr>
-            <w:rFonts w:ascii="Courier New" w:hAnsi="Courier New" w:cs="Courier New"/>
-            <w:sz w:val="24"/>
-            <w:szCs w:val="24"/>
-            <w:shd w:val="clear" w:color="auto" w:fill="F1F5F9"/>
-          </w:rPr>
-          <w:t>cargo test --workspace --release</w:t>
-        </w:r>
-        <w:r>
-          <w:rPr>
-            <w:rStyle w:val="Hyperlink"/>
-            <w:noProof/>
-          </w:rPr>
-          <w:t xml:space="preserve"> showing all 31 tests passing left side windows and right is WSL Ubuntu.</w:t>
+          <w:t>Figure 4-Screenshot of cargo test --workspace --release showing all 31 tests passing left side windows and right is WSL Ubuntu.</w:t>
         </w:r>
         <w:r>
           <w:rPr>
@@ -3013,7 +2890,7 @@
             <w:noProof/>
             <w:webHidden/>
           </w:rPr>
-          <w:instrText xml:space="preserve"> PAGEREF _Toc229028458 \h </w:instrText>
+          <w:instrText xml:space="preserve"> PAGEREF _Toc229338870 \h </w:instrText>
         </w:r>
         <w:r>
           <w:rPr>
@@ -3033,7 +2910,7 @@
             <w:noProof/>
             <w:webHidden/>
           </w:rPr>
-          <w:t>13</w:t>
+          <w:t>14</w:t>
         </w:r>
         <w:r>
           <w:rPr>
@@ -3060,7 +2937,7 @@
           <w14:ligatures w14:val="standardContextual"/>
         </w:rPr>
       </w:pPr>
-      <w:hyperlink w:anchor="_Toc229028459" w:history="1">
+      <w:hyperlink w:anchor="_Toc229338871" w:history="1">
         <w:r>
           <w:rPr>
             <w:rStyle w:val="Hyperlink"/>
@@ -3087,351 +2964,7 @@
             <w:noProof/>
             <w:webHidden/>
           </w:rPr>
-          <w:instrText xml:space="preserve"> PAGEREF _Toc229028459 \h </w:instrText>
-        </w:r>
-        <w:r>
-          <w:rPr>
-            <w:noProof/>
-            <w:webHidden/>
-          </w:rPr>
-        </w:r>
-        <w:r>
-          <w:rPr>
-            <w:noProof/>
-            <w:webHidden/>
-          </w:rPr>
-          <w:fldChar w:fldCharType="separate"/>
-        </w:r>
-        <w:r>
-          <w:rPr>
-            <w:noProof/>
-            <w:webHidden/>
-          </w:rPr>
-          <w:t>15</w:t>
-        </w:r>
-        <w:r>
-          <w:rPr>
-            <w:noProof/>
-            <w:webHidden/>
-          </w:rPr>
-          <w:fldChar w:fldCharType="end"/>
-        </w:r>
-      </w:hyperlink>
-    </w:p>
-    <w:p>
-      <w:pPr>
-        <w:pStyle w:val="TableofFigures"/>
-        <w:tabs>
-          <w:tab w:val="right" w:leader="dot" w:pos="10456"/>
-        </w:tabs>
-        <w:rPr>
-          <w:rFonts w:eastAsiaTheme="minorEastAsia" w:cstheme="minorBidi"/>
-          <w:smallCaps w:val="0"/>
-          <w:noProof/>
-          <w:kern w:val="2"/>
-          <w:sz w:val="24"/>
-          <w:szCs w:val="24"/>
-          <w14:ligatures w14:val="standardContextual"/>
-        </w:rPr>
-      </w:pPr>
-      <w:hyperlink w:anchor="_Toc229028460" w:history="1">
-        <w:r>
-          <w:rPr>
-            <w:rStyle w:val="Hyperlink"/>
-            <w:noProof/>
-          </w:rPr>
-          <w:t>Figure 6-Screenshot of the pipeline shutdown banner showing real Drift Human p50/p90/p99/p99.9 numbers on Windows and This connects to the real Wikimedia SSE endpoint .</w:t>
-        </w:r>
-        <w:r>
-          <w:rPr>
-            <w:noProof/>
-            <w:webHidden/>
-          </w:rPr>
-          <w:tab/>
-        </w:r>
-        <w:r>
-          <w:rPr>
-            <w:noProof/>
-            <w:webHidden/>
-          </w:rPr>
-          <w:fldChar w:fldCharType="begin"/>
-        </w:r>
-        <w:r>
-          <w:rPr>
-            <w:noProof/>
-            <w:webHidden/>
-          </w:rPr>
-          <w:instrText xml:space="preserve"> PAGEREF _Toc229028460 \h </w:instrText>
-        </w:r>
-        <w:r>
-          <w:rPr>
-            <w:noProof/>
-            <w:webHidden/>
-          </w:rPr>
-        </w:r>
-        <w:r>
-          <w:rPr>
-            <w:noProof/>
-            <w:webHidden/>
-          </w:rPr>
-          <w:fldChar w:fldCharType="separate"/>
-        </w:r>
-        <w:r>
-          <w:rPr>
-            <w:noProof/>
-            <w:webHidden/>
-          </w:rPr>
-          <w:t>15</w:t>
-        </w:r>
-        <w:r>
-          <w:rPr>
-            <w:noProof/>
-            <w:webHidden/>
-          </w:rPr>
-          <w:fldChar w:fldCharType="end"/>
-        </w:r>
-      </w:hyperlink>
-    </w:p>
-    <w:p>
-      <w:pPr>
-        <w:pStyle w:val="TableofFigures"/>
-        <w:tabs>
-          <w:tab w:val="right" w:leader="dot" w:pos="10456"/>
-        </w:tabs>
-        <w:rPr>
-          <w:rFonts w:eastAsiaTheme="minorEastAsia" w:cstheme="minorBidi"/>
-          <w:smallCaps w:val="0"/>
-          <w:noProof/>
-          <w:kern w:val="2"/>
-          <w:sz w:val="24"/>
-          <w:szCs w:val="24"/>
-          <w14:ligatures w14:val="standardContextual"/>
-        </w:rPr>
-      </w:pPr>
-      <w:hyperlink w:anchor="_Toc229028461" w:history="1">
-        <w:r>
-          <w:rPr>
-            <w:rStyle w:val="Hyperlink"/>
-            <w:noProof/>
-          </w:rPr>
-          <w:t xml:space="preserve">Figure 7-Tail-latency CDF plot generated by </w:t>
-        </w:r>
-        <w:r>
-          <w:rPr>
-            <w:rFonts w:ascii="Courier New" w:hAnsi="Courier New" w:cs="Courier New"/>
-            <w:sz w:val="24"/>
-            <w:szCs w:val="24"/>
-            <w:shd w:val="clear" w:color="auto" w:fill="F1F5F9"/>
-          </w:rPr>
-          <w:t>python scripts/plot_latency.py</w:t>
-        </w:r>
-        <w:r>
-          <w:rPr>
-            <w:rStyle w:val="Hyperlink"/>
-            <w:noProof/>
-          </w:rPr>
-          <w:t>.</w:t>
-        </w:r>
-        <w:r>
-          <w:rPr>
-            <w:noProof/>
-            <w:webHidden/>
-          </w:rPr>
-          <w:tab/>
-        </w:r>
-        <w:r>
-          <w:rPr>
-            <w:noProof/>
-            <w:webHidden/>
-          </w:rPr>
-          <w:fldChar w:fldCharType="begin"/>
-        </w:r>
-        <w:r>
-          <w:rPr>
-            <w:noProof/>
-            <w:webHidden/>
-          </w:rPr>
-          <w:instrText xml:space="preserve"> PAGEREF _Toc229028461 \h </w:instrText>
-        </w:r>
-        <w:r>
-          <w:rPr>
-            <w:noProof/>
-            <w:webHidden/>
-          </w:rPr>
-        </w:r>
-        <w:r>
-          <w:rPr>
-            <w:noProof/>
-            <w:webHidden/>
-          </w:rPr>
-          <w:fldChar w:fldCharType="separate"/>
-        </w:r>
-        <w:r>
-          <w:rPr>
-            <w:noProof/>
-            <w:webHidden/>
-          </w:rPr>
-          <w:t>16</w:t>
-        </w:r>
-        <w:r>
-          <w:rPr>
-            <w:noProof/>
-            <w:webHidden/>
-          </w:rPr>
-          <w:fldChar w:fldCharType="end"/>
-        </w:r>
-      </w:hyperlink>
-    </w:p>
-    <w:p>
-      <w:pPr>
-        <w:pStyle w:val="TableofFigures"/>
-        <w:tabs>
-          <w:tab w:val="right" w:leader="dot" w:pos="10456"/>
-        </w:tabs>
-        <w:rPr>
-          <w:rFonts w:eastAsiaTheme="minorEastAsia" w:cstheme="minorBidi"/>
-          <w:smallCaps w:val="0"/>
-          <w:noProof/>
-          <w:kern w:val="2"/>
-          <w:sz w:val="24"/>
-          <w:szCs w:val="24"/>
-          <w14:ligatures w14:val="standardContextual"/>
-        </w:rPr>
-      </w:pPr>
-      <w:hyperlink w:anchor="_Toc229028462" w:history="1">
-        <w:r>
-          <w:rPr>
-            <w:rStyle w:val="Hyperlink"/>
-            <w:noProof/>
-          </w:rPr>
-          <w:t xml:space="preserve">Figure 8-Tail-latency bar plot generated by </w:t>
-        </w:r>
-        <w:r>
-          <w:rPr>
-            <w:rFonts w:ascii="Courier New" w:hAnsi="Courier New" w:cs="Courier New"/>
-            <w:sz w:val="24"/>
-            <w:szCs w:val="24"/>
-            <w:shd w:val="clear" w:color="auto" w:fill="F1F5F9"/>
-          </w:rPr>
-          <w:t>python scripts/plot_latency.py</w:t>
-        </w:r>
-        <w:r>
-          <w:rPr>
-            <w:rStyle w:val="Hyperlink"/>
-            <w:noProof/>
-          </w:rPr>
-          <w:t>.</w:t>
-        </w:r>
-        <w:r>
-          <w:rPr>
-            <w:noProof/>
-            <w:webHidden/>
-          </w:rPr>
-          <w:tab/>
-        </w:r>
-        <w:r>
-          <w:rPr>
-            <w:noProof/>
-            <w:webHidden/>
-          </w:rPr>
-          <w:fldChar w:fldCharType="begin"/>
-        </w:r>
-        <w:r>
-          <w:rPr>
-            <w:noProof/>
-            <w:webHidden/>
-          </w:rPr>
-          <w:instrText xml:space="preserve"> PAGEREF _Toc229028462 \h </w:instrText>
-        </w:r>
-        <w:r>
-          <w:rPr>
-            <w:noProof/>
-            <w:webHidden/>
-          </w:rPr>
-        </w:r>
-        <w:r>
-          <w:rPr>
-            <w:noProof/>
-            <w:webHidden/>
-          </w:rPr>
-          <w:fldChar w:fldCharType="separate"/>
-        </w:r>
-        <w:r>
-          <w:rPr>
-            <w:noProof/>
-            <w:webHidden/>
-          </w:rPr>
-          <w:t>16</w:t>
-        </w:r>
-        <w:r>
-          <w:rPr>
-            <w:noProof/>
-            <w:webHidden/>
-          </w:rPr>
-          <w:fldChar w:fldCharType="end"/>
-        </w:r>
-      </w:hyperlink>
-    </w:p>
-    <w:p>
-      <w:pPr>
-        <w:pStyle w:val="TableofFigures"/>
-        <w:tabs>
-          <w:tab w:val="right" w:leader="dot" w:pos="10456"/>
-        </w:tabs>
-        <w:rPr>
-          <w:rFonts w:eastAsiaTheme="minorEastAsia" w:cstheme="minorBidi"/>
-          <w:smallCaps w:val="0"/>
-          <w:noProof/>
-          <w:kern w:val="2"/>
-          <w:sz w:val="24"/>
-          <w:szCs w:val="24"/>
-          <w14:ligatures w14:val="standardContextual"/>
-        </w:rPr>
-      </w:pPr>
-      <w:hyperlink w:anchor="_Toc229028463" w:history="1">
-        <w:r>
-          <w:rPr>
-            <w:rStyle w:val="Hyperlink"/>
-            <w:noProof/>
-          </w:rPr>
-          <w:t>Figure 9-</w:t>
-        </w:r>
-        <w:r>
-          <w:rPr>
-            <w:rFonts w:ascii="Courier New" w:hAnsi="Courier New" w:cs="Courier New"/>
-            <w:sz w:val="24"/>
-            <w:szCs w:val="24"/>
-            <w:shd w:val="clear" w:color="auto" w:fill="F1F5F9"/>
-          </w:rPr>
-          <w:t>Criterion</w:t>
-        </w:r>
-        <w:r>
-          <w:rPr>
-            <w:rStyle w:val="Hyperlink"/>
-            <w:noProof/>
-          </w:rPr>
-          <w:t xml:space="preserve"> HTML report screenshot.</w:t>
-        </w:r>
-        <w:r>
-          <w:rPr>
-            <w:noProof/>
-            <w:webHidden/>
-          </w:rPr>
-          <w:tab/>
-        </w:r>
-        <w:r>
-          <w:rPr>
-            <w:noProof/>
-            <w:webHidden/>
-          </w:rPr>
-          <w:fldChar w:fldCharType="begin"/>
-        </w:r>
-        <w:r>
-          <w:rPr>
-            <w:noProof/>
-            <w:webHidden/>
-          </w:rPr>
-          <w:instrText xml:space="preserve"> PAGEREF _Toc229028463 \h </w:instrText>
+          <w:instrText xml:space="preserve"> PAGEREF _Toc229338871 \h </w:instrText>
         </w:r>
         <w:r>
           <w:rPr>
@@ -3478,29 +3011,13 @@
           <w14:ligatures w14:val="standardContextual"/>
         </w:rPr>
       </w:pPr>
-      <w:hyperlink w:anchor="_Toc229028464" w:history="1">
+      <w:hyperlink w:anchor="_Toc229338872" w:history="1">
         <w:r>
           <w:rPr>
             <w:rStyle w:val="Hyperlink"/>
             <w:noProof/>
           </w:rPr>
-          <w:t xml:space="preserve">Figure 10-Sync-shootout throughput plot generated by </w:t>
-        </w:r>
-        <w:r>
-          <w:rPr>
-            <w:rFonts w:ascii="Courier New" w:hAnsi="Courier New" w:cs="Courier New"/>
-            <w:sz w:val="24"/>
-            <w:szCs w:val="24"/>
-            <w:shd w:val="clear" w:color="auto" w:fill="F1F5F9"/>
-          </w:rPr>
-          <w:t>python scripts/plot_shootout.py</w:t>
-        </w:r>
-        <w:r>
-          <w:rPr>
-            <w:rStyle w:val="Hyperlink"/>
-            <w:noProof/>
-          </w:rPr>
-          <w:t>.</w:t>
+          <w:t>Figure 6-Screenshot of the pipeline shutdown banner showing real Drift Human p50/p90/p99/p99.9 numbers on Windows and This connects to the real Wikimedia SSE endpoint .</w:t>
         </w:r>
         <w:r>
           <w:rPr>
@@ -3521,7 +3038,7 @@
             <w:noProof/>
             <w:webHidden/>
           </w:rPr>
-          <w:instrText xml:space="preserve"> PAGEREF _Toc229028464 \h </w:instrText>
+          <w:instrText xml:space="preserve"> PAGEREF _Toc229338872 \h </w:instrText>
         </w:r>
         <w:r>
           <w:rPr>
@@ -3568,13 +3085,13 @@
           <w14:ligatures w14:val="standardContextual"/>
         </w:rPr>
       </w:pPr>
-      <w:hyperlink w:anchor="_Toc229028465" w:history="1">
+      <w:hyperlink w:anchor="_Toc229338873" w:history="1">
         <w:r>
           <w:rPr>
             <w:rStyle w:val="Hyperlink"/>
             <w:noProof/>
           </w:rPr>
-          <w:t>Figure 11-dhat web-viewer screenshot showing zero-copy vs. owned-baseline heap totals side by side(zero_copy).</w:t>
+          <w:t>Figure 7-Tail-latency CDF plot generated by python scripts/plot_latency.py.</w:t>
         </w:r>
         <w:r>
           <w:rPr>
@@ -3595,7 +3112,155 @@
             <w:noProof/>
             <w:webHidden/>
           </w:rPr>
-          <w:instrText xml:space="preserve"> PAGEREF _Toc229028465 \h </w:instrText>
+          <w:instrText xml:space="preserve"> PAGEREF _Toc229338873 \h </w:instrText>
+        </w:r>
+        <w:r>
+          <w:rPr>
+            <w:noProof/>
+            <w:webHidden/>
+          </w:rPr>
+        </w:r>
+        <w:r>
+          <w:rPr>
+            <w:noProof/>
+            <w:webHidden/>
+          </w:rPr>
+          <w:fldChar w:fldCharType="separate"/>
+        </w:r>
+        <w:r>
+          <w:rPr>
+            <w:noProof/>
+            <w:webHidden/>
+          </w:rPr>
+          <w:t>18</w:t>
+        </w:r>
+        <w:r>
+          <w:rPr>
+            <w:noProof/>
+            <w:webHidden/>
+          </w:rPr>
+          <w:fldChar w:fldCharType="end"/>
+        </w:r>
+      </w:hyperlink>
+    </w:p>
+    <w:p>
+      <w:pPr>
+        <w:pStyle w:val="TableofFigures"/>
+        <w:tabs>
+          <w:tab w:val="right" w:leader="dot" w:pos="10456"/>
+        </w:tabs>
+        <w:rPr>
+          <w:rFonts w:eastAsiaTheme="minorEastAsia" w:cstheme="minorBidi"/>
+          <w:smallCaps w:val="0"/>
+          <w:noProof/>
+          <w:kern w:val="2"/>
+          <w:sz w:val="24"/>
+          <w:szCs w:val="24"/>
+          <w14:ligatures w14:val="standardContextual"/>
+        </w:rPr>
+      </w:pPr>
+      <w:hyperlink w:anchor="_Toc229338874" w:history="1">
+        <w:r>
+          <w:rPr>
+            <w:rStyle w:val="Hyperlink"/>
+            <w:noProof/>
+          </w:rPr>
+          <w:t>Figure 8-Tail-latency bar plot generated by python scripts/plot_latency.py.</w:t>
+        </w:r>
+        <w:r>
+          <w:rPr>
+            <w:noProof/>
+            <w:webHidden/>
+          </w:rPr>
+          <w:tab/>
+        </w:r>
+        <w:r>
+          <w:rPr>
+            <w:noProof/>
+            <w:webHidden/>
+          </w:rPr>
+          <w:fldChar w:fldCharType="begin"/>
+        </w:r>
+        <w:r>
+          <w:rPr>
+            <w:noProof/>
+            <w:webHidden/>
+          </w:rPr>
+          <w:instrText xml:space="preserve"> PAGEREF _Toc229338874 \h </w:instrText>
+        </w:r>
+        <w:r>
+          <w:rPr>
+            <w:noProof/>
+            <w:webHidden/>
+          </w:rPr>
+        </w:r>
+        <w:r>
+          <w:rPr>
+            <w:noProof/>
+            <w:webHidden/>
+          </w:rPr>
+          <w:fldChar w:fldCharType="separate"/>
+        </w:r>
+        <w:r>
+          <w:rPr>
+            <w:noProof/>
+            <w:webHidden/>
+          </w:rPr>
+          <w:t>18</w:t>
+        </w:r>
+        <w:r>
+          <w:rPr>
+            <w:noProof/>
+            <w:webHidden/>
+          </w:rPr>
+          <w:fldChar w:fldCharType="end"/>
+        </w:r>
+      </w:hyperlink>
+    </w:p>
+    <w:p>
+      <w:pPr>
+        <w:pStyle w:val="TableofFigures"/>
+        <w:tabs>
+          <w:tab w:val="right" w:leader="dot" w:pos="10456"/>
+        </w:tabs>
+        <w:rPr>
+          <w:rFonts w:eastAsiaTheme="minorEastAsia" w:cstheme="minorBidi"/>
+          <w:smallCaps w:val="0"/>
+          <w:noProof/>
+          <w:kern w:val="2"/>
+          <w:sz w:val="24"/>
+          <w:szCs w:val="24"/>
+          <w14:ligatures w14:val="standardContextual"/>
+        </w:rPr>
+      </w:pPr>
+      <w:hyperlink w:anchor="_Toc229338875" w:history="1">
+        <w:r>
+          <w:rPr>
+            <w:rStyle w:val="Hyperlink"/>
+            <w:noProof/>
+          </w:rPr>
+          <w:t>Figure 9-Criterion HTML report screenshot.</w:t>
+        </w:r>
+        <w:r>
+          <w:rPr>
+            <w:noProof/>
+            <w:webHidden/>
+          </w:rPr>
+          <w:tab/>
+        </w:r>
+        <w:r>
+          <w:rPr>
+            <w:noProof/>
+            <w:webHidden/>
+          </w:rPr>
+          <w:fldChar w:fldCharType="begin"/>
+        </w:r>
+        <w:r>
+          <w:rPr>
+            <w:noProof/>
+            <w:webHidden/>
+          </w:rPr>
+          <w:instrText xml:space="preserve"> PAGEREF _Toc229338875 \h </w:instrText>
         </w:r>
         <w:r>
           <w:rPr>
@@ -3642,13 +3307,13 @@
           <w14:ligatures w14:val="standardContextual"/>
         </w:rPr>
       </w:pPr>
-      <w:hyperlink w:anchor="_Toc229028466" w:history="1">
+      <w:hyperlink w:anchor="_Toc229338876" w:history="1">
         <w:r>
           <w:rPr>
             <w:rStyle w:val="Hyperlink"/>
             <w:noProof/>
           </w:rPr>
-          <w:t>Figure 12-dhat web-viewer screenshot showing zero-copy vs. owned-baseline heap totals side by side(owned_baseline).</w:t>
+          <w:t>Figure 10-Sync-shootout throughput plot generated by python scripts/plot_shootout.py.</w:t>
         </w:r>
         <w:r>
           <w:rPr>
@@ -3669,7 +3334,7 @@
             <w:noProof/>
             <w:webHidden/>
           </w:rPr>
-          <w:instrText xml:space="preserve"> PAGEREF _Toc229028466 \h </w:instrText>
+          <w:instrText xml:space="preserve"> PAGEREF _Toc229338876 \h </w:instrText>
         </w:r>
         <w:r>
           <w:rPr>
@@ -3716,13 +3381,13 @@
           <w14:ligatures w14:val="standardContextual"/>
         </w:rPr>
       </w:pPr>
-      <w:hyperlink w:anchor="_Toc229028467" w:history="1">
+      <w:hyperlink w:anchor="_Toc229338877" w:history="1">
         <w:r>
           <w:rPr>
             <w:rStyle w:val="Hyperlink"/>
             <w:noProof/>
           </w:rPr>
-          <w:t>Figure 13-] Demo-run terminal screenshot showing Degraded Mode ON — dropping Bot events followed later by Degraded Mode OFF — jitter recovered.</w:t>
+          <w:t>Figure 11-dhat web-viewer screenshot showing zero-copy vs. owned-baseline heap totals side by side(zero_copy).</w:t>
         </w:r>
         <w:r>
           <w:rPr>
@@ -3743,7 +3408,7 @@
             <w:noProof/>
             <w:webHidden/>
           </w:rPr>
-          <w:instrText xml:space="preserve"> PAGEREF _Toc229028467 \h </w:instrText>
+          <w:instrText xml:space="preserve"> PAGEREF _Toc229338877 \h </w:instrText>
         </w:r>
         <w:r>
           <w:rPr>
@@ -3763,7 +3428,7 @@
             <w:noProof/>
             <w:webHidden/>
           </w:rPr>
-          <w:t>20</w:t>
+          <w:t>21</w:t>
         </w:r>
         <w:r>
           <w:rPr>
@@ -3776,6 +3441,154 @@
     </w:p>
     <w:p>
       <w:pPr>
+        <w:pStyle w:val="TableofFigures"/>
+        <w:tabs>
+          <w:tab w:val="right" w:leader="dot" w:pos="10456"/>
+        </w:tabs>
+        <w:rPr>
+          <w:rFonts w:eastAsiaTheme="minorEastAsia" w:cstheme="minorBidi"/>
+          <w:smallCaps w:val="0"/>
+          <w:noProof/>
+          <w:kern w:val="2"/>
+          <w:sz w:val="24"/>
+          <w:szCs w:val="24"/>
+          <w14:ligatures w14:val="standardContextual"/>
+        </w:rPr>
+      </w:pPr>
+      <w:hyperlink w:anchor="_Toc229338878" w:history="1">
+        <w:r>
+          <w:rPr>
+            <w:rStyle w:val="Hyperlink"/>
+            <w:noProof/>
+          </w:rPr>
+          <w:t>Figure 12-dhat web-viewer screenshot showing zero-copy vs. owned-baseline heap totals side by side(owned_baseline).</w:t>
+        </w:r>
+        <w:r>
+          <w:rPr>
+            <w:noProof/>
+            <w:webHidden/>
+          </w:rPr>
+          <w:tab/>
+        </w:r>
+        <w:r>
+          <w:rPr>
+            <w:noProof/>
+            <w:webHidden/>
+          </w:rPr>
+          <w:fldChar w:fldCharType="begin"/>
+        </w:r>
+        <w:r>
+          <w:rPr>
+            <w:noProof/>
+            <w:webHidden/>
+          </w:rPr>
+          <w:instrText xml:space="preserve"> PAGEREF _Toc229338878 \h </w:instrText>
+        </w:r>
+        <w:r>
+          <w:rPr>
+            <w:noProof/>
+            <w:webHidden/>
+          </w:rPr>
+        </w:r>
+        <w:r>
+          <w:rPr>
+            <w:noProof/>
+            <w:webHidden/>
+          </w:rPr>
+          <w:fldChar w:fldCharType="separate"/>
+        </w:r>
+        <w:r>
+          <w:rPr>
+            <w:noProof/>
+            <w:webHidden/>
+          </w:rPr>
+          <w:t>21</w:t>
+        </w:r>
+        <w:r>
+          <w:rPr>
+            <w:noProof/>
+            <w:webHidden/>
+          </w:rPr>
+          <w:fldChar w:fldCharType="end"/>
+        </w:r>
+      </w:hyperlink>
+    </w:p>
+    <w:p>
+      <w:pPr>
+        <w:pStyle w:val="TableofFigures"/>
+        <w:tabs>
+          <w:tab w:val="right" w:leader="dot" w:pos="10456"/>
+        </w:tabs>
+        <w:rPr>
+          <w:rFonts w:eastAsiaTheme="minorEastAsia" w:cstheme="minorBidi"/>
+          <w:smallCaps w:val="0"/>
+          <w:noProof/>
+          <w:kern w:val="2"/>
+          <w:sz w:val="24"/>
+          <w:szCs w:val="24"/>
+          <w14:ligatures w14:val="standardContextual"/>
+        </w:rPr>
+      </w:pPr>
+      <w:hyperlink w:anchor="_Toc229338879" w:history="1">
+        <w:r>
+          <w:rPr>
+            <w:rStyle w:val="Hyperlink"/>
+            <w:noProof/>
+          </w:rPr>
+          <w:t>Figure 13- Demo-run terminal screenshot showing Degraded Mode ON — dropping Bot events followed later by Degraded Mode OFF — jitter recovered.</w:t>
+        </w:r>
+        <w:r>
+          <w:rPr>
+            <w:noProof/>
+            <w:webHidden/>
+          </w:rPr>
+          <w:tab/>
+        </w:r>
+        <w:r>
+          <w:rPr>
+            <w:noProof/>
+            <w:webHidden/>
+          </w:rPr>
+          <w:fldChar w:fldCharType="begin"/>
+        </w:r>
+        <w:r>
+          <w:rPr>
+            <w:noProof/>
+            <w:webHidden/>
+          </w:rPr>
+          <w:instrText xml:space="preserve"> PAGEREF _Toc229338879 \h </w:instrText>
+        </w:r>
+        <w:r>
+          <w:rPr>
+            <w:noProof/>
+            <w:webHidden/>
+          </w:rPr>
+        </w:r>
+        <w:r>
+          <w:rPr>
+            <w:noProof/>
+            <w:webHidden/>
+          </w:rPr>
+          <w:fldChar w:fldCharType="separate"/>
+        </w:r>
+        <w:r>
+          <w:rPr>
+            <w:noProof/>
+            <w:webHidden/>
+          </w:rPr>
+          <w:t>22</w:t>
+        </w:r>
+        <w:r>
+          <w:rPr>
+            <w:noProof/>
+            <w:webHidden/>
+          </w:rPr>
+          <w:fldChar w:fldCharType="end"/>
+        </w:r>
+      </w:hyperlink>
+    </w:p>
+    <w:p>
+      <w:pPr>
         <w:spacing w:after="120"/>
         <w:jc w:val="both"/>
       </w:pPr>
@@ -3794,7 +3607,7 @@
       <w:r>
         <w:br w:type="page"/>
       </w:r>
-      <w:bookmarkStart w:id="2" w:name="_Toc229034277"/>
+      <w:bookmarkStart w:id="2" w:name="_Toc229338844"/>
       <w:r>
         <w:lastRenderedPageBreak/>
         <w:t>Introduction</w:t>
@@ -3803,32 +3616,17 @@
     </w:p>
     <w:p>
       <w:pPr>
+        <w:spacing w:line="360" w:lineRule="auto"/>
         <w:ind w:firstLine="432"/>
         <w:jc w:val="both"/>
       </w:pPr>
       <w:r>
-        <w:t xml:space="preserve">Real-time systems demand bounded, predictable latency rather than peak throughput (Liu &amp; Layland, 1973). The Wikimedia SSE stream delivers a sustained firehose of </w:t>
-      </w:r>
-      <w:proofErr w:type="spellStart"/>
-      <w:r>
-        <w:t>encyclopaedia</w:t>
-      </w:r>
-      <w:proofErr w:type="spellEnd"/>
-      <w:r>
-        <w:t xml:space="preserve">-edit events at roughly 50 events per second under normal conditions, spiking to over 500 events per second during mass-edit bot runs. Each event carries a bot flag that classifies it as either a human edit (high-priority, latency-sensitive) or a bot edit (low-priority, bulk throughput). A conforming pipeline must service human-priority events within a 2 </w:t>
-      </w:r>
-      <w:proofErr w:type="spellStart"/>
-      <w:r>
-        <w:t>ms</w:t>
-      </w:r>
-      <w:proofErr w:type="spellEnd"/>
-      <w:r>
-        <w:t xml:space="preserve"> micro-deadline and must not allow bot-volume spikes to crowd out human events. This is the priority-inversion hazard that brought down NASA's Mars Pathfinder spacecraft in 1997 (Reeves, 1997).</w:t>
-      </w:r>
-    </w:p>
-    <w:p>
-      <w:pPr>
-        <w:spacing w:after="200"/>
+        <w:t>Real-time systems demand bounded, predictable latency rather than peak throughput (Liu &amp; Layland, 1973). The Wikimedia SSE stream delivers a sustained firehose of encyclopaedia-edit events at roughly 50 events per second under normal conditions, spiking to over 500 events per second during mass-edit bot runs. Each event carries a bot flag that classifies it as either a human edit (high-priority, latency-sensitive) or a bot edit (low-priority, bulk throughput). A conforming pipeline must service human-priority events within a 2 ms micro-deadline and must not allow bot-volume spikes to crowd out human events. This is the priority-inversion hazard that brought down NASA's Mars Pathfinder spacecraft in 1997 (Reeves, 1997).</w:t>
+      </w:r>
+    </w:p>
+    <w:p>
+      <w:pPr>
+        <w:spacing w:after="200" w:line="360" w:lineRule="auto"/>
         <w:jc w:val="both"/>
       </w:pPr>
       <w:r>
@@ -3837,7 +3635,7 @@
     </w:p>
     <w:p>
       <w:pPr>
-        <w:spacing w:after="120"/>
+        <w:spacing w:after="120" w:line="360" w:lineRule="auto"/>
         <w:jc w:val="both"/>
       </w:pPr>
       <w:r>
@@ -3865,7 +3663,7 @@
     </w:p>
     <w:p>
       <w:pPr>
-        <w:spacing w:after="200"/>
+        <w:spacing w:after="200" w:line="360" w:lineRule="auto"/>
       </w:pPr>
       <w:r>
         <w:t xml:space="preserve"> </w:t>
@@ -3873,7 +3671,7 @@
     </w:p>
     <w:p>
       <w:pPr>
-        <w:spacing w:after="120"/>
+        <w:spacing w:after="120" w:line="360" w:lineRule="auto"/>
       </w:pPr>
       <w:r>
         <w:t>This paper addresses two research questions:</w:t>
@@ -3881,7 +3679,7 @@
     </w:p>
     <w:p>
       <w:pPr>
-        <w:spacing w:after="200"/>
+        <w:spacing w:after="200" w:line="360" w:lineRule="auto"/>
       </w:pPr>
       <w:r>
         <w:t xml:space="preserve"> </w:t>
@@ -3889,7 +3687,7 @@
     </w:p>
     <w:p>
       <w:pPr>
-        <w:spacing w:after="120"/>
+        <w:spacing w:after="120" w:line="360" w:lineRule="auto"/>
       </w:pPr>
       <w:r>
         <w:rPr>
@@ -3904,7 +3702,7 @@
     </w:p>
     <w:p>
       <w:pPr>
-        <w:spacing w:after="200"/>
+        <w:spacing w:after="200" w:line="360" w:lineRule="auto"/>
       </w:pPr>
       <w:r>
         <w:t xml:space="preserve"> </w:t>
@@ -3912,7 +3710,7 @@
     </w:p>
     <w:p>
       <w:pPr>
-        <w:spacing w:after="120"/>
+        <w:spacing w:after="120" w:line="360" w:lineRule="auto"/>
       </w:pPr>
       <w:r>
         <w:rPr>
@@ -3922,23 +3720,7 @@
         <w:t>RQ2.</w:t>
       </w:r>
       <w:r>
-        <w:t xml:space="preserve"> Among Mutex, </w:t>
-      </w:r>
-      <w:proofErr w:type="spellStart"/>
-      <w:r>
-        <w:t>RwLock</w:t>
-      </w:r>
-      <w:proofErr w:type="spellEnd"/>
-      <w:r>
-        <w:t xml:space="preserve">, Atomic, and sharded variants, which </w:t>
-      </w:r>
-      <w:proofErr w:type="spellStart"/>
-      <w:r>
-        <w:t>synchronisation</w:t>
-      </w:r>
-      <w:proofErr w:type="spellEnd"/>
-      <w:r>
-        <w:t xml:space="preserve"> primitive best supports a contended shared-counter workload?</w:t>
+        <w:t xml:space="preserve"> Among Mutex, RwLock, Atomic, and sharded variants, which synchronisation primitive best supports a contended shared-counter workload?</w:t>
       </w:r>
     </w:p>
     <w:p>
@@ -3957,8 +3739,9 @@
     <w:p>
       <w:pPr>
         <w:pStyle w:val="Heading1"/>
-      </w:pPr>
-      <w:bookmarkStart w:id="3" w:name="_Toc229034278"/>
+        <w:spacing w:line="360" w:lineRule="auto"/>
+      </w:pPr>
+      <w:bookmarkStart w:id="3" w:name="_Toc229338845"/>
       <w:r>
         <w:lastRenderedPageBreak/>
         <w:t>Related Work</w:t>
@@ -3968,8 +3751,9 @@
     <w:p>
       <w:pPr>
         <w:pStyle w:val="Heading2"/>
-      </w:pPr>
-      <w:bookmarkStart w:id="4" w:name="_Toc229034279"/>
+        <w:spacing w:line="360" w:lineRule="auto"/>
+      </w:pPr>
+      <w:bookmarkStart w:id="4" w:name="_Toc229338846"/>
       <w:r>
         <w:t>Real-Time Scheduling Theory</w:t>
       </w:r>
@@ -3977,20 +3761,12 @@
     </w:p>
     <w:p>
       <w:pPr>
-        <w:spacing w:after="120"/>
+        <w:spacing w:after="120" w:line="360" w:lineRule="auto"/>
         <w:ind w:firstLine="720"/>
         <w:jc w:val="both"/>
       </w:pPr>
       <w:r>
-        <w:t xml:space="preserve">Liu and Layland (1973) derived the Rate Monotonic </w:t>
-      </w:r>
-      <w:proofErr w:type="spellStart"/>
-      <w:r>
-        <w:t>schedulability</w:t>
-      </w:r>
-      <w:proofErr w:type="spellEnd"/>
-      <w:r>
-        <w:t xml:space="preserve"> bound for </w:t>
+        <w:t xml:space="preserve">Liu and Layland (1973) derived the Rate Monotonic schedulability bound for </w:t>
       </w:r>
       <w:r>
         <w:rPr>
@@ -4000,28 +3776,12 @@
         <w:t>n</w:t>
       </w:r>
       <w:r>
-        <w:t xml:space="preserve"> periodic tasks as U ≤ n(2^(1/n) − 1). As n → ∞ this bound converges to ln 2 ≈ 0.693, meaning a set of periodic tasks is guaranteed to be schedulable if total CPU </w:t>
-      </w:r>
-      <w:proofErr w:type="spellStart"/>
-      <w:r>
-        <w:t>utilisation</w:t>
-      </w:r>
-      <w:proofErr w:type="spellEnd"/>
-      <w:r>
-        <w:t xml:space="preserve"> is at most 69.3%. This paper measures end-to-end </w:t>
-      </w:r>
-      <w:proofErr w:type="spellStart"/>
-      <w:r>
-        <w:t>utilisation</w:t>
-      </w:r>
-      <w:proofErr w:type="spellEnd"/>
-      <w:r>
-        <w:t xml:space="preserve"> across the pipeline and evaluates whether the observed workload falls within the bound (§6.1).</w:t>
-      </w:r>
-    </w:p>
-    <w:p>
-      <w:pPr>
-        <w:spacing w:after="200"/>
+        <w:t xml:space="preserve"> periodic tasks as U ≤ n(2^(1/n) − 1). As n → ∞ this bound converges to ln 2 ≈ 0.693, meaning a set of periodic tasks is guaranteed to be schedulable if total CPU utilisation is at most 69.3%. This paper measures end-to-end utilisation across the pipeline and evaluates whether the observed workload falls within the bound (§6.1).</w:t>
+      </w:r>
+    </w:p>
+    <w:p>
+      <w:pPr>
+        <w:spacing w:after="200" w:line="360" w:lineRule="auto"/>
         <w:jc w:val="both"/>
       </w:pPr>
       <w:r>
@@ -4030,7 +3790,7 @@
     </w:p>
     <w:p>
       <w:pPr>
-        <w:spacing w:after="120"/>
+        <w:spacing w:after="120" w:line="360" w:lineRule="auto"/>
         <w:jc w:val="both"/>
       </w:pPr>
       <w:r>
@@ -4065,30 +3825,23 @@
       </w:r>
       <w:proofErr w:type="gramEnd"/>
       <w:r>
+        <w:t xml:space="preserve"> under-utilisation compared to EDF under corner cases.</w:t>
+      </w:r>
+    </w:p>
+    <w:p>
+      <w:pPr>
+        <w:spacing w:after="200" w:line="360" w:lineRule="auto"/>
+      </w:pPr>
+      <w:r>
         <w:t xml:space="preserve"> </w:t>
       </w:r>
-      <w:proofErr w:type="spellStart"/>
-      <w:r>
-        <w:t>under-utilisation</w:t>
-      </w:r>
-      <w:proofErr w:type="spellEnd"/>
-      <w:r>
-        <w:t xml:space="preserve"> compared to EDF under corner cases.</w:t>
-      </w:r>
-    </w:p>
-    <w:p>
-      <w:pPr>
-        <w:spacing w:after="200"/>
-      </w:pPr>
-      <w:r>
-        <w:t xml:space="preserve"> </w:t>
-      </w:r>
     </w:p>
     <w:p>
       <w:pPr>
         <w:pStyle w:val="Heading2"/>
-      </w:pPr>
-      <w:bookmarkStart w:id="5" w:name="_Toc229034280"/>
+        <w:spacing w:line="360" w:lineRule="auto"/>
+      </w:pPr>
+      <w:bookmarkStart w:id="5" w:name="_Toc229338847"/>
       <w:r>
         <w:t>Priority Inversion</w:t>
       </w:r>
@@ -4096,7 +3849,7 @@
     </w:p>
     <w:p>
       <w:pPr>
-        <w:spacing w:after="120"/>
+        <w:spacing w:after="120" w:line="360" w:lineRule="auto"/>
         <w:ind w:firstLine="576"/>
         <w:jc w:val="both"/>
       </w:pPr>
@@ -4116,7 +3869,7 @@
     </w:p>
     <w:p>
       <w:pPr>
-        <w:spacing w:after="200"/>
+        <w:spacing w:after="200" w:line="360" w:lineRule="auto"/>
       </w:pPr>
       <w:r>
         <w:t xml:space="preserve"> </w:t>
@@ -4124,13 +3877,12 @@
     </w:p>
     <w:p>
       <w:pPr>
-        <w:spacing w:after="120"/>
+        <w:spacing w:after="120" w:line="360" w:lineRule="auto"/>
         <w:jc w:val="both"/>
       </w:pPr>
       <w:r>
         <w:t xml:space="preserve">This pipeline avoids the scenario architecturally: no shared mutex is ever held during the hot path. Leaderboard updates are sent via a non-blocking </w:t>
       </w:r>
-      <w:proofErr w:type="spellStart"/>
       <w:r>
         <w:rPr>
           <w:rFonts w:ascii="Courier New" w:eastAsia="Courier New" w:hAnsi="Courier New" w:cs="Courier New"/>
@@ -4138,14 +3890,13 @@
         </w:rPr>
         <w:t>mpsc</w:t>
       </w:r>
-      <w:proofErr w:type="spellEnd"/>
       <w:r>
         <w:t xml:space="preserve"> channel to a single owner task; workers never contend with each other on data structures.</w:t>
       </w:r>
     </w:p>
     <w:p>
       <w:pPr>
-        <w:spacing w:after="200"/>
+        <w:spacing w:after="200" w:line="360" w:lineRule="auto"/>
       </w:pPr>
       <w:r>
         <w:t xml:space="preserve"> </w:t>
@@ -4154,8 +3905,9 @@
     <w:p>
       <w:pPr>
         <w:pStyle w:val="Heading2"/>
-      </w:pPr>
-      <w:bookmarkStart w:id="6" w:name="_Toc229034281"/>
+        <w:spacing w:line="360" w:lineRule="auto"/>
+      </w:pPr>
+      <w:bookmarkStart w:id="6" w:name="_Toc229338848"/>
       <w:r>
         <w:t>Control Theory and Fault Tolerance</w:t>
       </w:r>
@@ -4163,7 +3915,7 @@
     </w:p>
     <w:p>
       <w:pPr>
-        <w:spacing w:after="120"/>
+        <w:spacing w:after="120" w:line="360" w:lineRule="auto"/>
         <w:ind w:firstLine="576"/>
         <w:jc w:val="both"/>
       </w:pPr>
@@ -4171,39 +3923,7 @@
         <w:t>The Degraded Mode controller in this pipeline is a bang-bang (on/off) hysteresis controller, the same class of non-linear feedback used in thermostats since Schmitt (1938).</w:t>
       </w:r>
       <w:r>
-        <w:t xml:space="preserve"> The hysteresis band (enter at p99 jitter &gt; 1.5 </w:t>
-      </w:r>
-      <w:proofErr w:type="spellStart"/>
-      <w:r>
-        <w:t>ms</w:t>
-      </w:r>
-      <w:proofErr w:type="spellEnd"/>
-      <w:r>
-        <w:t xml:space="preserve">, recover at p99 jitter &lt; 0.8 </w:t>
-      </w:r>
-      <w:proofErr w:type="spellStart"/>
-      <w:r>
-        <w:t>ms</w:t>
-      </w:r>
-      <w:proofErr w:type="spellEnd"/>
-      <w:r>
-        <w:t xml:space="preserve">, 10-second dwell) prevents rapid oscillation between states (chattering). </w:t>
-      </w:r>
-      <w:proofErr w:type="spellStart"/>
-      <w:r>
-        <w:t>Avizienis</w:t>
-      </w:r>
-      <w:proofErr w:type="spellEnd"/>
-      <w:r>
-        <w:t xml:space="preserve">, </w:t>
-      </w:r>
-      <w:proofErr w:type="spellStart"/>
-      <w:r>
-        <w:t>Laprie</w:t>
-      </w:r>
-      <w:proofErr w:type="spellEnd"/>
-      <w:r>
-        <w:t xml:space="preserve">, Randell, and Landwehr (2004) define fault tolerance as the ability of a system to deliver correct service in the presence of faults; the watchdog timer (§4.5) is an example of their </w:t>
+        <w:t xml:space="preserve"> The hysteresis band (enter at p99 jitter &gt; 1.5 ms, recover at p99 jitter &lt; 0.8 ms, 10-second dwell) prevents rapid oscillation between states (chattering). Avizienis, Laprie, Randell, and Landwehr (2004) define fault tolerance as the ability of a system to deliver correct service in the presence of faults; the watchdog timer (§4.5) is an example of their </w:t>
       </w:r>
       <w:r>
         <w:rPr>
@@ -4218,59 +3938,42 @@
     </w:p>
     <w:p>
       <w:pPr>
-        <w:spacing w:after="200"/>
-      </w:pPr>
-      <w:r>
-        <w:t xml:space="preserve"> </w:t>
-      </w:r>
-    </w:p>
-    <w:p>
-      <w:pPr>
         <w:pStyle w:val="Heading2"/>
-      </w:pPr>
-      <w:bookmarkStart w:id="7" w:name="_Toc229034282"/>
-      <w:r>
+        <w:spacing w:line="360" w:lineRule="auto"/>
+      </w:pPr>
+      <w:bookmarkStart w:id="7" w:name="_Toc229338849"/>
+      <w:r>
+        <w:lastRenderedPageBreak/>
         <w:t>Backpressure and Drop-Oldest</w:t>
       </w:r>
       <w:bookmarkEnd w:id="7"/>
     </w:p>
     <w:p>
       <w:pPr>
-        <w:spacing w:after="120"/>
+        <w:spacing w:after="120" w:line="360" w:lineRule="auto"/>
         <w:ind w:firstLine="576"/>
         <w:jc w:val="both"/>
       </w:pPr>
       <w:r>
         <w:t xml:space="preserve">The LMAX Disruptor (Thompson, Farley, Barker, &amp; Gee, 2011) pioneered the idea of a lock-free ring buffer with a producer advancing a sequence number and consumers trailing behind. The </w:t>
       </w:r>
-      <w:proofErr w:type="spellStart"/>
       <w:r>
         <w:rPr>
           <w:rFonts w:ascii="Courier New" w:hAnsi="Courier New" w:cs="Courier New"/>
           <w:shd w:val="clear" w:color="auto" w:fill="F1F5F9"/>
         </w:rPr>
-        <w:t>DropOldestRing</w:t>
-      </w:r>
-      <w:proofErr w:type="spellEnd"/>
+        <w:t>DropOldestRing&lt;T&gt;</w:t>
+      </w:r>
+      <w:r>
+        <w:t xml:space="preserve"> in this pipeline uses a simpler mutex-protected </w:t>
+      </w:r>
       <w:r>
         <w:rPr>
           <w:rFonts w:ascii="Courier New" w:hAnsi="Courier New" w:cs="Courier New"/>
           <w:shd w:val="clear" w:color="auto" w:fill="F1F5F9"/>
         </w:rPr>
-        <w:t>&lt;T&gt;</w:t>
-      </w:r>
-      <w:r>
-        <w:t xml:space="preserve"> in this pipeline uses a simpler mutex-protected </w:t>
-      </w:r>
-      <w:proofErr w:type="spellStart"/>
-      <w:r>
-        <w:rPr>
-          <w:rFonts w:ascii="Courier New" w:hAnsi="Courier New" w:cs="Courier New"/>
-          <w:shd w:val="clear" w:color="auto" w:fill="F1F5F9"/>
-        </w:rPr>
         <w:t>VecDeque</w:t>
       </w:r>
-      <w:proofErr w:type="spellEnd"/>
       <w:r>
         <w:t xml:space="preserve"> but shares the key design insight: </w:t>
       </w:r>
@@ -4286,6 +3989,9 @@
       </w:r>
     </w:p>
     <w:p>
+      <w:pPr>
+        <w:spacing w:line="360" w:lineRule="auto"/>
+      </w:pPr>
       <w:r>
         <w:br w:type="page"/>
       </w:r>
@@ -4293,8 +3999,9 @@
     <w:p>
       <w:pPr>
         <w:pStyle w:val="Heading2"/>
-      </w:pPr>
-      <w:bookmarkStart w:id="8" w:name="_Toc229034283"/>
+        <w:spacing w:line="360" w:lineRule="auto"/>
+      </w:pPr>
+      <w:bookmarkStart w:id="8" w:name="_Toc229338850"/>
       <w:r>
         <w:lastRenderedPageBreak/>
         <w:t>Cooperative vs. Preemptive Runtimes</w:t>
@@ -4303,20 +4010,12 @@
     </w:p>
     <w:p>
       <w:pPr>
-        <w:spacing w:after="120"/>
+        <w:spacing w:after="120" w:line="360" w:lineRule="auto"/>
         <w:ind w:firstLine="576"/>
         <w:jc w:val="both"/>
       </w:pPr>
       <w:r>
-        <w:t xml:space="preserve">Tokio's work-stealing scheduler multiplexes many async tasks onto a small pool of OS threads (Tokio, 2024). Each await point is a potential yield; a task that never yields </w:t>
-      </w:r>
-      <w:proofErr w:type="spellStart"/>
-      <w:r>
-        <w:t>monopolises</w:t>
-      </w:r>
-      <w:proofErr w:type="spellEnd"/>
-      <w:r>
-        <w:t xml:space="preserve"> its worker thread. </w:t>
+        <w:t xml:space="preserve">Tokio's work-stealing scheduler multiplexes many async tasks onto a small pool of OS threads (Tokio, 2024). Each await point is a potential yield; a task that never yields monopolises its worker thread. </w:t>
       </w:r>
       <w:r>
         <w:t>The biased select! macro, introduced in Tokio 1.x, is a deliberate scheduling hint: it polls futures in declaration order rather than randomly, giving the high-priority lane a deterministic first-poll advantage.</w:t>
@@ -4324,7 +4023,6 @@
       <w:r>
         <w:t xml:space="preserve"> The threaded pipeline uses OS-level priority queues (</w:t>
       </w:r>
-      <w:proofErr w:type="spellStart"/>
       <w:r>
         <w:rPr>
           <w:rFonts w:ascii="Courier New" w:hAnsi="Courier New" w:cs="Courier New"/>
@@ -4332,7 +4030,6 @@
         </w:rPr>
         <w:t>BinaryHeap</w:t>
       </w:r>
-      <w:proofErr w:type="spellEnd"/>
       <w:r>
         <w:t>) and blocking pop operations; priority here is enforced at the data-structure level, not by the scheduler.</w:t>
       </w:r>
@@ -4354,7 +4051,7 @@
       <w:pPr>
         <w:pStyle w:val="Heading1"/>
       </w:pPr>
-      <w:bookmarkStart w:id="9" w:name="_Toc229034284"/>
+      <w:bookmarkStart w:id="9" w:name="_Toc229338851"/>
       <w:r>
         <w:lastRenderedPageBreak/>
         <w:t>System Design</w:t>
@@ -4365,7 +4062,7 @@
       <w:pPr>
         <w:pStyle w:val="Heading2"/>
       </w:pPr>
-      <w:bookmarkStart w:id="10" w:name="_Toc229034285"/>
+      <w:bookmarkStart w:id="10" w:name="_Toc229338852"/>
       <w:r>
         <w:t>Workspace Architecture</w:t>
       </w:r>
@@ -4376,15 +4073,7 @@
         <w:spacing w:after="120"/>
       </w:pPr>
       <w:r>
-        <w:t xml:space="preserve">The implementation is </w:t>
-      </w:r>
-      <w:proofErr w:type="spellStart"/>
-      <w:r>
-        <w:t>organised</w:t>
-      </w:r>
-      <w:proofErr w:type="spellEnd"/>
-      <w:r>
-        <w:t xml:space="preserve"> as a Cargo workspace with six crates:</w:t>
+        <w:t>The implementation is organised as a Cargo workspace with six crates:</w:t>
       </w:r>
     </w:p>
     <w:p>
@@ -4412,9 +4101,11 @@
           <w:sz w:val="20"/>
           <w:szCs w:val="20"/>
         </w:rPr>
-        <w:t xml:space="preserve">    </w:t>
-      </w:r>
-      <w:proofErr w:type="spellStart"/>
+        <w:t xml:space="preserve">    rts-core      ← shared types, Cow parser, DropOldestRing,    </w:t>
+      </w:r>
+      <w:r>
+        <w:br/>
+      </w:r>
       <w:r>
         <w:rPr>
           <w:rFonts w:ascii="Courier New" w:eastAsia="Courier New" w:hAnsi="Courier New" w:cs="Courier New"/>
@@ -4422,9 +4113,11 @@
           <w:sz w:val="20"/>
           <w:szCs w:val="20"/>
         </w:rPr>
-        <w:t>rts</w:t>
-      </w:r>
-      <w:proofErr w:type="spellEnd"/>
+        <w:t xml:space="preserve">                     HdrHistogram metrics, FailSafeController, watchdog    </w:t>
+      </w:r>
+      <w:r>
+        <w:br/>
+      </w:r>
       <w:r>
         <w:rPr>
           <w:rFonts w:ascii="Courier New" w:eastAsia="Courier New" w:hAnsi="Courier New" w:cs="Courier New"/>
@@ -4432,9 +4125,11 @@
           <w:sz w:val="20"/>
           <w:szCs w:val="20"/>
         </w:rPr>
-        <w:t xml:space="preserve">-core      ← shared types, Cow parser, </w:t>
-      </w:r>
-      <w:proofErr w:type="spellStart"/>
+        <w:t xml:space="preserve">    rts-async     ← Tokio ingest, biased-select scheduler, leaderboard actor    </w:t>
+      </w:r>
+      <w:r>
+        <w:br/>
+      </w:r>
       <w:r>
         <w:rPr>
           <w:rFonts w:ascii="Courier New" w:eastAsia="Courier New" w:hAnsi="Courier New" w:cs="Courier New"/>
@@ -4442,9 +4137,11 @@
           <w:sz w:val="20"/>
           <w:szCs w:val="20"/>
         </w:rPr>
-        <w:t>DropOldestRing</w:t>
-      </w:r>
-      <w:proofErr w:type="spellEnd"/>
+        <w:t xml:space="preserve">    rts-threaded  ← ureq ingest, BinaryHeap priority queue, worker pool    </w:t>
+      </w:r>
+      <w:r>
+        <w:br/>
+      </w:r>
       <w:r>
         <w:rPr>
           <w:rFonts w:ascii="Courier New" w:eastAsia="Courier New" w:hAnsi="Courier New" w:cs="Courier New"/>
@@ -4452,7 +4149,7 @@
           <w:sz w:val="20"/>
           <w:szCs w:val="20"/>
         </w:rPr>
-        <w:t xml:space="preserve">,    </w:t>
+        <w:t xml:space="preserve">    rts-bench     ← Criterion harnesses (sync shootout, tail latency)    </w:t>
       </w:r>
       <w:r>
         <w:br/>
@@ -4464,9 +4161,11 @@
           <w:sz w:val="20"/>
           <w:szCs w:val="20"/>
         </w:rPr>
-        <w:t xml:space="preserve">                     </w:t>
-      </w:r>
-      <w:proofErr w:type="spellStart"/>
+        <w:t xml:space="preserve">    rts-cli       ← clap-derive binary; subcommands: run-async, run-threaded,    </w:t>
+      </w:r>
+      <w:r>
+        <w:br/>
+      </w:r>
       <w:r>
         <w:rPr>
           <w:rFonts w:ascii="Courier New" w:eastAsia="Courier New" w:hAnsi="Courier New" w:cs="Courier New"/>
@@ -4474,9 +4173,11 @@
           <w:sz w:val="20"/>
           <w:szCs w:val="20"/>
         </w:rPr>
-        <w:t>HdrHistogram</w:t>
-      </w:r>
-      <w:proofErr w:type="spellEnd"/>
+        <w:t xml:space="preserve">                     replay, analyse, bench, stress    </w:t>
+      </w:r>
+      <w:r>
+        <w:br/>
+      </w:r>
       <w:r>
         <w:rPr>
           <w:rFonts w:ascii="Courier New" w:eastAsia="Courier New" w:hAnsi="Courier New" w:cs="Courier New"/>
@@ -4484,9 +4185,11 @@
           <w:sz w:val="20"/>
           <w:szCs w:val="20"/>
         </w:rPr>
-        <w:t xml:space="preserve"> metrics, </w:t>
-      </w:r>
-      <w:proofErr w:type="spellStart"/>
+        <w:t xml:space="preserve">    rts-replay    ← axum SSE server for deterministic fixture replay    </w:t>
+      </w:r>
+      <w:r>
+        <w:br/>
+      </w:r>
       <w:r>
         <w:rPr>
           <w:rFonts w:ascii="Courier New" w:eastAsia="Courier New" w:hAnsi="Courier New" w:cs="Courier New"/>
@@ -4494,280 +4197,6 @@
           <w:sz w:val="20"/>
           <w:szCs w:val="20"/>
         </w:rPr>
-        <w:t>FailSafeController</w:t>
-      </w:r>
-      <w:proofErr w:type="spellEnd"/>
-      <w:r>
-        <w:rPr>
-          <w:rFonts w:ascii="Courier New" w:eastAsia="Courier New" w:hAnsi="Courier New" w:cs="Courier New"/>
-          <w:color w:val="FFFFFF"/>
-          <w:sz w:val="20"/>
-          <w:szCs w:val="20"/>
-        </w:rPr>
-        <w:t xml:space="preserve">, watchdog    </w:t>
-      </w:r>
-      <w:r>
-        <w:br/>
-      </w:r>
-      <w:r>
-        <w:rPr>
-          <w:rFonts w:ascii="Courier New" w:eastAsia="Courier New" w:hAnsi="Courier New" w:cs="Courier New"/>
-          <w:color w:val="FFFFFF"/>
-          <w:sz w:val="20"/>
-          <w:szCs w:val="20"/>
-        </w:rPr>
-        <w:t xml:space="preserve">    </w:t>
-      </w:r>
-      <w:proofErr w:type="spellStart"/>
-      <w:r>
-        <w:rPr>
-          <w:rFonts w:ascii="Courier New" w:eastAsia="Courier New" w:hAnsi="Courier New" w:cs="Courier New"/>
-          <w:color w:val="FFFFFF"/>
-          <w:sz w:val="20"/>
-          <w:szCs w:val="20"/>
-        </w:rPr>
-        <w:t>rts</w:t>
-      </w:r>
-      <w:proofErr w:type="spellEnd"/>
-      <w:r>
-        <w:rPr>
-          <w:rFonts w:ascii="Courier New" w:eastAsia="Courier New" w:hAnsi="Courier New" w:cs="Courier New"/>
-          <w:color w:val="FFFFFF"/>
-          <w:sz w:val="20"/>
-          <w:szCs w:val="20"/>
-        </w:rPr>
-        <w:t xml:space="preserve">-async     ← Tokio ingest, biased-select scheduler, leaderboard actor    </w:t>
-      </w:r>
-      <w:r>
-        <w:br/>
-      </w:r>
-      <w:r>
-        <w:rPr>
-          <w:rFonts w:ascii="Courier New" w:eastAsia="Courier New" w:hAnsi="Courier New" w:cs="Courier New"/>
-          <w:color w:val="FFFFFF"/>
-          <w:sz w:val="20"/>
-          <w:szCs w:val="20"/>
-        </w:rPr>
-        <w:t xml:space="preserve">    </w:t>
-      </w:r>
-      <w:proofErr w:type="spellStart"/>
-      <w:r>
-        <w:rPr>
-          <w:rFonts w:ascii="Courier New" w:eastAsia="Courier New" w:hAnsi="Courier New" w:cs="Courier New"/>
-          <w:color w:val="FFFFFF"/>
-          <w:sz w:val="20"/>
-          <w:szCs w:val="20"/>
-        </w:rPr>
-        <w:t>rts</w:t>
-      </w:r>
-      <w:proofErr w:type="spellEnd"/>
-      <w:r>
-        <w:rPr>
-          <w:rFonts w:ascii="Courier New" w:eastAsia="Courier New" w:hAnsi="Courier New" w:cs="Courier New"/>
-          <w:color w:val="FFFFFF"/>
-          <w:sz w:val="20"/>
-          <w:szCs w:val="20"/>
-        </w:rPr>
-        <w:t xml:space="preserve">-threaded  ← </w:t>
-      </w:r>
-      <w:proofErr w:type="spellStart"/>
-      <w:r>
-        <w:rPr>
-          <w:rFonts w:ascii="Courier New" w:eastAsia="Courier New" w:hAnsi="Courier New" w:cs="Courier New"/>
-          <w:color w:val="FFFFFF"/>
-          <w:sz w:val="20"/>
-          <w:szCs w:val="20"/>
-        </w:rPr>
-        <w:t>ureq</w:t>
-      </w:r>
-      <w:proofErr w:type="spellEnd"/>
-      <w:r>
-        <w:rPr>
-          <w:rFonts w:ascii="Courier New" w:eastAsia="Courier New" w:hAnsi="Courier New" w:cs="Courier New"/>
-          <w:color w:val="FFFFFF"/>
-          <w:sz w:val="20"/>
-          <w:szCs w:val="20"/>
-        </w:rPr>
-        <w:t xml:space="preserve"> ingest, </w:t>
-      </w:r>
-      <w:proofErr w:type="spellStart"/>
-      <w:r>
-        <w:rPr>
-          <w:rFonts w:ascii="Courier New" w:eastAsia="Courier New" w:hAnsi="Courier New" w:cs="Courier New"/>
-          <w:color w:val="FFFFFF"/>
-          <w:sz w:val="20"/>
-          <w:szCs w:val="20"/>
-        </w:rPr>
-        <w:t>BinaryHeap</w:t>
-      </w:r>
-      <w:proofErr w:type="spellEnd"/>
-      <w:r>
-        <w:rPr>
-          <w:rFonts w:ascii="Courier New" w:eastAsia="Courier New" w:hAnsi="Courier New" w:cs="Courier New"/>
-          <w:color w:val="FFFFFF"/>
-          <w:sz w:val="20"/>
-          <w:szCs w:val="20"/>
-        </w:rPr>
-        <w:t xml:space="preserve"> priority queue, worker pool    </w:t>
-      </w:r>
-      <w:r>
-        <w:br/>
-      </w:r>
-      <w:r>
-        <w:rPr>
-          <w:rFonts w:ascii="Courier New" w:eastAsia="Courier New" w:hAnsi="Courier New" w:cs="Courier New"/>
-          <w:color w:val="FFFFFF"/>
-          <w:sz w:val="20"/>
-          <w:szCs w:val="20"/>
-        </w:rPr>
-        <w:t xml:space="preserve">    </w:t>
-      </w:r>
-      <w:proofErr w:type="spellStart"/>
-      <w:r>
-        <w:rPr>
-          <w:rFonts w:ascii="Courier New" w:eastAsia="Courier New" w:hAnsi="Courier New" w:cs="Courier New"/>
-          <w:color w:val="FFFFFF"/>
-          <w:sz w:val="20"/>
-          <w:szCs w:val="20"/>
-        </w:rPr>
-        <w:t>rts</w:t>
-      </w:r>
-      <w:proofErr w:type="spellEnd"/>
-      <w:r>
-        <w:rPr>
-          <w:rFonts w:ascii="Courier New" w:eastAsia="Courier New" w:hAnsi="Courier New" w:cs="Courier New"/>
-          <w:color w:val="FFFFFF"/>
-          <w:sz w:val="20"/>
-          <w:szCs w:val="20"/>
-        </w:rPr>
-        <w:t xml:space="preserve">-bench     ← Criterion harnesses (sync shootout, tail latency)    </w:t>
-      </w:r>
-      <w:r>
-        <w:br/>
-      </w:r>
-      <w:r>
-        <w:rPr>
-          <w:rFonts w:ascii="Courier New" w:eastAsia="Courier New" w:hAnsi="Courier New" w:cs="Courier New"/>
-          <w:color w:val="FFFFFF"/>
-          <w:sz w:val="20"/>
-          <w:szCs w:val="20"/>
-        </w:rPr>
-        <w:t xml:space="preserve">    </w:t>
-      </w:r>
-      <w:proofErr w:type="spellStart"/>
-      <w:r>
-        <w:rPr>
-          <w:rFonts w:ascii="Courier New" w:eastAsia="Courier New" w:hAnsi="Courier New" w:cs="Courier New"/>
-          <w:color w:val="FFFFFF"/>
-          <w:sz w:val="20"/>
-          <w:szCs w:val="20"/>
-        </w:rPr>
-        <w:t>rts</w:t>
-      </w:r>
-      <w:proofErr w:type="spellEnd"/>
-      <w:r>
-        <w:rPr>
-          <w:rFonts w:ascii="Courier New" w:eastAsia="Courier New" w:hAnsi="Courier New" w:cs="Courier New"/>
-          <w:color w:val="FFFFFF"/>
-          <w:sz w:val="20"/>
-          <w:szCs w:val="20"/>
-        </w:rPr>
-        <w:t xml:space="preserve">-cli       ← clap-derive binary; subcommands: run-async, run-threaded,    </w:t>
-      </w:r>
-      <w:r>
-        <w:br/>
-      </w:r>
-      <w:r>
-        <w:rPr>
-          <w:rFonts w:ascii="Courier New" w:eastAsia="Courier New" w:hAnsi="Courier New" w:cs="Courier New"/>
-          <w:color w:val="FFFFFF"/>
-          <w:sz w:val="20"/>
-          <w:szCs w:val="20"/>
-        </w:rPr>
-        <w:t xml:space="preserve">                     replay, </w:t>
-      </w:r>
-      <w:proofErr w:type="spellStart"/>
-      <w:r>
-        <w:rPr>
-          <w:rFonts w:ascii="Courier New" w:eastAsia="Courier New" w:hAnsi="Courier New" w:cs="Courier New"/>
-          <w:color w:val="FFFFFF"/>
-          <w:sz w:val="20"/>
-          <w:szCs w:val="20"/>
-        </w:rPr>
-        <w:t>analyse</w:t>
-      </w:r>
-      <w:proofErr w:type="spellEnd"/>
-      <w:r>
-        <w:rPr>
-          <w:rFonts w:ascii="Courier New" w:eastAsia="Courier New" w:hAnsi="Courier New" w:cs="Courier New"/>
-          <w:color w:val="FFFFFF"/>
-          <w:sz w:val="20"/>
-          <w:szCs w:val="20"/>
-        </w:rPr>
-        <w:t xml:space="preserve">, bench, stress    </w:t>
-      </w:r>
-      <w:r>
-        <w:br/>
-      </w:r>
-      <w:r>
-        <w:rPr>
-          <w:rFonts w:ascii="Courier New" w:eastAsia="Courier New" w:hAnsi="Courier New" w:cs="Courier New"/>
-          <w:color w:val="FFFFFF"/>
-          <w:sz w:val="20"/>
-          <w:szCs w:val="20"/>
-        </w:rPr>
-        <w:t xml:space="preserve">    </w:t>
-      </w:r>
-      <w:proofErr w:type="spellStart"/>
-      <w:r>
-        <w:rPr>
-          <w:rFonts w:ascii="Courier New" w:eastAsia="Courier New" w:hAnsi="Courier New" w:cs="Courier New"/>
-          <w:color w:val="FFFFFF"/>
-          <w:sz w:val="20"/>
-          <w:szCs w:val="20"/>
-        </w:rPr>
-        <w:t>rts</w:t>
-      </w:r>
-      <w:proofErr w:type="spellEnd"/>
-      <w:r>
-        <w:rPr>
-          <w:rFonts w:ascii="Courier New" w:eastAsia="Courier New" w:hAnsi="Courier New" w:cs="Courier New"/>
-          <w:color w:val="FFFFFF"/>
-          <w:sz w:val="20"/>
-          <w:szCs w:val="20"/>
-        </w:rPr>
-        <w:t xml:space="preserve">-replay    ← </w:t>
-      </w:r>
-      <w:proofErr w:type="spellStart"/>
-      <w:r>
-        <w:rPr>
-          <w:rFonts w:ascii="Courier New" w:eastAsia="Courier New" w:hAnsi="Courier New" w:cs="Courier New"/>
-          <w:color w:val="FFFFFF"/>
-          <w:sz w:val="20"/>
-          <w:szCs w:val="20"/>
-        </w:rPr>
-        <w:t>axum</w:t>
-      </w:r>
-      <w:proofErr w:type="spellEnd"/>
-      <w:r>
-        <w:rPr>
-          <w:rFonts w:ascii="Courier New" w:eastAsia="Courier New" w:hAnsi="Courier New" w:cs="Courier New"/>
-          <w:color w:val="FFFFFF"/>
-          <w:sz w:val="20"/>
-          <w:szCs w:val="20"/>
-        </w:rPr>
-        <w:t xml:space="preserve"> SSE server for deterministic fixture replay    </w:t>
-      </w:r>
-      <w:r>
-        <w:br/>
-      </w:r>
-      <w:r>
-        <w:rPr>
-          <w:rFonts w:ascii="Courier New" w:eastAsia="Courier New" w:hAnsi="Courier New" w:cs="Courier New"/>
-          <w:color w:val="FFFFFF"/>
-          <w:sz w:val="20"/>
-          <w:szCs w:val="20"/>
-        </w:rPr>
         <w:t xml:space="preserve">         </w:t>
       </w:r>
     </w:p>
@@ -4785,7 +4214,7 @@
         <w:keepNext/>
         <w:jc w:val="center"/>
       </w:pPr>
-      <w:bookmarkStart w:id="11" w:name="_Toc229028455"/>
+      <w:bookmarkStart w:id="11" w:name="_Toc229338867"/>
       <w:r>
         <w:t xml:space="preserve">Figure </w:t>
       </w:r>
@@ -4866,7 +4295,6 @@
       <w:r>
         <w:t xml:space="preserve">The </w:t>
       </w:r>
-      <w:proofErr w:type="spellStart"/>
       <w:proofErr w:type="gramStart"/>
       <w:r>
         <w:rPr>
@@ -4875,7 +4303,6 @@
         </w:rPr>
         <w:t>rts</w:t>
       </w:r>
-      <w:proofErr w:type="spellEnd"/>
       <w:proofErr w:type="gramEnd"/>
       <w:r>
         <w:rPr>
@@ -4908,7 +4335,7 @@
       <w:pPr>
         <w:pStyle w:val="Heading2"/>
       </w:pPr>
-      <w:bookmarkStart w:id="12" w:name="_Toc229034286"/>
+      <w:bookmarkStart w:id="12" w:name="_Toc229338853"/>
       <w:r>
         <w:lastRenderedPageBreak/>
         <w:t>Zero-Copy JSON Parsing</w:t>
@@ -4942,15 +4369,7 @@
         <w:t>#[serde(borrow)]</w:t>
       </w:r>
       <w:r>
-        <w:t xml:space="preserve"> to allow </w:t>
-      </w:r>
-      <w:proofErr w:type="spellStart"/>
-      <w:r>
-        <w:t>serde</w:t>
-      </w:r>
-      <w:proofErr w:type="spellEnd"/>
-      <w:r>
-        <w:t xml:space="preserve"> to produce a </w:t>
+        <w:t xml:space="preserve"> to allow serde to produce a </w:t>
       </w:r>
       <w:r>
         <w:rPr>
@@ -5136,9 +4555,9 @@
           <w:sz w:val="20"/>
           <w:szCs w:val="20"/>
         </w:rPr>
-        <w:t xml:space="preserve">        #[serde(borrow)] pub </w:t>
-      </w:r>
-      <w:proofErr w:type="spellStart"/>
+        <w:t xml:space="preserve">        #[serde(borrow)] pub server_name: Cow&lt;'a, str</w:t>
+      </w:r>
+      <w:proofErr w:type="gramStart"/>
       <w:r>
         <w:rPr>
           <w:rFonts w:ascii="Courier New" w:eastAsia="Courier New" w:hAnsi="Courier New" w:cs="Courier New"/>
@@ -5146,9 +4565,9 @@
           <w:sz w:val="20"/>
           <w:szCs w:val="20"/>
         </w:rPr>
-        <w:t>server_name</w:t>
-      </w:r>
-      <w:proofErr w:type="spellEnd"/>
+        <w:t xml:space="preserve">&gt;,   </w:t>
+      </w:r>
+      <w:proofErr w:type="gramEnd"/>
       <w:r>
         <w:rPr>
           <w:rFonts w:ascii="Courier New" w:eastAsia="Courier New" w:hAnsi="Courier New" w:cs="Courier New"/>
@@ -5156,9 +4575,11 @@
           <w:sz w:val="20"/>
           <w:szCs w:val="20"/>
         </w:rPr>
-        <w:t>: Cow&lt;'a, str</w:t>
-      </w:r>
-      <w:proofErr w:type="gramStart"/>
+        <w:t xml:space="preserve"> </w:t>
+      </w:r>
+      <w:r>
+        <w:br/>
+      </w:r>
       <w:r>
         <w:rPr>
           <w:rFonts w:ascii="Courier New" w:eastAsia="Courier New" w:hAnsi="Courier New" w:cs="Courier New"/>
@@ -5166,9 +4587,9 @@
           <w:sz w:val="20"/>
           <w:szCs w:val="20"/>
         </w:rPr>
-        <w:t xml:space="preserve">&gt;,   </w:t>
-      </w:r>
-      <w:proofErr w:type="gramEnd"/>
+        <w:t xml:space="preserve">  </w:t>
+      </w:r>
+      <w:proofErr w:type="gramStart"/>
       <w:r>
         <w:rPr>
           <w:rFonts w:ascii="Courier New" w:eastAsia="Courier New" w:hAnsi="Courier New" w:cs="Courier New"/>
@@ -5176,11 +4597,9 @@
           <w:sz w:val="20"/>
           <w:szCs w:val="20"/>
         </w:rPr>
-        <w:t xml:space="preserve"> </w:t>
-      </w:r>
-      <w:r>
-        <w:br/>
-      </w:r>
+        <w:t xml:space="preserve">  }</w:t>
+      </w:r>
+      <w:proofErr w:type="gramEnd"/>
       <w:r>
         <w:rPr>
           <w:rFonts w:ascii="Courier New" w:eastAsia="Courier New" w:hAnsi="Courier New" w:cs="Courier New"/>
@@ -5188,9 +4607,11 @@
           <w:sz w:val="20"/>
           <w:szCs w:val="20"/>
         </w:rPr>
-        <w:t xml:space="preserve">  </w:t>
-      </w:r>
-      <w:proofErr w:type="gramStart"/>
+        <w:t xml:space="preserve">    </w:t>
+      </w:r>
+      <w:r>
+        <w:br/>
+      </w:r>
       <w:r>
         <w:rPr>
           <w:rFonts w:ascii="Courier New" w:eastAsia="Courier New" w:hAnsi="Courier New" w:cs="Courier New"/>
@@ -5198,29 +4619,251 @@
           <w:sz w:val="20"/>
           <w:szCs w:val="20"/>
         </w:rPr>
-        <w:t xml:space="preserve">  }</w:t>
+        <w:t xml:space="preserve">         </w:t>
+      </w:r>
+    </w:p>
+    <w:p>
+      <w:pPr>
+        <w:spacing w:after="200"/>
+      </w:pPr>
+      <w:r>
+        <w:t xml:space="preserve"> </w:t>
+      </w:r>
+    </w:p>
+    <w:p>
+      <w:pPr>
+        <w:spacing w:after="120" w:line="360" w:lineRule="auto"/>
+        <w:jc w:val="both"/>
+      </w:pPr>
+      <w:r>
+        <w:t xml:space="preserve">The key distinction from </w:t>
+      </w:r>
+      <w:r>
+        <w:rPr>
+          <w:rFonts w:ascii="Courier New" w:hAnsi="Courier New" w:cs="Courier New"/>
+          <w:shd w:val="clear" w:color="auto" w:fill="F1F5F9"/>
+        </w:rPr>
+        <w:t>&amp;'a str</w:t>
+      </w:r>
+      <w:r>
+        <w:t xml:space="preserve"> is that </w:t>
+      </w:r>
+      <w:r>
+        <w:rPr>
+          <w:rFonts w:ascii="Courier New" w:hAnsi="Courier New" w:cs="Courier New"/>
+          <w:shd w:val="clear" w:color="auto" w:fill="F1F5F9"/>
+        </w:rPr>
+        <w:t>Cow&lt;'a, str&gt;</w:t>
+      </w:r>
+      <w:r>
+        <w:t xml:space="preserve"> correctly handles the minority case where a </w:t>
+      </w:r>
+      <w:proofErr w:type="gramStart"/>
+      <w:r>
+        <w:t>user name</w:t>
       </w:r>
       <w:proofErr w:type="gramEnd"/>
       <w:r>
+        <w:t xml:space="preserve"> contains a Unicode escape (</w:t>
+      </w:r>
+      <w:r>
         <w:rPr>
           <w:rFonts w:ascii="Courier New" w:eastAsia="Courier New" w:hAnsi="Courier New" w:cs="Courier New"/>
-          <w:color w:val="FFFFFF"/>
-          <w:sz w:val="20"/>
-          <w:szCs w:val="20"/>
-        </w:rPr>
-        <w:t xml:space="preserve">    </w:t>
-      </w:r>
-      <w:r>
-        <w:br/>
+          <w:shd w:val="clear" w:color="auto" w:fill="F1F5F9"/>
+        </w:rPr>
+        <w:t>\uXXXX</w:t>
+      </w:r>
+      <w:r>
+        <w:t xml:space="preserve">). In that case, serde must decode the escape into a fresh </w:t>
       </w:r>
       <w:r>
         <w:rPr>
           <w:rFonts w:ascii="Courier New" w:eastAsia="Courier New" w:hAnsi="Courier New" w:cs="Courier New"/>
-          <w:color w:val="FFFFFF"/>
-          <w:sz w:val="20"/>
-          <w:szCs w:val="20"/>
-        </w:rPr>
-        <w:t xml:space="preserve">         </w:t>
+          <w:shd w:val="clear" w:color="auto" w:fill="F1F5F9"/>
+        </w:rPr>
+        <w:t>String</w:t>
+      </w:r>
+      <w:r>
+        <w:t xml:space="preserve"> (</w:t>
+      </w:r>
+      <w:proofErr w:type="gramStart"/>
+      <w:r>
+        <w:rPr>
+          <w:rFonts w:ascii="Courier New" w:hAnsi="Courier New" w:cs="Courier New"/>
+          <w:shd w:val="clear" w:color="auto" w:fill="F1F5F9"/>
+        </w:rPr>
+        <w:t>Cow::</w:t>
+      </w:r>
+      <w:proofErr w:type="gramEnd"/>
+      <w:r>
+        <w:rPr>
+          <w:rFonts w:ascii="Courier New" w:hAnsi="Courier New" w:cs="Courier New"/>
+          <w:shd w:val="clear" w:color="auto" w:fill="F1F5F9"/>
+        </w:rPr>
+        <w:t>Owned</w:t>
+      </w:r>
+      <w:r>
+        <w:t xml:space="preserve">); </w:t>
+      </w:r>
+      <w:r>
+        <w:rPr>
+          <w:rFonts w:ascii="Courier New" w:hAnsi="Courier New" w:cs="Courier New"/>
+          <w:shd w:val="clear" w:color="auto" w:fill="F1F5F9"/>
+        </w:rPr>
+        <w:t>&amp;'a str</w:t>
+      </w:r>
+      <w:r>
+        <w:t xml:space="preserve"> would be unsound because the decoded data has no backing buffer to borrow from. </w:t>
+      </w:r>
+      <w:r>
+        <w:rPr>
+          <w:rFonts w:ascii="Courier New" w:hAnsi="Courier New" w:cs="Courier New"/>
+          <w:shd w:val="clear" w:color="auto" w:fill="F1F5F9"/>
+        </w:rPr>
+        <w:t>Cow</w:t>
+      </w:r>
+      <w:r>
+        <w:t xml:space="preserve"> handles both paths with a single field type.</w:t>
+      </w:r>
+    </w:p>
+    <w:p>
+      <w:pPr>
+        <w:spacing w:after="200" w:line="360" w:lineRule="auto"/>
+        <w:jc w:val="both"/>
+      </w:pPr>
+      <w:r>
+        <w:t xml:space="preserve"> </w:t>
+      </w:r>
+    </w:p>
+    <w:p>
+      <w:pPr>
+        <w:spacing w:after="120" w:line="360" w:lineRule="auto"/>
+        <w:jc w:val="both"/>
+      </w:pPr>
+      <w:r>
+        <w:t xml:space="preserve">Two </w:t>
+      </w:r>
+      <w:r>
+        <w:rPr>
+          <w:rFonts w:ascii="Courier New" w:hAnsi="Courier New" w:cs="Courier New"/>
+          <w:shd w:val="clear" w:color="auto" w:fill="F1F5F9"/>
+        </w:rPr>
+        <w:t>AtomicU64</w:t>
+      </w:r>
+      <w:r>
+        <w:t xml:space="preserve"> counters (</w:t>
+      </w:r>
+      <w:r>
+        <w:rPr>
+          <w:rFonts w:ascii="Courier New" w:hAnsi="Courier New" w:cs="Courier New"/>
+          <w:shd w:val="clear" w:color="auto" w:fill="F1F5F9"/>
+        </w:rPr>
+        <w:t>BORROWED_COUNT</w:t>
+      </w:r>
+      <w:r>
+        <w:t xml:space="preserve">, </w:t>
+      </w:r>
+      <w:r>
+        <w:rPr>
+          <w:rFonts w:ascii="Courier New" w:hAnsi="Courier New" w:cs="Courier New"/>
+          <w:shd w:val="clear" w:color="auto" w:fill="F1F5F9"/>
+        </w:rPr>
+        <w:t>OWNED_COUNT</w:t>
+      </w:r>
+      <w:r>
+        <w:t xml:space="preserve">) are incremented at parse time. Across the </w:t>
+      </w:r>
+      <w:r>
+        <w:t xml:space="preserve">measured run, the </w:t>
+      </w:r>
+      <w:r>
+        <w:rPr>
+          <w:rFonts w:ascii="Courier New" w:hAnsi="Courier New" w:cs="Courier New"/>
+          <w:shd w:val="clear" w:color="auto" w:fill="F1F5F9"/>
+        </w:rPr>
+        <w:t>cow_was_borrowed</w:t>
+      </w:r>
+      <w:r>
+        <w:t xml:space="preserve"> counter reported 100% borrowed parses (zero owned cases), validating the zero-copy design for this fixture</w:t>
+      </w:r>
+      <w:r>
+        <w:t>.</w:t>
+      </w:r>
+    </w:p>
+    <w:p>
+      <w:pPr>
+        <w:spacing w:after="200" w:line="360" w:lineRule="auto"/>
+        <w:jc w:val="both"/>
+      </w:pPr>
+      <w:r>
+        <w:t xml:space="preserve"> </w:t>
+      </w:r>
+    </w:p>
+    <w:p>
+      <w:pPr>
+        <w:spacing w:after="120" w:line="360" w:lineRule="auto"/>
+        <w:jc w:val="both"/>
+      </w:pPr>
+      <w:r>
+        <w:t xml:space="preserve">The </w:t>
+      </w:r>
+      <w:r>
+        <w:rPr>
+          <w:rFonts w:ascii="Courier New" w:hAnsi="Courier New" w:cs="Courier New"/>
+          <w:shd w:val="clear" w:color="auto" w:fill="F1F5F9"/>
+        </w:rPr>
+        <w:t>into_</w:t>
+      </w:r>
+      <w:proofErr w:type="gramStart"/>
+      <w:r>
+        <w:rPr>
+          <w:rFonts w:ascii="Courier New" w:hAnsi="Courier New" w:cs="Courier New"/>
+          <w:shd w:val="clear" w:color="auto" w:fill="F1F5F9"/>
+        </w:rPr>
+        <w:t>owned(</w:t>
+      </w:r>
+      <w:proofErr w:type="gramEnd"/>
+      <w:r>
+        <w:rPr>
+          <w:rFonts w:ascii="Courier New" w:hAnsi="Courier New" w:cs="Courier New"/>
+          <w:shd w:val="clear" w:color="auto" w:fill="F1F5F9"/>
+        </w:rPr>
+        <w:t>)</w:t>
+      </w:r>
+      <w:r>
+        <w:t xml:space="preserve"> call </w:t>
+      </w:r>
+      <w:r>
+        <w:t>(</w:t>
+      </w:r>
+      <w:r>
+        <w:t xml:space="preserve">converting </w:t>
+      </w:r>
+      <w:r>
+        <w:rPr>
+          <w:rFonts w:ascii="Courier New" w:hAnsi="Courier New" w:cs="Courier New"/>
+          <w:shd w:val="clear" w:color="auto" w:fill="F1F5F9"/>
+        </w:rPr>
+        <w:t>Event&lt;'a&gt;</w:t>
+      </w:r>
+      <w:r>
+        <w:t xml:space="preserve"> to </w:t>
+      </w:r>
+      <w:r>
+        <w:rPr>
+          <w:rFonts w:ascii="Courier New" w:hAnsi="Courier New" w:cs="Courier New"/>
+          <w:shd w:val="clear" w:color="auto" w:fill="F1F5F9"/>
+        </w:rPr>
+        <w:t>OwnedEvent</w:t>
+      </w:r>
+      <w:r>
+        <w:t xml:space="preserve"> by heap-allocating each field</w:t>
+      </w:r>
+      <w:r>
+        <w:t>)</w:t>
+      </w:r>
+      <w:r>
+        <w:t xml:space="preserve"> is performed exactly once, at the parser-to-queue boundary, after priority classification. This is the only mandatory allocation per event on the hot path.</w:t>
       </w:r>
     </w:p>
     <w:p>
@@ -5233,280 +4876,6 @@
     </w:p>
     <w:p>
       <w:pPr>
-        <w:spacing w:after="120"/>
-        <w:jc w:val="both"/>
-      </w:pPr>
-      <w:r>
-        <w:t xml:space="preserve">The key distinction from </w:t>
-      </w:r>
-      <w:r>
-        <w:rPr>
-          <w:rFonts w:ascii="Courier New" w:hAnsi="Courier New" w:cs="Courier New"/>
-          <w:shd w:val="clear" w:color="auto" w:fill="F1F5F9"/>
-        </w:rPr>
-        <w:t>&amp;'a str</w:t>
-      </w:r>
-      <w:r>
-        <w:t xml:space="preserve"> is that </w:t>
-      </w:r>
-      <w:r>
-        <w:rPr>
-          <w:rFonts w:ascii="Courier New" w:hAnsi="Courier New" w:cs="Courier New"/>
-          <w:shd w:val="clear" w:color="auto" w:fill="F1F5F9"/>
-        </w:rPr>
-        <w:t>Cow&lt;'a, str&gt;</w:t>
-      </w:r>
-      <w:r>
-        <w:t xml:space="preserve"> correctly handles the minority case where a </w:t>
-      </w:r>
-      <w:proofErr w:type="gramStart"/>
-      <w:r>
-        <w:t>user name</w:t>
-      </w:r>
-      <w:proofErr w:type="gramEnd"/>
-      <w:r>
-        <w:t xml:space="preserve"> contains a Unicode escape (</w:t>
-      </w:r>
-      <w:r>
-        <w:rPr>
-          <w:rFonts w:ascii="Courier New" w:eastAsia="Courier New" w:hAnsi="Courier New" w:cs="Courier New"/>
-          <w:shd w:val="clear" w:color="auto" w:fill="F1F5F9"/>
-        </w:rPr>
-        <w:t>\</w:t>
-      </w:r>
-      <w:proofErr w:type="spellStart"/>
-      <w:r>
-        <w:rPr>
-          <w:rFonts w:ascii="Courier New" w:eastAsia="Courier New" w:hAnsi="Courier New" w:cs="Courier New"/>
-          <w:shd w:val="clear" w:color="auto" w:fill="F1F5F9"/>
-        </w:rPr>
-        <w:t>uXXXX</w:t>
-      </w:r>
-      <w:proofErr w:type="spellEnd"/>
-      <w:r>
-        <w:t xml:space="preserve">). In that case, </w:t>
-      </w:r>
-      <w:proofErr w:type="spellStart"/>
-      <w:r>
-        <w:t>serde</w:t>
-      </w:r>
-      <w:proofErr w:type="spellEnd"/>
-      <w:r>
-        <w:t xml:space="preserve"> must decode the escape into a fresh </w:t>
-      </w:r>
-      <w:r>
-        <w:rPr>
-          <w:rFonts w:ascii="Courier New" w:eastAsia="Courier New" w:hAnsi="Courier New" w:cs="Courier New"/>
-          <w:shd w:val="clear" w:color="auto" w:fill="F1F5F9"/>
-        </w:rPr>
-        <w:t>String</w:t>
-      </w:r>
-      <w:r>
-        <w:t xml:space="preserve"> (</w:t>
-      </w:r>
-      <w:proofErr w:type="gramStart"/>
-      <w:r>
-        <w:rPr>
-          <w:rFonts w:ascii="Courier New" w:hAnsi="Courier New" w:cs="Courier New"/>
-          <w:shd w:val="clear" w:color="auto" w:fill="F1F5F9"/>
-        </w:rPr>
-        <w:t>Cow::</w:t>
-      </w:r>
-      <w:proofErr w:type="gramEnd"/>
-      <w:r>
-        <w:rPr>
-          <w:rFonts w:ascii="Courier New" w:hAnsi="Courier New" w:cs="Courier New"/>
-          <w:shd w:val="clear" w:color="auto" w:fill="F1F5F9"/>
-        </w:rPr>
-        <w:t>Owned</w:t>
-      </w:r>
-      <w:r>
-        <w:t xml:space="preserve">); </w:t>
-      </w:r>
-      <w:r>
-        <w:rPr>
-          <w:rFonts w:ascii="Courier New" w:hAnsi="Courier New" w:cs="Courier New"/>
-          <w:shd w:val="clear" w:color="auto" w:fill="F1F5F9"/>
-        </w:rPr>
-        <w:t>&amp;'a str</w:t>
-      </w:r>
-      <w:r>
-        <w:t xml:space="preserve"> would be unsound because the decoded data has no backing buffer to borrow from. </w:t>
-      </w:r>
-      <w:r>
-        <w:rPr>
-          <w:rFonts w:ascii="Courier New" w:hAnsi="Courier New" w:cs="Courier New"/>
-          <w:shd w:val="clear" w:color="auto" w:fill="F1F5F9"/>
-        </w:rPr>
-        <w:t>Cow</w:t>
-      </w:r>
-      <w:r>
-        <w:t xml:space="preserve"> handles both paths with a single field type.</w:t>
-      </w:r>
-    </w:p>
-    <w:p>
-      <w:pPr>
-        <w:spacing w:after="200"/>
-        <w:jc w:val="both"/>
-      </w:pPr>
-      <w:r>
-        <w:t xml:space="preserve"> </w:t>
-      </w:r>
-    </w:p>
-    <w:p>
-      <w:pPr>
-        <w:spacing w:after="120"/>
-        <w:jc w:val="both"/>
-      </w:pPr>
-      <w:r>
-        <w:t xml:space="preserve">Two </w:t>
-      </w:r>
-      <w:r>
-        <w:rPr>
-          <w:rFonts w:ascii="Courier New" w:hAnsi="Courier New" w:cs="Courier New"/>
-          <w:shd w:val="clear" w:color="auto" w:fill="F1F5F9"/>
-        </w:rPr>
-        <w:t>AtomicU64</w:t>
-      </w:r>
-      <w:r>
-        <w:t xml:space="preserve"> counters (</w:t>
-      </w:r>
-      <w:r>
-        <w:rPr>
-          <w:rFonts w:ascii="Courier New" w:hAnsi="Courier New" w:cs="Courier New"/>
-          <w:shd w:val="clear" w:color="auto" w:fill="F1F5F9"/>
-        </w:rPr>
-        <w:t>BORROWED_COUNT</w:t>
-      </w:r>
-      <w:r>
-        <w:t xml:space="preserve">, </w:t>
-      </w:r>
-      <w:r>
-        <w:rPr>
-          <w:rFonts w:ascii="Courier New" w:hAnsi="Courier New" w:cs="Courier New"/>
-          <w:shd w:val="clear" w:color="auto" w:fill="F1F5F9"/>
-        </w:rPr>
-        <w:t>OWNED_COUNT</w:t>
-      </w:r>
-      <w:r>
-        <w:t xml:space="preserve">) are incremented at parse time. Across the </w:t>
-      </w:r>
-      <w:r>
-        <w:t xml:space="preserve">measured run, the </w:t>
-      </w:r>
-      <w:proofErr w:type="spellStart"/>
-      <w:r>
-        <w:rPr>
-          <w:rFonts w:ascii="Courier New" w:hAnsi="Courier New" w:cs="Courier New"/>
-          <w:shd w:val="clear" w:color="auto" w:fill="F1F5F9"/>
-        </w:rPr>
-        <w:t>cow_was_borrowed</w:t>
-      </w:r>
-      <w:proofErr w:type="spellEnd"/>
-      <w:r>
-        <w:t xml:space="preserve"> counter reported 100% borrowed parses (zero owned cases), validating the zero-copy design for this fixture</w:t>
-      </w:r>
-      <w:r>
-        <w:t>.</w:t>
-      </w:r>
-    </w:p>
-    <w:p>
-      <w:pPr>
-        <w:spacing w:after="200"/>
-        <w:jc w:val="both"/>
-      </w:pPr>
-      <w:r>
-        <w:t xml:space="preserve"> </w:t>
-      </w:r>
-    </w:p>
-    <w:p>
-      <w:pPr>
-        <w:spacing w:after="120"/>
-        <w:jc w:val="both"/>
-      </w:pPr>
-      <w:r>
-        <w:t xml:space="preserve">The </w:t>
-      </w:r>
-      <w:proofErr w:type="spellStart"/>
-      <w:r>
-        <w:rPr>
-          <w:rFonts w:ascii="Courier New" w:hAnsi="Courier New" w:cs="Courier New"/>
-          <w:shd w:val="clear" w:color="auto" w:fill="F1F5F9"/>
-        </w:rPr>
-        <w:t>into_</w:t>
-      </w:r>
-      <w:proofErr w:type="gramStart"/>
-      <w:r>
-        <w:rPr>
-          <w:rFonts w:ascii="Courier New" w:hAnsi="Courier New" w:cs="Courier New"/>
-          <w:shd w:val="clear" w:color="auto" w:fill="F1F5F9"/>
-        </w:rPr>
-        <w:t>owned</w:t>
-      </w:r>
-      <w:proofErr w:type="spellEnd"/>
-      <w:r>
-        <w:rPr>
-          <w:rFonts w:ascii="Courier New" w:hAnsi="Courier New" w:cs="Courier New"/>
-          <w:shd w:val="clear" w:color="auto" w:fill="F1F5F9"/>
-        </w:rPr>
-        <w:t>(</w:t>
-      </w:r>
-      <w:proofErr w:type="gramEnd"/>
-      <w:r>
-        <w:rPr>
-          <w:rFonts w:ascii="Courier New" w:hAnsi="Courier New" w:cs="Courier New"/>
-          <w:shd w:val="clear" w:color="auto" w:fill="F1F5F9"/>
-        </w:rPr>
-        <w:t>)</w:t>
-      </w:r>
-      <w:r>
-        <w:t xml:space="preserve"> call </w:t>
-      </w:r>
-      <w:r>
-        <w:t>(</w:t>
-      </w:r>
-      <w:r>
-        <w:t xml:space="preserve">converting </w:t>
-      </w:r>
-      <w:r>
-        <w:rPr>
-          <w:rFonts w:ascii="Courier New" w:hAnsi="Courier New" w:cs="Courier New"/>
-          <w:shd w:val="clear" w:color="auto" w:fill="F1F5F9"/>
-        </w:rPr>
-        <w:t>Event&lt;'a&gt;</w:t>
-      </w:r>
-      <w:r>
-        <w:t xml:space="preserve"> to </w:t>
-      </w:r>
-      <w:proofErr w:type="spellStart"/>
-      <w:r>
-        <w:rPr>
-          <w:rFonts w:ascii="Courier New" w:hAnsi="Courier New" w:cs="Courier New"/>
-          <w:shd w:val="clear" w:color="auto" w:fill="F1F5F9"/>
-        </w:rPr>
-        <w:t>OwnedEvent</w:t>
-      </w:r>
-      <w:proofErr w:type="spellEnd"/>
-      <w:r>
-        <w:t xml:space="preserve"> by heap-allocating each field</w:t>
-      </w:r>
-      <w:r>
-        <w:t>)</w:t>
-      </w:r>
-      <w:r>
-        <w:t xml:space="preserve"> is performed exactly once, at the parser-to-queue boundary, after priority classification. This is the only mandatory allocation per event on the hot path.</w:t>
-      </w:r>
-    </w:p>
-    <w:p>
-      <w:pPr>
-        <w:spacing w:after="200"/>
-      </w:pPr>
-      <w:r>
-        <w:t xml:space="preserve"> </w:t>
-      </w:r>
-    </w:p>
-    <w:p>
-      <w:pPr>
         <w:pStyle w:val="ListParagraph"/>
       </w:pPr>
       <w:r>
@@ -5517,7 +4886,7 @@
       <w:pPr>
         <w:pStyle w:val="Heading2"/>
       </w:pPr>
-      <w:bookmarkStart w:id="13" w:name="_Toc229034287"/>
+      <w:bookmarkStart w:id="13" w:name="_Toc229338854"/>
       <w:r>
         <w:lastRenderedPageBreak/>
         <w:t>Priority Scheduling</w:t>
@@ -5538,7 +4907,7 @@
         <w:keepNext/>
         <w:jc w:val="center"/>
       </w:pPr>
-      <w:bookmarkStart w:id="14" w:name="_Toc229028456"/>
+      <w:bookmarkStart w:id="14" w:name="_Toc229338868"/>
       <w:r>
         <w:t xml:space="preserve">Figure </w:t>
       </w:r>
@@ -5617,7 +4986,7 @@
     </w:p>
     <w:p>
       <w:pPr>
-        <w:spacing w:after="120"/>
+        <w:spacing w:after="120" w:line="360" w:lineRule="auto"/>
         <w:jc w:val="both"/>
       </w:pPr>
       <w:r>
@@ -5635,74 +5004,211 @@
           <w:rFonts w:ascii="Courier New" w:eastAsia="Courier New" w:hAnsi="Courier New" w:cs="Courier New"/>
           <w:shd w:val="clear" w:color="auto" w:fill="F1F5F9"/>
         </w:rPr>
-        <w:t xml:space="preserve">drift = </w:t>
-      </w:r>
-      <w:proofErr w:type="spellStart"/>
+        <w:t>drift = actual_start − enqueued_at</w:t>
+      </w:r>
+      <w:r>
+        <w:t xml:space="preserve">. This assumes an empty-system baseline where </w:t>
+      </w:r>
       <w:r>
         <w:rPr>
           <w:rFonts w:ascii="Courier New" w:eastAsia="Courier New" w:hAnsi="Courier New" w:cs="Courier New"/>
           <w:shd w:val="clear" w:color="auto" w:fill="F1F5F9"/>
         </w:rPr>
-        <w:t>actual_start</w:t>
-      </w:r>
-      <w:proofErr w:type="spellEnd"/>
+        <w:t>expected_start = enqueued_at</w:t>
+      </w:r>
+      <w:r>
+        <w:t xml:space="preserve">. The assumption is </w:t>
+      </w:r>
+      <w:r>
+        <w:t>conservative because</w:t>
+      </w:r>
+      <w:r>
+        <w:t xml:space="preserve"> in a loaded system the true schedulable delay is longer, so this metric is a lower bound on actual drift.</w:t>
+      </w:r>
+    </w:p>
+    <w:p>
+      <w:pPr>
+        <w:spacing w:after="200" w:line="360" w:lineRule="auto"/>
+      </w:pPr>
+      <w:r>
+        <w:t xml:space="preserve"> </w:t>
+      </w:r>
+    </w:p>
+    <w:p>
+      <w:pPr>
+        <w:spacing w:after="120" w:line="360" w:lineRule="auto"/>
+        <w:jc w:val="both"/>
+      </w:pPr>
+      <w:r>
+        <w:t xml:space="preserve">In the async runtime, </w:t>
+      </w:r>
+      <w:proofErr w:type="gramStart"/>
+      <w:r>
+        <w:rPr>
+          <w:rFonts w:ascii="Courier New" w:hAnsi="Courier New" w:cs="Courier New"/>
+          <w:shd w:val="clear" w:color="auto" w:fill="F1F5F9"/>
+        </w:rPr>
+        <w:t>tokio::</w:t>
+      </w:r>
+      <w:proofErr w:type="gramEnd"/>
+      <w:r>
+        <w:rPr>
+          <w:rFonts w:ascii="Courier New" w:hAnsi="Courier New" w:cs="Courier New"/>
+          <w:shd w:val="clear" w:color="auto" w:fill="F1F5F9"/>
+        </w:rPr>
+        <w:t>select!</w:t>
+      </w:r>
       <w:r>
         <w:rPr>
           <w:rFonts w:ascii="Courier New" w:eastAsia="Courier New" w:hAnsi="Courier New" w:cs="Courier New"/>
           <w:shd w:val="clear" w:color="auto" w:fill="F1F5F9"/>
         </w:rPr>
-        <w:t xml:space="preserve"> − </w:t>
-      </w:r>
-      <w:proofErr w:type="spellStart"/>
+        <w:t xml:space="preserve"> </w:t>
+      </w:r>
+      <w:proofErr w:type="gramStart"/>
       <w:r>
         <w:rPr>
           <w:rFonts w:ascii="Courier New" w:eastAsia="Courier New" w:hAnsi="Courier New" w:cs="Courier New"/>
           <w:shd w:val="clear" w:color="auto" w:fill="F1F5F9"/>
         </w:rPr>
+        <w:t>{ biased</w:t>
+      </w:r>
+      <w:proofErr w:type="gramEnd"/>
+      <w:r>
+        <w:rPr>
+          <w:rFonts w:ascii="Courier New" w:eastAsia="Courier New" w:hAnsi="Courier New" w:cs="Courier New"/>
+          <w:shd w:val="clear" w:color="auto" w:fill="F1F5F9"/>
+        </w:rPr>
+        <w:t>; t = hi.</w:t>
+      </w:r>
+      <w:r>
+        <w:rPr>
+          <w:rFonts w:ascii="Courier New" w:hAnsi="Courier New" w:cs="Courier New"/>
+          <w:shd w:val="clear" w:color="auto" w:fill="F1F5F9"/>
+        </w:rPr>
+        <w:t>pop_</w:t>
+      </w:r>
+      <w:proofErr w:type="gramStart"/>
+      <w:r>
+        <w:rPr>
+          <w:rFonts w:ascii="Courier New" w:hAnsi="Courier New" w:cs="Courier New"/>
+          <w:shd w:val="clear" w:color="auto" w:fill="F1F5F9"/>
+        </w:rPr>
+        <w:t>async</w:t>
+      </w:r>
+      <w:r>
+        <w:rPr>
+          <w:rFonts w:ascii="Courier New" w:eastAsia="Courier New" w:hAnsi="Courier New" w:cs="Courier New"/>
+          <w:shd w:val="clear" w:color="auto" w:fill="F1F5F9"/>
+        </w:rPr>
+        <w:t>(</w:t>
+      </w:r>
+      <w:proofErr w:type="gramEnd"/>
+      <w:r>
+        <w:rPr>
+          <w:rFonts w:ascii="Courier New" w:eastAsia="Courier New" w:hAnsi="Courier New" w:cs="Courier New"/>
+          <w:shd w:val="clear" w:color="auto" w:fill="F1F5F9"/>
+        </w:rPr>
+        <w:t>) =&gt; t, t = lo.</w:t>
+      </w:r>
+      <w:r>
+        <w:rPr>
+          <w:rFonts w:ascii="Courier New" w:hAnsi="Courier New" w:cs="Courier New"/>
+          <w:shd w:val="clear" w:color="auto" w:fill="F1F5F9"/>
+        </w:rPr>
+        <w:t>pop_</w:t>
+      </w:r>
+      <w:proofErr w:type="gramStart"/>
+      <w:r>
+        <w:rPr>
+          <w:rFonts w:ascii="Courier New" w:hAnsi="Courier New" w:cs="Courier New"/>
+          <w:shd w:val="clear" w:color="auto" w:fill="F1F5F9"/>
+        </w:rPr>
+        <w:t>async</w:t>
+      </w:r>
+      <w:r>
+        <w:rPr>
+          <w:rFonts w:ascii="Courier New" w:eastAsia="Courier New" w:hAnsi="Courier New" w:cs="Courier New"/>
+          <w:shd w:val="clear" w:color="auto" w:fill="F1F5F9"/>
+        </w:rPr>
+        <w:t>(</w:t>
+      </w:r>
+      <w:proofErr w:type="gramEnd"/>
+      <w:r>
+        <w:rPr>
+          <w:rFonts w:ascii="Courier New" w:eastAsia="Courier New" w:hAnsi="Courier New" w:cs="Courier New"/>
+          <w:shd w:val="clear" w:color="auto" w:fill="F1F5F9"/>
+        </w:rPr>
+        <w:t xml:space="preserve">) =&gt; </w:t>
+      </w:r>
+      <w:proofErr w:type="gramStart"/>
+      <w:r>
+        <w:rPr>
+          <w:rFonts w:ascii="Courier New" w:eastAsia="Courier New" w:hAnsi="Courier New" w:cs="Courier New"/>
+          <w:shd w:val="clear" w:color="auto" w:fill="F1F5F9"/>
+        </w:rPr>
+        <w:t>t }</w:t>
+      </w:r>
+      <w:proofErr w:type="gramEnd"/>
+      <w:r>
+        <w:t xml:space="preserve"> polls the human-priority channel before the bot channel in every loop iteration. This is SP-PE scheduling: the human lane is always given first-poll preference, regardless of waiting time in the bot lane. In the threaded runtime, the </w:t>
+      </w:r>
+      <w:r>
+        <w:rPr>
+          <w:rFonts w:ascii="Courier New" w:hAnsi="Courier New" w:cs="Courier New"/>
+          <w:shd w:val="clear" w:color="auto" w:fill="F1F5F9"/>
+        </w:rPr>
+        <w:t>BinaryHeap</w:t>
+      </w:r>
+      <w:r>
+        <w:rPr>
+          <w:rFonts w:ascii="Courier New" w:eastAsia="Courier New" w:hAnsi="Courier New" w:cs="Courier New"/>
+          <w:shd w:val="clear" w:color="auto" w:fill="F1F5F9"/>
+        </w:rPr>
+        <w:t>&lt;Reverse</w:t>
+      </w:r>
+      <w:proofErr w:type="gramStart"/>
+      <w:r>
+        <w:rPr>
+          <w:rFonts w:ascii="Courier New" w:eastAsia="Courier New" w:hAnsi="Courier New" w:cs="Courier New"/>
+          <w:shd w:val="clear" w:color="auto" w:fill="F1F5F9"/>
+        </w:rPr>
+        <w:t>&lt;(</w:t>
+      </w:r>
+      <w:proofErr w:type="gramEnd"/>
+      <w:r>
+        <w:rPr>
+          <w:rFonts w:ascii="Courier New" w:eastAsia="Courier New" w:hAnsi="Courier New" w:cs="Courier New"/>
+          <w:shd w:val="clear" w:color="auto" w:fill="F1F5F9"/>
+        </w:rPr>
+        <w:t>Priority, Instant, Task)&gt;&gt;</w:t>
+      </w:r>
+      <w:r>
+        <w:t xml:space="preserve"> pop is </w:t>
+      </w:r>
+      <w:proofErr w:type="gramStart"/>
+      <w:r>
+        <w:t>O(</w:t>
+      </w:r>
+      <w:proofErr w:type="gramEnd"/>
+      <w:r>
+        <w:t xml:space="preserve">log n) and deterministically returns the highest-priority (Human &lt; Bot in the enum ordering) task first, with FIFO tie-breaking within a priority via the </w:t>
+      </w:r>
+      <w:r>
+        <w:rPr>
+          <w:rFonts w:ascii="Courier New" w:eastAsia="Courier New" w:hAnsi="Courier New" w:cs="Courier New"/>
+          <w:shd w:val="clear" w:color="auto" w:fill="F1F5F9"/>
+        </w:rPr>
         <w:t>enqueued_at</w:t>
       </w:r>
-      <w:proofErr w:type="spellEnd"/>
-      <w:r>
-        <w:t xml:space="preserve">. This assumes an empty-system baseline where </w:t>
-      </w:r>
-      <w:proofErr w:type="spellStart"/>
-      <w:r>
-        <w:rPr>
-          <w:rFonts w:ascii="Courier New" w:eastAsia="Courier New" w:hAnsi="Courier New" w:cs="Courier New"/>
-          <w:shd w:val="clear" w:color="auto" w:fill="F1F5F9"/>
-        </w:rPr>
-        <w:t>expected_start</w:t>
-      </w:r>
-      <w:proofErr w:type="spellEnd"/>
-      <w:r>
-        <w:rPr>
-          <w:rFonts w:ascii="Courier New" w:eastAsia="Courier New" w:hAnsi="Courier New" w:cs="Courier New"/>
-          <w:shd w:val="clear" w:color="auto" w:fill="F1F5F9"/>
-        </w:rPr>
-        <w:t xml:space="preserve"> = </w:t>
-      </w:r>
-      <w:proofErr w:type="spellStart"/>
-      <w:r>
-        <w:rPr>
-          <w:rFonts w:ascii="Courier New" w:eastAsia="Courier New" w:hAnsi="Courier New" w:cs="Courier New"/>
-          <w:shd w:val="clear" w:color="auto" w:fill="F1F5F9"/>
-        </w:rPr>
-        <w:t>enqueued_at</w:t>
-      </w:r>
-      <w:proofErr w:type="spellEnd"/>
-      <w:r>
-        <w:t xml:space="preserve">. The assumption is </w:t>
-      </w:r>
-      <w:r>
-        <w:t>conservative because</w:t>
-      </w:r>
-      <w:r>
-        <w:t xml:space="preserve"> in a loaded system the true schedulable delay is longer, so this metric is a lower bound on actual drift.</w:t>
-      </w:r>
-    </w:p>
-    <w:p>
-      <w:pPr>
-        <w:spacing w:after="200"/>
+      <w:r>
+        <w:t xml:space="preserve"> timestamp.</w:t>
+      </w:r>
+    </w:p>
+    <w:p>
+      <w:pPr>
+        <w:spacing w:after="200" w:line="360" w:lineRule="auto"/>
+        <w:jc w:val="both"/>
       </w:pPr>
       <w:r>
         <w:t xml:space="preserve"> </w:t>
@@ -5710,238 +5216,11 @@
     </w:p>
     <w:p>
       <w:pPr>
-        <w:spacing w:after="120"/>
+        <w:spacing w:after="120" w:line="360" w:lineRule="auto"/>
         <w:jc w:val="both"/>
       </w:pPr>
       <w:r>
-        <w:t xml:space="preserve">In the async runtime, </w:t>
-      </w:r>
-      <w:proofErr w:type="spellStart"/>
-      <w:proofErr w:type="gramStart"/>
-      <w:r>
-        <w:rPr>
-          <w:rFonts w:ascii="Courier New" w:hAnsi="Courier New" w:cs="Courier New"/>
-          <w:shd w:val="clear" w:color="auto" w:fill="F1F5F9"/>
-        </w:rPr>
-        <w:t>tokio</w:t>
-      </w:r>
-      <w:proofErr w:type="spellEnd"/>
-      <w:r>
-        <w:rPr>
-          <w:rFonts w:ascii="Courier New" w:hAnsi="Courier New" w:cs="Courier New"/>
-          <w:shd w:val="clear" w:color="auto" w:fill="F1F5F9"/>
-        </w:rPr>
-        <w:t>::</w:t>
-      </w:r>
-      <w:proofErr w:type="gramEnd"/>
-      <w:r>
-        <w:rPr>
-          <w:rFonts w:ascii="Courier New" w:hAnsi="Courier New" w:cs="Courier New"/>
-          <w:shd w:val="clear" w:color="auto" w:fill="F1F5F9"/>
-        </w:rPr>
-        <w:t>select!</w:t>
-      </w:r>
-      <w:r>
-        <w:rPr>
-          <w:rFonts w:ascii="Courier New" w:eastAsia="Courier New" w:hAnsi="Courier New" w:cs="Courier New"/>
-          <w:shd w:val="clear" w:color="auto" w:fill="F1F5F9"/>
-        </w:rPr>
-        <w:t xml:space="preserve"> </w:t>
-      </w:r>
-      <w:proofErr w:type="gramStart"/>
-      <w:r>
-        <w:rPr>
-          <w:rFonts w:ascii="Courier New" w:eastAsia="Courier New" w:hAnsi="Courier New" w:cs="Courier New"/>
-          <w:shd w:val="clear" w:color="auto" w:fill="F1F5F9"/>
-        </w:rPr>
-        <w:t>{ biased</w:t>
-      </w:r>
-      <w:proofErr w:type="gramEnd"/>
-      <w:r>
-        <w:rPr>
-          <w:rFonts w:ascii="Courier New" w:eastAsia="Courier New" w:hAnsi="Courier New" w:cs="Courier New"/>
-          <w:shd w:val="clear" w:color="auto" w:fill="F1F5F9"/>
-        </w:rPr>
-        <w:t xml:space="preserve">; t = </w:t>
-      </w:r>
-      <w:proofErr w:type="spellStart"/>
-      <w:r>
-        <w:rPr>
-          <w:rFonts w:ascii="Courier New" w:eastAsia="Courier New" w:hAnsi="Courier New" w:cs="Courier New"/>
-          <w:shd w:val="clear" w:color="auto" w:fill="F1F5F9"/>
-        </w:rPr>
-        <w:t>hi.</w:t>
-      </w:r>
-      <w:r>
-        <w:rPr>
-          <w:rFonts w:ascii="Courier New" w:hAnsi="Courier New" w:cs="Courier New"/>
-          <w:shd w:val="clear" w:color="auto" w:fill="F1F5F9"/>
-        </w:rPr>
-        <w:t>pop_</w:t>
-      </w:r>
-      <w:proofErr w:type="gramStart"/>
-      <w:r>
-        <w:rPr>
-          <w:rFonts w:ascii="Courier New" w:hAnsi="Courier New" w:cs="Courier New"/>
-          <w:shd w:val="clear" w:color="auto" w:fill="F1F5F9"/>
-        </w:rPr>
-        <w:t>async</w:t>
-      </w:r>
-      <w:proofErr w:type="spellEnd"/>
-      <w:r>
-        <w:rPr>
-          <w:rFonts w:ascii="Courier New" w:eastAsia="Courier New" w:hAnsi="Courier New" w:cs="Courier New"/>
-          <w:shd w:val="clear" w:color="auto" w:fill="F1F5F9"/>
-        </w:rPr>
-        <w:t>(</w:t>
-      </w:r>
-      <w:proofErr w:type="gramEnd"/>
-      <w:r>
-        <w:rPr>
-          <w:rFonts w:ascii="Courier New" w:eastAsia="Courier New" w:hAnsi="Courier New" w:cs="Courier New"/>
-          <w:shd w:val="clear" w:color="auto" w:fill="F1F5F9"/>
-        </w:rPr>
-        <w:t xml:space="preserve">) =&gt; t, t = </w:t>
-      </w:r>
-      <w:proofErr w:type="spellStart"/>
-      <w:r>
-        <w:rPr>
-          <w:rFonts w:ascii="Courier New" w:eastAsia="Courier New" w:hAnsi="Courier New" w:cs="Courier New"/>
-          <w:shd w:val="clear" w:color="auto" w:fill="F1F5F9"/>
-        </w:rPr>
-        <w:t>lo.</w:t>
-      </w:r>
-      <w:r>
-        <w:rPr>
-          <w:rFonts w:ascii="Courier New" w:hAnsi="Courier New" w:cs="Courier New"/>
-          <w:shd w:val="clear" w:color="auto" w:fill="F1F5F9"/>
-        </w:rPr>
-        <w:t>pop_</w:t>
-      </w:r>
-      <w:proofErr w:type="gramStart"/>
-      <w:r>
-        <w:rPr>
-          <w:rFonts w:ascii="Courier New" w:hAnsi="Courier New" w:cs="Courier New"/>
-          <w:shd w:val="clear" w:color="auto" w:fill="F1F5F9"/>
-        </w:rPr>
-        <w:t>async</w:t>
-      </w:r>
-      <w:proofErr w:type="spellEnd"/>
-      <w:r>
-        <w:rPr>
-          <w:rFonts w:ascii="Courier New" w:eastAsia="Courier New" w:hAnsi="Courier New" w:cs="Courier New"/>
-          <w:shd w:val="clear" w:color="auto" w:fill="F1F5F9"/>
-        </w:rPr>
-        <w:t>(</w:t>
-      </w:r>
-      <w:proofErr w:type="gramEnd"/>
-      <w:r>
-        <w:rPr>
-          <w:rFonts w:ascii="Courier New" w:eastAsia="Courier New" w:hAnsi="Courier New" w:cs="Courier New"/>
-          <w:shd w:val="clear" w:color="auto" w:fill="F1F5F9"/>
-        </w:rPr>
-        <w:t xml:space="preserve">) =&gt; </w:t>
-      </w:r>
-      <w:proofErr w:type="gramStart"/>
-      <w:r>
-        <w:rPr>
-          <w:rFonts w:ascii="Courier New" w:eastAsia="Courier New" w:hAnsi="Courier New" w:cs="Courier New"/>
-          <w:shd w:val="clear" w:color="auto" w:fill="F1F5F9"/>
-        </w:rPr>
-        <w:t>t }</w:t>
-      </w:r>
-      <w:proofErr w:type="gramEnd"/>
-      <w:r>
-        <w:t xml:space="preserve"> polls the human-priority channel before the bot channel in every loop iteration. This is SP-PE scheduling: the human lane is always given first-poll preference, regardless of waiting time in the bot lane. In the threaded runtime, the </w:t>
-      </w:r>
-      <w:proofErr w:type="spellStart"/>
-      <w:r>
-        <w:rPr>
-          <w:rFonts w:ascii="Courier New" w:hAnsi="Courier New" w:cs="Courier New"/>
-          <w:shd w:val="clear" w:color="auto" w:fill="F1F5F9"/>
-        </w:rPr>
-        <w:t>BinaryHeap</w:t>
-      </w:r>
-      <w:proofErr w:type="spellEnd"/>
-      <w:r>
-        <w:rPr>
-          <w:rFonts w:ascii="Courier New" w:eastAsia="Courier New" w:hAnsi="Courier New" w:cs="Courier New"/>
-          <w:shd w:val="clear" w:color="auto" w:fill="F1F5F9"/>
-        </w:rPr>
-        <w:t>&lt;Reverse</w:t>
-      </w:r>
-      <w:proofErr w:type="gramStart"/>
-      <w:r>
-        <w:rPr>
-          <w:rFonts w:ascii="Courier New" w:eastAsia="Courier New" w:hAnsi="Courier New" w:cs="Courier New"/>
-          <w:shd w:val="clear" w:color="auto" w:fill="F1F5F9"/>
-        </w:rPr>
-        <w:t>&lt;(</w:t>
-      </w:r>
-      <w:proofErr w:type="gramEnd"/>
-      <w:r>
-        <w:rPr>
-          <w:rFonts w:ascii="Courier New" w:eastAsia="Courier New" w:hAnsi="Courier New" w:cs="Courier New"/>
-          <w:shd w:val="clear" w:color="auto" w:fill="F1F5F9"/>
-        </w:rPr>
-        <w:t>Priority, Instant, Task)&gt;&gt;</w:t>
-      </w:r>
-      <w:r>
-        <w:t xml:space="preserve"> pop is </w:t>
-      </w:r>
-      <w:proofErr w:type="gramStart"/>
-      <w:r>
-        <w:t>O(</w:t>
-      </w:r>
-      <w:proofErr w:type="gramEnd"/>
-      <w:r>
-        <w:t xml:space="preserve">log n) and deterministically returns the highest-priority (Human &lt; Bot in the </w:t>
-      </w:r>
-      <w:proofErr w:type="spellStart"/>
-      <w:r>
-        <w:t>enum</w:t>
-      </w:r>
-      <w:proofErr w:type="spellEnd"/>
-      <w:r>
-        <w:t xml:space="preserve"> ordering) task first, with FIFO tie-breaking within a priority via the </w:t>
-      </w:r>
-      <w:proofErr w:type="spellStart"/>
-      <w:r>
-        <w:rPr>
-          <w:rFonts w:ascii="Courier New" w:eastAsia="Courier New" w:hAnsi="Courier New" w:cs="Courier New"/>
-          <w:shd w:val="clear" w:color="auto" w:fill="F1F5F9"/>
-        </w:rPr>
-        <w:t>enqueued_at</w:t>
-      </w:r>
-      <w:proofErr w:type="spellEnd"/>
-      <w:r>
-        <w:t xml:space="preserve"> timestamp.</w:t>
-      </w:r>
-    </w:p>
-    <w:p>
-      <w:pPr>
-        <w:spacing w:after="200"/>
-        <w:jc w:val="both"/>
-      </w:pPr>
-      <w:r>
-        <w:t xml:space="preserve"> </w:t>
-      </w:r>
-    </w:p>
-    <w:p>
-      <w:pPr>
-        <w:spacing w:after="120"/>
-        <w:jc w:val="both"/>
-      </w:pPr>
-      <w:r>
-        <w:t xml:space="preserve">The 2 </w:t>
-      </w:r>
-      <w:proofErr w:type="spellStart"/>
-      <w:r>
-        <w:t>ms</w:t>
-      </w:r>
-      <w:proofErr w:type="spellEnd"/>
-      <w:r>
-        <w:t xml:space="preserve"> micro-deadline per event is checked after the </w:t>
+        <w:t xml:space="preserve">The 2 ms micro-deadline per event is checked after the </w:t>
       </w:r>
       <w:proofErr w:type="gramStart"/>
       <w:r>
@@ -5985,9 +5264,9 @@
           <w:sz w:val="20"/>
           <w:szCs w:val="20"/>
         </w:rPr>
-        <w:t xml:space="preserve">    let </w:t>
-      </w:r>
-      <w:proofErr w:type="spellStart"/>
+        <w:t xml:space="preserve">    let deadline_miss = total.as_</w:t>
+      </w:r>
+      <w:proofErr w:type="gramStart"/>
       <w:r>
         <w:rPr>
           <w:rFonts w:ascii="Courier New" w:eastAsia="Courier New" w:hAnsi="Courier New" w:cs="Courier New"/>
@@ -5995,9 +5274,9 @@
           <w:sz w:val="20"/>
           <w:szCs w:val="20"/>
         </w:rPr>
-        <w:t>deadline_miss</w:t>
-      </w:r>
-      <w:proofErr w:type="spellEnd"/>
+        <w:t>nanos(</w:t>
+      </w:r>
+      <w:proofErr w:type="gramEnd"/>
       <w:r>
         <w:rPr>
           <w:rFonts w:ascii="Courier New" w:eastAsia="Courier New" w:hAnsi="Courier New" w:cs="Courier New"/>
@@ -6005,9 +5284,11 @@
           <w:sz w:val="20"/>
           <w:szCs w:val="20"/>
         </w:rPr>
-        <w:t xml:space="preserve"> = </w:t>
-      </w:r>
-      <w:proofErr w:type="spellStart"/>
+        <w:t xml:space="preserve">) &gt; 2_000_000; // 2 ms    </w:t>
+      </w:r>
+      <w:r>
+        <w:br/>
+      </w:r>
       <w:r>
         <w:rPr>
           <w:rFonts w:ascii="Courier New" w:eastAsia="Courier New" w:hAnsi="Courier New" w:cs="Courier New"/>
@@ -6015,7 +5296,7 @@
           <w:sz w:val="20"/>
           <w:szCs w:val="20"/>
         </w:rPr>
-        <w:t>total.as_</w:t>
+        <w:t xml:space="preserve">    if deadline_miss </w:t>
       </w:r>
       <w:proofErr w:type="gramStart"/>
       <w:r>
@@ -6025,9 +5306,9 @@
           <w:sz w:val="20"/>
           <w:szCs w:val="20"/>
         </w:rPr>
-        <w:t>nanos</w:t>
-      </w:r>
-      <w:proofErr w:type="spellEnd"/>
+        <w:t>{ metrics</w:t>
+      </w:r>
+      <w:proofErr w:type="gramEnd"/>
       <w:r>
         <w:rPr>
           <w:rFonts w:ascii="Courier New" w:eastAsia="Courier New" w:hAnsi="Courier New" w:cs="Courier New"/>
@@ -6035,9 +5316,9 @@
           <w:sz w:val="20"/>
           <w:szCs w:val="20"/>
         </w:rPr>
-        <w:t>(</w:t>
-      </w:r>
-      <w:proofErr w:type="gramEnd"/>
+        <w:t>.record_deadline_miss(priority)</w:t>
+      </w:r>
+      <w:proofErr w:type="gramStart"/>
       <w:r>
         <w:rPr>
           <w:rFonts w:ascii="Courier New" w:eastAsia="Courier New" w:hAnsi="Courier New" w:cs="Courier New"/>
@@ -6045,9 +5326,9 @@
           <w:sz w:val="20"/>
           <w:szCs w:val="20"/>
         </w:rPr>
-        <w:t xml:space="preserve">) &gt; 2_000_000; // 2 </w:t>
-      </w:r>
-      <w:proofErr w:type="spellStart"/>
+        <w:t>; }</w:t>
+      </w:r>
+      <w:proofErr w:type="gramEnd"/>
       <w:r>
         <w:rPr>
           <w:rFonts w:ascii="Courier New" w:eastAsia="Courier New" w:hAnsi="Courier New" w:cs="Courier New"/>
@@ -6055,9 +5336,11 @@
           <w:sz w:val="20"/>
           <w:szCs w:val="20"/>
         </w:rPr>
-        <w:t>ms</w:t>
-      </w:r>
-      <w:proofErr w:type="spellEnd"/>
+        <w:t xml:space="preserve">    </w:t>
+      </w:r>
+      <w:r>
+        <w:br/>
+      </w:r>
       <w:r>
         <w:rPr>
           <w:rFonts w:ascii="Courier New" w:eastAsia="Courier New" w:hAnsi="Courier New" w:cs="Courier New"/>
@@ -6065,11 +5348,58 @@
           <w:sz w:val="20"/>
           <w:szCs w:val="20"/>
         </w:rPr>
-        <w:t xml:space="preserve">    </w:t>
-      </w:r>
-      <w:r>
-        <w:br/>
-      </w:r>
+        <w:t xml:space="preserve">         </w:t>
+      </w:r>
+    </w:p>
+    <w:p>
+      <w:pPr>
+        <w:pStyle w:val="ListParagraph"/>
+        <w:spacing w:after="200"/>
+      </w:pPr>
+      <w:r>
+        <w:t xml:space="preserve"> </w:t>
+      </w:r>
+    </w:p>
+    <w:p>
+      <w:pPr>
+        <w:pStyle w:val="Heading2"/>
+      </w:pPr>
+      <w:bookmarkStart w:id="15" w:name="_Toc229338855"/>
+      <w:r>
+        <w:lastRenderedPageBreak/>
+        <w:t>Drop-Oldest Ring Buffer</w:t>
+      </w:r>
+      <w:bookmarkEnd w:id="15"/>
+    </w:p>
+    <w:p>
+      <w:pPr>
+        <w:spacing w:after="120"/>
+      </w:pPr>
+      <w:r>
+        <w:rPr>
+          <w:rFonts w:ascii="Courier New" w:hAnsi="Courier New" w:cs="Courier New"/>
+          <w:shd w:val="clear" w:color="auto" w:fill="F1F5F9"/>
+        </w:rPr>
+        <w:t>DropOldestRing&lt;T&gt;</w:t>
+      </w:r>
+      <w:r>
+        <w:t xml:space="preserve"> is the sole backpressure primitive shared by both runtimes:</w:t>
+      </w:r>
+    </w:p>
+    <w:p>
+      <w:pPr>
+        <w:spacing w:after="200"/>
+      </w:pPr>
+      <w:r>
+        <w:t xml:space="preserve"> </w:t>
+      </w:r>
+    </w:p>
+    <w:p>
+      <w:pPr>
+        <w:shd w:val="clear" w:color="auto" w:fill="000000"/>
+        <w:spacing w:before="160" w:after="200"/>
+        <w:ind w:left="240" w:right="240"/>
+      </w:pPr>
       <w:r>
         <w:rPr>
           <w:rFonts w:ascii="Courier New" w:eastAsia="Courier New" w:hAnsi="Courier New" w:cs="Courier New"/>
@@ -6077,9 +5407,11 @@
           <w:sz w:val="20"/>
           <w:szCs w:val="20"/>
         </w:rPr>
-        <w:t xml:space="preserve">    if </w:t>
-      </w:r>
-      <w:proofErr w:type="spellStart"/>
+        <w:t xml:space="preserve">         </w:t>
+      </w:r>
+      <w:r>
+        <w:br/>
+      </w:r>
       <w:r>
         <w:rPr>
           <w:rFonts w:ascii="Courier New" w:eastAsia="Courier New" w:hAnsi="Courier New" w:cs="Courier New"/>
@@ -6087,9 +5419,11 @@
           <w:sz w:val="20"/>
           <w:szCs w:val="20"/>
         </w:rPr>
-        <w:t>deadline_miss</w:t>
-      </w:r>
-      <w:proofErr w:type="spellEnd"/>
+        <w:t xml:space="preserve">    Push contract:    </w:t>
+      </w:r>
+      <w:r>
+        <w:br/>
+      </w:r>
       <w:r>
         <w:rPr>
           <w:rFonts w:ascii="Courier New" w:eastAsia="Courier New" w:hAnsi="Courier New" w:cs="Courier New"/>
@@ -6097,9 +5431,11 @@
           <w:sz w:val="20"/>
           <w:szCs w:val="20"/>
         </w:rPr>
-        <w:t xml:space="preserve"> </w:t>
-      </w:r>
-      <w:proofErr w:type="gramStart"/>
+        <w:t xml:space="preserve">      if len == capacity → pop_front() (increment overflow counter) → push_back()    </w:t>
+      </w:r>
+      <w:r>
+        <w:br/>
+      </w:r>
       <w:r>
         <w:rPr>
           <w:rFonts w:ascii="Courier New" w:eastAsia="Courier New" w:hAnsi="Courier New" w:cs="Courier New"/>
@@ -6107,9 +5443,11 @@
           <w:sz w:val="20"/>
           <w:szCs w:val="20"/>
         </w:rPr>
-        <w:t xml:space="preserve">{ </w:t>
-      </w:r>
-      <w:proofErr w:type="spellStart"/>
+        <w:t xml:space="preserve">      else → push_back()    </w:t>
+      </w:r>
+      <w:r>
+        <w:br/>
+      </w:r>
       <w:r>
         <w:rPr>
           <w:rFonts w:ascii="Courier New" w:eastAsia="Courier New" w:hAnsi="Courier New" w:cs="Courier New"/>
@@ -6117,9 +5455,11 @@
           <w:sz w:val="20"/>
           <w:szCs w:val="20"/>
         </w:rPr>
-        <w:t>metrics</w:t>
-      </w:r>
-      <w:proofErr w:type="gramEnd"/>
+        <w:t xml:space="preserve">      notify_one() on both Tokio::Notify and parking_lot::Condvar    </w:t>
+      </w:r>
+      <w:r>
+        <w:br/>
+      </w:r>
       <w:r>
         <w:rPr>
           <w:rFonts w:ascii="Courier New" w:eastAsia="Courier New" w:hAnsi="Courier New" w:cs="Courier New"/>
@@ -6127,9 +5467,11 @@
           <w:sz w:val="20"/>
           <w:szCs w:val="20"/>
         </w:rPr>
-        <w:t>.record_deadline_miss</w:t>
-      </w:r>
-      <w:proofErr w:type="spellEnd"/>
+        <w:t xml:space="preserve">         </w:t>
+      </w:r>
+      <w:r>
+        <w:br/>
+      </w:r>
       <w:r>
         <w:rPr>
           <w:rFonts w:ascii="Courier New" w:eastAsia="Courier New" w:hAnsi="Courier New" w:cs="Courier New"/>
@@ -6137,9 +5479,11 @@
           <w:sz w:val="20"/>
           <w:szCs w:val="20"/>
         </w:rPr>
-        <w:t>(priority)</w:t>
-      </w:r>
-      <w:proofErr w:type="gramStart"/>
+        <w:t xml:space="preserve">    Pop async: loop { notified = notify.notified(); if queue.pop_front() = Some(x) return x; await notified; }    </w:t>
+      </w:r>
+      <w:r>
+        <w:br/>
+      </w:r>
       <w:r>
         <w:rPr>
           <w:rFonts w:ascii="Courier New" w:eastAsia="Courier New" w:hAnsi="Courier New" w:cs="Courier New"/>
@@ -6147,9 +5491,11 @@
           <w:sz w:val="20"/>
           <w:szCs w:val="20"/>
         </w:rPr>
-        <w:t>; }</w:t>
-      </w:r>
-      <w:proofErr w:type="gramEnd"/>
+        <w:t xml:space="preserve">    Pop blocking: loop { condvar.wait(&amp;mut guard); if guard.pop_front() = Some(x) return x; }    </w:t>
+      </w:r>
+      <w:r>
+        <w:br/>
+      </w:r>
       <w:r>
         <w:rPr>
           <w:rFonts w:ascii="Courier New" w:eastAsia="Courier New" w:hAnsi="Courier New" w:cs="Courier New"/>
@@ -6157,24 +5503,146 @@
           <w:sz w:val="20"/>
           <w:szCs w:val="20"/>
         </w:rPr>
-        <w:t xml:space="preserve">    </w:t>
-      </w:r>
-      <w:r>
-        <w:br/>
-      </w:r>
+        <w:t xml:space="preserve">         </w:t>
+      </w:r>
+    </w:p>
+    <w:p>
+      <w:pPr>
+        <w:spacing w:after="200"/>
+      </w:pPr>
+      <w:r>
+        <w:t xml:space="preserve"> </w:t>
+      </w:r>
+    </w:p>
+    <w:p>
+      <w:pPr>
+        <w:spacing w:after="120" w:line="360" w:lineRule="auto"/>
+      </w:pPr>
+      <w:r>
+        <w:t xml:space="preserve">The single </w:t>
+      </w:r>
+      <w:proofErr w:type="gramStart"/>
+      <w:r>
+        <w:t>struct</w:t>
+      </w:r>
+      <w:proofErr w:type="gramEnd"/>
+      <w:r>
+        <w:t xml:space="preserve"> exposes both </w:t>
+      </w:r>
+      <w:r>
+        <w:rPr>
+          <w:rFonts w:ascii="Courier New" w:hAnsi="Courier New" w:cs="Courier New"/>
+          <w:shd w:val="clear" w:color="auto" w:fill="F1F5F9"/>
+        </w:rPr>
+        <w:t>pop_async</w:t>
+      </w:r>
+      <w:r>
+        <w:t xml:space="preserve"> and </w:t>
+      </w:r>
+      <w:r>
+        <w:rPr>
+          <w:rFonts w:ascii="Courier New" w:hAnsi="Courier New" w:cs="Courier New"/>
+          <w:shd w:val="clear" w:color="auto" w:fill="F1F5F9"/>
+        </w:rPr>
+        <w:t>pop_blocking</w:t>
+      </w:r>
+      <w:r>
+        <w:t xml:space="preserve"> by embedding both a </w:t>
+      </w:r>
+      <w:proofErr w:type="gramStart"/>
+      <w:r>
+        <w:rPr>
+          <w:rFonts w:ascii="Courier New" w:hAnsi="Courier New" w:cs="Courier New"/>
+          <w:shd w:val="clear" w:color="auto" w:fill="F1F5F9"/>
+        </w:rPr>
+        <w:t>tokio::sync::</w:t>
+      </w:r>
+      <w:proofErr w:type="gramEnd"/>
+      <w:r>
+        <w:rPr>
+          <w:rFonts w:ascii="Courier New" w:hAnsi="Courier New" w:cs="Courier New"/>
+          <w:shd w:val="clear" w:color="auto" w:fill="F1F5F9"/>
+        </w:rPr>
+        <w:t>Notify</w:t>
+      </w:r>
+      <w:r>
+        <w:t xml:space="preserve"> and a </w:t>
+      </w:r>
+      <w:r>
+        <w:rPr>
+          <w:rFonts w:ascii="Courier New" w:hAnsi="Courier New" w:cs="Courier New"/>
+          <w:shd w:val="clear" w:color="auto" w:fill="F1F5F9"/>
+        </w:rPr>
+        <w:t>parking_</w:t>
+      </w:r>
+      <w:proofErr w:type="gramStart"/>
+      <w:r>
+        <w:rPr>
+          <w:rFonts w:ascii="Courier New" w:hAnsi="Courier New" w:cs="Courier New"/>
+          <w:shd w:val="clear" w:color="auto" w:fill="F1F5F9"/>
+        </w:rPr>
+        <w:t>lot::</w:t>
+      </w:r>
+      <w:proofErr w:type="gramEnd"/>
+      <w:r>
+        <w:rPr>
+          <w:rFonts w:ascii="Courier New" w:hAnsi="Courier New" w:cs="Courier New"/>
+          <w:shd w:val="clear" w:color="auto" w:fill="F1F5F9"/>
+        </w:rPr>
+        <w:t>Condvar</w:t>
+      </w:r>
+      <w:r>
+        <w:t>. The push path notifies both regardless of which consumer is active; the inactive notifier incurs a single no-op atomic write, which is acceptable.</w:t>
+      </w:r>
+    </w:p>
+    <w:p>
+      <w:pPr>
+        <w:spacing w:after="200" w:line="360" w:lineRule="auto"/>
+      </w:pPr>
+      <w:r>
+        <w:t xml:space="preserve"> </w:t>
+      </w:r>
+    </w:p>
+    <w:p>
+      <w:pPr>
+        <w:spacing w:after="120" w:line="360" w:lineRule="auto"/>
+      </w:pPr>
+      <w:r>
+        <w:t>Property tests (</w:t>
+      </w:r>
+      <w:r>
+        <w:rPr>
+          <w:rFonts w:ascii="Courier New" w:hAnsi="Courier New" w:cs="Courier New"/>
+          <w:shd w:val="clear" w:color="auto" w:fill="F1F5F9"/>
+        </w:rPr>
+        <w:t>proptest</w:t>
+      </w:r>
+      <w:r>
+        <w:t xml:space="preserve">) verify that for any sequence of pushes and pops with any capacity, the overflow counter equals </w:t>
+      </w:r>
+      <w:proofErr w:type="gramStart"/>
       <w:r>
         <w:rPr>
           <w:rFonts w:ascii="Courier New" w:eastAsia="Courier New" w:hAnsi="Courier New" w:cs="Courier New"/>
-          <w:color w:val="FFFFFF"/>
-          <w:sz w:val="20"/>
-          <w:szCs w:val="20"/>
-        </w:rPr>
-        <w:t xml:space="preserve">         </w:t>
-      </w:r>
-    </w:p>
-    <w:p>
-      <w:pPr>
-        <w:spacing w:after="200"/>
+          <w:shd w:val="clear" w:color="auto" w:fill="F1F5F9"/>
+        </w:rPr>
+        <w:t>max(</w:t>
+      </w:r>
+      <w:proofErr w:type="gramEnd"/>
+      <w:r>
+        <w:rPr>
+          <w:rFonts w:ascii="Courier New" w:eastAsia="Courier New" w:hAnsi="Courier New" w:cs="Courier New"/>
+          <w:shd w:val="clear" w:color="auto" w:fill="F1F5F9"/>
+        </w:rPr>
+        <w:t>0, pushes − capacity)</w:t>
+      </w:r>
+      <w:r>
+        <w:t xml:space="preserve"> and the surviving elements form a strictly ascending FIFO sequence.</w:t>
+      </w:r>
+    </w:p>
+    <w:p>
+      <w:pPr>
+        <w:spacing w:after="200" w:line="360" w:lineRule="auto"/>
       </w:pPr>
       <w:r>
         <w:t xml:space="preserve"> </w:t>
@@ -6189,555 +5657,7 @@
       <w:pPr>
         <w:pStyle w:val="Heading2"/>
       </w:pPr>
-      <w:bookmarkStart w:id="15" w:name="_Toc229034288"/>
-      <w:r>
-        <w:lastRenderedPageBreak/>
-        <w:t>Drop-Oldest Ring Buffer</w:t>
-      </w:r>
-      <w:bookmarkEnd w:id="15"/>
-    </w:p>
-    <w:p>
-      <w:pPr>
-        <w:spacing w:after="120"/>
-      </w:pPr>
-      <w:proofErr w:type="spellStart"/>
-      <w:r>
-        <w:rPr>
-          <w:rFonts w:ascii="Courier New" w:hAnsi="Courier New" w:cs="Courier New"/>
-          <w:shd w:val="clear" w:color="auto" w:fill="F1F5F9"/>
-        </w:rPr>
-        <w:t>DropOldestRing</w:t>
-      </w:r>
-      <w:proofErr w:type="spellEnd"/>
-      <w:r>
-        <w:rPr>
-          <w:rFonts w:ascii="Courier New" w:hAnsi="Courier New" w:cs="Courier New"/>
-          <w:shd w:val="clear" w:color="auto" w:fill="F1F5F9"/>
-        </w:rPr>
-        <w:t>&lt;T&gt;</w:t>
-      </w:r>
-      <w:r>
-        <w:t xml:space="preserve"> is the sole backpressure primitive shared by both runtimes:</w:t>
-      </w:r>
-    </w:p>
-    <w:p>
-      <w:pPr>
-        <w:spacing w:after="200"/>
-      </w:pPr>
-      <w:r>
-        <w:t xml:space="preserve"> </w:t>
-      </w:r>
-    </w:p>
-    <w:p>
-      <w:pPr>
-        <w:shd w:val="clear" w:color="auto" w:fill="000000"/>
-        <w:spacing w:before="160" w:after="200"/>
-        <w:ind w:left="240" w:right="240"/>
-      </w:pPr>
-      <w:r>
-        <w:rPr>
-          <w:rFonts w:ascii="Courier New" w:eastAsia="Courier New" w:hAnsi="Courier New" w:cs="Courier New"/>
-          <w:color w:val="FFFFFF"/>
-          <w:sz w:val="20"/>
-          <w:szCs w:val="20"/>
-        </w:rPr>
-        <w:t xml:space="preserve">         </w:t>
-      </w:r>
-      <w:r>
-        <w:br/>
-      </w:r>
-      <w:r>
-        <w:rPr>
-          <w:rFonts w:ascii="Courier New" w:eastAsia="Courier New" w:hAnsi="Courier New" w:cs="Courier New"/>
-          <w:color w:val="FFFFFF"/>
-          <w:sz w:val="20"/>
-          <w:szCs w:val="20"/>
-        </w:rPr>
-        <w:t xml:space="preserve">    Push contract:    </w:t>
-      </w:r>
-      <w:r>
-        <w:br/>
-      </w:r>
-      <w:r>
-        <w:rPr>
-          <w:rFonts w:ascii="Courier New" w:eastAsia="Courier New" w:hAnsi="Courier New" w:cs="Courier New"/>
-          <w:color w:val="FFFFFF"/>
-          <w:sz w:val="20"/>
-          <w:szCs w:val="20"/>
-        </w:rPr>
-        <w:t xml:space="preserve">      if </w:t>
-      </w:r>
-      <w:proofErr w:type="spellStart"/>
-      <w:r>
-        <w:rPr>
-          <w:rFonts w:ascii="Courier New" w:eastAsia="Courier New" w:hAnsi="Courier New" w:cs="Courier New"/>
-          <w:color w:val="FFFFFF"/>
-          <w:sz w:val="20"/>
-          <w:szCs w:val="20"/>
-        </w:rPr>
-        <w:t>len</w:t>
-      </w:r>
-      <w:proofErr w:type="spellEnd"/>
-      <w:r>
-        <w:rPr>
-          <w:rFonts w:ascii="Courier New" w:eastAsia="Courier New" w:hAnsi="Courier New" w:cs="Courier New"/>
-          <w:color w:val="FFFFFF"/>
-          <w:sz w:val="20"/>
-          <w:szCs w:val="20"/>
-        </w:rPr>
-        <w:t xml:space="preserve"> == capacity → </w:t>
-      </w:r>
-      <w:proofErr w:type="spellStart"/>
-      <w:r>
-        <w:rPr>
-          <w:rFonts w:ascii="Courier New" w:eastAsia="Courier New" w:hAnsi="Courier New" w:cs="Courier New"/>
-          <w:color w:val="FFFFFF"/>
-          <w:sz w:val="20"/>
-          <w:szCs w:val="20"/>
-        </w:rPr>
-        <w:t>pop_front</w:t>
-      </w:r>
-      <w:proofErr w:type="spellEnd"/>
-      <w:r>
-        <w:rPr>
-          <w:rFonts w:ascii="Courier New" w:eastAsia="Courier New" w:hAnsi="Courier New" w:cs="Courier New"/>
-          <w:color w:val="FFFFFF"/>
-          <w:sz w:val="20"/>
-          <w:szCs w:val="20"/>
-        </w:rPr>
-        <w:t xml:space="preserve">() (increment overflow counter) → </w:t>
-      </w:r>
-      <w:proofErr w:type="spellStart"/>
-      <w:r>
-        <w:rPr>
-          <w:rFonts w:ascii="Courier New" w:eastAsia="Courier New" w:hAnsi="Courier New" w:cs="Courier New"/>
-          <w:color w:val="FFFFFF"/>
-          <w:sz w:val="20"/>
-          <w:szCs w:val="20"/>
-        </w:rPr>
-        <w:t>push_back</w:t>
-      </w:r>
-      <w:proofErr w:type="spellEnd"/>
-      <w:r>
-        <w:rPr>
-          <w:rFonts w:ascii="Courier New" w:eastAsia="Courier New" w:hAnsi="Courier New" w:cs="Courier New"/>
-          <w:color w:val="FFFFFF"/>
-          <w:sz w:val="20"/>
-          <w:szCs w:val="20"/>
-        </w:rPr>
-        <w:t xml:space="preserve">()    </w:t>
-      </w:r>
-      <w:r>
-        <w:br/>
-      </w:r>
-      <w:r>
-        <w:rPr>
-          <w:rFonts w:ascii="Courier New" w:eastAsia="Courier New" w:hAnsi="Courier New" w:cs="Courier New"/>
-          <w:color w:val="FFFFFF"/>
-          <w:sz w:val="20"/>
-          <w:szCs w:val="20"/>
-        </w:rPr>
-        <w:t xml:space="preserve">      else → </w:t>
-      </w:r>
-      <w:proofErr w:type="spellStart"/>
-      <w:r>
-        <w:rPr>
-          <w:rFonts w:ascii="Courier New" w:eastAsia="Courier New" w:hAnsi="Courier New" w:cs="Courier New"/>
-          <w:color w:val="FFFFFF"/>
-          <w:sz w:val="20"/>
-          <w:szCs w:val="20"/>
-        </w:rPr>
-        <w:t>push_back</w:t>
-      </w:r>
-      <w:proofErr w:type="spellEnd"/>
-      <w:r>
-        <w:rPr>
-          <w:rFonts w:ascii="Courier New" w:eastAsia="Courier New" w:hAnsi="Courier New" w:cs="Courier New"/>
-          <w:color w:val="FFFFFF"/>
-          <w:sz w:val="20"/>
-          <w:szCs w:val="20"/>
-        </w:rPr>
-        <w:t xml:space="preserve">()    </w:t>
-      </w:r>
-      <w:r>
-        <w:br/>
-      </w:r>
-      <w:r>
-        <w:rPr>
-          <w:rFonts w:ascii="Courier New" w:eastAsia="Courier New" w:hAnsi="Courier New" w:cs="Courier New"/>
-          <w:color w:val="FFFFFF"/>
-          <w:sz w:val="20"/>
-          <w:szCs w:val="20"/>
-        </w:rPr>
-        <w:t xml:space="preserve">      </w:t>
-      </w:r>
-      <w:proofErr w:type="spellStart"/>
-      <w:r>
-        <w:rPr>
-          <w:rFonts w:ascii="Courier New" w:eastAsia="Courier New" w:hAnsi="Courier New" w:cs="Courier New"/>
-          <w:color w:val="FFFFFF"/>
-          <w:sz w:val="20"/>
-          <w:szCs w:val="20"/>
-        </w:rPr>
-        <w:t>notify_one</w:t>
-      </w:r>
-      <w:proofErr w:type="spellEnd"/>
-      <w:r>
-        <w:rPr>
-          <w:rFonts w:ascii="Courier New" w:eastAsia="Courier New" w:hAnsi="Courier New" w:cs="Courier New"/>
-          <w:color w:val="FFFFFF"/>
-          <w:sz w:val="20"/>
-          <w:szCs w:val="20"/>
-        </w:rPr>
-        <w:t xml:space="preserve">() on both Tokio::Notify and </w:t>
-      </w:r>
-      <w:proofErr w:type="spellStart"/>
-      <w:r>
-        <w:rPr>
-          <w:rFonts w:ascii="Courier New" w:eastAsia="Courier New" w:hAnsi="Courier New" w:cs="Courier New"/>
-          <w:color w:val="FFFFFF"/>
-          <w:sz w:val="20"/>
-          <w:szCs w:val="20"/>
-        </w:rPr>
-        <w:t>parking_lot</w:t>
-      </w:r>
-      <w:proofErr w:type="spellEnd"/>
-      <w:r>
-        <w:rPr>
-          <w:rFonts w:ascii="Courier New" w:eastAsia="Courier New" w:hAnsi="Courier New" w:cs="Courier New"/>
-          <w:color w:val="FFFFFF"/>
-          <w:sz w:val="20"/>
-          <w:szCs w:val="20"/>
-        </w:rPr>
-        <w:t>::</w:t>
-      </w:r>
-      <w:proofErr w:type="spellStart"/>
-      <w:r>
-        <w:rPr>
-          <w:rFonts w:ascii="Courier New" w:eastAsia="Courier New" w:hAnsi="Courier New" w:cs="Courier New"/>
-          <w:color w:val="FFFFFF"/>
-          <w:sz w:val="20"/>
-          <w:szCs w:val="20"/>
-        </w:rPr>
-        <w:t>Condvar</w:t>
-      </w:r>
-      <w:proofErr w:type="spellEnd"/>
-      <w:r>
-        <w:rPr>
-          <w:rFonts w:ascii="Courier New" w:eastAsia="Courier New" w:hAnsi="Courier New" w:cs="Courier New"/>
-          <w:color w:val="FFFFFF"/>
-          <w:sz w:val="20"/>
-          <w:szCs w:val="20"/>
-        </w:rPr>
-        <w:t xml:space="preserve">    </w:t>
-      </w:r>
-      <w:r>
-        <w:br/>
-      </w:r>
-      <w:r>
-        <w:rPr>
-          <w:rFonts w:ascii="Courier New" w:eastAsia="Courier New" w:hAnsi="Courier New" w:cs="Courier New"/>
-          <w:color w:val="FFFFFF"/>
-          <w:sz w:val="20"/>
-          <w:szCs w:val="20"/>
-        </w:rPr>
-        <w:t xml:space="preserve">         </w:t>
-      </w:r>
-      <w:r>
-        <w:br/>
-      </w:r>
-      <w:r>
-        <w:rPr>
-          <w:rFonts w:ascii="Courier New" w:eastAsia="Courier New" w:hAnsi="Courier New" w:cs="Courier New"/>
-          <w:color w:val="FFFFFF"/>
-          <w:sz w:val="20"/>
-          <w:szCs w:val="20"/>
-        </w:rPr>
-        <w:t xml:space="preserve">    Pop async: loop { notified = </w:t>
-      </w:r>
-      <w:proofErr w:type="spellStart"/>
-      <w:r>
-        <w:rPr>
-          <w:rFonts w:ascii="Courier New" w:eastAsia="Courier New" w:hAnsi="Courier New" w:cs="Courier New"/>
-          <w:color w:val="FFFFFF"/>
-          <w:sz w:val="20"/>
-          <w:szCs w:val="20"/>
-        </w:rPr>
-        <w:t>notify.notified</w:t>
-      </w:r>
-      <w:proofErr w:type="spellEnd"/>
-      <w:r>
-        <w:rPr>
-          <w:rFonts w:ascii="Courier New" w:eastAsia="Courier New" w:hAnsi="Courier New" w:cs="Courier New"/>
-          <w:color w:val="FFFFFF"/>
-          <w:sz w:val="20"/>
-          <w:szCs w:val="20"/>
-        </w:rPr>
-        <w:t xml:space="preserve">(); if </w:t>
-      </w:r>
-      <w:proofErr w:type="spellStart"/>
-      <w:r>
-        <w:rPr>
-          <w:rFonts w:ascii="Courier New" w:eastAsia="Courier New" w:hAnsi="Courier New" w:cs="Courier New"/>
-          <w:color w:val="FFFFFF"/>
-          <w:sz w:val="20"/>
-          <w:szCs w:val="20"/>
-        </w:rPr>
-        <w:t>queue.pop_front</w:t>
-      </w:r>
-      <w:proofErr w:type="spellEnd"/>
-      <w:r>
-        <w:rPr>
-          <w:rFonts w:ascii="Courier New" w:eastAsia="Courier New" w:hAnsi="Courier New" w:cs="Courier New"/>
-          <w:color w:val="FFFFFF"/>
-          <w:sz w:val="20"/>
-          <w:szCs w:val="20"/>
-        </w:rPr>
-        <w:t xml:space="preserve">() = Some(x) return x; await notified; }    </w:t>
-      </w:r>
-      <w:r>
-        <w:br/>
-      </w:r>
-      <w:r>
-        <w:rPr>
-          <w:rFonts w:ascii="Courier New" w:eastAsia="Courier New" w:hAnsi="Courier New" w:cs="Courier New"/>
-          <w:color w:val="FFFFFF"/>
-          <w:sz w:val="20"/>
-          <w:szCs w:val="20"/>
-        </w:rPr>
-        <w:t xml:space="preserve">    Pop blocking: loop { </w:t>
-      </w:r>
-      <w:proofErr w:type="spellStart"/>
-      <w:r>
-        <w:rPr>
-          <w:rFonts w:ascii="Courier New" w:eastAsia="Courier New" w:hAnsi="Courier New" w:cs="Courier New"/>
-          <w:color w:val="FFFFFF"/>
-          <w:sz w:val="20"/>
-          <w:szCs w:val="20"/>
-        </w:rPr>
-        <w:t>condvar.wait</w:t>
-      </w:r>
-      <w:proofErr w:type="spellEnd"/>
-      <w:r>
-        <w:rPr>
-          <w:rFonts w:ascii="Courier New" w:eastAsia="Courier New" w:hAnsi="Courier New" w:cs="Courier New"/>
-          <w:color w:val="FFFFFF"/>
-          <w:sz w:val="20"/>
-          <w:szCs w:val="20"/>
-        </w:rPr>
-        <w:t xml:space="preserve">(&amp;mut guard); if </w:t>
-      </w:r>
-      <w:proofErr w:type="spellStart"/>
-      <w:r>
-        <w:rPr>
-          <w:rFonts w:ascii="Courier New" w:eastAsia="Courier New" w:hAnsi="Courier New" w:cs="Courier New"/>
-          <w:color w:val="FFFFFF"/>
-          <w:sz w:val="20"/>
-          <w:szCs w:val="20"/>
-        </w:rPr>
-        <w:t>guard.pop_front</w:t>
-      </w:r>
-      <w:proofErr w:type="spellEnd"/>
-      <w:r>
-        <w:rPr>
-          <w:rFonts w:ascii="Courier New" w:eastAsia="Courier New" w:hAnsi="Courier New" w:cs="Courier New"/>
-          <w:color w:val="FFFFFF"/>
-          <w:sz w:val="20"/>
-          <w:szCs w:val="20"/>
-        </w:rPr>
-        <w:t xml:space="preserve">() = Some(x) return x; }    </w:t>
-      </w:r>
-      <w:r>
-        <w:br/>
-      </w:r>
-      <w:r>
-        <w:rPr>
-          <w:rFonts w:ascii="Courier New" w:eastAsia="Courier New" w:hAnsi="Courier New" w:cs="Courier New"/>
-          <w:color w:val="FFFFFF"/>
-          <w:sz w:val="20"/>
-          <w:szCs w:val="20"/>
-        </w:rPr>
-        <w:t xml:space="preserve">         </w:t>
-      </w:r>
-    </w:p>
-    <w:p>
-      <w:pPr>
-        <w:spacing w:after="200"/>
-      </w:pPr>
-      <w:r>
-        <w:t xml:space="preserve"> </w:t>
-      </w:r>
-    </w:p>
-    <w:p>
-      <w:pPr>
-        <w:spacing w:after="120"/>
-      </w:pPr>
-      <w:r>
-        <w:t xml:space="preserve">The single </w:t>
-      </w:r>
-      <w:proofErr w:type="gramStart"/>
-      <w:r>
-        <w:t>struct</w:t>
-      </w:r>
-      <w:proofErr w:type="gramEnd"/>
-      <w:r>
-        <w:t xml:space="preserve"> exposes both </w:t>
-      </w:r>
-      <w:proofErr w:type="spellStart"/>
-      <w:r>
-        <w:rPr>
-          <w:rFonts w:ascii="Courier New" w:hAnsi="Courier New" w:cs="Courier New"/>
-          <w:shd w:val="clear" w:color="auto" w:fill="F1F5F9"/>
-        </w:rPr>
-        <w:t>pop_async</w:t>
-      </w:r>
-      <w:proofErr w:type="spellEnd"/>
-      <w:r>
-        <w:t xml:space="preserve"> and </w:t>
-      </w:r>
-      <w:proofErr w:type="spellStart"/>
-      <w:r>
-        <w:rPr>
-          <w:rFonts w:ascii="Courier New" w:hAnsi="Courier New" w:cs="Courier New"/>
-          <w:shd w:val="clear" w:color="auto" w:fill="F1F5F9"/>
-        </w:rPr>
-        <w:t>pop_blocking</w:t>
-      </w:r>
-      <w:proofErr w:type="spellEnd"/>
-      <w:r>
-        <w:t xml:space="preserve"> by embedding both a </w:t>
-      </w:r>
-      <w:proofErr w:type="spellStart"/>
-      <w:proofErr w:type="gramStart"/>
-      <w:r>
-        <w:rPr>
-          <w:rFonts w:ascii="Courier New" w:hAnsi="Courier New" w:cs="Courier New"/>
-          <w:shd w:val="clear" w:color="auto" w:fill="F1F5F9"/>
-        </w:rPr>
-        <w:t>tokio</w:t>
-      </w:r>
-      <w:proofErr w:type="spellEnd"/>
-      <w:r>
-        <w:rPr>
-          <w:rFonts w:ascii="Courier New" w:hAnsi="Courier New" w:cs="Courier New"/>
-          <w:shd w:val="clear" w:color="auto" w:fill="F1F5F9"/>
-        </w:rPr>
-        <w:t>::sync::</w:t>
-      </w:r>
-      <w:proofErr w:type="gramEnd"/>
-      <w:r>
-        <w:rPr>
-          <w:rFonts w:ascii="Courier New" w:hAnsi="Courier New" w:cs="Courier New"/>
-          <w:shd w:val="clear" w:color="auto" w:fill="F1F5F9"/>
-        </w:rPr>
-        <w:t>Notify</w:t>
-      </w:r>
-      <w:r>
-        <w:t xml:space="preserve"> and a </w:t>
-      </w:r>
-      <w:proofErr w:type="spellStart"/>
-      <w:r>
-        <w:rPr>
-          <w:rFonts w:ascii="Courier New" w:hAnsi="Courier New" w:cs="Courier New"/>
-          <w:shd w:val="clear" w:color="auto" w:fill="F1F5F9"/>
-        </w:rPr>
-        <w:t>parking_</w:t>
-      </w:r>
-      <w:proofErr w:type="gramStart"/>
-      <w:r>
-        <w:rPr>
-          <w:rFonts w:ascii="Courier New" w:hAnsi="Courier New" w:cs="Courier New"/>
-          <w:shd w:val="clear" w:color="auto" w:fill="F1F5F9"/>
-        </w:rPr>
-        <w:t>lot</w:t>
-      </w:r>
-      <w:proofErr w:type="spellEnd"/>
-      <w:r>
-        <w:rPr>
-          <w:rFonts w:ascii="Courier New" w:hAnsi="Courier New" w:cs="Courier New"/>
-          <w:shd w:val="clear" w:color="auto" w:fill="F1F5F9"/>
-        </w:rPr>
-        <w:t>::</w:t>
-      </w:r>
-      <w:proofErr w:type="spellStart"/>
-      <w:proofErr w:type="gramEnd"/>
-      <w:r>
-        <w:rPr>
-          <w:rFonts w:ascii="Courier New" w:hAnsi="Courier New" w:cs="Courier New"/>
-          <w:shd w:val="clear" w:color="auto" w:fill="F1F5F9"/>
-        </w:rPr>
-        <w:t>Condvar</w:t>
-      </w:r>
-      <w:proofErr w:type="spellEnd"/>
-      <w:r>
-        <w:t>. The push path notifies both regardless of which consumer is active; the inactive notifier incurs a single no-op atomic write, which is acceptable.</w:t>
-      </w:r>
-    </w:p>
-    <w:p>
-      <w:pPr>
-        <w:spacing w:after="200"/>
-      </w:pPr>
-      <w:r>
-        <w:t xml:space="preserve"> </w:t>
-      </w:r>
-    </w:p>
-    <w:p>
-      <w:pPr>
-        <w:spacing w:after="120"/>
-      </w:pPr>
-      <w:r>
-        <w:t>Property tests (</w:t>
-      </w:r>
-      <w:proofErr w:type="spellStart"/>
-      <w:r>
-        <w:rPr>
-          <w:rFonts w:ascii="Courier New" w:hAnsi="Courier New" w:cs="Courier New"/>
-          <w:shd w:val="clear" w:color="auto" w:fill="F1F5F9"/>
-        </w:rPr>
-        <w:t>proptest</w:t>
-      </w:r>
-      <w:proofErr w:type="spellEnd"/>
-      <w:r>
-        <w:t xml:space="preserve">) verify that for any sequence of pushes and pops with any capacity, the overflow counter equals </w:t>
-      </w:r>
-      <w:proofErr w:type="gramStart"/>
-      <w:r>
-        <w:rPr>
-          <w:rFonts w:ascii="Courier New" w:eastAsia="Courier New" w:hAnsi="Courier New" w:cs="Courier New"/>
-          <w:shd w:val="clear" w:color="auto" w:fill="F1F5F9"/>
-        </w:rPr>
-        <w:t>max(</w:t>
-      </w:r>
-      <w:proofErr w:type="gramEnd"/>
-      <w:r>
-        <w:rPr>
-          <w:rFonts w:ascii="Courier New" w:eastAsia="Courier New" w:hAnsi="Courier New" w:cs="Courier New"/>
-          <w:shd w:val="clear" w:color="auto" w:fill="F1F5F9"/>
-        </w:rPr>
-        <w:t>0, pushes − capacity)</w:t>
-      </w:r>
-      <w:r>
-        <w:t xml:space="preserve"> and the surviving elements form a strictly ascending FIFO sequence.</w:t>
-      </w:r>
-    </w:p>
-    <w:p>
-      <w:pPr>
-        <w:spacing w:after="200"/>
-      </w:pPr>
-      <w:r>
-        <w:t xml:space="preserve"> </w:t>
-      </w:r>
-    </w:p>
-    <w:p>
-      <w:r>
-        <w:br w:type="page"/>
-      </w:r>
-    </w:p>
-    <w:p>
-      <w:pPr>
-        <w:pStyle w:val="Heading2"/>
-      </w:pPr>
-      <w:bookmarkStart w:id="16" w:name="_Toc229034289"/>
+      <w:bookmarkStart w:id="16" w:name="_Toc229338856"/>
       <w:r>
         <w:lastRenderedPageBreak/>
         <w:t>Watchdog and Fail-Safe State Machine</w:t>
@@ -6751,7 +5671,7 @@
         <w:keepNext/>
         <w:jc w:val="center"/>
       </w:pPr>
-      <w:bookmarkStart w:id="17" w:name="_Toc229028457"/>
+      <w:bookmarkStart w:id="17" w:name="_Toc229338869"/>
       <w:r>
         <w:t xml:space="preserve">Figure </w:t>
       </w:r>
@@ -6832,12 +5752,11 @@
     </w:p>
     <w:p>
       <w:pPr>
-        <w:spacing w:after="120"/>
+        <w:spacing w:after="120" w:line="360" w:lineRule="auto"/>
       </w:pPr>
       <w:r>
         <w:t xml:space="preserve">The </w:t>
       </w:r>
-      <w:proofErr w:type="spellStart"/>
       <w:r>
         <w:rPr>
           <w:rFonts w:ascii="Courier New" w:hAnsi="Courier New" w:cs="Courier New"/>
@@ -6845,7 +5764,6 @@
         </w:rPr>
         <w:t>FailSafeController</w:t>
       </w:r>
-      <w:proofErr w:type="spellEnd"/>
       <w:r>
         <w:t xml:space="preserve"> maintains a ring of five 1-second </w:t>
       </w:r>
@@ -6859,7 +5777,6 @@
       <w:r>
         <w:t xml:space="preserve"> buckets. On every worker hot-path completion it receives a jitter sample via </w:t>
       </w:r>
-      <w:proofErr w:type="spellStart"/>
       <w:r>
         <w:rPr>
           <w:rFonts w:ascii="Courier New" w:eastAsia="Courier New" w:hAnsi="Courier New" w:cs="Courier New"/>
@@ -6873,15 +5790,26 @@
           <w:rFonts w:ascii="Courier New" w:eastAsia="Courier New" w:hAnsi="Courier New" w:cs="Courier New"/>
           <w:shd w:val="clear" w:color="auto" w:fill="F1F5F9"/>
         </w:rPr>
-        <w:t>jitter</w:t>
-      </w:r>
-      <w:proofErr w:type="spellEnd"/>
+        <w:t>jitter(</w:t>
+      </w:r>
+      <w:proofErr w:type="gramEnd"/>
       <w:r>
         <w:rPr>
           <w:rFonts w:ascii="Courier New" w:eastAsia="Courier New" w:hAnsi="Courier New" w:cs="Courier New"/>
           <w:shd w:val="clear" w:color="auto" w:fill="F1F5F9"/>
         </w:rPr>
-        <w:t>(</w:t>
+        <w:t>Duration)</w:t>
+      </w:r>
+      <w:r>
+        <w:t xml:space="preserve">. A background task calls </w:t>
+      </w:r>
+      <w:proofErr w:type="gramStart"/>
+      <w:r>
+        <w:rPr>
+          <w:rFonts w:ascii="Courier New" w:eastAsia="Courier New" w:hAnsi="Courier New" w:cs="Courier New"/>
+          <w:shd w:val="clear" w:color="auto" w:fill="F1F5F9"/>
+        </w:rPr>
+        <w:t>tick(</w:t>
       </w:r>
       <w:proofErr w:type="gramEnd"/>
       <w:r>
@@ -6889,25 +5817,6 @@
           <w:rFonts w:ascii="Courier New" w:eastAsia="Courier New" w:hAnsi="Courier New" w:cs="Courier New"/>
           <w:shd w:val="clear" w:color="auto" w:fill="F1F5F9"/>
         </w:rPr>
-        <w:t>Duration)</w:t>
-      </w:r>
-      <w:r>
-        <w:t xml:space="preserve">. A background task calls </w:t>
-      </w:r>
-      <w:proofErr w:type="gramStart"/>
-      <w:r>
-        <w:rPr>
-          <w:rFonts w:ascii="Courier New" w:eastAsia="Courier New" w:hAnsi="Courier New" w:cs="Courier New"/>
-          <w:shd w:val="clear" w:color="auto" w:fill="F1F5F9"/>
-        </w:rPr>
-        <w:t>tick(</w:t>
-      </w:r>
-      <w:proofErr w:type="gramEnd"/>
-      <w:r>
-        <w:rPr>
-          <w:rFonts w:ascii="Courier New" w:eastAsia="Courier New" w:hAnsi="Courier New" w:cs="Courier New"/>
-          <w:shd w:val="clear" w:color="auto" w:fill="F1F5F9"/>
-        </w:rPr>
         <w:t>)</w:t>
       </w:r>
       <w:r>
@@ -6916,7 +5825,7 @@
     </w:p>
     <w:p>
       <w:pPr>
-        <w:spacing w:after="200"/>
+        <w:spacing w:after="200" w:line="360" w:lineRule="auto"/>
       </w:pPr>
       <w:r>
         <w:t xml:space="preserve"> </w:t>
@@ -6924,7 +5833,7 @@
     </w:p>
     <w:p>
       <w:pPr>
-        <w:spacing w:after="120"/>
+        <w:spacing w:after="120" w:line="360" w:lineRule="auto"/>
       </w:pPr>
       <w:r>
         <w:t>The hysteresis parameters are chosen to avoid chattering:</w:t>
@@ -6937,30 +5846,14 @@
           <w:ilvl w:val="0"/>
           <w:numId w:val="2"/>
         </w:numPr>
-        <w:spacing w:after="100"/>
+        <w:spacing w:after="100" w:line="360" w:lineRule="auto"/>
       </w:pPr>
       <w:r>
         <w:rPr>
           <w:b/>
           <w:bCs/>
         </w:rPr>
-        <w:t xml:space="preserve">Enter threshold: 1.5 </w:t>
-      </w:r>
-      <w:proofErr w:type="spellStart"/>
-      <w:r>
-        <w:rPr>
-          <w:b/>
-          <w:bCs/>
-        </w:rPr>
-        <w:t>ms</w:t>
-      </w:r>
-      <w:proofErr w:type="spellEnd"/>
-      <w:r>
-        <w:rPr>
-          <w:b/>
-          <w:bCs/>
-        </w:rPr>
-        <w:t xml:space="preserve"> (p99 jitter), aggressive enough to protect Human-priority latency.</w:t>
+        <w:t>Enter threshold: 1.5 ms (p99 jitter), aggressive enough to protect Human-priority latency.</w:t>
       </w:r>
     </w:p>
     <w:p>
@@ -6970,7 +5863,7 @@
           <w:ilvl w:val="0"/>
           <w:numId w:val="2"/>
         </w:numPr>
-        <w:spacing w:after="100"/>
+        <w:spacing w:after="100" w:line="360" w:lineRule="auto"/>
       </w:pPr>
       <w:r>
         <w:rPr>
@@ -6980,13 +5873,8 @@
         <w:t>Recover threshold:</w:t>
       </w:r>
       <w:r>
-        <w:t xml:space="preserve"> 0.8 </w:t>
-      </w:r>
-      <w:proofErr w:type="spellStart"/>
-      <w:r>
-        <w:t>ms</w:t>
-      </w:r>
-      <w:proofErr w:type="spellEnd"/>
+        <w:t xml:space="preserve"> 0.8 ms</w:t>
+      </w:r>
       <w:r>
         <w:t>, with</w:t>
       </w:r>
@@ -7007,7 +5895,7 @@
           <w:ilvl w:val="0"/>
           <w:numId w:val="2"/>
         </w:numPr>
-        <w:spacing w:after="100"/>
+        <w:spacing w:after="100" w:line="360" w:lineRule="auto"/>
       </w:pPr>
       <w:r>
         <w:rPr>
@@ -7034,7 +5922,7 @@
     </w:p>
     <w:p>
       <w:pPr>
-        <w:spacing w:after="200"/>
+        <w:spacing w:after="200" w:line="360" w:lineRule="auto"/>
       </w:pPr>
       <w:r>
         <w:t xml:space="preserve"> </w:t>
@@ -7042,21 +5930,11 @@
     </w:p>
     <w:p>
       <w:pPr>
-        <w:spacing w:after="120"/>
+        <w:spacing w:after="120" w:line="360" w:lineRule="auto"/>
       </w:pPr>
       <w:r>
         <w:t>The watchdog is independent of the fail-safe: it monitors time since last received event and fires a reconnection signal after 10 seconds of silence. This handles upstream disconnections and network partitions, not load-driven degradation.</w:t>
       </w:r>
-    </w:p>
-    <w:p>
-      <w:pPr>
-        <w:spacing w:after="200"/>
-      </w:pPr>
-      <w:r>
-        <w:t xml:space="preserve"> </w:t>
-      </w:r>
-    </w:p>
-    <w:p>
       <w:r>
         <w:br w:type="page"/>
       </w:r>
@@ -7065,7 +5943,7 @@
       <w:pPr>
         <w:pStyle w:val="Heading1"/>
       </w:pPr>
-      <w:bookmarkStart w:id="18" w:name="_Toc229034290"/>
+      <w:bookmarkStart w:id="18" w:name="_Toc229338857"/>
       <w:r>
         <w:lastRenderedPageBreak/>
         <w:t>Implementation Notes</w:t>
@@ -7074,7 +5952,7 @@
     </w:p>
     <w:p>
       <w:pPr>
-        <w:spacing w:after="120"/>
+        <w:spacing w:after="120" w:line="360" w:lineRule="auto"/>
       </w:pPr>
       <w:r>
         <w:rPr>
@@ -7105,7 +5983,6 @@
       <w:r>
         <w:t xml:space="preserve"> event on the hot path is routed through </w:t>
       </w:r>
-      <w:proofErr w:type="spellStart"/>
       <w:r>
         <w:rPr>
           <w:rFonts w:ascii="Courier New" w:eastAsia="Courier New" w:hAnsi="Courier New" w:cs="Courier New"/>
@@ -7119,107 +5996,41 @@
           <w:rFonts w:ascii="Courier New" w:eastAsia="Courier New" w:hAnsi="Courier New" w:cs="Courier New"/>
           <w:shd w:val="clear" w:color="auto" w:fill="F1F5F9"/>
         </w:rPr>
-        <w:t>appender</w:t>
-      </w:r>
-      <w:proofErr w:type="spellEnd"/>
+        <w:t>appender::</w:t>
+      </w:r>
+      <w:proofErr w:type="gramEnd"/>
       <w:r>
         <w:rPr>
           <w:rFonts w:ascii="Courier New" w:eastAsia="Courier New" w:hAnsi="Courier New" w:cs="Courier New"/>
           <w:shd w:val="clear" w:color="auto" w:fill="F1F5F9"/>
         </w:rPr>
-        <w:t>::</w:t>
-      </w:r>
-      <w:proofErr w:type="spellStart"/>
+        <w:t>non_</w:t>
+      </w:r>
+      <w:proofErr w:type="gramStart"/>
+      <w:r>
+        <w:rPr>
+          <w:rFonts w:ascii="Courier New" w:eastAsia="Courier New" w:hAnsi="Courier New" w:cs="Courier New"/>
+          <w:shd w:val="clear" w:color="auto" w:fill="F1F5F9"/>
+        </w:rPr>
+        <w:t>blocking(</w:t>
+      </w:r>
       <w:proofErr w:type="gramEnd"/>
       <w:r>
         <w:rPr>
           <w:rFonts w:ascii="Courier New" w:eastAsia="Courier New" w:hAnsi="Courier New" w:cs="Courier New"/>
           <w:shd w:val="clear" w:color="auto" w:fill="F1F5F9"/>
         </w:rPr>
-        <w:t>non_</w:t>
-      </w:r>
-      <w:proofErr w:type="gramStart"/>
+        <w:t>RollingFileAppender)</w:t>
+      </w:r>
+      <w:r>
+        <w:t xml:space="preserve">. Synchronous writes to disk would dominate jitter measurements; the non-blocking appender offloads I/O to a dedicated writer thread, adding only an </w:t>
+      </w:r>
       <w:r>
         <w:rPr>
           <w:rFonts w:ascii="Courier New" w:eastAsia="Courier New" w:hAnsi="Courier New" w:cs="Courier New"/>
           <w:shd w:val="clear" w:color="auto" w:fill="F1F5F9"/>
         </w:rPr>
-        <w:t>blocking</w:t>
-      </w:r>
-      <w:proofErr w:type="spellEnd"/>
-      <w:r>
-        <w:rPr>
-          <w:rFonts w:ascii="Courier New" w:eastAsia="Courier New" w:hAnsi="Courier New" w:cs="Courier New"/>
-          <w:shd w:val="clear" w:color="auto" w:fill="F1F5F9"/>
-        </w:rPr>
-        <w:t>(</w:t>
-      </w:r>
-      <w:proofErr w:type="spellStart"/>
-      <w:proofErr w:type="gramEnd"/>
-      <w:r>
-        <w:rPr>
-          <w:rFonts w:ascii="Courier New" w:eastAsia="Courier New" w:hAnsi="Courier New" w:cs="Courier New"/>
-          <w:shd w:val="clear" w:color="auto" w:fill="F1F5F9"/>
-        </w:rPr>
-        <w:t>RollingFileAppender</w:t>
-      </w:r>
-      <w:proofErr w:type="spellEnd"/>
-      <w:r>
-        <w:rPr>
-          <w:rFonts w:ascii="Courier New" w:eastAsia="Courier New" w:hAnsi="Courier New" w:cs="Courier New"/>
-          <w:shd w:val="clear" w:color="auto" w:fill="F1F5F9"/>
-        </w:rPr>
-        <w:t>)</w:t>
-      </w:r>
-      <w:r>
-        <w:t xml:space="preserve">. Synchronous writes to disk would dominate jitter measurements; the non-blocking </w:t>
-      </w:r>
-      <w:proofErr w:type="spellStart"/>
-      <w:r>
-        <w:t>appender</w:t>
-      </w:r>
-      <w:proofErr w:type="spellEnd"/>
-      <w:r>
-        <w:t xml:space="preserve"> offloads I/O to a dedicated writer thread, adding only an </w:t>
-      </w:r>
-      <w:r>
-        <w:rPr>
-          <w:rFonts w:ascii="Courier New" w:eastAsia="Courier New" w:hAnsi="Courier New" w:cs="Courier New"/>
-          <w:shd w:val="clear" w:color="auto" w:fill="F1F5F9"/>
-        </w:rPr>
-        <w:t>Arc&lt;Mutex&lt;</w:t>
-      </w:r>
-      <w:proofErr w:type="spellStart"/>
-      <w:r>
-        <w:rPr>
-          <w:rFonts w:ascii="Courier New" w:eastAsia="Courier New" w:hAnsi="Courier New" w:cs="Courier New"/>
-          <w:shd w:val="clear" w:color="auto" w:fill="F1F5F9"/>
-        </w:rPr>
-        <w:t>VecDeque</w:t>
-      </w:r>
-      <w:proofErr w:type="spellEnd"/>
-      <w:r>
-        <w:rPr>
-          <w:rFonts w:ascii="Courier New" w:eastAsia="Courier New" w:hAnsi="Courier New" w:cs="Courier New"/>
-          <w:shd w:val="clear" w:color="auto" w:fill="F1F5F9"/>
-        </w:rPr>
-        <w:t>&lt;</w:t>
-      </w:r>
-      <w:proofErr w:type="spellStart"/>
-      <w:r>
-        <w:rPr>
-          <w:rFonts w:ascii="Courier New" w:eastAsia="Courier New" w:hAnsi="Courier New" w:cs="Courier New"/>
-          <w:shd w:val="clear" w:color="auto" w:fill="F1F5F9"/>
-        </w:rPr>
-        <w:t>LogLine</w:t>
-      </w:r>
-      <w:proofErr w:type="spellEnd"/>
-      <w:r>
-        <w:rPr>
-          <w:rFonts w:ascii="Courier New" w:eastAsia="Courier New" w:hAnsi="Courier New" w:cs="Courier New"/>
-          <w:shd w:val="clear" w:color="auto" w:fill="F1F5F9"/>
-        </w:rPr>
-        <w:t>&gt;&gt;&gt;</w:t>
+        <w:t>Arc&lt;Mutex&lt;VecDeque&lt;LogLine&gt;&gt;&gt;</w:t>
       </w:r>
       <w:r>
         <w:t xml:space="preserve"> push (~200 ns) to the hot-path cost.</w:t>
@@ -7227,7 +6038,7 @@
     </w:p>
     <w:p>
       <w:pPr>
-        <w:spacing w:after="200"/>
+        <w:spacing w:after="200" w:line="360" w:lineRule="auto"/>
       </w:pPr>
       <w:r>
         <w:t xml:space="preserve"> </w:t>
@@ -7235,7 +6046,7 @@
     </w:p>
     <w:p>
       <w:pPr>
-        <w:spacing w:after="120"/>
+        <w:spacing w:after="120" w:line="360" w:lineRule="auto"/>
       </w:pPr>
       <w:r>
         <w:rPr>
@@ -7244,7 +6055,6 @@
         </w:rPr>
         <w:t>`</w:t>
       </w:r>
-      <w:proofErr w:type="spellStart"/>
       <w:r>
         <w:rPr>
           <w:rFonts w:ascii="Courier New" w:hAnsi="Courier New" w:cs="Courier New"/>
@@ -7252,7 +6062,6 @@
         </w:rPr>
         <w:t>parking_lot</w:t>
       </w:r>
-      <w:proofErr w:type="spellEnd"/>
       <w:r>
         <w:rPr>
           <w:b/>
@@ -7279,7 +6088,6 @@
       <w:r>
         <w:t xml:space="preserve"> Production code uses </w:t>
       </w:r>
-      <w:proofErr w:type="spellStart"/>
       <w:r>
         <w:rPr>
           <w:rFonts w:ascii="Courier New" w:eastAsia="Courier New" w:hAnsi="Courier New" w:cs="Courier New"/>
@@ -7293,15 +6101,26 @@
           <w:rFonts w:ascii="Courier New" w:eastAsia="Courier New" w:hAnsi="Courier New" w:cs="Courier New"/>
           <w:shd w:val="clear" w:color="auto" w:fill="F1F5F9"/>
         </w:rPr>
-        <w:t>lot</w:t>
-      </w:r>
-      <w:proofErr w:type="spellEnd"/>
+        <w:t>lot::</w:t>
+      </w:r>
+      <w:proofErr w:type="gramEnd"/>
       <w:r>
         <w:rPr>
           <w:rFonts w:ascii="Courier New" w:eastAsia="Courier New" w:hAnsi="Courier New" w:cs="Courier New"/>
           <w:shd w:val="clear" w:color="auto" w:fill="F1F5F9"/>
         </w:rPr>
-        <w:t>::</w:t>
+        <w:t>Mutex</w:t>
+      </w:r>
+      <w:r>
+        <w:t xml:space="preserve"> throughout. The </w:t>
+      </w:r>
+      <w:proofErr w:type="gramStart"/>
+      <w:r>
+        <w:rPr>
+          <w:rFonts w:ascii="Courier New" w:eastAsia="Courier New" w:hAnsi="Courier New" w:cs="Courier New"/>
+          <w:shd w:val="clear" w:color="auto" w:fill="F1F5F9"/>
+        </w:rPr>
+        <w:t>std::sync::</w:t>
       </w:r>
       <w:proofErr w:type="gramEnd"/>
       <w:r>
@@ -7312,55 +6131,32 @@
         <w:t>Mutex</w:t>
       </w:r>
       <w:r>
-        <w:t xml:space="preserve"> throughout. The </w:t>
-      </w:r>
-      <w:proofErr w:type="gramStart"/>
+        <w:t xml:space="preserve"> is benched separately in the shootout (§6.2). </w:t>
+      </w:r>
       <w:r>
         <w:rPr>
           <w:rFonts w:ascii="Courier New" w:eastAsia="Courier New" w:hAnsi="Courier New" w:cs="Courier New"/>
           <w:shd w:val="clear" w:color="auto" w:fill="F1F5F9"/>
         </w:rPr>
-        <w:t>std::sync::</w:t>
-      </w:r>
-      <w:proofErr w:type="gramEnd"/>
+        <w:t>parking_lot</w:t>
+      </w:r>
+      <w:r>
+        <w:t xml:space="preserve"> avoids the </w:t>
+      </w:r>
       <w:r>
         <w:rPr>
           <w:rFonts w:ascii="Courier New" w:eastAsia="Courier New" w:hAnsi="Courier New" w:cs="Courier New"/>
           <w:shd w:val="clear" w:color="auto" w:fill="F1F5F9"/>
         </w:rPr>
-        <w:t>Mutex</w:t>
-      </w:r>
-      <w:r>
-        <w:t xml:space="preserve"> is benched separately in the shootout (§6.2). </w:t>
-      </w:r>
-      <w:proofErr w:type="spellStart"/>
-      <w:r>
-        <w:rPr>
-          <w:rFonts w:ascii="Courier New" w:eastAsia="Courier New" w:hAnsi="Courier New" w:cs="Courier New"/>
-          <w:shd w:val="clear" w:color="auto" w:fill="F1F5F9"/>
-        </w:rPr>
-        <w:t>parking_lot</w:t>
-      </w:r>
-      <w:proofErr w:type="spellEnd"/>
-      <w:r>
-        <w:t xml:space="preserve"> avoids the </w:t>
-      </w:r>
-      <w:proofErr w:type="spellStart"/>
-      <w:r>
-        <w:rPr>
-          <w:rFonts w:ascii="Courier New" w:eastAsia="Courier New" w:hAnsi="Courier New" w:cs="Courier New"/>
-          <w:shd w:val="clear" w:color="auto" w:fill="F1F5F9"/>
-        </w:rPr>
         <w:t>PoisonError</w:t>
       </w:r>
-      <w:proofErr w:type="spellEnd"/>
       <w:r>
         <w:t xml:space="preserve"> overhead on unlock and uses a more efficient inline fast-path that spins briefly before sleeping, reducing context-switch overhead under low-to-medium contention.</w:t>
       </w:r>
     </w:p>
     <w:p>
       <w:pPr>
-        <w:spacing w:after="200"/>
+        <w:spacing w:after="200" w:line="360" w:lineRule="auto"/>
       </w:pPr>
       <w:r>
         <w:t xml:space="preserve"> </w:t>
@@ -7368,7 +6164,7 @@
     </w:p>
     <w:p>
       <w:pPr>
-        <w:spacing w:after="120"/>
+        <w:spacing w:after="120" w:line="360" w:lineRule="auto"/>
       </w:pPr>
       <w:r>
         <w:rPr>
@@ -7377,7 +6173,6 @@
         </w:rPr>
         <w:t>`</w:t>
       </w:r>
-      <w:proofErr w:type="spellStart"/>
       <w:r>
         <w:rPr>
           <w:rFonts w:ascii="Courier New" w:hAnsi="Courier New" w:cs="Courier New"/>
@@ -7385,7 +6180,6 @@
         </w:rPr>
         <w:t>ureq</w:t>
       </w:r>
-      <w:proofErr w:type="spellEnd"/>
       <w:r>
         <w:rPr>
           <w:b/>
@@ -7396,50 +6190,39 @@
       <w:r>
         <w:t xml:space="preserve"> Using </w:t>
       </w:r>
-      <w:proofErr w:type="spellStart"/>
       <w:proofErr w:type="gramStart"/>
       <w:r>
         <w:rPr>
           <w:rFonts w:ascii="Courier New" w:eastAsia="Courier New" w:hAnsi="Courier New" w:cs="Courier New"/>
           <w:shd w:val="clear" w:color="auto" w:fill="F1F5F9"/>
         </w:rPr>
-        <w:t>reqwest</w:t>
-      </w:r>
-      <w:proofErr w:type="spellEnd"/>
+        <w:t>reqwest::</w:t>
+      </w:r>
+      <w:proofErr w:type="gramEnd"/>
       <w:r>
         <w:rPr>
           <w:rFonts w:ascii="Courier New" w:eastAsia="Courier New" w:hAnsi="Courier New" w:cs="Courier New"/>
           <w:shd w:val="clear" w:color="auto" w:fill="F1F5F9"/>
         </w:rPr>
-        <w:t>::</w:t>
-      </w:r>
-      <w:proofErr w:type="gramEnd"/>
+        <w:t>blocking</w:t>
+      </w:r>
+      <w:r>
+        <w:t xml:space="preserve"> in the threaded pipeline would link in the Tokio runtime, making the "OS threads" comparison dishonest. </w:t>
+      </w:r>
       <w:r>
         <w:rPr>
           <w:rFonts w:ascii="Courier New" w:eastAsia="Courier New" w:hAnsi="Courier New" w:cs="Courier New"/>
           <w:shd w:val="clear" w:color="auto" w:fill="F1F5F9"/>
         </w:rPr>
-        <w:t>blocking</w:t>
-      </w:r>
-      <w:r>
-        <w:t xml:space="preserve"> in the threaded pipeline would link in the Tokio runtime, making the "OS threads" comparison dishonest. </w:t>
-      </w:r>
-      <w:proofErr w:type="spellStart"/>
-      <w:r>
-        <w:rPr>
-          <w:rFonts w:ascii="Courier New" w:eastAsia="Courier New" w:hAnsi="Courier New" w:cs="Courier New"/>
-          <w:shd w:val="clear" w:color="auto" w:fill="F1F5F9"/>
-        </w:rPr>
         <w:t>ureq</w:t>
       </w:r>
-      <w:proofErr w:type="spellEnd"/>
       <w:r>
         <w:t xml:space="preserve"> 2.10 is a genuinely blocking HTTP client with a 1-second socket read timeout configured for watchdog interaction.</w:t>
       </w:r>
     </w:p>
     <w:p>
       <w:pPr>
-        <w:spacing w:after="200"/>
+        <w:spacing w:after="200" w:line="360" w:lineRule="auto"/>
       </w:pPr>
       <w:r>
         <w:t xml:space="preserve"> </w:t>
@@ -7447,67 +6230,120 @@
     </w:p>
     <w:p>
       <w:pPr>
-        <w:spacing w:after="120"/>
+        <w:spacing w:after="120" w:line="360" w:lineRule="auto"/>
       </w:pPr>
       <w:r>
         <w:rPr>
           <w:b/>
           <w:bCs/>
         </w:rPr>
-        <w:t>`</w:t>
-      </w:r>
-      <w:proofErr w:type="spellStart"/>
+        <w:t>`CachePadded&lt;</w:t>
+      </w:r>
+      <w:r>
+        <w:rPr>
+          <w:rFonts w:ascii="Courier New" w:hAnsi="Courier New" w:cs="Courier New"/>
+          <w:shd w:val="clear" w:color="auto" w:fill="F1F5F9"/>
+        </w:rPr>
+        <w:t>AtomicU64</w:t>
+      </w:r>
       <w:r>
         <w:rPr>
           <w:b/>
           <w:bCs/>
         </w:rPr>
+        <w:t>&gt;`.</w:t>
+      </w:r>
+      <w:r>
+        <w:t xml:space="preserve"> In the sync shootout </w:t>
+      </w:r>
+      <w:r>
+        <w:rPr>
+          <w:rFonts w:ascii="Courier New" w:eastAsia="Courier New" w:hAnsi="Courier New" w:cs="Courier New"/>
+          <w:shd w:val="clear" w:color="auto" w:fill="F1F5F9"/>
+        </w:rPr>
+        <w:t>AtomicFixedSlots</w:t>
+      </w:r>
+      <w:r>
+        <w:t xml:space="preserve"> variant, each counter is wrapped in </w:t>
+      </w:r>
+      <w:r>
+        <w:rPr>
+          <w:rFonts w:ascii="Courier New" w:eastAsia="Courier New" w:hAnsi="Courier New" w:cs="Courier New"/>
+          <w:shd w:val="clear" w:color="auto" w:fill="F1F5F9"/>
+        </w:rPr>
+        <w:t>crossbeam_</w:t>
+      </w:r>
+      <w:proofErr w:type="gramStart"/>
+      <w:r>
+        <w:rPr>
+          <w:rFonts w:ascii="Courier New" w:eastAsia="Courier New" w:hAnsi="Courier New" w:cs="Courier New"/>
+          <w:shd w:val="clear" w:color="auto" w:fill="F1F5F9"/>
+        </w:rPr>
+        <w:t>utils::</w:t>
+      </w:r>
+      <w:proofErr w:type="gramEnd"/>
+      <w:r>
+        <w:rPr>
+          <w:rFonts w:ascii="Courier New" w:eastAsia="Courier New" w:hAnsi="Courier New" w:cs="Courier New"/>
+          <w:shd w:val="clear" w:color="auto" w:fill="F1F5F9"/>
+        </w:rPr>
         <w:t>CachePadded</w:t>
       </w:r>
-      <w:proofErr w:type="spellEnd"/>
+      <w:r>
+        <w:t xml:space="preserve"> to prevent false sharing. Without padding, adjacent atomic counters land on the same 64-byte cache line; a write by one thread invalidates the line for all others, serialising what should be independent operations.</w:t>
+      </w:r>
+    </w:p>
+    <w:p>
+      <w:pPr>
+        <w:pStyle w:val="ListParagraph"/>
+        <w:spacing w:after="200" w:line="360" w:lineRule="auto"/>
+      </w:pPr>
+      <w:r>
+        <w:t xml:space="preserve"> </w:t>
+      </w:r>
+    </w:p>
+    <w:p>
+      <w:pPr>
+        <w:spacing w:after="120" w:line="360" w:lineRule="auto"/>
+      </w:pPr>
       <w:r>
         <w:rPr>
           <w:b/>
           <w:bCs/>
         </w:rPr>
-        <w:t>&lt;</w:t>
-      </w:r>
-      <w:r>
-        <w:rPr>
-          <w:rFonts w:ascii="Courier New" w:hAnsi="Courier New" w:cs="Courier New"/>
-          <w:shd w:val="clear" w:color="auto" w:fill="F1F5F9"/>
-        </w:rPr>
-        <w:t>AtomicU64</w:t>
-      </w:r>
-      <w:r>
-        <w:rPr>
-          <w:b/>
-          <w:bCs/>
-        </w:rPr>
-        <w:t>&gt;`.</w:t>
-      </w:r>
-      <w:r>
-        <w:t xml:space="preserve"> In the sync shootout </w:t>
-      </w:r>
-      <w:proofErr w:type="spellStart"/>
+        <w:t>dhat feature gating.</w:t>
+      </w:r>
+      <w:r>
+        <w:t xml:space="preserve"> The </w:t>
+      </w:r>
       <w:r>
         <w:rPr>
           <w:rFonts w:ascii="Courier New" w:eastAsia="Courier New" w:hAnsi="Courier New" w:cs="Courier New"/>
           <w:shd w:val="clear" w:color="auto" w:fill="F1F5F9"/>
         </w:rPr>
-        <w:t>AtomicFixedSlots</w:t>
-      </w:r>
-      <w:proofErr w:type="spellEnd"/>
-      <w:r>
-        <w:t xml:space="preserve"> variant, each counter is wrapped in </w:t>
-      </w:r>
-      <w:proofErr w:type="spellStart"/>
+        <w:t>dhat-heap</w:t>
+      </w:r>
+      <w:r>
+        <w:t xml:space="preserve"> feature installs </w:t>
+      </w:r>
+      <w:proofErr w:type="gramStart"/>
       <w:r>
         <w:rPr>
           <w:rFonts w:ascii="Courier New" w:eastAsia="Courier New" w:hAnsi="Courier New" w:cs="Courier New"/>
           <w:shd w:val="clear" w:color="auto" w:fill="F1F5F9"/>
         </w:rPr>
-        <w:t>crossbeam_</w:t>
+        <w:t>dhat::</w:t>
+      </w:r>
+      <w:proofErr w:type="gramEnd"/>
+      <w:r>
+        <w:rPr>
+          <w:rFonts w:ascii="Courier New" w:eastAsia="Courier New" w:hAnsi="Courier New" w:cs="Courier New"/>
+          <w:shd w:val="clear" w:color="auto" w:fill="F1F5F9"/>
+        </w:rPr>
+        <w:t>Alloc</w:t>
+      </w:r>
+      <w:r>
+        <w:t xml:space="preserve"> as the global allocator and calls </w:t>
       </w:r>
       <w:proofErr w:type="gramStart"/>
       <w:r>
@@ -7515,36 +6351,56 @@
           <w:rFonts w:ascii="Courier New" w:eastAsia="Courier New" w:hAnsi="Courier New" w:cs="Courier New"/>
           <w:shd w:val="clear" w:color="auto" w:fill="F1F5F9"/>
         </w:rPr>
-        <w:t>utils</w:t>
-      </w:r>
-      <w:proofErr w:type="spellEnd"/>
+        <w:t>dhat::Profiler::</w:t>
+      </w:r>
+      <w:proofErr w:type="gramEnd"/>
       <w:r>
         <w:rPr>
           <w:rFonts w:ascii="Courier New" w:eastAsia="Courier New" w:hAnsi="Courier New" w:cs="Courier New"/>
           <w:shd w:val="clear" w:color="auto" w:fill="F1F5F9"/>
         </w:rPr>
-        <w:t>::</w:t>
-      </w:r>
-      <w:proofErr w:type="spellStart"/>
+        <w:t>new_</w:t>
+      </w:r>
+      <w:proofErr w:type="gramStart"/>
+      <w:r>
+        <w:rPr>
+          <w:rFonts w:ascii="Courier New" w:eastAsia="Courier New" w:hAnsi="Courier New" w:cs="Courier New"/>
+          <w:shd w:val="clear" w:color="auto" w:fill="F1F5F9"/>
+        </w:rPr>
+        <w:t>heap(</w:t>
+      </w:r>
       <w:proofErr w:type="gramEnd"/>
       <w:r>
         <w:rPr>
           <w:rFonts w:ascii="Courier New" w:eastAsia="Courier New" w:hAnsi="Courier New" w:cs="Courier New"/>
           <w:shd w:val="clear" w:color="auto" w:fill="F1F5F9"/>
         </w:rPr>
-        <w:t>CachePadded</w:t>
-      </w:r>
-      <w:proofErr w:type="spellEnd"/>
-      <w:r>
-        <w:t xml:space="preserve"> to prevent false sharing. Without padding, adjacent atomic counters land on the same 64-byte cache line; a write by one thread invalidates the line for all others, </w:t>
-      </w:r>
-      <w:proofErr w:type="spellStart"/>
-      <w:r>
-        <w:t>serialising</w:t>
-      </w:r>
-      <w:proofErr w:type="spellEnd"/>
-      <w:r>
-        <w:t xml:space="preserve"> what should be independent operations.</w:t>
+        <w:t>)</w:t>
+      </w:r>
+      <w:r>
+        <w:t xml:space="preserve"> at startup, producing a </w:t>
+      </w:r>
+      <w:r>
+        <w:rPr>
+          <w:rFonts w:ascii="Courier New" w:eastAsia="Courier New" w:hAnsi="Courier New" w:cs="Courier New"/>
+          <w:shd w:val="clear" w:color="auto" w:fill="F1F5F9"/>
+        </w:rPr>
+        <w:t>dhat-</w:t>
+      </w:r>
+      <w:proofErr w:type="gramStart"/>
+      <w:r>
+        <w:rPr>
+          <w:rFonts w:ascii="Courier New" w:eastAsia="Courier New" w:hAnsi="Courier New" w:cs="Courier New"/>
+          <w:shd w:val="clear" w:color="auto" w:fill="F1F5F9"/>
+        </w:rPr>
+        <w:t>heap.json</w:t>
+      </w:r>
+      <w:proofErr w:type="gramEnd"/>
+      <w:r>
+        <w:t xml:space="preserve"> profile on program exit. </w:t>
+      </w:r>
+      <w:r>
+        <w:t>This feature is never active during latency benchmarks; the profiling allocator adds per-allocation bookkeeping that would inflate jitter measurements.</w:t>
       </w:r>
     </w:p>
     <w:p>
@@ -7557,156 +6413,6 @@
     </w:p>
     <w:p>
       <w:pPr>
-        <w:spacing w:after="120"/>
-      </w:pPr>
-      <w:proofErr w:type="spellStart"/>
-      <w:r>
-        <w:rPr>
-          <w:b/>
-          <w:bCs/>
-        </w:rPr>
-        <w:t>dhat</w:t>
-      </w:r>
-      <w:proofErr w:type="spellEnd"/>
-      <w:r>
-        <w:rPr>
-          <w:b/>
-          <w:bCs/>
-        </w:rPr>
-        <w:t xml:space="preserve"> feature gating.</w:t>
-      </w:r>
-      <w:r>
-        <w:t xml:space="preserve"> The </w:t>
-      </w:r>
-      <w:proofErr w:type="spellStart"/>
-      <w:r>
-        <w:rPr>
-          <w:rFonts w:ascii="Courier New" w:eastAsia="Courier New" w:hAnsi="Courier New" w:cs="Courier New"/>
-          <w:shd w:val="clear" w:color="auto" w:fill="F1F5F9"/>
-        </w:rPr>
-        <w:t>dhat</w:t>
-      </w:r>
-      <w:proofErr w:type="spellEnd"/>
-      <w:r>
-        <w:rPr>
-          <w:rFonts w:ascii="Courier New" w:eastAsia="Courier New" w:hAnsi="Courier New" w:cs="Courier New"/>
-          <w:shd w:val="clear" w:color="auto" w:fill="F1F5F9"/>
-        </w:rPr>
-        <w:t>-heap</w:t>
-      </w:r>
-      <w:r>
-        <w:t xml:space="preserve"> feature installs </w:t>
-      </w:r>
-      <w:proofErr w:type="spellStart"/>
-      <w:proofErr w:type="gramStart"/>
-      <w:r>
-        <w:rPr>
-          <w:rFonts w:ascii="Courier New" w:eastAsia="Courier New" w:hAnsi="Courier New" w:cs="Courier New"/>
-          <w:shd w:val="clear" w:color="auto" w:fill="F1F5F9"/>
-        </w:rPr>
-        <w:t>dhat</w:t>
-      </w:r>
-      <w:proofErr w:type="spellEnd"/>
-      <w:r>
-        <w:rPr>
-          <w:rFonts w:ascii="Courier New" w:eastAsia="Courier New" w:hAnsi="Courier New" w:cs="Courier New"/>
-          <w:shd w:val="clear" w:color="auto" w:fill="F1F5F9"/>
-        </w:rPr>
-        <w:t>::</w:t>
-      </w:r>
-      <w:proofErr w:type="spellStart"/>
-      <w:proofErr w:type="gramEnd"/>
-      <w:r>
-        <w:rPr>
-          <w:rFonts w:ascii="Courier New" w:eastAsia="Courier New" w:hAnsi="Courier New" w:cs="Courier New"/>
-          <w:shd w:val="clear" w:color="auto" w:fill="F1F5F9"/>
-        </w:rPr>
-        <w:t>Alloc</w:t>
-      </w:r>
-      <w:proofErr w:type="spellEnd"/>
-      <w:r>
-        <w:t xml:space="preserve"> as the global allocator and calls </w:t>
-      </w:r>
-      <w:proofErr w:type="spellStart"/>
-      <w:proofErr w:type="gramStart"/>
-      <w:r>
-        <w:rPr>
-          <w:rFonts w:ascii="Courier New" w:eastAsia="Courier New" w:hAnsi="Courier New" w:cs="Courier New"/>
-          <w:shd w:val="clear" w:color="auto" w:fill="F1F5F9"/>
-        </w:rPr>
-        <w:t>dhat</w:t>
-      </w:r>
-      <w:proofErr w:type="spellEnd"/>
-      <w:r>
-        <w:rPr>
-          <w:rFonts w:ascii="Courier New" w:eastAsia="Courier New" w:hAnsi="Courier New" w:cs="Courier New"/>
-          <w:shd w:val="clear" w:color="auto" w:fill="F1F5F9"/>
-        </w:rPr>
-        <w:t>::Profiler::</w:t>
-      </w:r>
-      <w:proofErr w:type="spellStart"/>
-      <w:proofErr w:type="gramEnd"/>
-      <w:r>
-        <w:rPr>
-          <w:rFonts w:ascii="Courier New" w:eastAsia="Courier New" w:hAnsi="Courier New" w:cs="Courier New"/>
-          <w:shd w:val="clear" w:color="auto" w:fill="F1F5F9"/>
-        </w:rPr>
-        <w:t>new_</w:t>
-      </w:r>
-      <w:proofErr w:type="gramStart"/>
-      <w:r>
-        <w:rPr>
-          <w:rFonts w:ascii="Courier New" w:eastAsia="Courier New" w:hAnsi="Courier New" w:cs="Courier New"/>
-          <w:shd w:val="clear" w:color="auto" w:fill="F1F5F9"/>
-        </w:rPr>
-        <w:t>heap</w:t>
-      </w:r>
-      <w:proofErr w:type="spellEnd"/>
-      <w:r>
-        <w:rPr>
-          <w:rFonts w:ascii="Courier New" w:eastAsia="Courier New" w:hAnsi="Courier New" w:cs="Courier New"/>
-          <w:shd w:val="clear" w:color="auto" w:fill="F1F5F9"/>
-        </w:rPr>
-        <w:t>(</w:t>
-      </w:r>
-      <w:proofErr w:type="gramEnd"/>
-      <w:r>
-        <w:rPr>
-          <w:rFonts w:ascii="Courier New" w:eastAsia="Courier New" w:hAnsi="Courier New" w:cs="Courier New"/>
-          <w:shd w:val="clear" w:color="auto" w:fill="F1F5F9"/>
-        </w:rPr>
-        <w:t>)</w:t>
-      </w:r>
-      <w:r>
-        <w:t xml:space="preserve"> at startup, producing a </w:t>
-      </w:r>
-      <w:proofErr w:type="spellStart"/>
-      <w:r>
-        <w:rPr>
-          <w:rFonts w:ascii="Courier New" w:eastAsia="Courier New" w:hAnsi="Courier New" w:cs="Courier New"/>
-          <w:shd w:val="clear" w:color="auto" w:fill="F1F5F9"/>
-        </w:rPr>
-        <w:t>dhat-</w:t>
-      </w:r>
-      <w:proofErr w:type="gramStart"/>
-      <w:r>
-        <w:rPr>
-          <w:rFonts w:ascii="Courier New" w:eastAsia="Courier New" w:hAnsi="Courier New" w:cs="Courier New"/>
-          <w:shd w:val="clear" w:color="auto" w:fill="F1F5F9"/>
-        </w:rPr>
-        <w:t>heap.json</w:t>
-      </w:r>
-      <w:proofErr w:type="spellEnd"/>
-      <w:proofErr w:type="gramEnd"/>
-      <w:r>
-        <w:t xml:space="preserve"> profile on program exit. </w:t>
-      </w:r>
-      <w:r>
-        <w:t>This feature is never active during latency benchmarks; the profiling allocator adds per-allocation bookkeeping that would inflate jitter measurements.</w:t>
-      </w:r>
-    </w:p>
-    <w:p>
-      <w:pPr>
         <w:spacing w:after="200"/>
       </w:pPr>
       <w:r>
@@ -7714,14 +6420,6 @@
       </w:r>
     </w:p>
     <w:p>
-      <w:pPr>
-        <w:spacing w:after="200"/>
-      </w:pPr>
-      <w:r>
-        <w:t xml:space="preserve"> </w:t>
-      </w:r>
-    </w:p>
-    <w:p>
       <w:r>
         <w:br w:type="page"/>
       </w:r>
@@ -7730,7 +6428,7 @@
       <w:pPr>
         <w:pStyle w:val="Heading1"/>
       </w:pPr>
-      <w:bookmarkStart w:id="19" w:name="_Toc229034291"/>
+      <w:bookmarkStart w:id="19" w:name="_Toc229338858"/>
       <w:r>
         <w:lastRenderedPageBreak/>
         <w:t>Results and Discussion</w:t>
@@ -7743,7 +6441,7 @@
         <w:keepNext/>
         <w:jc w:val="center"/>
       </w:pPr>
-      <w:bookmarkStart w:id="20" w:name="_Toc229028458"/>
+      <w:bookmarkStart w:id="20" w:name="_Toc229338870"/>
       <w:r>
         <w:t xml:space="preserve">Figure </w:t>
       </w:r>
@@ -7867,7 +6565,7 @@
       <w:pPr>
         <w:pStyle w:val="Heading2"/>
       </w:pPr>
-      <w:bookmarkStart w:id="21" w:name="_Toc229034292"/>
+      <w:bookmarkStart w:id="21" w:name="_Toc229338859"/>
       <w:r>
         <w:lastRenderedPageBreak/>
         <w:t>Scheduling Drift: Async vs. Threaded</w:t>
@@ -7877,130 +6575,48 @@
     <w:p>
       <w:pPr>
         <w:pStyle w:val="BodyText"/>
+        <w:spacing w:line="360" w:lineRule="auto"/>
       </w:pPr>
       <w:r>
         <w:t xml:space="preserve">Measurement method: </w:t>
       </w:r>
-      <w:proofErr w:type="spellStart"/>
       <w:r>
         <w:rPr>
           <w:rFonts w:ascii="Courier New" w:hAnsi="Courier New" w:cs="Courier New"/>
           <w:shd w:val="clear" w:color="auto" w:fill="F1F5F9"/>
         </w:rPr>
-        <w:t>rts</w:t>
-      </w:r>
-      <w:proofErr w:type="spellEnd"/>
+        <w:t>rts-cli run-asyncrts-cli</w:t>
+      </w:r>
+      <w:r>
+        <w:t xml:space="preserve"> and </w:t>
+      </w:r>
       <w:r>
         <w:rPr>
           <w:rFonts w:ascii="Courier New" w:hAnsi="Courier New" w:cs="Courier New"/>
           <w:shd w:val="clear" w:color="auto" w:fill="F1F5F9"/>
         </w:rPr>
-        <w:t>-cli run-</w:t>
-      </w:r>
-      <w:proofErr w:type="spellStart"/>
+        <w:t>rts-cli run-threadedrts-cli</w:t>
+      </w:r>
+      <w:r>
+        <w:t xml:space="preserve"> each ran for 60 seconds against two workloads — the live Wikimedia SSE endpoint on Windows 11, and the local </w:t>
+      </w:r>
       <w:r>
         <w:rPr>
           <w:rFonts w:ascii="Courier New" w:hAnsi="Courier New" w:cs="Courier New"/>
           <w:shd w:val="clear" w:color="auto" w:fill="F1F5F9"/>
         </w:rPr>
-        <w:t>asyncrts</w:t>
-      </w:r>
-      <w:proofErr w:type="spellEnd"/>
-      <w:r>
-        <w:rPr>
-          <w:rFonts w:ascii="Courier New" w:hAnsi="Courier New" w:cs="Courier New"/>
-          <w:shd w:val="clear" w:color="auto" w:fill="F1F5F9"/>
-        </w:rPr>
-        <w:t>-cli</w:t>
-      </w:r>
-      <w:r>
-        <w:t xml:space="preserve"> and </w:t>
-      </w:r>
-      <w:proofErr w:type="spellStart"/>
-      <w:r>
-        <w:rPr>
-          <w:rFonts w:ascii="Courier New" w:hAnsi="Courier New" w:cs="Courier New"/>
-          <w:shd w:val="clear" w:color="auto" w:fill="F1F5F9"/>
-        </w:rPr>
-        <w:t>rts</w:t>
-      </w:r>
-      <w:proofErr w:type="spellEnd"/>
-      <w:r>
-        <w:rPr>
-          <w:rFonts w:ascii="Courier New" w:hAnsi="Courier New" w:cs="Courier New"/>
-          <w:shd w:val="clear" w:color="auto" w:fill="F1F5F9"/>
-        </w:rPr>
-        <w:t>-cli run-</w:t>
-      </w:r>
-      <w:proofErr w:type="spellStart"/>
-      <w:r>
-        <w:rPr>
-          <w:rFonts w:ascii="Courier New" w:hAnsi="Courier New" w:cs="Courier New"/>
-          <w:shd w:val="clear" w:color="auto" w:fill="F1F5F9"/>
-        </w:rPr>
-        <w:t>threadedrts</w:t>
-      </w:r>
-      <w:proofErr w:type="spellEnd"/>
-      <w:r>
-        <w:rPr>
-          <w:rFonts w:ascii="Courier New" w:hAnsi="Courier New" w:cs="Courier New"/>
-          <w:shd w:val="clear" w:color="auto" w:fill="F1F5F9"/>
-        </w:rPr>
-        <w:t>-cli</w:t>
-      </w:r>
-      <w:r>
-        <w:t xml:space="preserve"> each ran for 60 seconds against two workloads — the live Wikimedia SSE endpoint on Windows 11, and the local </w:t>
-      </w:r>
-      <w:proofErr w:type="spellStart"/>
-      <w:r>
-        <w:rPr>
-          <w:rFonts w:ascii="Courier New" w:hAnsi="Courier New" w:cs="Courier New"/>
-          <w:shd w:val="clear" w:color="auto" w:fill="F1F5F9"/>
-        </w:rPr>
-        <w:t>rts</w:t>
-      </w:r>
-      <w:proofErr w:type="spellEnd"/>
-      <w:r>
-        <w:rPr>
-          <w:rFonts w:ascii="Courier New" w:hAnsi="Courier New" w:cs="Courier New"/>
-          <w:shd w:val="clear" w:color="auto" w:fill="F1F5F9"/>
-        </w:rPr>
-        <w:t>-replay</w:t>
-      </w:r>
-      <w:r>
-        <w:t xml:space="preserve"> server feeding a recorded 60-second NDJSON fixture under WSL2 Ubuntu. Drift is measured as </w:t>
-      </w:r>
-      <w:proofErr w:type="spellStart"/>
-      <w:r>
-        <w:t>actual_</w:t>
+        <w:t>rts-replay</w:t>
+      </w:r>
+      <w:r>
+        <w:t xml:space="preserve"> server feeding a recorded 60-second NDJSON fixture under WSL2 Ubuntu. Drift is measured as actual_</w:t>
       </w:r>
       <w:proofErr w:type="gramStart"/>
       <w:r>
-        <w:t>start</w:t>
-      </w:r>
-      <w:proofErr w:type="spellEnd"/>
-      <w:r>
-        <w:t xml:space="preserve"> − </w:t>
-      </w:r>
-      <w:proofErr w:type="spellStart"/>
-      <w:r>
-        <w:t>enqueued</w:t>
+        <w:t>start − enqueued</w:t>
       </w:r>
       <w:proofErr w:type="gramEnd"/>
       <w:r>
-        <w:t>_at</w:t>
-      </w:r>
-      <w:proofErr w:type="spellEnd"/>
-      <w:r>
-        <w:t xml:space="preserve"> on every event in the priority channel; jitter is the inter-event spacing of the same timestamps. Percentiles below come from </w:t>
-      </w:r>
-      <w:proofErr w:type="spellStart"/>
-      <w:r>
-        <w:t>HdrHistogram</w:t>
-      </w:r>
-      <w:proofErr w:type="spellEnd"/>
-      <w:r>
-        <w:t xml:space="preserve"> dumps at shutdown. Sample counts (n) are the number of events that completed the hot path inside the 60-second window</w:t>
+        <w:t>_at on every event in the priority channel; jitter is the inter-event spacing of the same timestamps. Percentiles below come from HdrHistogram dumps at shutdown. Sample counts (n) are the number of events that completed the hot path inside the 60-second window</w:t>
       </w:r>
     </w:p>
     <w:p>
@@ -9571,15 +8187,7 @@
     </w:tbl>
     <w:p>
       <w:pPr>
-        <w:spacing w:after="200"/>
-      </w:pPr>
-      <w:r>
-        <w:t xml:space="preserve"> </w:t>
-      </w:r>
-    </w:p>
-    <w:p>
-      <w:pPr>
-        <w:spacing w:after="200"/>
+        <w:spacing w:after="200" w:line="360" w:lineRule="auto"/>
       </w:pPr>
       <w:r>
         <w:t xml:space="preserve">Which runtime wins depends on the workload. On the Windows live SSE endpoint, async beats threaded on p99 human drift (76.6 µs vs. 121.9 µs) and on the p99.9 tail (129.5 µs vs. 196.6 µs). On the WSL2 replay workload the result reverses: threaded p99 human drift is 79.2 µs against 113.7 µs for </w:t>
@@ -9594,23 +8202,17 @@
       </w:r>
     </w:p>
     <w:p>
-      <w:pPr>
-        <w:spacing w:after="120"/>
-      </w:pPr>
-      <w:r>
-        <w:t xml:space="preserve">Jitter is the more decisive metric. On Windows live, threaded p99 jitter is 172.3 µs against 1.5 µs for async, a ratio of about 115×. The WSL2 replay workload reverses this too: threaded p99 jitter there is 1.7 µs against 25.7 µs for async. Two effects combine. The cooperative Tokio scheduler can dispatch a pending high-priority task on the same OS thread at any await point, avoiding kernel context switches (typically 1–5 µs each on Linux). The OS thread scheduler's </w:t>
-      </w:r>
-      <w:proofErr w:type="spellStart"/>
-      <w:r>
-        <w:t>behaviour</w:t>
-      </w:r>
-      <w:proofErr w:type="spellEnd"/>
-      <w:r>
-        <w:t xml:space="preserve">, in turn, varies sharply between the Windows NT scheduler servicing live network I/O and the Linux scheduler under WSL2 servicing a local replay socket. </w:t>
-      </w:r>
+      <w:r>
+        <w:br w:type="page"/>
+      </w:r>
+    </w:p>
+    <w:p>
+      <w:pPr>
+        <w:spacing w:after="120" w:line="360" w:lineRule="auto"/>
+      </w:pPr>
       <w:r>
         <w:lastRenderedPageBreak/>
-        <w:t>The takeaway is that runtime choice is workload-dependent, and the dominant penalty on the wrong runtime is jitter rather than drift.</w:t>
+        <w:t>Jitter is the more decisive metric. On Windows live, threaded p99 jitter is 172.3 µs against 1.5 µs for async, a ratio of about 115×. The WSL2 replay workload reverses this too: threaded p99 jitter there is 1.7 µs against 25.7 µs for async. Two effects combine. The cooperative Tokio scheduler can dispatch a pending high-priority task on the same OS thread at any await point, avoiding kernel context switches (typically 1–5 µs each on Linux). The OS thread scheduler's behaviour, in turn, varies sharply between the Windows NT scheduler servicing live network I/O and the Linux scheduler under WSL2 servicing a local replay socket. The takeaway is that runtime choice is workload-dependent, and the dominant penalty on the wrong runtime is jitter rather than drift.</w:t>
       </w:r>
       <w:r>
         <w:br w:type="page"/>
@@ -9621,7 +8223,7 @@
         <w:pStyle w:val="Caption"/>
         <w:keepNext/>
       </w:pPr>
-      <w:bookmarkStart w:id="22" w:name="_Toc229028459"/>
+      <w:bookmarkStart w:id="22" w:name="_Toc229338871"/>
       <w:r>
         <w:lastRenderedPageBreak/>
         <w:t xml:space="preserve">Figure </w:t>
@@ -9759,7 +8361,7 @@
       <w:pPr>
         <w:pStyle w:val="Caption"/>
       </w:pPr>
-      <w:bookmarkStart w:id="23" w:name="_Toc229028460"/>
+      <w:bookmarkStart w:id="23" w:name="_Toc229338872"/>
       <w:r>
         <w:t xml:space="preserve">Figure </w:t>
       </w:r>
@@ -9911,7 +8513,7 @@
         <w:keepNext/>
         <w:jc w:val="center"/>
       </w:pPr>
-      <w:bookmarkStart w:id="24" w:name="_Toc229028461"/>
+      <w:bookmarkStart w:id="24" w:name="_Toc229338873"/>
       <w:r>
         <w:lastRenderedPageBreak/>
         <w:t xml:space="preserve">Figure </w:t>
@@ -10002,7 +8604,7 @@
         <w:keepNext/>
         <w:jc w:val="center"/>
       </w:pPr>
-      <w:bookmarkStart w:id="25" w:name="_Toc229028462"/>
+      <w:bookmarkStart w:id="25" w:name="_Toc229338874"/>
       <w:r>
         <w:t xml:space="preserve">Figure </w:t>
       </w:r>
@@ -10103,7 +8705,7 @@
     </w:p>
     <w:p>
       <w:pPr>
-        <w:spacing w:after="120"/>
+        <w:spacing w:after="120" w:line="360" w:lineRule="auto"/>
         <w:rPr>
           <w:b/>
           <w:bCs/>
@@ -10112,41 +8714,17 @@
     </w:p>
     <w:p>
       <w:pPr>
-        <w:spacing w:after="120"/>
+        <w:spacing w:after="120" w:line="360" w:lineRule="auto"/>
       </w:pPr>
       <w:r>
         <w:rPr>
           <w:b/>
           <w:bCs/>
         </w:rPr>
-        <w:t xml:space="preserve">Liu &amp; Layland </w:t>
-      </w:r>
-      <w:proofErr w:type="spellStart"/>
-      <w:r>
-        <w:rPr>
-          <w:b/>
-          <w:bCs/>
-        </w:rPr>
-        <w:t>utilisation</w:t>
-      </w:r>
-      <w:proofErr w:type="spellEnd"/>
-      <w:r>
-        <w:rPr>
-          <w:b/>
-          <w:bCs/>
-        </w:rPr>
-        <w:t xml:space="preserve"> check.</w:t>
-      </w:r>
-      <w:r>
-        <w:t xml:space="preserve"> For two priority classes (Human, Bot) the </w:t>
-      </w:r>
-      <w:proofErr w:type="spellStart"/>
-      <w:r>
-        <w:t>schedulability</w:t>
-      </w:r>
-      <w:proofErr w:type="spellEnd"/>
-      <w:r>
-        <w:t xml:space="preserve"> bound is U ≤ 2(2</w:t>
+        <w:t>Liu &amp; Layland utilisation check.</w:t>
+      </w:r>
+      <w:r>
+        <w:t xml:space="preserve"> For two priority classes (Human, Bot) the schedulability bound is U ≤ 2(2</w:t>
       </w:r>
       <w:proofErr w:type="gramStart"/>
       <w:r>
@@ -10157,23 +8735,7 @@
         <w:t xml:space="preserve">1/2) − 1) ≈ 0.828. </w:t>
       </w:r>
       <w:r>
-        <w:t xml:space="preserve">Observed CPU </w:t>
-      </w:r>
-      <w:proofErr w:type="spellStart"/>
-      <w:r>
-        <w:t>utilisation</w:t>
-      </w:r>
-      <w:proofErr w:type="spellEnd"/>
-      <w:r>
-        <w:t xml:space="preserve"> during a 60-second replay run was 0.03% average and 0.52% peak per logical core, sampled at 1 Hz from cumulative Get-Process CPU time via Windows Performance Counters on a 12-core machine. At an arrival rate of roughly 54 events per second, the pipeline consumes a negligible fraction of one core, far inside the 82.8% </w:t>
-      </w:r>
-      <w:proofErr w:type="spellStart"/>
-      <w:r>
-        <w:t>schedulability</w:t>
-      </w:r>
-      <w:proofErr w:type="spellEnd"/>
-      <w:r>
-        <w:t xml:space="preserve"> bound for two priority classes. The drift growth reported </w:t>
+        <w:t xml:space="preserve">Observed CPU utilisation during a 60-second replay run was 0.03% average and 0.52% peak per logical core, sampled at 1 Hz from cumulative Get-Process CPU time via Windows Performance Counters on a 12-core machine. At an arrival rate of roughly 54 events per second, the pipeline consumes a negligible fraction of one core, far inside the 82.8% schedulability bound for two priority classes. The drift growth reported </w:t>
       </w:r>
       <w:proofErr w:type="gramStart"/>
       <w:r>
@@ -10184,15 +8746,7 @@
         <w:t>5.5 is therefore scheduler-latency-bound rather than</w:t>
       </w:r>
       <w:r>
-        <w:t xml:space="preserve"> </w:t>
-      </w:r>
-      <w:proofErr w:type="spellStart"/>
-      <w:r>
-        <w:t>utilisation</w:t>
-      </w:r>
-      <w:proofErr w:type="spellEnd"/>
-      <w:r>
-        <w:t>-bound.</w:t>
+        <w:t xml:space="preserve"> utilisation-bound.</w:t>
       </w:r>
     </w:p>
     <w:p>
@@ -10204,7 +8758,7 @@
       <w:pPr>
         <w:pStyle w:val="Heading2"/>
       </w:pPr>
-      <w:bookmarkStart w:id="26" w:name="_Toc229034293"/>
+      <w:bookmarkStart w:id="26" w:name="_Toc229338860"/>
       <w:r>
         <w:lastRenderedPageBreak/>
         <w:t>Sync-Primitive Shootout</w:t>
@@ -10213,7 +8767,7 @@
     </w:p>
     <w:p>
       <w:pPr>
-        <w:spacing w:after="120"/>
+        <w:spacing w:after="120" w:line="360" w:lineRule="auto"/>
       </w:pPr>
       <w:r>
         <w:rPr>
@@ -10235,7 +8789,6 @@
       <w:r>
         <w:t xml:space="preserve"> spawns 1–16 threads, each performing 1 000 increments (or push/pop cycles for </w:t>
       </w:r>
-      <w:proofErr w:type="spellStart"/>
       <w:r>
         <w:rPr>
           <w:rFonts w:ascii="Courier New" w:eastAsia="Courier New" w:hAnsi="Courier New" w:cs="Courier New"/>
@@ -10243,7 +8796,6 @@
         </w:rPr>
         <w:t>DropOldestRing</w:t>
       </w:r>
-      <w:proofErr w:type="spellEnd"/>
       <w:r>
         <w:t xml:space="preserve">), and measures wall-clock time for all threads to complete. </w:t>
       </w:r>
@@ -10272,7 +8824,7 @@
         <w:keepNext/>
         <w:jc w:val="center"/>
       </w:pPr>
-      <w:bookmarkStart w:id="27" w:name="_Toc229028463"/>
+      <w:bookmarkStart w:id="27" w:name="_Toc229338875"/>
       <w:r>
         <w:t xml:space="preserve">Figure </w:t>
       </w:r>
@@ -10356,7 +8908,7 @@
         <w:keepNext/>
         <w:jc w:val="center"/>
       </w:pPr>
-      <w:bookmarkStart w:id="28" w:name="_Toc229028464"/>
+      <w:bookmarkStart w:id="28" w:name="_Toc229338876"/>
       <w:r>
         <w:t xml:space="preserve">Figure </w:t>
       </w:r>
@@ -10376,598 +8928,6 @@
       </w:r>
       <w:bookmarkEnd w:id="28"/>
     </w:p>
-    <w:tbl>
-      <w:tblPr>
-        <w:tblStyle w:val="GridTable1Light"/>
-        <w:tblpPr w:leftFromText="180" w:rightFromText="180" w:vertAnchor="text" w:horzAnchor="margin" w:tblpY="6304"/>
-        <w:tblW w:w="4917" w:type="pct"/>
-        <w:tblLayout w:type="fixed"/>
-        <w:tblLook w:val="04A0" w:firstRow="1" w:lastRow="0" w:firstColumn="1" w:lastColumn="0" w:noHBand="0" w:noVBand="1"/>
-      </w:tblPr>
-      <w:tblGrid>
-        <w:gridCol w:w="2128"/>
-        <w:gridCol w:w="1772"/>
-        <w:gridCol w:w="1892"/>
-        <w:gridCol w:w="1892"/>
-        <w:gridCol w:w="1299"/>
-        <w:gridCol w:w="1299"/>
-      </w:tblGrid>
-      <w:tr>
-        <w:trPr>
-          <w:cnfStyle w:val="100000000000" w:firstRow="1" w:lastRow="0" w:firstColumn="0" w:lastColumn="0" w:oddVBand="0" w:evenVBand="0" w:oddHBand="0" w:evenHBand="0" w:firstRowFirstColumn="0" w:firstRowLastColumn="0" w:lastRowFirstColumn="0" w:lastRowLastColumn="0"/>
-          <w:trHeight w:val="289"/>
-        </w:trPr>
-        <w:tc>
-          <w:tcPr>
-            <w:cnfStyle w:val="001000000000" w:firstRow="0" w:lastRow="0" w:firstColumn="1" w:lastColumn="0" w:oddVBand="0" w:evenVBand="0" w:oddHBand="0" w:evenHBand="0" w:firstRowFirstColumn="0" w:firstRowLastColumn="0" w:lastRowFirstColumn="0" w:lastRowLastColumn="0"/>
-            <w:tcW w:w="2128" w:type="dxa"/>
-          </w:tcPr>
-          <w:p>
-            <w:r>
-              <w:rPr>
-                <w:b w:val="0"/>
-                <w:bCs w:val="0"/>
-              </w:rPr>
-              <w:t>Variant</w:t>
-            </w:r>
-          </w:p>
-        </w:tc>
-        <w:tc>
-          <w:tcPr>
-            <w:tcW w:w="1772" w:type="dxa"/>
-          </w:tcPr>
-          <w:p>
-            <w:pPr>
-              <w:cnfStyle w:val="100000000000" w:firstRow="1" w:lastRow="0" w:firstColumn="0" w:lastColumn="0" w:oddVBand="0" w:evenVBand="0" w:oddHBand="0" w:evenHBand="0" w:firstRowFirstColumn="0" w:firstRowLastColumn="0" w:lastRowFirstColumn="0" w:lastRowLastColumn="0"/>
-            </w:pPr>
-            <w:r>
-              <w:rPr>
-                <w:b w:val="0"/>
-                <w:bCs w:val="0"/>
-              </w:rPr>
-              <w:t>1t (µs)</w:t>
-            </w:r>
-          </w:p>
-        </w:tc>
-        <w:tc>
-          <w:tcPr>
-            <w:tcW w:w="1892" w:type="dxa"/>
-          </w:tcPr>
-          <w:p>
-            <w:pPr>
-              <w:cnfStyle w:val="100000000000" w:firstRow="1" w:lastRow="0" w:firstColumn="0" w:lastColumn="0" w:oddVBand="0" w:evenVBand="0" w:oddHBand="0" w:evenHBand="0" w:firstRowFirstColumn="0" w:firstRowLastColumn="0" w:lastRowFirstColumn="0" w:lastRowLastColumn="0"/>
-            </w:pPr>
-            <w:r>
-              <w:rPr>
-                <w:b w:val="0"/>
-                <w:bCs w:val="0"/>
-              </w:rPr>
-              <w:t>2t (µs)</w:t>
-            </w:r>
-          </w:p>
-        </w:tc>
-        <w:tc>
-          <w:tcPr>
-            <w:tcW w:w="1892" w:type="dxa"/>
-          </w:tcPr>
-          <w:p>
-            <w:pPr>
-              <w:cnfStyle w:val="100000000000" w:firstRow="1" w:lastRow="0" w:firstColumn="0" w:lastColumn="0" w:oddVBand="0" w:evenVBand="0" w:oddHBand="0" w:evenHBand="0" w:firstRowFirstColumn="0" w:firstRowLastColumn="0" w:lastRowFirstColumn="0" w:lastRowLastColumn="0"/>
-            </w:pPr>
-            <w:r>
-              <w:rPr>
-                <w:b w:val="0"/>
-                <w:bCs w:val="0"/>
-              </w:rPr>
-              <w:t>4t (µs)</w:t>
-            </w:r>
-          </w:p>
-        </w:tc>
-        <w:tc>
-          <w:tcPr>
-            <w:tcW w:w="1299" w:type="dxa"/>
-          </w:tcPr>
-          <w:p>
-            <w:pPr>
-              <w:cnfStyle w:val="100000000000" w:firstRow="1" w:lastRow="0" w:firstColumn="0" w:lastColumn="0" w:oddVBand="0" w:evenVBand="0" w:oddHBand="0" w:evenHBand="0" w:firstRowFirstColumn="0" w:firstRowLastColumn="0" w:lastRowFirstColumn="0" w:lastRowLastColumn="0"/>
-            </w:pPr>
-            <w:r>
-              <w:rPr>
-                <w:b w:val="0"/>
-                <w:bCs w:val="0"/>
-              </w:rPr>
-              <w:t>8t (µs)</w:t>
-            </w:r>
-          </w:p>
-        </w:tc>
-        <w:tc>
-          <w:tcPr>
-            <w:tcW w:w="1299" w:type="dxa"/>
-          </w:tcPr>
-          <w:p>
-            <w:pPr>
-              <w:cnfStyle w:val="100000000000" w:firstRow="1" w:lastRow="0" w:firstColumn="0" w:lastColumn="0" w:oddVBand="0" w:evenVBand="0" w:oddHBand="0" w:evenHBand="0" w:firstRowFirstColumn="0" w:firstRowLastColumn="0" w:lastRowFirstColumn="0" w:lastRowLastColumn="0"/>
-              <w:rPr>
-                <w:b w:val="0"/>
-                <w:bCs w:val="0"/>
-              </w:rPr>
-            </w:pPr>
-            <w:r>
-              <w:rPr>
-                <w:b w:val="0"/>
-                <w:bCs w:val="0"/>
-              </w:rPr>
-              <w:t>16t (µs)</w:t>
-            </w:r>
-          </w:p>
-        </w:tc>
-      </w:tr>
-      <w:tr>
-        <w:trPr>
-          <w:trHeight w:val="550"/>
-        </w:trPr>
-        <w:tc>
-          <w:tcPr>
-            <w:cnfStyle w:val="001000000000" w:firstRow="0" w:lastRow="0" w:firstColumn="1" w:lastColumn="0" w:oddVBand="0" w:evenVBand="0" w:oddHBand="0" w:evenHBand="0" w:firstRowFirstColumn="0" w:firstRowLastColumn="0" w:lastRowFirstColumn="0" w:lastRowLastColumn="0"/>
-            <w:tcW w:w="2128" w:type="dxa"/>
-          </w:tcPr>
-          <w:p>
-            <w:proofErr w:type="gramStart"/>
-            <w:r>
-              <w:rPr>
-                <w:rFonts w:ascii="Courier New" w:eastAsia="Courier New" w:hAnsi="Courier New" w:cs="Courier New"/>
-                <w:shd w:val="clear" w:color="auto" w:fill="F1F5F9"/>
-              </w:rPr>
-              <w:t>std::sync::</w:t>
-            </w:r>
-            <w:proofErr w:type="gramEnd"/>
-            <w:r>
-              <w:rPr>
-                <w:rFonts w:ascii="Courier New" w:eastAsia="Courier New" w:hAnsi="Courier New" w:cs="Courier New"/>
-                <w:shd w:val="clear" w:color="auto" w:fill="F1F5F9"/>
-              </w:rPr>
-              <w:t>Mutex</w:t>
-            </w:r>
-          </w:p>
-        </w:tc>
-        <w:tc>
-          <w:tcPr>
-            <w:tcW w:w="1772" w:type="dxa"/>
-          </w:tcPr>
-          <w:p>
-            <w:pPr>
-              <w:cnfStyle w:val="000000000000" w:firstRow="0" w:lastRow="0" w:firstColumn="0" w:lastColumn="0" w:oddVBand="0" w:evenVBand="0" w:oddHBand="0" w:evenHBand="0" w:firstRowFirstColumn="0" w:firstRowLastColumn="0" w:lastRowFirstColumn="0" w:lastRowLastColumn="0"/>
-            </w:pPr>
-            <w:r>
-              <w:t>59.5</w:t>
-            </w:r>
-          </w:p>
-        </w:tc>
-        <w:tc>
-          <w:tcPr>
-            <w:tcW w:w="1892" w:type="dxa"/>
-          </w:tcPr>
-          <w:p>
-            <w:pPr>
-              <w:cnfStyle w:val="000000000000" w:firstRow="0" w:lastRow="0" w:firstColumn="0" w:lastColumn="0" w:oddVBand="0" w:evenVBand="0" w:oddHBand="0" w:evenHBand="0" w:firstRowFirstColumn="0" w:firstRowLastColumn="0" w:lastRowFirstColumn="0" w:lastRowLastColumn="0"/>
-            </w:pPr>
-            <w:r>
-              <w:t>114.9</w:t>
-            </w:r>
-          </w:p>
-        </w:tc>
-        <w:tc>
-          <w:tcPr>
-            <w:tcW w:w="1892" w:type="dxa"/>
-          </w:tcPr>
-          <w:p>
-            <w:pPr>
-              <w:cnfStyle w:val="000000000000" w:firstRow="0" w:lastRow="0" w:firstColumn="0" w:lastColumn="0" w:oddVBand="0" w:evenVBand="0" w:oddHBand="0" w:evenHBand="0" w:firstRowFirstColumn="0" w:firstRowLastColumn="0" w:lastRowFirstColumn="0" w:lastRowLastColumn="0"/>
-            </w:pPr>
-            <w:r>
-              <w:t>166.9</w:t>
-            </w:r>
-          </w:p>
-        </w:tc>
-        <w:tc>
-          <w:tcPr>
-            <w:tcW w:w="1299" w:type="dxa"/>
-          </w:tcPr>
-          <w:p>
-            <w:pPr>
-              <w:cnfStyle w:val="000000000000" w:firstRow="0" w:lastRow="0" w:firstColumn="0" w:lastColumn="0" w:oddVBand="0" w:evenVBand="0" w:oddHBand="0" w:evenHBand="0" w:firstRowFirstColumn="0" w:firstRowLastColumn="0" w:lastRowFirstColumn="0" w:lastRowLastColumn="0"/>
-            </w:pPr>
-            <w:r>
-              <w:t>336.4</w:t>
-            </w:r>
-          </w:p>
-        </w:tc>
-        <w:tc>
-          <w:tcPr>
-            <w:tcW w:w="1299" w:type="dxa"/>
-          </w:tcPr>
-          <w:p>
-            <w:pPr>
-              <w:cnfStyle w:val="000000000000" w:firstRow="0" w:lastRow="0" w:firstColumn="0" w:lastColumn="0" w:oddVBand="0" w:evenVBand="0" w:oddHBand="0" w:evenHBand="0" w:firstRowFirstColumn="0" w:firstRowLastColumn="0" w:lastRowFirstColumn="0" w:lastRowLastColumn="0"/>
-            </w:pPr>
-            <w:r>
-              <w:t>624.7</w:t>
-            </w:r>
-          </w:p>
-        </w:tc>
-      </w:tr>
-      <w:tr>
-        <w:trPr>
-          <w:trHeight w:val="564"/>
-        </w:trPr>
-        <w:tc>
-          <w:tcPr>
-            <w:cnfStyle w:val="001000000000" w:firstRow="0" w:lastRow="0" w:firstColumn="1" w:lastColumn="0" w:oddVBand="0" w:evenVBand="0" w:oddHBand="0" w:evenHBand="0" w:firstRowFirstColumn="0" w:firstRowLastColumn="0" w:lastRowFirstColumn="0" w:lastRowLastColumn="0"/>
-            <w:tcW w:w="2128" w:type="dxa"/>
-          </w:tcPr>
-          <w:p>
-            <w:proofErr w:type="spellStart"/>
-            <w:r>
-              <w:rPr>
-                <w:rFonts w:ascii="Courier New" w:eastAsia="Courier New" w:hAnsi="Courier New" w:cs="Courier New"/>
-                <w:shd w:val="clear" w:color="auto" w:fill="F1F5F9"/>
-              </w:rPr>
-              <w:t>parking_</w:t>
-            </w:r>
-            <w:proofErr w:type="gramStart"/>
-            <w:r>
-              <w:rPr>
-                <w:rFonts w:ascii="Courier New" w:eastAsia="Courier New" w:hAnsi="Courier New" w:cs="Courier New"/>
-                <w:shd w:val="clear" w:color="auto" w:fill="F1F5F9"/>
-              </w:rPr>
-              <w:t>lot</w:t>
-            </w:r>
-            <w:proofErr w:type="spellEnd"/>
-            <w:r>
-              <w:rPr>
-                <w:rFonts w:ascii="Courier New" w:eastAsia="Courier New" w:hAnsi="Courier New" w:cs="Courier New"/>
-                <w:shd w:val="clear" w:color="auto" w:fill="F1F5F9"/>
-              </w:rPr>
-              <w:t>::</w:t>
-            </w:r>
-            <w:proofErr w:type="gramEnd"/>
-            <w:r>
-              <w:rPr>
-                <w:rFonts w:ascii="Courier New" w:eastAsia="Courier New" w:hAnsi="Courier New" w:cs="Courier New"/>
-                <w:shd w:val="clear" w:color="auto" w:fill="F1F5F9"/>
-              </w:rPr>
-              <w:t>Mutex</w:t>
-            </w:r>
-          </w:p>
-        </w:tc>
-        <w:tc>
-          <w:tcPr>
-            <w:tcW w:w="1772" w:type="dxa"/>
-          </w:tcPr>
-          <w:p>
-            <w:pPr>
-              <w:cnfStyle w:val="000000000000" w:firstRow="0" w:lastRow="0" w:firstColumn="0" w:lastColumn="0" w:oddVBand="0" w:evenVBand="0" w:oddHBand="0" w:evenHBand="0" w:firstRowFirstColumn="0" w:firstRowLastColumn="0" w:lastRowFirstColumn="0" w:lastRowLastColumn="0"/>
-            </w:pPr>
-            <w:r>
-              <w:t>70.3</w:t>
-            </w:r>
-          </w:p>
-        </w:tc>
-        <w:tc>
-          <w:tcPr>
-            <w:tcW w:w="1892" w:type="dxa"/>
-          </w:tcPr>
-          <w:p>
-            <w:pPr>
-              <w:cnfStyle w:val="000000000000" w:firstRow="0" w:lastRow="0" w:firstColumn="0" w:lastColumn="0" w:oddVBand="0" w:evenVBand="0" w:oddHBand="0" w:evenHBand="0" w:firstRowFirstColumn="0" w:firstRowLastColumn="0" w:lastRowFirstColumn="0" w:lastRowLastColumn="0"/>
-            </w:pPr>
-            <w:r>
-              <w:t>101.9</w:t>
-            </w:r>
-          </w:p>
-        </w:tc>
-        <w:tc>
-          <w:tcPr>
-            <w:tcW w:w="1892" w:type="dxa"/>
-          </w:tcPr>
-          <w:p>
-            <w:pPr>
-              <w:cnfStyle w:val="000000000000" w:firstRow="0" w:lastRow="0" w:firstColumn="0" w:lastColumn="0" w:oddVBand="0" w:evenVBand="0" w:oddHBand="0" w:evenHBand="0" w:firstRowFirstColumn="0" w:firstRowLastColumn="0" w:lastRowFirstColumn="0" w:lastRowLastColumn="0"/>
-            </w:pPr>
-            <w:r>
-              <w:t>160.1</w:t>
-            </w:r>
-          </w:p>
-        </w:tc>
-        <w:tc>
-          <w:tcPr>
-            <w:tcW w:w="1299" w:type="dxa"/>
-          </w:tcPr>
-          <w:p>
-            <w:pPr>
-              <w:cnfStyle w:val="000000000000" w:firstRow="0" w:lastRow="0" w:firstColumn="0" w:lastColumn="0" w:oddVBand="0" w:evenVBand="0" w:oddHBand="0" w:evenHBand="0" w:firstRowFirstColumn="0" w:firstRowLastColumn="0" w:lastRowFirstColumn="0" w:lastRowLastColumn="0"/>
-            </w:pPr>
-            <w:r>
-              <w:t>281.6</w:t>
-            </w:r>
-          </w:p>
-        </w:tc>
-        <w:tc>
-          <w:tcPr>
-            <w:tcW w:w="1299" w:type="dxa"/>
-          </w:tcPr>
-          <w:p>
-            <w:pPr>
-              <w:cnfStyle w:val="000000000000" w:firstRow="0" w:lastRow="0" w:firstColumn="0" w:lastColumn="0" w:oddVBand="0" w:evenVBand="0" w:oddHBand="0" w:evenHBand="0" w:firstRowFirstColumn="0" w:firstRowLastColumn="0" w:lastRowFirstColumn="0" w:lastRowLastColumn="0"/>
-            </w:pPr>
-            <w:r>
-              <w:t>515.0</w:t>
-            </w:r>
-          </w:p>
-        </w:tc>
-      </w:tr>
-      <w:tr>
-        <w:trPr>
-          <w:trHeight w:val="550"/>
-        </w:trPr>
-        <w:tc>
-          <w:tcPr>
-            <w:cnfStyle w:val="001000000000" w:firstRow="0" w:lastRow="0" w:firstColumn="1" w:lastColumn="0" w:oddVBand="0" w:evenVBand="0" w:oddHBand="0" w:evenHBand="0" w:firstRowFirstColumn="0" w:firstRowLastColumn="0" w:lastRowFirstColumn="0" w:lastRowLastColumn="0"/>
-            <w:tcW w:w="2128" w:type="dxa"/>
-          </w:tcPr>
-          <w:p>
-            <w:proofErr w:type="spellStart"/>
-            <w:r>
-              <w:rPr>
-                <w:rFonts w:ascii="Courier New" w:eastAsia="Courier New" w:hAnsi="Courier New" w:cs="Courier New"/>
-                <w:shd w:val="clear" w:color="auto" w:fill="F1F5F9"/>
-              </w:rPr>
-              <w:t>crossbeam_channel</w:t>
-            </w:r>
-            <w:proofErr w:type="spellEnd"/>
-          </w:p>
-        </w:tc>
-        <w:tc>
-          <w:tcPr>
-            <w:tcW w:w="1772" w:type="dxa"/>
-          </w:tcPr>
-          <w:p>
-            <w:pPr>
-              <w:cnfStyle w:val="000000000000" w:firstRow="0" w:lastRow="0" w:firstColumn="0" w:lastColumn="0" w:oddVBand="0" w:evenVBand="0" w:oddHBand="0" w:evenHBand="0" w:firstRowFirstColumn="0" w:firstRowLastColumn="0" w:lastRowFirstColumn="0" w:lastRowLastColumn="0"/>
-            </w:pPr>
-            <w:r>
-              <w:t>62.8</w:t>
-            </w:r>
-          </w:p>
-        </w:tc>
-        <w:tc>
-          <w:tcPr>
-            <w:tcW w:w="1892" w:type="dxa"/>
-          </w:tcPr>
-          <w:p>
-            <w:pPr>
-              <w:cnfStyle w:val="000000000000" w:firstRow="0" w:lastRow="0" w:firstColumn="0" w:lastColumn="0" w:oddVBand="0" w:evenVBand="0" w:oddHBand="0" w:evenHBand="0" w:firstRowFirstColumn="0" w:firstRowLastColumn="0" w:lastRowFirstColumn="0" w:lastRowLastColumn="0"/>
-            </w:pPr>
-            <w:r>
-              <w:t>117.6</w:t>
-            </w:r>
-          </w:p>
-        </w:tc>
-        <w:tc>
-          <w:tcPr>
-            <w:tcW w:w="1892" w:type="dxa"/>
-          </w:tcPr>
-          <w:p>
-            <w:pPr>
-              <w:cnfStyle w:val="000000000000" w:firstRow="0" w:lastRow="0" w:firstColumn="0" w:lastColumn="0" w:oddVBand="0" w:evenVBand="0" w:oddHBand="0" w:evenHBand="0" w:firstRowFirstColumn="0" w:firstRowLastColumn="0" w:lastRowFirstColumn="0" w:lastRowLastColumn="0"/>
-            </w:pPr>
-            <w:r>
-              <w:t>194.2</w:t>
-            </w:r>
-          </w:p>
-        </w:tc>
-        <w:tc>
-          <w:tcPr>
-            <w:tcW w:w="1299" w:type="dxa"/>
-          </w:tcPr>
-          <w:p>
-            <w:pPr>
-              <w:cnfStyle w:val="000000000000" w:firstRow="0" w:lastRow="0" w:firstColumn="0" w:lastColumn="0" w:oddVBand="0" w:evenVBand="0" w:oddHBand="0" w:evenHBand="0" w:firstRowFirstColumn="0" w:firstRowLastColumn="0" w:lastRowFirstColumn="0" w:lastRowLastColumn="0"/>
-            </w:pPr>
-            <w:r>
-              <w:t>373.8</w:t>
-            </w:r>
-          </w:p>
-        </w:tc>
-        <w:tc>
-          <w:tcPr>
-            <w:tcW w:w="1299" w:type="dxa"/>
-          </w:tcPr>
-          <w:p>
-            <w:pPr>
-              <w:cnfStyle w:val="000000000000" w:firstRow="0" w:lastRow="0" w:firstColumn="0" w:lastColumn="0" w:oddVBand="0" w:evenVBand="0" w:oddHBand="0" w:evenHBand="0" w:firstRowFirstColumn="0" w:firstRowLastColumn="0" w:lastRowFirstColumn="0" w:lastRowLastColumn="0"/>
-            </w:pPr>
-            <w:r>
-              <w:t>686.7</w:t>
-            </w:r>
-          </w:p>
-        </w:tc>
-      </w:tr>
-      <w:tr>
-        <w:trPr>
-          <w:trHeight w:val="289"/>
-        </w:trPr>
-        <w:tc>
-          <w:tcPr>
-            <w:cnfStyle w:val="001000000000" w:firstRow="0" w:lastRow="0" w:firstColumn="1" w:lastColumn="0" w:oddVBand="0" w:evenVBand="0" w:oddHBand="0" w:evenHBand="0" w:firstRowFirstColumn="0" w:firstRowLastColumn="0" w:lastRowFirstColumn="0" w:lastRowLastColumn="0"/>
-            <w:tcW w:w="2128" w:type="dxa"/>
-          </w:tcPr>
-          <w:p>
-            <w:proofErr w:type="spellStart"/>
-            <w:r>
-              <w:rPr>
-                <w:rFonts w:ascii="Courier New" w:eastAsia="Courier New" w:hAnsi="Courier New" w:cs="Courier New"/>
-                <w:shd w:val="clear" w:color="auto" w:fill="F1F5F9"/>
-              </w:rPr>
-              <w:t>DashMap</w:t>
-            </w:r>
-            <w:proofErr w:type="spellEnd"/>
-          </w:p>
-        </w:tc>
-        <w:tc>
-          <w:tcPr>
-            <w:tcW w:w="1772" w:type="dxa"/>
-          </w:tcPr>
-          <w:p>
-            <w:pPr>
-              <w:cnfStyle w:val="000000000000" w:firstRow="0" w:lastRow="0" w:firstColumn="0" w:lastColumn="0" w:oddVBand="0" w:evenVBand="0" w:oddHBand="0" w:evenHBand="0" w:firstRowFirstColumn="0" w:firstRowLastColumn="0" w:lastRowFirstColumn="0" w:lastRowLastColumn="0"/>
-            </w:pPr>
-            <w:r>
-              <w:t>80.5</w:t>
-            </w:r>
-          </w:p>
-        </w:tc>
-        <w:tc>
-          <w:tcPr>
-            <w:tcW w:w="1892" w:type="dxa"/>
-          </w:tcPr>
-          <w:p>
-            <w:pPr>
-              <w:cnfStyle w:val="000000000000" w:firstRow="0" w:lastRow="0" w:firstColumn="0" w:lastColumn="0" w:oddVBand="0" w:evenVBand="0" w:oddHBand="0" w:evenHBand="0" w:firstRowFirstColumn="0" w:firstRowLastColumn="0" w:lastRowFirstColumn="0" w:lastRowLastColumn="0"/>
-            </w:pPr>
-            <w:r>
-              <w:t>128.3</w:t>
-            </w:r>
-          </w:p>
-        </w:tc>
-        <w:tc>
-          <w:tcPr>
-            <w:tcW w:w="1892" w:type="dxa"/>
-          </w:tcPr>
-          <w:p>
-            <w:pPr>
-              <w:cnfStyle w:val="000000000000" w:firstRow="0" w:lastRow="0" w:firstColumn="0" w:lastColumn="0" w:oddVBand="0" w:evenVBand="0" w:oddHBand="0" w:evenHBand="0" w:firstRowFirstColumn="0" w:firstRowLastColumn="0" w:lastRowFirstColumn="0" w:lastRowLastColumn="0"/>
-            </w:pPr>
-            <w:r>
-              <w:t>198.0</w:t>
-            </w:r>
-          </w:p>
-        </w:tc>
-        <w:tc>
-          <w:tcPr>
-            <w:tcW w:w="1299" w:type="dxa"/>
-          </w:tcPr>
-          <w:p>
-            <w:pPr>
-              <w:cnfStyle w:val="000000000000" w:firstRow="0" w:lastRow="0" w:firstColumn="0" w:lastColumn="0" w:oddVBand="0" w:evenVBand="0" w:oddHBand="0" w:evenHBand="0" w:firstRowFirstColumn="0" w:firstRowLastColumn="0" w:lastRowFirstColumn="0" w:lastRowLastColumn="0"/>
-            </w:pPr>
-            <w:r>
-              <w:t>335.6</w:t>
-            </w:r>
-          </w:p>
-        </w:tc>
-        <w:tc>
-          <w:tcPr>
-            <w:tcW w:w="1299" w:type="dxa"/>
-          </w:tcPr>
-          <w:p>
-            <w:pPr>
-              <w:cnfStyle w:val="000000000000" w:firstRow="0" w:lastRow="0" w:firstColumn="0" w:lastColumn="0" w:oddVBand="0" w:evenVBand="0" w:oddHBand="0" w:evenHBand="0" w:firstRowFirstColumn="0" w:firstRowLastColumn="0" w:lastRowFirstColumn="0" w:lastRowLastColumn="0"/>
-            </w:pPr>
-            <w:r>
-              <w:t>602.2</w:t>
-            </w:r>
-          </w:p>
-        </w:tc>
-      </w:tr>
-      <w:tr>
-        <w:trPr>
-          <w:trHeight w:val="289"/>
-        </w:trPr>
-        <w:tc>
-          <w:tcPr>
-            <w:cnfStyle w:val="001000000000" w:firstRow="0" w:lastRow="0" w:firstColumn="1" w:lastColumn="0" w:oddVBand="0" w:evenVBand="0" w:oddHBand="0" w:evenHBand="0" w:firstRowFirstColumn="0" w:firstRowLastColumn="0" w:lastRowFirstColumn="0" w:lastRowLastColumn="0"/>
-            <w:tcW w:w="2128" w:type="dxa"/>
-          </w:tcPr>
-          <w:p>
-            <w:proofErr w:type="spellStart"/>
-            <w:r>
-              <w:rPr>
-                <w:rFonts w:ascii="Courier New" w:eastAsia="Courier New" w:hAnsi="Courier New" w:cs="Courier New"/>
-                <w:shd w:val="clear" w:color="auto" w:fill="F1F5F9"/>
-              </w:rPr>
-              <w:t>DropOldestRing</w:t>
-            </w:r>
-            <w:proofErr w:type="spellEnd"/>
-          </w:p>
-        </w:tc>
-        <w:tc>
-          <w:tcPr>
-            <w:tcW w:w="1772" w:type="dxa"/>
-          </w:tcPr>
-          <w:p>
-            <w:pPr>
-              <w:cnfStyle w:val="000000000000" w:firstRow="0" w:lastRow="0" w:firstColumn="0" w:lastColumn="0" w:oddVBand="0" w:evenVBand="0" w:oddHBand="0" w:evenHBand="0" w:firstRowFirstColumn="0" w:firstRowLastColumn="0" w:lastRowFirstColumn="0" w:lastRowLastColumn="0"/>
-            </w:pPr>
-            <w:r>
-              <w:t>87.7</w:t>
-            </w:r>
-          </w:p>
-        </w:tc>
-        <w:tc>
-          <w:tcPr>
-            <w:tcW w:w="1892" w:type="dxa"/>
-          </w:tcPr>
-          <w:p>
-            <w:pPr>
-              <w:cnfStyle w:val="000000000000" w:firstRow="0" w:lastRow="0" w:firstColumn="0" w:lastColumn="0" w:oddVBand="0" w:evenVBand="0" w:oddHBand="0" w:evenHBand="0" w:firstRowFirstColumn="0" w:firstRowLastColumn="0" w:lastRowFirstColumn="0" w:lastRowLastColumn="0"/>
-            </w:pPr>
-            <w:r>
-              <w:t>124.7</w:t>
-            </w:r>
-          </w:p>
-        </w:tc>
-        <w:tc>
-          <w:tcPr>
-            <w:tcW w:w="1892" w:type="dxa"/>
-          </w:tcPr>
-          <w:p>
-            <w:pPr>
-              <w:cnfStyle w:val="000000000000" w:firstRow="0" w:lastRow="0" w:firstColumn="0" w:lastColumn="0" w:oddVBand="0" w:evenVBand="0" w:oddHBand="0" w:evenHBand="0" w:firstRowFirstColumn="0" w:firstRowLastColumn="0" w:lastRowFirstColumn="0" w:lastRowLastColumn="0"/>
-            </w:pPr>
-            <w:r>
-              <w:t>225.2</w:t>
-            </w:r>
-          </w:p>
-        </w:tc>
-        <w:tc>
-          <w:tcPr>
-            <w:tcW w:w="1299" w:type="dxa"/>
-          </w:tcPr>
-          <w:p>
-            <w:pPr>
-              <w:cnfStyle w:val="000000000000" w:firstRow="0" w:lastRow="0" w:firstColumn="0" w:lastColumn="0" w:oddVBand="0" w:evenVBand="0" w:oddHBand="0" w:evenHBand="0" w:firstRowFirstColumn="0" w:firstRowLastColumn="0" w:lastRowFirstColumn="0" w:lastRowLastColumn="0"/>
-            </w:pPr>
-            <w:r>
-              <w:t>395.5</w:t>
-            </w:r>
-          </w:p>
-        </w:tc>
-        <w:tc>
-          <w:tcPr>
-            <w:tcW w:w="1299" w:type="dxa"/>
-          </w:tcPr>
-          <w:p>
-            <w:pPr>
-              <w:cnfStyle w:val="000000000000" w:firstRow="0" w:lastRow="0" w:firstColumn="0" w:lastColumn="0" w:oddVBand="0" w:evenVBand="0" w:oddHBand="0" w:evenHBand="0" w:firstRowFirstColumn="0" w:firstRowLastColumn="0" w:lastRowFirstColumn="0" w:lastRowLastColumn="0"/>
-            </w:pPr>
-            <w:r>
-              <w:t>744.1</w:t>
-            </w:r>
-          </w:p>
-        </w:tc>
-      </w:tr>
-    </w:tbl>
     <w:p>
       <w:pPr>
         <w:spacing w:after="200"/>
@@ -11029,24 +8989,600 @@
         <w:br w:type="page"/>
       </w:r>
     </w:p>
+    <w:tbl>
+      <w:tblPr>
+        <w:tblStyle w:val="GridTable1Light"/>
+        <w:tblpPr w:leftFromText="180" w:rightFromText="180" w:vertAnchor="text" w:horzAnchor="margin" w:tblpY="91"/>
+        <w:tblW w:w="4917" w:type="pct"/>
+        <w:tblLayout w:type="fixed"/>
+        <w:tblLook w:val="04A0" w:firstRow="1" w:lastRow="0" w:firstColumn="1" w:lastColumn="0" w:noHBand="0" w:noVBand="1"/>
+      </w:tblPr>
+      <w:tblGrid>
+        <w:gridCol w:w="2128"/>
+        <w:gridCol w:w="1772"/>
+        <w:gridCol w:w="1892"/>
+        <w:gridCol w:w="1892"/>
+        <w:gridCol w:w="1299"/>
+        <w:gridCol w:w="1299"/>
+      </w:tblGrid>
+      <w:tr>
+        <w:trPr>
+          <w:cnfStyle w:val="100000000000" w:firstRow="1" w:lastRow="0" w:firstColumn="0" w:lastColumn="0" w:oddVBand="0" w:evenVBand="0" w:oddHBand="0" w:evenHBand="0" w:firstRowFirstColumn="0" w:firstRowLastColumn="0" w:lastRowFirstColumn="0" w:lastRowLastColumn="0"/>
+          <w:trHeight w:val="289"/>
+        </w:trPr>
+        <w:tc>
+          <w:tcPr>
+            <w:cnfStyle w:val="001000000000" w:firstRow="0" w:lastRow="0" w:firstColumn="1" w:lastColumn="0" w:oddVBand="0" w:evenVBand="0" w:oddHBand="0" w:evenHBand="0" w:firstRowFirstColumn="0" w:firstRowLastColumn="0" w:lastRowFirstColumn="0" w:lastRowLastColumn="0"/>
+            <w:tcW w:w="2128" w:type="dxa"/>
+          </w:tcPr>
+          <w:p>
+            <w:r>
+              <w:rPr>
+                <w:b w:val="0"/>
+                <w:bCs w:val="0"/>
+              </w:rPr>
+              <w:lastRenderedPageBreak/>
+              <w:t>Variant</w:t>
+            </w:r>
+          </w:p>
+        </w:tc>
+        <w:tc>
+          <w:tcPr>
+            <w:tcW w:w="1772" w:type="dxa"/>
+          </w:tcPr>
+          <w:p>
+            <w:pPr>
+              <w:cnfStyle w:val="100000000000" w:firstRow="1" w:lastRow="0" w:firstColumn="0" w:lastColumn="0" w:oddVBand="0" w:evenVBand="0" w:oddHBand="0" w:evenHBand="0" w:firstRowFirstColumn="0" w:firstRowLastColumn="0" w:lastRowFirstColumn="0" w:lastRowLastColumn="0"/>
+            </w:pPr>
+            <w:r>
+              <w:rPr>
+                <w:b w:val="0"/>
+                <w:bCs w:val="0"/>
+              </w:rPr>
+              <w:t>1t (µs)</w:t>
+            </w:r>
+          </w:p>
+        </w:tc>
+        <w:tc>
+          <w:tcPr>
+            <w:tcW w:w="1892" w:type="dxa"/>
+          </w:tcPr>
+          <w:p>
+            <w:pPr>
+              <w:cnfStyle w:val="100000000000" w:firstRow="1" w:lastRow="0" w:firstColumn="0" w:lastColumn="0" w:oddVBand="0" w:evenVBand="0" w:oddHBand="0" w:evenHBand="0" w:firstRowFirstColumn="0" w:firstRowLastColumn="0" w:lastRowFirstColumn="0" w:lastRowLastColumn="0"/>
+            </w:pPr>
+            <w:r>
+              <w:rPr>
+                <w:b w:val="0"/>
+                <w:bCs w:val="0"/>
+              </w:rPr>
+              <w:t>2t (µs)</w:t>
+            </w:r>
+          </w:p>
+        </w:tc>
+        <w:tc>
+          <w:tcPr>
+            <w:tcW w:w="1892" w:type="dxa"/>
+          </w:tcPr>
+          <w:p>
+            <w:pPr>
+              <w:cnfStyle w:val="100000000000" w:firstRow="1" w:lastRow="0" w:firstColumn="0" w:lastColumn="0" w:oddVBand="0" w:evenVBand="0" w:oddHBand="0" w:evenHBand="0" w:firstRowFirstColumn="0" w:firstRowLastColumn="0" w:lastRowFirstColumn="0" w:lastRowLastColumn="0"/>
+            </w:pPr>
+            <w:r>
+              <w:rPr>
+                <w:b w:val="0"/>
+                <w:bCs w:val="0"/>
+              </w:rPr>
+              <w:t>4t (µs)</w:t>
+            </w:r>
+          </w:p>
+        </w:tc>
+        <w:tc>
+          <w:tcPr>
+            <w:tcW w:w="1299" w:type="dxa"/>
+          </w:tcPr>
+          <w:p>
+            <w:pPr>
+              <w:cnfStyle w:val="100000000000" w:firstRow="1" w:lastRow="0" w:firstColumn="0" w:lastColumn="0" w:oddVBand="0" w:evenVBand="0" w:oddHBand="0" w:evenHBand="0" w:firstRowFirstColumn="0" w:firstRowLastColumn="0" w:lastRowFirstColumn="0" w:lastRowLastColumn="0"/>
+            </w:pPr>
+            <w:r>
+              <w:rPr>
+                <w:b w:val="0"/>
+                <w:bCs w:val="0"/>
+              </w:rPr>
+              <w:t>8t (µs)</w:t>
+            </w:r>
+          </w:p>
+        </w:tc>
+        <w:tc>
+          <w:tcPr>
+            <w:tcW w:w="1299" w:type="dxa"/>
+          </w:tcPr>
+          <w:p>
+            <w:pPr>
+              <w:cnfStyle w:val="100000000000" w:firstRow="1" w:lastRow="0" w:firstColumn="0" w:lastColumn="0" w:oddVBand="0" w:evenVBand="0" w:oddHBand="0" w:evenHBand="0" w:firstRowFirstColumn="0" w:firstRowLastColumn="0" w:lastRowFirstColumn="0" w:lastRowLastColumn="0"/>
+              <w:rPr>
+                <w:b w:val="0"/>
+                <w:bCs w:val="0"/>
+              </w:rPr>
+            </w:pPr>
+            <w:r>
+              <w:rPr>
+                <w:b w:val="0"/>
+                <w:bCs w:val="0"/>
+              </w:rPr>
+              <w:t>16t (µs)</w:t>
+            </w:r>
+          </w:p>
+        </w:tc>
+      </w:tr>
+      <w:tr>
+        <w:trPr>
+          <w:trHeight w:val="550"/>
+        </w:trPr>
+        <w:tc>
+          <w:tcPr>
+            <w:cnfStyle w:val="001000000000" w:firstRow="0" w:lastRow="0" w:firstColumn="1" w:lastColumn="0" w:oddVBand="0" w:evenVBand="0" w:oddHBand="0" w:evenHBand="0" w:firstRowFirstColumn="0" w:firstRowLastColumn="0" w:lastRowFirstColumn="0" w:lastRowLastColumn="0"/>
+            <w:tcW w:w="2128" w:type="dxa"/>
+          </w:tcPr>
+          <w:p>
+            <w:proofErr w:type="gramStart"/>
+            <w:r>
+              <w:rPr>
+                <w:rFonts w:ascii="Courier New" w:eastAsia="Courier New" w:hAnsi="Courier New" w:cs="Courier New"/>
+                <w:shd w:val="clear" w:color="auto" w:fill="F1F5F9"/>
+              </w:rPr>
+              <w:t>std::sync::</w:t>
+            </w:r>
+            <w:proofErr w:type="gramEnd"/>
+            <w:r>
+              <w:rPr>
+                <w:rFonts w:ascii="Courier New" w:eastAsia="Courier New" w:hAnsi="Courier New" w:cs="Courier New"/>
+                <w:shd w:val="clear" w:color="auto" w:fill="F1F5F9"/>
+              </w:rPr>
+              <w:t>Mutex</w:t>
+            </w:r>
+          </w:p>
+        </w:tc>
+        <w:tc>
+          <w:tcPr>
+            <w:tcW w:w="1772" w:type="dxa"/>
+          </w:tcPr>
+          <w:p>
+            <w:pPr>
+              <w:cnfStyle w:val="000000000000" w:firstRow="0" w:lastRow="0" w:firstColumn="0" w:lastColumn="0" w:oddVBand="0" w:evenVBand="0" w:oddHBand="0" w:evenHBand="0" w:firstRowFirstColumn="0" w:firstRowLastColumn="0" w:lastRowFirstColumn="0" w:lastRowLastColumn="0"/>
+            </w:pPr>
+            <w:r>
+              <w:t>59.5</w:t>
+            </w:r>
+          </w:p>
+        </w:tc>
+        <w:tc>
+          <w:tcPr>
+            <w:tcW w:w="1892" w:type="dxa"/>
+          </w:tcPr>
+          <w:p>
+            <w:pPr>
+              <w:cnfStyle w:val="000000000000" w:firstRow="0" w:lastRow="0" w:firstColumn="0" w:lastColumn="0" w:oddVBand="0" w:evenVBand="0" w:oddHBand="0" w:evenHBand="0" w:firstRowFirstColumn="0" w:firstRowLastColumn="0" w:lastRowFirstColumn="0" w:lastRowLastColumn="0"/>
+            </w:pPr>
+            <w:r>
+              <w:t>114.9</w:t>
+            </w:r>
+          </w:p>
+        </w:tc>
+        <w:tc>
+          <w:tcPr>
+            <w:tcW w:w="1892" w:type="dxa"/>
+          </w:tcPr>
+          <w:p>
+            <w:pPr>
+              <w:cnfStyle w:val="000000000000" w:firstRow="0" w:lastRow="0" w:firstColumn="0" w:lastColumn="0" w:oddVBand="0" w:evenVBand="0" w:oddHBand="0" w:evenHBand="0" w:firstRowFirstColumn="0" w:firstRowLastColumn="0" w:lastRowFirstColumn="0" w:lastRowLastColumn="0"/>
+            </w:pPr>
+            <w:r>
+              <w:t>166.9</w:t>
+            </w:r>
+          </w:p>
+        </w:tc>
+        <w:tc>
+          <w:tcPr>
+            <w:tcW w:w="1299" w:type="dxa"/>
+          </w:tcPr>
+          <w:p>
+            <w:pPr>
+              <w:cnfStyle w:val="000000000000" w:firstRow="0" w:lastRow="0" w:firstColumn="0" w:lastColumn="0" w:oddVBand="0" w:evenVBand="0" w:oddHBand="0" w:evenHBand="0" w:firstRowFirstColumn="0" w:firstRowLastColumn="0" w:lastRowFirstColumn="0" w:lastRowLastColumn="0"/>
+            </w:pPr>
+            <w:r>
+              <w:t>336.4</w:t>
+            </w:r>
+          </w:p>
+        </w:tc>
+        <w:tc>
+          <w:tcPr>
+            <w:tcW w:w="1299" w:type="dxa"/>
+          </w:tcPr>
+          <w:p>
+            <w:pPr>
+              <w:cnfStyle w:val="000000000000" w:firstRow="0" w:lastRow="0" w:firstColumn="0" w:lastColumn="0" w:oddVBand="0" w:evenVBand="0" w:oddHBand="0" w:evenHBand="0" w:firstRowFirstColumn="0" w:firstRowLastColumn="0" w:lastRowFirstColumn="0" w:lastRowLastColumn="0"/>
+            </w:pPr>
+            <w:r>
+              <w:t>624.7</w:t>
+            </w:r>
+          </w:p>
+        </w:tc>
+      </w:tr>
+      <w:tr>
+        <w:trPr>
+          <w:trHeight w:val="564"/>
+        </w:trPr>
+        <w:tc>
+          <w:tcPr>
+            <w:cnfStyle w:val="001000000000" w:firstRow="0" w:lastRow="0" w:firstColumn="1" w:lastColumn="0" w:oddVBand="0" w:evenVBand="0" w:oddHBand="0" w:evenHBand="0" w:firstRowFirstColumn="0" w:firstRowLastColumn="0" w:lastRowFirstColumn="0" w:lastRowLastColumn="0"/>
+            <w:tcW w:w="2128" w:type="dxa"/>
+          </w:tcPr>
+          <w:p>
+            <w:r>
+              <w:rPr>
+                <w:rFonts w:ascii="Courier New" w:eastAsia="Courier New" w:hAnsi="Courier New" w:cs="Courier New"/>
+                <w:shd w:val="clear" w:color="auto" w:fill="F1F5F9"/>
+              </w:rPr>
+              <w:t>parking_</w:t>
+            </w:r>
+            <w:proofErr w:type="gramStart"/>
+            <w:r>
+              <w:rPr>
+                <w:rFonts w:ascii="Courier New" w:eastAsia="Courier New" w:hAnsi="Courier New" w:cs="Courier New"/>
+                <w:shd w:val="clear" w:color="auto" w:fill="F1F5F9"/>
+              </w:rPr>
+              <w:t>lot::</w:t>
+            </w:r>
+            <w:proofErr w:type="gramEnd"/>
+            <w:r>
+              <w:rPr>
+                <w:rFonts w:ascii="Courier New" w:eastAsia="Courier New" w:hAnsi="Courier New" w:cs="Courier New"/>
+                <w:shd w:val="clear" w:color="auto" w:fill="F1F5F9"/>
+              </w:rPr>
+              <w:t>Mutex</w:t>
+            </w:r>
+          </w:p>
+        </w:tc>
+        <w:tc>
+          <w:tcPr>
+            <w:tcW w:w="1772" w:type="dxa"/>
+          </w:tcPr>
+          <w:p>
+            <w:pPr>
+              <w:cnfStyle w:val="000000000000" w:firstRow="0" w:lastRow="0" w:firstColumn="0" w:lastColumn="0" w:oddVBand="0" w:evenVBand="0" w:oddHBand="0" w:evenHBand="0" w:firstRowFirstColumn="0" w:firstRowLastColumn="0" w:lastRowFirstColumn="0" w:lastRowLastColumn="0"/>
+            </w:pPr>
+            <w:r>
+              <w:t>70.3</w:t>
+            </w:r>
+          </w:p>
+        </w:tc>
+        <w:tc>
+          <w:tcPr>
+            <w:tcW w:w="1892" w:type="dxa"/>
+          </w:tcPr>
+          <w:p>
+            <w:pPr>
+              <w:cnfStyle w:val="000000000000" w:firstRow="0" w:lastRow="0" w:firstColumn="0" w:lastColumn="0" w:oddVBand="0" w:evenVBand="0" w:oddHBand="0" w:evenHBand="0" w:firstRowFirstColumn="0" w:firstRowLastColumn="0" w:lastRowFirstColumn="0" w:lastRowLastColumn="0"/>
+            </w:pPr>
+            <w:r>
+              <w:t>101.9</w:t>
+            </w:r>
+          </w:p>
+        </w:tc>
+        <w:tc>
+          <w:tcPr>
+            <w:tcW w:w="1892" w:type="dxa"/>
+          </w:tcPr>
+          <w:p>
+            <w:pPr>
+              <w:cnfStyle w:val="000000000000" w:firstRow="0" w:lastRow="0" w:firstColumn="0" w:lastColumn="0" w:oddVBand="0" w:evenVBand="0" w:oddHBand="0" w:evenHBand="0" w:firstRowFirstColumn="0" w:firstRowLastColumn="0" w:lastRowFirstColumn="0" w:lastRowLastColumn="0"/>
+            </w:pPr>
+            <w:r>
+              <w:t>160.1</w:t>
+            </w:r>
+          </w:p>
+        </w:tc>
+        <w:tc>
+          <w:tcPr>
+            <w:tcW w:w="1299" w:type="dxa"/>
+          </w:tcPr>
+          <w:p>
+            <w:pPr>
+              <w:cnfStyle w:val="000000000000" w:firstRow="0" w:lastRow="0" w:firstColumn="0" w:lastColumn="0" w:oddVBand="0" w:evenVBand="0" w:oddHBand="0" w:evenHBand="0" w:firstRowFirstColumn="0" w:firstRowLastColumn="0" w:lastRowFirstColumn="0" w:lastRowLastColumn="0"/>
+            </w:pPr>
+            <w:r>
+              <w:t>281.6</w:t>
+            </w:r>
+          </w:p>
+        </w:tc>
+        <w:tc>
+          <w:tcPr>
+            <w:tcW w:w="1299" w:type="dxa"/>
+          </w:tcPr>
+          <w:p>
+            <w:pPr>
+              <w:cnfStyle w:val="000000000000" w:firstRow="0" w:lastRow="0" w:firstColumn="0" w:lastColumn="0" w:oddVBand="0" w:evenVBand="0" w:oddHBand="0" w:evenHBand="0" w:firstRowFirstColumn="0" w:firstRowLastColumn="0" w:lastRowFirstColumn="0" w:lastRowLastColumn="0"/>
+            </w:pPr>
+            <w:r>
+              <w:t>515.0</w:t>
+            </w:r>
+          </w:p>
+        </w:tc>
+      </w:tr>
+      <w:tr>
+        <w:trPr>
+          <w:trHeight w:val="550"/>
+        </w:trPr>
+        <w:tc>
+          <w:tcPr>
+            <w:cnfStyle w:val="001000000000" w:firstRow="0" w:lastRow="0" w:firstColumn="1" w:lastColumn="0" w:oddVBand="0" w:evenVBand="0" w:oddHBand="0" w:evenHBand="0" w:firstRowFirstColumn="0" w:firstRowLastColumn="0" w:lastRowFirstColumn="0" w:lastRowLastColumn="0"/>
+            <w:tcW w:w="2128" w:type="dxa"/>
+          </w:tcPr>
+          <w:p>
+            <w:r>
+              <w:rPr>
+                <w:rFonts w:ascii="Courier New" w:eastAsia="Courier New" w:hAnsi="Courier New" w:cs="Courier New"/>
+                <w:shd w:val="clear" w:color="auto" w:fill="F1F5F9"/>
+              </w:rPr>
+              <w:t>crossbeam_channel</w:t>
+            </w:r>
+          </w:p>
+        </w:tc>
+        <w:tc>
+          <w:tcPr>
+            <w:tcW w:w="1772" w:type="dxa"/>
+          </w:tcPr>
+          <w:p>
+            <w:pPr>
+              <w:cnfStyle w:val="000000000000" w:firstRow="0" w:lastRow="0" w:firstColumn="0" w:lastColumn="0" w:oddVBand="0" w:evenVBand="0" w:oddHBand="0" w:evenHBand="0" w:firstRowFirstColumn="0" w:firstRowLastColumn="0" w:lastRowFirstColumn="0" w:lastRowLastColumn="0"/>
+            </w:pPr>
+            <w:r>
+              <w:t>62.8</w:t>
+            </w:r>
+          </w:p>
+        </w:tc>
+        <w:tc>
+          <w:tcPr>
+            <w:tcW w:w="1892" w:type="dxa"/>
+          </w:tcPr>
+          <w:p>
+            <w:pPr>
+              <w:cnfStyle w:val="000000000000" w:firstRow="0" w:lastRow="0" w:firstColumn="0" w:lastColumn="0" w:oddVBand="0" w:evenVBand="0" w:oddHBand="0" w:evenHBand="0" w:firstRowFirstColumn="0" w:firstRowLastColumn="0" w:lastRowFirstColumn="0" w:lastRowLastColumn="0"/>
+            </w:pPr>
+            <w:r>
+              <w:t>117.6</w:t>
+            </w:r>
+          </w:p>
+        </w:tc>
+        <w:tc>
+          <w:tcPr>
+            <w:tcW w:w="1892" w:type="dxa"/>
+          </w:tcPr>
+          <w:p>
+            <w:pPr>
+              <w:cnfStyle w:val="000000000000" w:firstRow="0" w:lastRow="0" w:firstColumn="0" w:lastColumn="0" w:oddVBand="0" w:evenVBand="0" w:oddHBand="0" w:evenHBand="0" w:firstRowFirstColumn="0" w:firstRowLastColumn="0" w:lastRowFirstColumn="0" w:lastRowLastColumn="0"/>
+            </w:pPr>
+            <w:r>
+              <w:t>194.2</w:t>
+            </w:r>
+          </w:p>
+        </w:tc>
+        <w:tc>
+          <w:tcPr>
+            <w:tcW w:w="1299" w:type="dxa"/>
+          </w:tcPr>
+          <w:p>
+            <w:pPr>
+              <w:cnfStyle w:val="000000000000" w:firstRow="0" w:lastRow="0" w:firstColumn="0" w:lastColumn="0" w:oddVBand="0" w:evenVBand="0" w:oddHBand="0" w:evenHBand="0" w:firstRowFirstColumn="0" w:firstRowLastColumn="0" w:lastRowFirstColumn="0" w:lastRowLastColumn="0"/>
+            </w:pPr>
+            <w:r>
+              <w:t>373.8</w:t>
+            </w:r>
+          </w:p>
+        </w:tc>
+        <w:tc>
+          <w:tcPr>
+            <w:tcW w:w="1299" w:type="dxa"/>
+          </w:tcPr>
+          <w:p>
+            <w:pPr>
+              <w:cnfStyle w:val="000000000000" w:firstRow="0" w:lastRow="0" w:firstColumn="0" w:lastColumn="0" w:oddVBand="0" w:evenVBand="0" w:oddHBand="0" w:evenHBand="0" w:firstRowFirstColumn="0" w:firstRowLastColumn="0" w:lastRowFirstColumn="0" w:lastRowLastColumn="0"/>
+            </w:pPr>
+            <w:r>
+              <w:t>686.7</w:t>
+            </w:r>
+          </w:p>
+        </w:tc>
+      </w:tr>
+      <w:tr>
+        <w:trPr>
+          <w:trHeight w:val="289"/>
+        </w:trPr>
+        <w:tc>
+          <w:tcPr>
+            <w:cnfStyle w:val="001000000000" w:firstRow="0" w:lastRow="0" w:firstColumn="1" w:lastColumn="0" w:oddVBand="0" w:evenVBand="0" w:oddHBand="0" w:evenHBand="0" w:firstRowFirstColumn="0" w:firstRowLastColumn="0" w:lastRowFirstColumn="0" w:lastRowLastColumn="0"/>
+            <w:tcW w:w="2128" w:type="dxa"/>
+          </w:tcPr>
+          <w:p>
+            <w:r>
+              <w:rPr>
+                <w:rFonts w:ascii="Courier New" w:eastAsia="Courier New" w:hAnsi="Courier New" w:cs="Courier New"/>
+                <w:shd w:val="clear" w:color="auto" w:fill="F1F5F9"/>
+              </w:rPr>
+              <w:t>DashMap</w:t>
+            </w:r>
+          </w:p>
+        </w:tc>
+        <w:tc>
+          <w:tcPr>
+            <w:tcW w:w="1772" w:type="dxa"/>
+          </w:tcPr>
+          <w:p>
+            <w:pPr>
+              <w:cnfStyle w:val="000000000000" w:firstRow="0" w:lastRow="0" w:firstColumn="0" w:lastColumn="0" w:oddVBand="0" w:evenVBand="0" w:oddHBand="0" w:evenHBand="0" w:firstRowFirstColumn="0" w:firstRowLastColumn="0" w:lastRowFirstColumn="0" w:lastRowLastColumn="0"/>
+            </w:pPr>
+            <w:r>
+              <w:t>80.5</w:t>
+            </w:r>
+          </w:p>
+        </w:tc>
+        <w:tc>
+          <w:tcPr>
+            <w:tcW w:w="1892" w:type="dxa"/>
+          </w:tcPr>
+          <w:p>
+            <w:pPr>
+              <w:cnfStyle w:val="000000000000" w:firstRow="0" w:lastRow="0" w:firstColumn="0" w:lastColumn="0" w:oddVBand="0" w:evenVBand="0" w:oddHBand="0" w:evenHBand="0" w:firstRowFirstColumn="0" w:firstRowLastColumn="0" w:lastRowFirstColumn="0" w:lastRowLastColumn="0"/>
+            </w:pPr>
+            <w:r>
+              <w:t>128.3</w:t>
+            </w:r>
+          </w:p>
+        </w:tc>
+        <w:tc>
+          <w:tcPr>
+            <w:tcW w:w="1892" w:type="dxa"/>
+          </w:tcPr>
+          <w:p>
+            <w:pPr>
+              <w:cnfStyle w:val="000000000000" w:firstRow="0" w:lastRow="0" w:firstColumn="0" w:lastColumn="0" w:oddVBand="0" w:evenVBand="0" w:oddHBand="0" w:evenHBand="0" w:firstRowFirstColumn="0" w:firstRowLastColumn="0" w:lastRowFirstColumn="0" w:lastRowLastColumn="0"/>
+            </w:pPr>
+            <w:r>
+              <w:t>198.0</w:t>
+            </w:r>
+          </w:p>
+        </w:tc>
+        <w:tc>
+          <w:tcPr>
+            <w:tcW w:w="1299" w:type="dxa"/>
+          </w:tcPr>
+          <w:p>
+            <w:pPr>
+              <w:cnfStyle w:val="000000000000" w:firstRow="0" w:lastRow="0" w:firstColumn="0" w:lastColumn="0" w:oddVBand="0" w:evenVBand="0" w:oddHBand="0" w:evenHBand="0" w:firstRowFirstColumn="0" w:firstRowLastColumn="0" w:lastRowFirstColumn="0" w:lastRowLastColumn="0"/>
+            </w:pPr>
+            <w:r>
+              <w:t>335.6</w:t>
+            </w:r>
+          </w:p>
+        </w:tc>
+        <w:tc>
+          <w:tcPr>
+            <w:tcW w:w="1299" w:type="dxa"/>
+          </w:tcPr>
+          <w:p>
+            <w:pPr>
+              <w:cnfStyle w:val="000000000000" w:firstRow="0" w:lastRow="0" w:firstColumn="0" w:lastColumn="0" w:oddVBand="0" w:evenVBand="0" w:oddHBand="0" w:evenHBand="0" w:firstRowFirstColumn="0" w:firstRowLastColumn="0" w:lastRowFirstColumn="0" w:lastRowLastColumn="0"/>
+            </w:pPr>
+            <w:r>
+              <w:t>602.2</w:t>
+            </w:r>
+          </w:p>
+        </w:tc>
+      </w:tr>
+      <w:tr>
+        <w:trPr>
+          <w:trHeight w:val="289"/>
+        </w:trPr>
+        <w:tc>
+          <w:tcPr>
+            <w:cnfStyle w:val="001000000000" w:firstRow="0" w:lastRow="0" w:firstColumn="1" w:lastColumn="0" w:oddVBand="0" w:evenVBand="0" w:oddHBand="0" w:evenHBand="0" w:firstRowFirstColumn="0" w:firstRowLastColumn="0" w:lastRowFirstColumn="0" w:lastRowLastColumn="0"/>
+            <w:tcW w:w="2128" w:type="dxa"/>
+          </w:tcPr>
+          <w:p>
+            <w:r>
+              <w:rPr>
+                <w:rFonts w:ascii="Courier New" w:eastAsia="Courier New" w:hAnsi="Courier New" w:cs="Courier New"/>
+                <w:shd w:val="clear" w:color="auto" w:fill="F1F5F9"/>
+              </w:rPr>
+              <w:t>DropOldestRing</w:t>
+            </w:r>
+          </w:p>
+        </w:tc>
+        <w:tc>
+          <w:tcPr>
+            <w:tcW w:w="1772" w:type="dxa"/>
+          </w:tcPr>
+          <w:p>
+            <w:pPr>
+              <w:cnfStyle w:val="000000000000" w:firstRow="0" w:lastRow="0" w:firstColumn="0" w:lastColumn="0" w:oddVBand="0" w:evenVBand="0" w:oddHBand="0" w:evenHBand="0" w:firstRowFirstColumn="0" w:firstRowLastColumn="0" w:lastRowFirstColumn="0" w:lastRowLastColumn="0"/>
+            </w:pPr>
+            <w:r>
+              <w:t>87.7</w:t>
+            </w:r>
+          </w:p>
+        </w:tc>
+        <w:tc>
+          <w:tcPr>
+            <w:tcW w:w="1892" w:type="dxa"/>
+          </w:tcPr>
+          <w:p>
+            <w:pPr>
+              <w:cnfStyle w:val="000000000000" w:firstRow="0" w:lastRow="0" w:firstColumn="0" w:lastColumn="0" w:oddVBand="0" w:evenVBand="0" w:oddHBand="0" w:evenHBand="0" w:firstRowFirstColumn="0" w:firstRowLastColumn="0" w:lastRowFirstColumn="0" w:lastRowLastColumn="0"/>
+            </w:pPr>
+            <w:r>
+              <w:t>124.7</w:t>
+            </w:r>
+          </w:p>
+        </w:tc>
+        <w:tc>
+          <w:tcPr>
+            <w:tcW w:w="1892" w:type="dxa"/>
+          </w:tcPr>
+          <w:p>
+            <w:pPr>
+              <w:cnfStyle w:val="000000000000" w:firstRow="0" w:lastRow="0" w:firstColumn="0" w:lastColumn="0" w:oddVBand="0" w:evenVBand="0" w:oddHBand="0" w:evenHBand="0" w:firstRowFirstColumn="0" w:firstRowLastColumn="0" w:lastRowFirstColumn="0" w:lastRowLastColumn="0"/>
+            </w:pPr>
+            <w:r>
+              <w:t>225.2</w:t>
+            </w:r>
+          </w:p>
+        </w:tc>
+        <w:tc>
+          <w:tcPr>
+            <w:tcW w:w="1299" w:type="dxa"/>
+          </w:tcPr>
+          <w:p>
+            <w:pPr>
+              <w:cnfStyle w:val="000000000000" w:firstRow="0" w:lastRow="0" w:firstColumn="0" w:lastColumn="0" w:oddVBand="0" w:evenVBand="0" w:oddHBand="0" w:evenHBand="0" w:firstRowFirstColumn="0" w:firstRowLastColumn="0" w:lastRowFirstColumn="0" w:lastRowLastColumn="0"/>
+            </w:pPr>
+            <w:r>
+              <w:t>395.5</w:t>
+            </w:r>
+          </w:p>
+        </w:tc>
+        <w:tc>
+          <w:tcPr>
+            <w:tcW w:w="1299" w:type="dxa"/>
+          </w:tcPr>
+          <w:p>
+            <w:pPr>
+              <w:cnfStyle w:val="000000000000" w:firstRow="0" w:lastRow="0" w:firstColumn="0" w:lastColumn="0" w:oddVBand="0" w:evenVBand="0" w:oddHBand="0" w:evenHBand="0" w:firstRowFirstColumn="0" w:firstRowLastColumn="0" w:lastRowFirstColumn="0" w:lastRowLastColumn="0"/>
+            </w:pPr>
+            <w:r>
+              <w:t>744.1</w:t>
+            </w:r>
+          </w:p>
+        </w:tc>
+      </w:tr>
+    </w:tbl>
     <w:p>
       <w:pPr>
         <w:spacing w:before="240"/>
       </w:pPr>
       <w:r>
-        <w:lastRenderedPageBreak/>
         <w:t xml:space="preserve"> </w:t>
       </w:r>
     </w:p>
     <w:p>
       <w:pPr>
-        <w:spacing w:after="120"/>
+        <w:spacing w:after="120" w:line="360" w:lineRule="auto"/>
         <w:jc w:val="both"/>
       </w:pPr>
       <w:r>
         <w:t xml:space="preserve">At 16 threads, </w:t>
       </w:r>
-      <w:proofErr w:type="spellStart"/>
       <w:r>
         <w:rPr>
           <w:rFonts w:ascii="Courier New" w:hAnsi="Courier New" w:cs="Courier New"/>
@@ -11060,267 +9596,279 @@
           <w:rFonts w:ascii="Courier New" w:hAnsi="Courier New" w:cs="Courier New"/>
           <w:shd w:val="clear" w:color="auto" w:fill="F1F5F9"/>
         </w:rPr>
-        <w:t>lot</w:t>
-      </w:r>
-      <w:proofErr w:type="spellEnd"/>
+        <w:t>lot::</w:t>
+      </w:r>
+      <w:proofErr w:type="gramEnd"/>
       <w:r>
         <w:rPr>
           <w:rFonts w:ascii="Courier New" w:hAnsi="Courier New" w:cs="Courier New"/>
           <w:shd w:val="clear" w:color="auto" w:fill="F1F5F9"/>
         </w:rPr>
-        <w:t>::</w:t>
-      </w:r>
-      <w:proofErr w:type="spellStart"/>
+        <w:t>Mutexparking_lot</w:t>
+      </w:r>
+      <w:r>
+        <w:t xml:space="preserve"> is the fastest variant at 515.0 µs, about 21% faster than </w:t>
+      </w:r>
+      <w:proofErr w:type="gramStart"/>
+      <w:r>
+        <w:rPr>
+          <w:rFonts w:ascii="Courier New" w:hAnsi="Courier New" w:cs="Courier New"/>
+          <w:shd w:val="clear" w:color="auto" w:fill="F1F5F9"/>
+        </w:rPr>
+        <w:t>std::sync::</w:t>
+      </w:r>
       <w:proofErr w:type="gramEnd"/>
       <w:r>
         <w:rPr>
           <w:rFonts w:ascii="Courier New" w:hAnsi="Courier New" w:cs="Courier New"/>
           <w:shd w:val="clear" w:color="auto" w:fill="F1F5F9"/>
         </w:rPr>
+        <w:t>Mutex</w:t>
+      </w:r>
+      <w:r>
+        <w:t xml:space="preserve"> at 624.7 µs (the original draft's 2× claim does not hold at the measured thread counts). This corresponds to a throughput of roughly 31.1 Mops/s for </w:t>
+      </w:r>
+      <w:r>
+        <w:rPr>
+          <w:rFonts w:ascii="Courier New" w:hAnsi="Courier New" w:cs="Courier New"/>
+          <w:shd w:val="clear" w:color="auto" w:fill="F1F5F9"/>
+        </w:rPr>
+        <w:t>parking_lot</w:t>
+      </w:r>
+      <w:r>
+        <w:t xml:space="preserve"> against 25.6 Mops/s for </w:t>
+      </w:r>
+      <w:proofErr w:type="gramStart"/>
+      <w:r>
+        <w:t>std::</w:t>
+      </w:r>
+      <w:proofErr w:type="gramEnd"/>
+      <w:r>
+        <w:t xml:space="preserve">sync. </w:t>
+      </w:r>
+      <w:r>
+        <w:rPr>
+          <w:rFonts w:ascii="Courier New" w:hAnsi="Courier New" w:cs="Courier New"/>
+          <w:shd w:val="clear" w:color="auto" w:fill="F1F5F9"/>
+        </w:rPr>
+        <w:t>DashMap</w:t>
+      </w:r>
+      <w:r>
+        <w:t xml:space="preserve"> (602.2 µs) and </w:t>
+      </w:r>
+      <w:r>
+        <w:rPr>
+          <w:rFonts w:ascii="Courier New" w:hAnsi="Courier New" w:cs="Courier New"/>
+          <w:shd w:val="clear" w:color="auto" w:fill="F1F5F9"/>
+        </w:rPr>
+        <w:t>crossbeam_channel</w:t>
+      </w:r>
+      <w:r>
+        <w:t xml:space="preserve"> (686.7 µs) sit between the two mutexes and below them respectively; </w:t>
+      </w:r>
+      <w:r>
+        <w:rPr>
+          <w:rFonts w:ascii="Courier New" w:hAnsi="Courier New" w:cs="Courier New"/>
+          <w:shd w:val="clear" w:color="auto" w:fill="F1F5F9"/>
+        </w:rPr>
+        <w:t>DropOldestRing</w:t>
+      </w:r>
+      <w:r>
+        <w:t xml:space="preserve"> is the slowest at 744.1 µs, reflecting </w:t>
+      </w:r>
+      <w:proofErr w:type="gramStart"/>
+      <w:r>
+        <w:t>its</w:t>
+      </w:r>
+      <w:proofErr w:type="gramEnd"/>
+      <w:r>
+        <w:t xml:space="preserve"> mutex-protected </w:t>
+      </w:r>
+      <w:r>
+        <w:rPr>
+          <w:rFonts w:ascii="Courier New" w:hAnsi="Courier New" w:cs="Courier New"/>
+          <w:shd w:val="clear" w:color="auto" w:fill="F1F5F9"/>
+        </w:rPr>
+        <w:t>VecDeque</w:t>
+      </w:r>
+      <w:r>
+        <w:t xml:space="preserve"> and dual-notifier overhead.</w:t>
+      </w:r>
+    </w:p>
+    <w:p>
+      <w:pPr>
+        <w:spacing w:after="120" w:line="360" w:lineRule="auto"/>
+        <w:jc w:val="both"/>
+      </w:pPr>
+      <w:r>
+        <w:t xml:space="preserve"> </w:t>
+      </w:r>
+    </w:p>
+    <w:p>
+      <w:pPr>
+        <w:pStyle w:val="BodyText"/>
+        <w:spacing w:line="360" w:lineRule="auto"/>
+      </w:pPr>
+      <w:r>
+        <w:t xml:space="preserve">At 1 thread the ordering reverses. </w:t>
+      </w:r>
+      <w:proofErr w:type="gramStart"/>
+      <w:r>
+        <w:rPr>
+          <w:rFonts w:ascii="Courier New" w:hAnsi="Courier New" w:cs="Courier New"/>
+          <w:shd w:val="clear" w:color="auto" w:fill="F1F5F9"/>
+        </w:rPr>
+        <w:t>std::sync::</w:t>
+      </w:r>
+      <w:proofErr w:type="gramEnd"/>
+      <w:r>
+        <w:rPr>
+          <w:rFonts w:ascii="Courier New" w:hAnsi="Courier New" w:cs="Courier New"/>
+          <w:shd w:val="clear" w:color="auto" w:fill="F1F5F9"/>
+        </w:rPr>
+        <w:t>Mutex</w:t>
+      </w:r>
+      <w:r>
+        <w:t xml:space="preserve"> is fastest at 59.5 µs, ahead of </w:t>
+      </w:r>
+      <w:r>
+        <w:rPr>
+          <w:rFonts w:ascii="Courier New" w:hAnsi="Courier New" w:cs="Courier New"/>
+          <w:shd w:val="clear" w:color="auto" w:fill="F1F5F9"/>
+        </w:rPr>
+        <w:t>crossbeam_channel</w:t>
+      </w:r>
+      <w:r>
+        <w:t xml:space="preserve"> (62.8 µs), </w:t>
+      </w:r>
+      <w:r>
+        <w:rPr>
+          <w:rFonts w:ascii="Courier New" w:hAnsi="Courier New" w:cs="Courier New"/>
+          <w:shd w:val="clear" w:color="auto" w:fill="F1F5F9"/>
+        </w:rPr>
+        <w:t>parking_</w:t>
+      </w:r>
+      <w:proofErr w:type="gramStart"/>
+      <w:r>
+        <w:rPr>
+          <w:rFonts w:ascii="Courier New" w:hAnsi="Courier New" w:cs="Courier New"/>
+          <w:shd w:val="clear" w:color="auto" w:fill="F1F5F9"/>
+        </w:rPr>
+        <w:t>lot::</w:t>
+      </w:r>
+      <w:proofErr w:type="gramEnd"/>
+      <w:r>
+        <w:rPr>
+          <w:rFonts w:ascii="Courier New" w:hAnsi="Courier New" w:cs="Courier New"/>
+          <w:shd w:val="clear" w:color="auto" w:fill="F1F5F9"/>
+        </w:rPr>
         <w:t>Mutexparking_lot</w:t>
       </w:r>
-      <w:proofErr w:type="spellEnd"/>
-      <w:r>
-        <w:t xml:space="preserve"> is the fastest variant at 515.0 µs, about 21% faster than </w:t>
+      <w:r>
+        <w:t xml:space="preserve"> (70.3 µs), </w:t>
+      </w:r>
+      <w:r>
+        <w:rPr>
+          <w:rFonts w:ascii="Courier New" w:hAnsi="Courier New" w:cs="Courier New"/>
+          <w:shd w:val="clear" w:color="auto" w:fill="F1F5F9"/>
+        </w:rPr>
+        <w:t>DashMap</w:t>
+      </w:r>
+      <w:r>
+        <w:t xml:space="preserve"> (80.5 µs), and </w:t>
+      </w:r>
+      <w:r>
+        <w:rPr>
+          <w:rFonts w:ascii="Courier New" w:hAnsi="Courier New" w:cs="Courier New"/>
+          <w:shd w:val="clear" w:color="auto" w:fill="F1F5F9"/>
+        </w:rPr>
+        <w:t>DropOldestRing</w:t>
+      </w:r>
+      <w:r>
+        <w:t xml:space="preserve"> (87.7 µs). </w:t>
+      </w:r>
+      <w:r>
+        <w:rPr>
+          <w:rFonts w:ascii="Courier New" w:hAnsi="Courier New" w:cs="Courier New"/>
+          <w:shd w:val="clear" w:color="auto" w:fill="F1F5F9"/>
+        </w:rPr>
+        <w:t>parking_lot</w:t>
+      </w:r>
+      <w:r>
+        <w:t xml:space="preserve">'s short user-space spin pays off only once contention forces lock waiters to choose between spinning briefly and entering a kernel wait; at one thread there is no waiter and the spin is wasted overhead. The crossover between </w:t>
       </w:r>
       <w:proofErr w:type="gramStart"/>
       <w:r>
+        <w:t>std::</w:t>
+      </w:r>
+      <w:proofErr w:type="gramEnd"/>
+      <w:r>
+        <w:t xml:space="preserve">sync and </w:t>
+      </w:r>
+      <w:r>
         <w:rPr>
           <w:rFonts w:ascii="Courier New" w:hAnsi="Courier New" w:cs="Courier New"/>
           <w:shd w:val="clear" w:color="auto" w:fill="F1F5F9"/>
         </w:rPr>
-        <w:t>std::sync::</w:t>
+        <w:t>parking_lot</w:t>
+      </w:r>
+      <w:r>
+        <w:t xml:space="preserve"> lands somewhere between 1 and 4 threads in this workload.</w:t>
+      </w:r>
+    </w:p>
+    <w:p>
+      <w:pPr>
+        <w:spacing w:after="200" w:line="360" w:lineRule="auto"/>
+        <w:jc w:val="both"/>
+      </w:pPr>
+      <w:r>
+        <w:t xml:space="preserve"> </w:t>
+      </w:r>
+    </w:p>
+    <w:p>
+      <w:pPr>
+        <w:spacing w:after="120" w:line="360" w:lineRule="auto"/>
+        <w:jc w:val="both"/>
+      </w:pPr>
+      <w:r>
+        <w:rPr>
+          <w:rFonts w:ascii="Courier New" w:hAnsi="Courier New" w:cs="Courier New"/>
+          <w:shd w:val="clear" w:color="auto" w:fill="F1F5F9"/>
+        </w:rPr>
+        <w:t>crossbeam_channel</w:t>
+      </w:r>
+      <w:r>
+        <w:rPr>
+          <w:rFonts w:eastAsia="Courier New"/>
+        </w:rPr>
+        <w:t xml:space="preserve"> does not benefit from its message-passing abstraction on this workload because the bench is a single shared counter, and channel decoupling cannot reduce serialisation when every operation targets the same slot. </w:t>
+      </w:r>
+      <w:r>
+        <w:rPr>
+          <w:rFonts w:ascii="Courier New" w:hAnsi="Courier New" w:cs="Courier New"/>
+          <w:shd w:val="clear" w:color="auto" w:fill="F1F5F9"/>
+        </w:rPr>
+        <w:t>DashMap</w:t>
+      </w:r>
+      <w:r>
+        <w:rPr>
+          <w:rFonts w:eastAsia="Courier New"/>
+        </w:rPr>
+        <w:t xml:space="preserve">'s sharding helps less than expected: with one counter key, every operation hits the same </w:t>
+      </w:r>
+      <w:proofErr w:type="gramStart"/>
+      <w:r>
+        <w:rPr>
+          <w:rFonts w:eastAsia="Courier New"/>
+        </w:rPr>
+        <w:t>shard</w:t>
       </w:r>
       <w:proofErr w:type="gramEnd"/>
       <w:r>
         <w:rPr>
-          <w:rFonts w:ascii="Courier New" w:hAnsi="Courier New" w:cs="Courier New"/>
-          <w:shd w:val="clear" w:color="auto" w:fill="F1F5F9"/>
-        </w:rPr>
-        <w:t>Mutex</w:t>
-      </w:r>
-      <w:r>
-        <w:t xml:space="preserve"> at 624.7 µs (the original draft's 2× claim does not hold at the measured thread counts). This corresponds to a throughput of roughly 31.1 Mops/s for </w:t>
-      </w:r>
-      <w:proofErr w:type="spellStart"/>
-      <w:r>
-        <w:rPr>
-          <w:rFonts w:ascii="Courier New" w:hAnsi="Courier New" w:cs="Courier New"/>
-          <w:shd w:val="clear" w:color="auto" w:fill="F1F5F9"/>
-        </w:rPr>
-        <w:t>parking_lot</w:t>
-      </w:r>
-      <w:proofErr w:type="spellEnd"/>
-      <w:r>
-        <w:t xml:space="preserve"> against 25.6 Mops/s for </w:t>
-      </w:r>
-      <w:proofErr w:type="gramStart"/>
-      <w:r>
-        <w:t>std::</w:t>
-      </w:r>
-      <w:proofErr w:type="gramEnd"/>
-      <w:r>
-        <w:t xml:space="preserve">sync. </w:t>
-      </w:r>
-      <w:proofErr w:type="spellStart"/>
-      <w:r>
-        <w:rPr>
-          <w:rFonts w:ascii="Courier New" w:hAnsi="Courier New" w:cs="Courier New"/>
-          <w:shd w:val="clear" w:color="auto" w:fill="F1F5F9"/>
-        </w:rPr>
-        <w:t>DashMap</w:t>
-      </w:r>
-      <w:proofErr w:type="spellEnd"/>
-      <w:r>
-        <w:t xml:space="preserve"> (602.2 µs) and </w:t>
-      </w:r>
-      <w:proofErr w:type="spellStart"/>
-      <w:r>
-        <w:rPr>
-          <w:rFonts w:ascii="Courier New" w:hAnsi="Courier New" w:cs="Courier New"/>
-          <w:shd w:val="clear" w:color="auto" w:fill="F1F5F9"/>
-        </w:rPr>
-        <w:t>crossbeam_channel</w:t>
-      </w:r>
-      <w:proofErr w:type="spellEnd"/>
-      <w:r>
-        <w:t xml:space="preserve"> (686.7 µs) sit between the two mutexes and below them respectively; </w:t>
-      </w:r>
-      <w:proofErr w:type="spellStart"/>
-      <w:r>
-        <w:rPr>
-          <w:rFonts w:ascii="Courier New" w:hAnsi="Courier New" w:cs="Courier New"/>
-          <w:shd w:val="clear" w:color="auto" w:fill="F1F5F9"/>
-        </w:rPr>
-        <w:t>DropOldestRing</w:t>
-      </w:r>
-      <w:proofErr w:type="spellEnd"/>
-      <w:r>
-        <w:t xml:space="preserve"> is the slowest at 744.1 µs, reflecting </w:t>
-      </w:r>
-      <w:proofErr w:type="gramStart"/>
-      <w:r>
-        <w:t>its</w:t>
-      </w:r>
-      <w:proofErr w:type="gramEnd"/>
-      <w:r>
-        <w:t xml:space="preserve"> mutex-protected </w:t>
-      </w:r>
-      <w:proofErr w:type="spellStart"/>
-      <w:r>
-        <w:rPr>
-          <w:rFonts w:ascii="Courier New" w:hAnsi="Courier New" w:cs="Courier New"/>
-          <w:shd w:val="clear" w:color="auto" w:fill="F1F5F9"/>
-        </w:rPr>
-        <w:t>VecDeque</w:t>
-      </w:r>
-      <w:proofErr w:type="spellEnd"/>
-      <w:r>
-        <w:t xml:space="preserve"> and dual-notifier overhead.</w:t>
-      </w:r>
-    </w:p>
-    <w:p>
-      <w:pPr>
-        <w:spacing w:after="120"/>
-        <w:jc w:val="both"/>
-      </w:pPr>
-      <w:r>
-        <w:t xml:space="preserve"> </w:t>
-      </w:r>
-    </w:p>
-    <w:p>
-      <w:pPr>
-        <w:pStyle w:val="BodyText"/>
-      </w:pPr>
-      <w:r>
-        <w:t xml:space="preserve">At 1 thread the ordering reverses. </w:t>
-      </w:r>
-      <w:proofErr w:type="gramStart"/>
-      <w:r>
-        <w:rPr>
-          <w:rFonts w:ascii="Courier New" w:hAnsi="Courier New" w:cs="Courier New"/>
-          <w:shd w:val="clear" w:color="auto" w:fill="F1F5F9"/>
-        </w:rPr>
-        <w:t>std::sync::</w:t>
-      </w:r>
-      <w:proofErr w:type="gramEnd"/>
-      <w:r>
-        <w:rPr>
-          <w:rFonts w:ascii="Courier New" w:hAnsi="Courier New" w:cs="Courier New"/>
-          <w:shd w:val="clear" w:color="auto" w:fill="F1F5F9"/>
-        </w:rPr>
-        <w:t>Mutex</w:t>
-      </w:r>
-      <w:r>
-        <w:t xml:space="preserve"> is fastest at 59.5 µs, ahead of </w:t>
-      </w:r>
-      <w:proofErr w:type="spellStart"/>
-      <w:r>
-        <w:rPr>
-          <w:rFonts w:ascii="Courier New" w:hAnsi="Courier New" w:cs="Courier New"/>
-          <w:shd w:val="clear" w:color="auto" w:fill="F1F5F9"/>
-        </w:rPr>
-        <w:t>crossbeam_channel</w:t>
-      </w:r>
-      <w:proofErr w:type="spellEnd"/>
-      <w:r>
-        <w:t xml:space="preserve"> (62.8 µs), </w:t>
-      </w:r>
-      <w:proofErr w:type="spellStart"/>
-      <w:r>
-        <w:rPr>
-          <w:rFonts w:ascii="Courier New" w:hAnsi="Courier New" w:cs="Courier New"/>
-          <w:shd w:val="clear" w:color="auto" w:fill="F1F5F9"/>
-        </w:rPr>
-        <w:t>parking_</w:t>
-      </w:r>
-      <w:proofErr w:type="gramStart"/>
-      <w:r>
-        <w:rPr>
-          <w:rFonts w:ascii="Courier New" w:hAnsi="Courier New" w:cs="Courier New"/>
-          <w:shd w:val="clear" w:color="auto" w:fill="F1F5F9"/>
-        </w:rPr>
-        <w:t>lot</w:t>
-      </w:r>
-      <w:proofErr w:type="spellEnd"/>
-      <w:r>
-        <w:rPr>
-          <w:rFonts w:ascii="Courier New" w:hAnsi="Courier New" w:cs="Courier New"/>
-          <w:shd w:val="clear" w:color="auto" w:fill="F1F5F9"/>
-        </w:rPr>
-        <w:t>::</w:t>
-      </w:r>
-      <w:proofErr w:type="spellStart"/>
-      <w:proofErr w:type="gramEnd"/>
-      <w:r>
-        <w:rPr>
-          <w:rFonts w:ascii="Courier New" w:hAnsi="Courier New" w:cs="Courier New"/>
-          <w:shd w:val="clear" w:color="auto" w:fill="F1F5F9"/>
-        </w:rPr>
-        <w:t>Mutexparking_lot</w:t>
-      </w:r>
-      <w:proofErr w:type="spellEnd"/>
-      <w:r>
-        <w:t xml:space="preserve"> (70.3 µs), </w:t>
-      </w:r>
-      <w:proofErr w:type="spellStart"/>
-      <w:r>
-        <w:rPr>
-          <w:rFonts w:ascii="Courier New" w:hAnsi="Courier New" w:cs="Courier New"/>
-          <w:shd w:val="clear" w:color="auto" w:fill="F1F5F9"/>
-        </w:rPr>
-        <w:t>DashMap</w:t>
-      </w:r>
-      <w:proofErr w:type="spellEnd"/>
-      <w:r>
-        <w:t xml:space="preserve"> (80.5 µs), and </w:t>
-      </w:r>
-      <w:proofErr w:type="spellStart"/>
-      <w:r>
-        <w:rPr>
-          <w:rFonts w:ascii="Courier New" w:hAnsi="Courier New" w:cs="Courier New"/>
-          <w:shd w:val="clear" w:color="auto" w:fill="F1F5F9"/>
-        </w:rPr>
-        <w:t>DropOldestRing</w:t>
-      </w:r>
-      <w:proofErr w:type="spellEnd"/>
-      <w:r>
-        <w:t xml:space="preserve"> (87.7 µs). </w:t>
-      </w:r>
-      <w:proofErr w:type="spellStart"/>
-      <w:r>
-        <w:rPr>
-          <w:rFonts w:ascii="Courier New" w:hAnsi="Courier New" w:cs="Courier New"/>
-          <w:shd w:val="clear" w:color="auto" w:fill="F1F5F9"/>
-        </w:rPr>
-        <w:t>parking_lot</w:t>
-      </w:r>
-      <w:r>
-        <w:t>'s</w:t>
-      </w:r>
-      <w:proofErr w:type="spellEnd"/>
-      <w:r>
-        <w:t xml:space="preserve"> short user-space spin pays off only once contention forces lock waiters to choose between spinning briefly and entering a kernel wait; at one thread there is no waiter and the spin is wasted overhead. The crossover between </w:t>
-      </w:r>
-      <w:proofErr w:type="gramStart"/>
-      <w:r>
-        <w:t>std::</w:t>
-      </w:r>
-      <w:proofErr w:type="gramEnd"/>
-      <w:r>
-        <w:t xml:space="preserve">sync and </w:t>
-      </w:r>
-      <w:proofErr w:type="spellStart"/>
-      <w:r>
-        <w:rPr>
-          <w:rFonts w:ascii="Courier New" w:hAnsi="Courier New" w:cs="Courier New"/>
-          <w:shd w:val="clear" w:color="auto" w:fill="F1F5F9"/>
-        </w:rPr>
-        <w:t>parking_lot</w:t>
-      </w:r>
-      <w:proofErr w:type="spellEnd"/>
-      <w:r>
-        <w:t xml:space="preserve"> lands somewhere between 1 and 4 threads in this workload.</w:t>
+          <w:rFonts w:eastAsia="Courier New"/>
+        </w:rPr>
+        <w:t xml:space="preserve"> and the data structure degenerates to a single mutex with hashing overhead. A fixed-slot atomic variant would likely outperform all five at high contention but only over a closed key set.</w:t>
       </w:r>
     </w:p>
     <w:p>
@@ -11334,88 +9882,26 @@
     </w:p>
     <w:p>
       <w:pPr>
-        <w:spacing w:after="120"/>
-        <w:jc w:val="both"/>
-      </w:pPr>
-      <w:proofErr w:type="spellStart"/>
-      <w:r>
-        <w:rPr>
-          <w:rFonts w:ascii="Courier New" w:hAnsi="Courier New" w:cs="Courier New"/>
-          <w:shd w:val="clear" w:color="auto" w:fill="F1F5F9"/>
-        </w:rPr>
-        <w:t>crossbeam_channel</w:t>
-      </w:r>
-      <w:proofErr w:type="spellEnd"/>
-      <w:r>
-        <w:rPr>
-          <w:rFonts w:eastAsia="Courier New"/>
-        </w:rPr>
-        <w:t xml:space="preserve"> does not benefit from its message-passing abstraction on this workload because the bench is a single shared counter, and channel decoupling cannot reduce </w:t>
-      </w:r>
-      <w:proofErr w:type="spellStart"/>
-      <w:r>
-        <w:rPr>
-          <w:rFonts w:eastAsia="Courier New"/>
-        </w:rPr>
-        <w:t>serialisation</w:t>
-      </w:r>
-      <w:proofErr w:type="spellEnd"/>
-      <w:r>
-        <w:rPr>
-          <w:rFonts w:eastAsia="Courier New"/>
-        </w:rPr>
-        <w:t xml:space="preserve"> when every operation targets the same slot. </w:t>
-      </w:r>
-      <w:r>
-        <w:rPr>
-          <w:rFonts w:ascii="Courier New" w:hAnsi="Courier New" w:cs="Courier New"/>
-          <w:shd w:val="clear" w:color="auto" w:fill="F1F5F9"/>
-        </w:rPr>
-        <w:t>DashMap</w:t>
-      </w:r>
-      <w:r>
-        <w:rPr>
-          <w:rFonts w:eastAsia="Courier New"/>
-        </w:rPr>
-        <w:t xml:space="preserve">'s sharding helps less than expected: with one counter key, every operation hits the same </w:t>
-      </w:r>
-      <w:proofErr w:type="gramStart"/>
-      <w:r>
-        <w:rPr>
-          <w:rFonts w:eastAsia="Courier New"/>
-        </w:rPr>
-        <w:t>shard</w:t>
-      </w:r>
-      <w:proofErr w:type="gramEnd"/>
-      <w:r>
-        <w:rPr>
-          <w:rFonts w:eastAsia="Courier New"/>
-        </w:rPr>
-        <w:t xml:space="preserve"> and the data structure degenerates to a single mutex with hashing overhead. A fixed-slot atomic variant would likely outperform all five at high contention but only over a closed key set.</w:t>
-      </w:r>
-    </w:p>
-    <w:p>
-      <w:pPr>
-        <w:spacing w:after="200"/>
-        <w:jc w:val="both"/>
-      </w:pPr>
-      <w:r>
-        <w:t xml:space="preserve"> </w:t>
+        <w:pStyle w:val="ListParagraph"/>
+      </w:pPr>
+      <w:r>
+        <w:br w:type="page"/>
       </w:r>
     </w:p>
     <w:p>
       <w:pPr>
         <w:pStyle w:val="Heading2"/>
       </w:pPr>
-      <w:bookmarkStart w:id="29" w:name="_Toc229034294"/>
-      <w:r>
+      <w:bookmarkStart w:id="29" w:name="_Toc229338861"/>
+      <w:r>
+        <w:lastRenderedPageBreak/>
         <w:t>Zero-Copy Heap Profile</w:t>
       </w:r>
       <w:bookmarkEnd w:id="29"/>
     </w:p>
     <w:p>
       <w:pPr>
-        <w:spacing w:after="120"/>
+        <w:spacing w:after="120" w:line="276" w:lineRule="auto"/>
       </w:pPr>
       <w:r>
         <w:rPr>
@@ -11432,77 +9918,45 @@
           <w:rFonts w:ascii="Courier New" w:eastAsia="Courier New" w:hAnsi="Courier New" w:cs="Courier New"/>
           <w:shd w:val="clear" w:color="auto" w:fill="F1F5F9"/>
         </w:rPr>
-        <w:t xml:space="preserve">--features </w:t>
-      </w:r>
-      <w:proofErr w:type="spellStart"/>
+        <w:t>--features dhat-heap</w:t>
+      </w:r>
+      <w:r>
+        <w:t xml:space="preserve">: once with the default </w:t>
+      </w:r>
       <w:r>
         <w:rPr>
           <w:rFonts w:ascii="Courier New" w:eastAsia="Courier New" w:hAnsi="Courier New" w:cs="Courier New"/>
           <w:shd w:val="clear" w:color="auto" w:fill="F1F5F9"/>
         </w:rPr>
-        <w:t>dhat</w:t>
-      </w:r>
-      <w:proofErr w:type="spellEnd"/>
+        <w:t>Cow&lt;'a, str&gt;</w:t>
+      </w:r>
+      <w:r>
+        <w:t xml:space="preserve"> parser and once with </w:t>
+      </w:r>
       <w:r>
         <w:rPr>
           <w:rFonts w:ascii="Courier New" w:eastAsia="Courier New" w:hAnsi="Courier New" w:cs="Courier New"/>
           <w:shd w:val="clear" w:color="auto" w:fill="F1F5F9"/>
         </w:rPr>
-        <w:t>-heap</w:t>
-      </w:r>
-      <w:r>
-        <w:t xml:space="preserve">: once with the default </w:t>
+        <w:t>--features owned-baseline</w:t>
+      </w:r>
+      <w:r>
+        <w:t xml:space="preserve"> (which forces </w:t>
       </w:r>
       <w:r>
         <w:rPr>
           <w:rFonts w:ascii="Courier New" w:eastAsia="Courier New" w:hAnsi="Courier New" w:cs="Courier New"/>
           <w:shd w:val="clear" w:color="auto" w:fill="F1F5F9"/>
         </w:rPr>
-        <w:t>Cow&lt;'a, str&gt;</w:t>
-      </w:r>
-      <w:r>
-        <w:t xml:space="preserve"> parser and once with </w:t>
-      </w:r>
+        <w:t>.to_</w:t>
+      </w:r>
+      <w:proofErr w:type="gramStart"/>
       <w:r>
         <w:rPr>
           <w:rFonts w:ascii="Courier New" w:eastAsia="Courier New" w:hAnsi="Courier New" w:cs="Courier New"/>
           <w:shd w:val="clear" w:color="auto" w:fill="F1F5F9"/>
         </w:rPr>
-        <w:t>--features owned-baseline</w:t>
-      </w:r>
-      <w:r>
-        <w:t xml:space="preserve"> (which forces </w:t>
-      </w:r>
-      <w:r>
-        <w:rPr>
-          <w:rFonts w:ascii="Courier New" w:eastAsia="Courier New" w:hAnsi="Courier New" w:cs="Courier New"/>
-          <w:shd w:val="clear" w:color="auto" w:fill="F1F5F9"/>
-        </w:rPr>
-        <w:t>.</w:t>
-      </w:r>
-      <w:proofErr w:type="spellStart"/>
-      <w:r>
-        <w:rPr>
-          <w:rFonts w:ascii="Courier New" w:eastAsia="Courier New" w:hAnsi="Courier New" w:cs="Courier New"/>
-          <w:shd w:val="clear" w:color="auto" w:fill="F1F5F9"/>
-        </w:rPr>
-        <w:t>to_</w:t>
-      </w:r>
-      <w:proofErr w:type="gramStart"/>
-      <w:r>
-        <w:rPr>
-          <w:rFonts w:ascii="Courier New" w:eastAsia="Courier New" w:hAnsi="Courier New" w:cs="Courier New"/>
-          <w:shd w:val="clear" w:color="auto" w:fill="F1F5F9"/>
-        </w:rPr>
-        <w:t>string</w:t>
-      </w:r>
-      <w:proofErr w:type="spellEnd"/>
-      <w:r>
-        <w:rPr>
-          <w:rFonts w:ascii="Courier New" w:eastAsia="Courier New" w:hAnsi="Courier New" w:cs="Courier New"/>
-          <w:shd w:val="clear" w:color="auto" w:fill="F1F5F9"/>
-        </w:rPr>
-        <w:t>(</w:t>
+        <w:t>string(</w:t>
       </w:r>
       <w:proofErr w:type="gramEnd"/>
       <w:r>
@@ -11578,22 +10032,27 @@
                 <w:b/>
                 <w:bCs/>
               </w:rPr>
-              <w:t xml:space="preserve">Total bytes </w:t>
-            </w:r>
-            <w:proofErr w:type="spellStart"/>
+              <w:t>Total bytes alloc</w:t>
+            </w:r>
+          </w:p>
+        </w:tc>
+        <w:tc>
+          <w:tcPr>
+            <w:tcW w:w="2269" w:type="dxa"/>
+          </w:tcPr>
+          <w:p>
             <w:r>
               <w:rPr>
                 <w:b/>
                 <w:bCs/>
               </w:rPr>
-              <w:t>alloc</w:t>
-            </w:r>
-            <w:proofErr w:type="spellEnd"/>
-          </w:p>
-        </w:tc>
-        <w:tc>
-          <w:tcPr>
-            <w:tcW w:w="2269" w:type="dxa"/>
+              <w:t>Total blocks alloc</w:t>
+            </w:r>
+          </w:p>
+        </w:tc>
+        <w:tc>
+          <w:tcPr>
+            <w:tcW w:w="2127" w:type="dxa"/>
           </w:tcPr>
           <w:p>
             <w:r>
@@ -11601,29 +10060,6 @@
                 <w:b/>
                 <w:bCs/>
               </w:rPr>
-              <w:t xml:space="preserve">Total blocks </w:t>
-            </w:r>
-            <w:proofErr w:type="spellStart"/>
-            <w:r>
-              <w:rPr>
-                <w:b/>
-                <w:bCs/>
-              </w:rPr>
-              <w:t>alloc</w:t>
-            </w:r>
-            <w:proofErr w:type="spellEnd"/>
-          </w:p>
-        </w:tc>
-        <w:tc>
-          <w:tcPr>
-            <w:tcW w:w="2127" w:type="dxa"/>
-          </w:tcPr>
-          <w:p>
-            <w:r>
-              <w:rPr>
-                <w:b/>
-                <w:bCs/>
-              </w:rPr>
               <w:t>Peak bytes</w:t>
             </w:r>
           </w:p>
@@ -11716,7 +10152,15 @@
     </w:tbl>
     <w:p>
       <w:pPr>
-        <w:spacing w:before="240"/>
+        <w:spacing w:after="120" w:line="360" w:lineRule="auto"/>
+      </w:pPr>
+      <w:r>
+        <w:t>The headline result is the allocation-event count: the owned baseline performs 250 009 allocations against 88 291 for the zero-copy build, a 2.83× ratio. The largest savings come from per-event String allocations for the user and server_name fields, which the zero-copy build borrows directly from the input buffer. Total allocated bytes drop only from 71.8 MB to 59.2 MB (about 18%) because most allocation volume is not in those parsed string fields, and peak resident bytes are essentially unchanged at 2.49 MB vs. 2.48 MB. The win here is allocator pressure and fragmentation cost, not working-set size.</w:t>
+      </w:r>
+    </w:p>
+    <w:p>
+      <w:pPr>
+        <w:spacing w:after="120"/>
       </w:pPr>
       <w:r>
         <w:t xml:space="preserve"> </w:t>
@@ -11724,36 +10168,11 @@
     </w:p>
     <w:p>
       <w:pPr>
-        <w:spacing w:after="120"/>
-      </w:pPr>
-      <w:r>
-        <w:t xml:space="preserve">The headline result is the allocation-event count: the owned baseline performs 250 009 allocations against 88 291 for the zero-copy build, a 2.83× ratio. The largest savings come from per-event String allocations for the user and </w:t>
-      </w:r>
-      <w:proofErr w:type="spellStart"/>
-      <w:r>
-        <w:t>server_name</w:t>
-      </w:r>
-      <w:proofErr w:type="spellEnd"/>
-      <w:r>
-        <w:t xml:space="preserve"> fields, which the zero-copy build borrows directly from the input buffer. Total allocated bytes drop only from 71.8 MB to 59.2 MB (about 18%) because most allocation volume is not in those parsed string fields, and peak resident bytes are essentially unchanged at 2.49 MB vs. 2.48 MB. The win here is allocator pressure and fragmentation cost, not working-set size.</w:t>
-      </w:r>
-    </w:p>
-    <w:p>
-      <w:pPr>
-        <w:spacing w:after="120"/>
-      </w:pPr>
-      <w:r>
-        <w:t xml:space="preserve"> </w:t>
-      </w:r>
-    </w:p>
-    <w:p>
-      <w:pPr>
-        <w:spacing w:after="120"/>
+        <w:spacing w:after="120" w:line="360" w:lineRule="auto"/>
       </w:pPr>
       <w:r>
         <w:t xml:space="preserve">The </w:t>
       </w:r>
-      <w:proofErr w:type="spellStart"/>
       <w:r>
         <w:rPr>
           <w:rFonts w:ascii="Courier New" w:hAnsi="Courier New" w:cs="Courier New"/>
@@ -11761,7 +10180,6 @@
         </w:rPr>
         <w:t>cow_was_borrowed</w:t>
       </w:r>
-      <w:proofErr w:type="spellEnd"/>
       <w:r>
         <w:t xml:space="preserve"> counter measured 100% borrowed parses across the run with zero owned cases. Within this fixture, no </w:t>
       </w:r>
@@ -11771,23 +10189,7 @@
       </w:r>
       <w:proofErr w:type="gramEnd"/>
       <w:r>
-        <w:t xml:space="preserve"> or server name contained the JSON escape sequences that would force </w:t>
-      </w:r>
-      <w:proofErr w:type="spellStart"/>
-      <w:r>
-        <w:t>serde</w:t>
-      </w:r>
-      <w:proofErr w:type="spellEnd"/>
-      <w:r>
-        <w:t xml:space="preserve"> to </w:t>
-      </w:r>
-      <w:proofErr w:type="spellStart"/>
-      <w:r>
-        <w:t>materialise</w:t>
-      </w:r>
-      <w:proofErr w:type="spellEnd"/>
-      <w:r>
-        <w:t xml:space="preserve"> an owned String.</w:t>
+        <w:t xml:space="preserve"> or server name contained the JSON escape sequences that would force serde to materialise an owned String.</w:t>
       </w:r>
     </w:p>
     <w:p>
@@ -11801,9 +10203,8 @@
         <w:keepNext/>
         <w:jc w:val="center"/>
       </w:pPr>
-      <w:bookmarkStart w:id="30" w:name="_Toc229028465"/>
-      <w:r>
-        <w:lastRenderedPageBreak/>
+      <w:bookmarkStart w:id="30" w:name="_Toc229338877"/>
+      <w:r>
         <w:t xml:space="preserve">Figure </w:t>
       </w:r>
       <w:fldSimple w:instr=" SEQ Figure \* ARABIC ">
@@ -11823,11 +10224,9 @@
       <w:r>
         <w:t>(</w:t>
       </w:r>
-      <w:proofErr w:type="spellStart"/>
       <w:r>
         <w:t>zero_copy</w:t>
       </w:r>
-      <w:proofErr w:type="spellEnd"/>
       <w:r>
         <w:t>).</w:t>
       </w:r>
@@ -11885,7 +10284,7 @@
         <w:keepNext/>
         <w:jc w:val="center"/>
       </w:pPr>
-      <w:bookmarkStart w:id="31" w:name="_Toc229028466"/>
+      <w:bookmarkStart w:id="31" w:name="_Toc229338878"/>
       <w:r>
         <w:t xml:space="preserve">Figure </w:t>
       </w:r>
@@ -11906,11 +10305,9 @@
       <w:r>
         <w:t>(</w:t>
       </w:r>
-      <w:proofErr w:type="spellStart"/>
       <w:r>
         <w:t>owned_baseline</w:t>
       </w:r>
-      <w:proofErr w:type="spellEnd"/>
       <w:r>
         <w:t>).</w:t>
       </w:r>
@@ -11961,8 +10358,6 @@
           </wp:inline>
         </w:drawing>
       </w:r>
-    </w:p>
-    <w:p>
       <w:r>
         <w:br w:type="page"/>
       </w:r>
@@ -11971,7 +10366,7 @@
       <w:pPr>
         <w:pStyle w:val="Heading2"/>
       </w:pPr>
-      <w:bookmarkStart w:id="32" w:name="_Toc229034295"/>
+      <w:bookmarkStart w:id="32" w:name="_Toc229338862"/>
       <w:r>
         <w:lastRenderedPageBreak/>
         <w:t>Fail-Safe Recovery</w:t>
@@ -11980,7 +10375,7 @@
     </w:p>
     <w:p>
       <w:pPr>
-        <w:spacing w:after="120"/>
+        <w:spacing w:after="120" w:line="360" w:lineRule="auto"/>
       </w:pPr>
       <w:r>
         <w:t xml:space="preserve">The </w:t>
@@ -11993,36 +10388,12 @@
         <w:t>tests/failsafe_recovery.rs</w:t>
       </w:r>
       <w:r>
-        <w:t xml:space="preserve"> integration test injects synthetic jitter by spin-looping in worker threads for 10 consecutive 1-second ticks (each tick records 1 000 samples at 5 </w:t>
-      </w:r>
-      <w:proofErr w:type="spellStart"/>
-      <w:r>
-        <w:t>ms</w:t>
-      </w:r>
-      <w:proofErr w:type="spellEnd"/>
-      <w:r>
-        <w:t xml:space="preserve"> jitter — well above the 1.5 </w:t>
-      </w:r>
-      <w:proofErr w:type="spellStart"/>
-      <w:r>
-        <w:t>ms</w:t>
-      </w:r>
-      <w:proofErr w:type="spellEnd"/>
-      <w:r>
-        <w:t xml:space="preserve"> enter threshold). The controller transitions to Degraded Mode after tick 10. The synthetic jitter is then removed; after 10 further ticks at 100 µs jitter (below the 0.8 </w:t>
-      </w:r>
-      <w:proofErr w:type="spellStart"/>
-      <w:r>
-        <w:t>ms</w:t>
-      </w:r>
-      <w:proofErr w:type="spellEnd"/>
-      <w:r>
-        <w:t xml:space="preserve"> recover threshold), the controller returns to Normal Mode.</w:t>
-      </w:r>
-    </w:p>
-    <w:p>
-      <w:pPr>
-        <w:spacing w:after="200"/>
+        <w:t xml:space="preserve"> integration test injects synthetic jitter by spin-looping in worker threads for 10 consecutive 1-second ticks (each tick records 1 000 samples at 5 ms jitter — well above the 1.5 ms enter threshold). The controller transitions to Degraded Mode after tick 10. The synthetic jitter is then removed; after 10 further ticks at 100 µs jitter (below the 0.8 ms recover threshold), the controller returns to Normal Mode.</w:t>
+      </w:r>
+    </w:p>
+    <w:p>
+      <w:pPr>
+        <w:spacing w:after="200" w:line="360" w:lineRule="auto"/>
       </w:pPr>
       <w:r>
         <w:t xml:space="preserve"> </w:t>
@@ -12030,7 +10401,7 @@
     </w:p>
     <w:p>
       <w:pPr>
-        <w:spacing w:after="120"/>
+        <w:spacing w:after="120" w:line="360" w:lineRule="auto"/>
       </w:pPr>
       <w:r>
         <w:t>The test confirms:</w:t>
@@ -12038,7 +10409,7 @@
     </w:p>
     <w:p>
       <w:pPr>
-        <w:spacing w:after="100"/>
+        <w:spacing w:after="100" w:line="360" w:lineRule="auto"/>
         <w:ind w:left="20"/>
       </w:pPr>
       <w:r>
@@ -12047,7 +10418,7 @@
     </w:p>
     <w:p>
       <w:pPr>
-        <w:spacing w:after="100"/>
+        <w:spacing w:after="100" w:line="360" w:lineRule="auto"/>
         <w:ind w:left="20"/>
       </w:pPr>
       <w:r>
@@ -12056,7 +10427,7 @@
     </w:p>
     <w:p>
       <w:pPr>
-        <w:spacing w:after="100"/>
+        <w:spacing w:after="100" w:line="360" w:lineRule="auto"/>
         <w:ind w:left="20"/>
       </w:pPr>
       <w:r>
@@ -12075,7 +10446,7 @@
     </w:p>
     <w:p>
       <w:pPr>
-        <w:spacing w:after="200"/>
+        <w:spacing w:after="200" w:line="360" w:lineRule="auto"/>
       </w:pPr>
       <w:r>
         <w:t xml:space="preserve"> </w:t>
@@ -12083,7 +10454,7 @@
     </w:p>
     <w:p>
       <w:pPr>
-        <w:spacing w:after="120"/>
+        <w:spacing w:after="120" w:line="360" w:lineRule="auto"/>
       </w:pPr>
       <w:r>
         <w:t xml:space="preserve">In Degraded Mode, all </w:t>
@@ -12120,7 +10491,7 @@
         <w:pStyle w:val="Caption"/>
         <w:keepNext/>
       </w:pPr>
-      <w:bookmarkStart w:id="33" w:name="_Toc229028467"/>
+      <w:bookmarkStart w:id="33" w:name="_Toc229338879"/>
       <w:r>
         <w:t xml:space="preserve">Figure </w:t>
       </w:r>
@@ -12249,7 +10620,7 @@
       <w:pPr>
         <w:pStyle w:val="Heading2"/>
       </w:pPr>
-      <w:bookmarkStart w:id="34" w:name="_Toc229034296"/>
+      <w:bookmarkStart w:id="34" w:name="_Toc229338863"/>
       <w:r>
         <w:lastRenderedPageBreak/>
         <w:t>Deadline Miss Analysis</w:t>
@@ -12259,33 +10630,10 @@
     <w:p>
       <w:pPr>
         <w:pStyle w:val="BodyText"/>
-      </w:pPr>
-      <w:r>
-        <w:t xml:space="preserve">A load-rate sweep was run on the local replay server under Windows, with both runtimes at 1×, 10×, and 100× replay rates for 30 seconds per run (six runs total). Across all six runs the pipeline recorded zero deadline misses and zero ring-buffer overflows. Even at 100× replay (sustained ~83 events/s for 30 s, n ≈ 156 000 events), neither runtime exceeded the 2 </w:t>
-      </w:r>
-      <w:proofErr w:type="spellStart"/>
-      <w:r>
-        <w:t>ms</w:t>
-      </w:r>
-      <w:proofErr w:type="spellEnd"/>
-      <w:r>
-        <w:t xml:space="preserve"> micro-deadline on any event. What changes under load is drift, not miss rate. Async p99 Human drift grows from 209 µs at 1× to 2 605 µs at 100×, a factor of 12.5; threaded p99 Human drift grows from 436 µs to 3 654 µs, a factor of 8.4. The threaded runtime's p99.9 Bot drift at 100× spikes to roughly 69.8 </w:t>
-      </w:r>
-      <w:proofErr w:type="spellStart"/>
-      <w:r>
-        <w:t>ms</w:t>
-      </w:r>
-      <w:proofErr w:type="spellEnd"/>
-      <w:r>
-        <w:t xml:space="preserve">, an outlier consistent with kernel-scheduler tail </w:t>
-      </w:r>
-      <w:proofErr w:type="spellStart"/>
-      <w:r>
-        <w:t>behaviour</w:t>
-      </w:r>
-      <w:proofErr w:type="spellEnd"/>
-      <w:r>
-        <w:t xml:space="preserve"> rather than queue saturation. The fail-safe Bot-drop mechanism described in §3.5 was therefore never triggered in any of these runs; its protective effect is reserved for jitter-driven (rather than load-driven) degradation, as designed.</w:t>
+        <w:spacing w:line="360" w:lineRule="auto"/>
+      </w:pPr>
+      <w:r>
+        <w:t>A load-rate sweep was run on the local replay server under Windows, with both runtimes at 1×, 10×, and 100× replay rates for 30 seconds per run (six runs total). Across all six runs the pipeline recorded zero deadline misses and zero ring-buffer overflows. Even at 100× replay (sustained ~83 events/s for 30 s, n ≈ 156 000 events), neither runtime exceeded the 2 ms micro-deadline on any event. What changes under load is drift, not miss rate. Async p99 Human drift grows from 209 µs at 1× to 2 605 µs at 100×, a factor of 12.5; threaded p99 Human drift grows from 436 µs to 3 654 µs, a factor of 8.4. The threaded runtime's p99.9 Bot drift at 100× spikes to roughly 69.8 ms, an outlier consistent with kernel-scheduler tail behaviour rather than queue saturation. The fail-safe Bot-drop mechanism described in §3.5 was therefore never triggered in any of these runs; its protective effect is reserved for jitter-driven (rather than load-driven) degradation, as designed.</w:t>
       </w:r>
     </w:p>
     <w:tbl>
@@ -12340,11 +10688,9 @@
             <w:pPr>
               <w:cnfStyle w:val="100000000000" w:firstRow="1" w:lastRow="0" w:firstColumn="0" w:lastColumn="0" w:oddVBand="0" w:evenVBand="0" w:oddHBand="0" w:evenHBand="0" w:firstRowFirstColumn="0" w:firstRowLastColumn="0" w:lastRowFirstColumn="0" w:lastRowLastColumn="0"/>
             </w:pPr>
-            <w:proofErr w:type="spellStart"/>
             <w:r>
               <w:t>n_human</w:t>
             </w:r>
-            <w:proofErr w:type="spellEnd"/>
           </w:p>
         </w:tc>
         <w:tc>
@@ -12355,11 +10701,9 @@
             <w:pPr>
               <w:cnfStyle w:val="100000000000" w:firstRow="1" w:lastRow="0" w:firstColumn="0" w:lastColumn="0" w:oddVBand="0" w:evenVBand="0" w:oddHBand="0" w:evenHBand="0" w:firstRowFirstColumn="0" w:firstRowLastColumn="0" w:lastRowFirstColumn="0" w:lastRowLastColumn="0"/>
             </w:pPr>
-            <w:proofErr w:type="spellStart"/>
             <w:r>
               <w:t>n_bot</w:t>
             </w:r>
-            <w:proofErr w:type="spellEnd"/>
           </w:p>
         </w:tc>
         <w:tc>
@@ -13053,7 +11397,7 @@
       <w:pPr>
         <w:pStyle w:val="Heading2"/>
       </w:pPr>
-      <w:bookmarkStart w:id="35" w:name="_Toc229034297"/>
+      <w:bookmarkStart w:id="35" w:name="_Toc229338864"/>
       <w:r>
         <w:t>Platform Methodology Note</w:t>
       </w:r>
@@ -13061,78 +11405,28 @@
     </w:p>
     <w:p>
       <w:pPr>
-        <w:spacing w:after="120"/>
+        <w:spacing w:after="120" w:line="360" w:lineRule="auto"/>
         <w:jc w:val="both"/>
       </w:pPr>
       <w:r>
         <w:t xml:space="preserve">Benchmarks ran on two platforms, not one. The Windows live SSE results (§5.1, "Windows live SSE" rows) were collected on Windows 11 with PowerShell, executing </w:t>
       </w:r>
-      <w:proofErr w:type="spellStart"/>
       <w:r>
         <w:rPr>
           <w:rFonts w:ascii="Courier New" w:hAnsi="Courier New" w:cs="Courier New"/>
           <w:shd w:val="clear" w:color="auto" w:fill="F1F5F9"/>
         </w:rPr>
-        <w:t>rts</w:t>
-      </w:r>
-      <w:proofErr w:type="spellEnd"/>
+        <w:t>rts-cli run-asyncrts-cli</w:t>
+      </w:r>
+      <w:r>
+        <w:t xml:space="preserve"> and </w:t>
+      </w:r>
       <w:r>
         <w:rPr>
           <w:rFonts w:ascii="Courier New" w:hAnsi="Courier New" w:cs="Courier New"/>
           <w:shd w:val="clear" w:color="auto" w:fill="F1F5F9"/>
         </w:rPr>
-        <w:t>-cli run-</w:t>
-      </w:r>
-      <w:proofErr w:type="spellStart"/>
-      <w:r>
-        <w:rPr>
-          <w:rFonts w:ascii="Courier New" w:hAnsi="Courier New" w:cs="Courier New"/>
-          <w:shd w:val="clear" w:color="auto" w:fill="F1F5F9"/>
-        </w:rPr>
-        <w:t>asyncrts</w:t>
-      </w:r>
-      <w:proofErr w:type="spellEnd"/>
-      <w:r>
-        <w:rPr>
-          <w:rFonts w:ascii="Courier New" w:hAnsi="Courier New" w:cs="Courier New"/>
-          <w:shd w:val="clear" w:color="auto" w:fill="F1F5F9"/>
-        </w:rPr>
-        <w:t>-cli</w:t>
-      </w:r>
-      <w:r>
-        <w:t xml:space="preserve"> and </w:t>
-      </w:r>
-      <w:proofErr w:type="spellStart"/>
-      <w:r>
-        <w:rPr>
-          <w:rFonts w:ascii="Courier New" w:hAnsi="Courier New" w:cs="Courier New"/>
-          <w:shd w:val="clear" w:color="auto" w:fill="F1F5F9"/>
-        </w:rPr>
-        <w:t>rts</w:t>
-      </w:r>
-      <w:proofErr w:type="spellEnd"/>
-      <w:r>
-        <w:rPr>
-          <w:rFonts w:ascii="Courier New" w:hAnsi="Courier New" w:cs="Courier New"/>
-          <w:shd w:val="clear" w:color="auto" w:fill="F1F5F9"/>
-        </w:rPr>
-        <w:t>-cli run-</w:t>
-      </w:r>
-      <w:proofErr w:type="spellStart"/>
-      <w:r>
-        <w:rPr>
-          <w:rFonts w:ascii="Courier New" w:hAnsi="Courier New" w:cs="Courier New"/>
-          <w:shd w:val="clear" w:color="auto" w:fill="F1F5F9"/>
-        </w:rPr>
-        <w:t>threadedrts</w:t>
-      </w:r>
-      <w:proofErr w:type="spellEnd"/>
-      <w:r>
-        <w:rPr>
-          <w:rFonts w:ascii="Courier New" w:hAnsi="Courier New" w:cs="Courier New"/>
-          <w:shd w:val="clear" w:color="auto" w:fill="F1F5F9"/>
-        </w:rPr>
-        <w:t>-cli</w:t>
+        <w:t>rts-cli run-threadedrts-cli</w:t>
       </w:r>
       <w:r>
         <w:t xml:space="preserve"> against the live Wikimedia endpoint at </w:t>
@@ -13154,99 +11448,41 @@
       <w:r>
         <w:t xml:space="preserve">. The WSL2 replay results (§5.1, "WSL2 replay" rows) were collected under WSL2 Ubuntu, with </w:t>
       </w:r>
-      <w:proofErr w:type="spellStart"/>
       <w:r>
         <w:rPr>
           <w:rFonts w:ascii="Courier New" w:hAnsi="Courier New" w:cs="Courier New"/>
           <w:shd w:val="clear" w:color="auto" w:fill="F1F5F9"/>
         </w:rPr>
-        <w:t>rts</w:t>
-      </w:r>
-      <w:proofErr w:type="spellEnd"/>
+        <w:t>rts-cli</w:t>
+      </w:r>
+      <w:r>
+        <w:t xml:space="preserve"> driving the local </w:t>
+      </w:r>
       <w:r>
         <w:rPr>
           <w:rFonts w:ascii="Courier New" w:hAnsi="Courier New" w:cs="Courier New"/>
           <w:shd w:val="clear" w:color="auto" w:fill="F1F5F9"/>
         </w:rPr>
-        <w:t>-cli</w:t>
-      </w:r>
-      <w:r>
-        <w:t xml:space="preserve"> driving the local </w:t>
-      </w:r>
-      <w:proofErr w:type="spellStart"/>
+        <w:t>rts-replay</w:t>
+      </w:r>
+      <w:r>
+        <w:t xml:space="preserve"> server feeding a recorded 60-second NDJSON fixture, also at 60-second runs. The synchronisation-primitive shootout (§5.2) was run on Windows as a native target via </w:t>
+      </w:r>
       <w:r>
         <w:rPr>
           <w:rFonts w:ascii="Courier New" w:hAnsi="Courier New" w:cs="Courier New"/>
           <w:shd w:val="clear" w:color="auto" w:fill="F1F5F9"/>
         </w:rPr>
-        <w:t>rts</w:t>
-      </w:r>
-      <w:proofErr w:type="spellEnd"/>
+        <w:t>cargo bench -p rts-bench --bench sync_shootoutrts-bench</w:t>
+      </w:r>
+      <w:r>
+        <w:t xml:space="preserve"> and its numbers should be read as Windows-native. </w:t>
+      </w:r>
       <w:r>
         <w:rPr>
           <w:rFonts w:ascii="Courier New" w:hAnsi="Courier New" w:cs="Courier New"/>
           <w:shd w:val="clear" w:color="auto" w:fill="F1F5F9"/>
         </w:rPr>
-        <w:t>-replay</w:t>
-      </w:r>
-      <w:r>
-        <w:t xml:space="preserve"> server feeding a recorded 60-second NDJSON fixture, also at 60-second runs. The </w:t>
-      </w:r>
-      <w:proofErr w:type="spellStart"/>
-      <w:r>
-        <w:t>synchronisation</w:t>
-      </w:r>
-      <w:proofErr w:type="spellEnd"/>
-      <w:r>
-        <w:t xml:space="preserve">-primitive shootout (§5.2) was run on Windows as a native target via </w:t>
-      </w:r>
-      <w:r>
-        <w:rPr>
-          <w:rFonts w:ascii="Courier New" w:hAnsi="Courier New" w:cs="Courier New"/>
-          <w:shd w:val="clear" w:color="auto" w:fill="F1F5F9"/>
-        </w:rPr>
-        <w:t xml:space="preserve">cargo bench -p </w:t>
-      </w:r>
-      <w:proofErr w:type="spellStart"/>
-      <w:r>
-        <w:rPr>
-          <w:rFonts w:ascii="Courier New" w:hAnsi="Courier New" w:cs="Courier New"/>
-          <w:shd w:val="clear" w:color="auto" w:fill="F1F5F9"/>
-        </w:rPr>
-        <w:t>rts</w:t>
-      </w:r>
-      <w:proofErr w:type="spellEnd"/>
-      <w:r>
-        <w:rPr>
-          <w:rFonts w:ascii="Courier New" w:hAnsi="Courier New" w:cs="Courier New"/>
-          <w:shd w:val="clear" w:color="auto" w:fill="F1F5F9"/>
-        </w:rPr>
-        <w:t xml:space="preserve">-bench --bench </w:t>
-      </w:r>
-      <w:proofErr w:type="spellStart"/>
-      <w:r>
-        <w:rPr>
-          <w:rFonts w:ascii="Courier New" w:hAnsi="Courier New" w:cs="Courier New"/>
-          <w:shd w:val="clear" w:color="auto" w:fill="F1F5F9"/>
-        </w:rPr>
-        <w:t>sync_shootoutrts</w:t>
-      </w:r>
-      <w:proofErr w:type="spellEnd"/>
-      <w:r>
-        <w:rPr>
-          <w:rFonts w:ascii="Courier New" w:hAnsi="Courier New" w:cs="Courier New"/>
-          <w:shd w:val="clear" w:color="auto" w:fill="F1F5F9"/>
-        </w:rPr>
-        <w:t>-bench</w:t>
-      </w:r>
-      <w:r>
-        <w:t xml:space="preserve"> and its numbers should be read as Windows-native. </w:t>
-      </w:r>
-      <w:r>
-        <w:rPr>
-          <w:rFonts w:ascii="Courier New" w:hAnsi="Courier New" w:cs="Courier New"/>
-          <w:shd w:val="clear" w:color="auto" w:fill="F1F5F9"/>
-        </w:rPr>
         <w:t>Criterion</w:t>
       </w:r>
       <w:r>
@@ -13278,7 +11514,7 @@
       <w:pPr>
         <w:pStyle w:val="Heading1"/>
       </w:pPr>
-      <w:bookmarkStart w:id="36" w:name="_Toc229034298"/>
+      <w:bookmarkStart w:id="36" w:name="_Toc229338865"/>
       <w:r>
         <w:lastRenderedPageBreak/>
         <w:t>Conclusion and Future Work</w:t>
@@ -13288,6 +11524,7 @@
     <w:p>
       <w:pPr>
         <w:pStyle w:val="BodyTextIndent"/>
+        <w:spacing w:line="360" w:lineRule="auto"/>
       </w:pPr>
       <w:r>
         <w:t xml:space="preserve">A Rust implementation can meet soft real-time constraints for the Wikimedia SSE firehose, but the choice between Tokio async and </w:t>
@@ -13330,7 +11567,7 @@
     </w:p>
     <w:p>
       <w:pPr>
-        <w:spacing w:after="120"/>
+        <w:spacing w:after="120" w:line="360" w:lineRule="auto"/>
       </w:pPr>
       <w:r>
         <w:t>For future work, three directions stand out:</w:t>
@@ -13338,7 +11575,7 @@
     </w:p>
     <w:p>
       <w:pPr>
-        <w:spacing w:after="100"/>
+        <w:spacing w:after="100" w:line="360" w:lineRule="auto"/>
         <w:ind w:left="20"/>
       </w:pPr>
       <w:r>
@@ -13351,7 +11588,6 @@
         </w:rPr>
         <w:t>`</w:t>
       </w:r>
-      <w:proofErr w:type="spellStart"/>
       <w:r>
         <w:rPr>
           <w:rFonts w:ascii="Courier New" w:hAnsi="Courier New" w:cs="Courier New"/>
@@ -13359,7 +11595,6 @@
         </w:rPr>
         <w:t>simd-json</w:t>
       </w:r>
-      <w:proofErr w:type="spellEnd"/>
       <w:r>
         <w:rPr>
           <w:b/>
@@ -13376,7 +11611,6 @@
       <w:r>
         <w:t xml:space="preserve">his could reduce the mandatory </w:t>
       </w:r>
-      <w:proofErr w:type="spellStart"/>
       <w:r>
         <w:rPr>
           <w:rFonts w:ascii="Courier New" w:eastAsia="Courier New" w:hAnsi="Courier New" w:cs="Courier New"/>
@@ -13390,33 +11624,23 @@
           <w:rFonts w:ascii="Courier New" w:eastAsia="Courier New" w:hAnsi="Courier New" w:cs="Courier New"/>
           <w:shd w:val="clear" w:color="auto" w:fill="F1F5F9"/>
         </w:rPr>
-        <w:t>json</w:t>
-      </w:r>
-      <w:proofErr w:type="spellEnd"/>
+        <w:t>json::</w:t>
+      </w:r>
+      <w:proofErr w:type="gramEnd"/>
       <w:r>
         <w:rPr>
           <w:rFonts w:ascii="Courier New" w:eastAsia="Courier New" w:hAnsi="Courier New" w:cs="Courier New"/>
           <w:shd w:val="clear" w:color="auto" w:fill="F1F5F9"/>
         </w:rPr>
-        <w:t>::</w:t>
-      </w:r>
-      <w:proofErr w:type="spellStart"/>
-      <w:proofErr w:type="gramEnd"/>
-      <w:r>
-        <w:rPr>
-          <w:rFonts w:ascii="Courier New" w:eastAsia="Courier New" w:hAnsi="Courier New" w:cs="Courier New"/>
-          <w:shd w:val="clear" w:color="auto" w:fill="F1F5F9"/>
-        </w:rPr>
         <w:t>from_str</w:t>
       </w:r>
-      <w:proofErr w:type="spellEnd"/>
       <w:r>
         <w:t xml:space="preserve"> cost from ~1.5 µs to ~0.3 µs per event, shrinking the dominant hot-path term.</w:t>
       </w:r>
     </w:p>
     <w:p>
       <w:pPr>
-        <w:spacing w:after="100"/>
+        <w:spacing w:after="100" w:line="360" w:lineRule="auto"/>
         <w:ind w:left="20"/>
       </w:pPr>
       <w:r>
@@ -13432,7 +11656,6 @@
       <w:r>
         <w:t xml:space="preserve"> via the </w:t>
       </w:r>
-      <w:proofErr w:type="spellStart"/>
       <w:r>
         <w:rPr>
           <w:rFonts w:ascii="Courier New" w:eastAsia="Courier New" w:hAnsi="Courier New" w:cs="Courier New"/>
@@ -13440,7 +11663,6 @@
         </w:rPr>
         <w:t>thread_priority</w:t>
       </w:r>
-      <w:proofErr w:type="spellEnd"/>
       <w:r>
         <w:t xml:space="preserve"> crate (Windows </w:t>
       </w:r>
@@ -13473,7 +11695,7 @@
     </w:p>
     <w:p>
       <w:pPr>
-        <w:spacing w:after="100"/>
+        <w:spacing w:after="100" w:line="360" w:lineRule="auto"/>
         <w:ind w:left="20"/>
       </w:pPr>
       <w:r>
@@ -13492,7 +11714,6 @@
       <w:r>
         <w:t xml:space="preserve"> Tokio </w:t>
       </w:r>
-      <w:proofErr w:type="spellStart"/>
       <w:r>
         <w:rPr>
           <w:rFonts w:ascii="Courier New" w:eastAsia="Courier New" w:hAnsi="Courier New" w:cs="Courier New"/>
@@ -13500,25 +11721,8 @@
         </w:rPr>
         <w:t>LocalSet</w:t>
       </w:r>
-      <w:proofErr w:type="spellEnd"/>
-      <w:r>
-        <w:t xml:space="preserve">-based implementation where high-priority tasks are never stolen across worker threads could reduce cross-core </w:t>
-      </w:r>
-      <w:proofErr w:type="spellStart"/>
-      <w:r>
-        <w:t>synchronisation</w:t>
-      </w:r>
-      <w:proofErr w:type="spellEnd"/>
-      <w:r>
-        <w:t xml:space="preserve"> </w:t>
-      </w:r>
-      <w:proofErr w:type="gramStart"/>
-      <w:r>
-        <w:t>cost</w:t>
-      </w:r>
-      <w:proofErr w:type="gramEnd"/>
-      <w:r>
-        <w:t>.</w:t>
+      <w:r>
+        <w:t>-based implementation where high-priority tasks are never stolen across worker threads could reduce cross-core synchronisation cost.</w:t>
       </w:r>
     </w:p>
     <w:p>
@@ -13542,7 +11746,7 @@
           <w:numId w:val="0"/>
         </w:numPr>
       </w:pPr>
-      <w:bookmarkStart w:id="37" w:name="_Toc229034299"/>
+      <w:bookmarkStart w:id="37" w:name="_Toc229338866"/>
       <w:r>
         <w:lastRenderedPageBreak/>
         <w:t>References</w:t>
@@ -13553,21 +11757,8 @@
       <w:pPr>
         <w:spacing w:after="120"/>
       </w:pPr>
-      <w:proofErr w:type="spellStart"/>
-      <w:r>
-        <w:t>Avizienis</w:t>
-      </w:r>
-      <w:proofErr w:type="spellEnd"/>
-      <w:r>
-        <w:t xml:space="preserve">, A., </w:t>
-      </w:r>
-      <w:proofErr w:type="spellStart"/>
-      <w:r>
-        <w:t>Laprie</w:t>
-      </w:r>
-      <w:proofErr w:type="spellEnd"/>
-      <w:r>
-        <w:t xml:space="preserve">, J.-C., Randell, B., &amp; Landwehr, C. (2004). Basic concepts and taxonomy of dependable and secure computing. </w:t>
+      <w:r>
+        <w:t xml:space="preserve">Avizienis, A., Laprie, J.-C., Randell, B., &amp; Landwehr, C. (2004). Basic concepts and taxonomy of dependable and secure computing. </w:t>
       </w:r>
       <w:r>
         <w:rPr>
@@ -13609,13 +11800,8 @@
       <w:pPr>
         <w:spacing w:after="120"/>
       </w:pPr>
-      <w:proofErr w:type="spellStart"/>
-      <w:r>
-        <w:t>Klabnik</w:t>
-      </w:r>
-      <w:proofErr w:type="spellEnd"/>
-      <w:r>
-        <w:t xml:space="preserve">, S., &amp; Nichols, C. (2023). </w:t>
+      <w:r>
+        <w:t xml:space="preserve">Klabnik, S., &amp; Nichols, C. (2023). </w:t>
       </w:r>
       <w:r>
         <w:rPr>
@@ -13691,33 +11877,60 @@
           <w:i/>
           <w:iCs/>
         </w:rPr>
-        <w:t xml:space="preserve">What really happened </w:t>
-      </w:r>
-      <w:proofErr w:type="gramStart"/>
+        <w:t>What really happened on Mars? Risks-Forum Digest.</w:t>
+      </w:r>
+      <w:r>
+        <w:t xml:space="preserve"> Computing Research Repository. </w:t>
+      </w:r>
+      <w:r>
+        <w:rPr>
+          <w:color w:val="0563C1"/>
+          <w:u w:val="single"/>
+        </w:rPr>
+        <w:t>https://catless.ncl.ac.uk/Risks/19/54</w:t>
+      </w:r>
+    </w:p>
+    <w:p>
+      <w:pPr>
+        <w:spacing w:after="200"/>
+      </w:pPr>
+      <w:r>
+        <w:t xml:space="preserve"> </w:t>
+      </w:r>
+    </w:p>
+    <w:p>
+      <w:pPr>
+        <w:spacing w:after="120"/>
+      </w:pPr>
+      <w:r>
+        <w:t xml:space="preserve">Schmitt, O. H. (1938). A thermionic trigger. </w:t>
+      </w:r>
       <w:r>
         <w:rPr>
           <w:i/>
           <w:iCs/>
         </w:rPr>
-        <w:t>on</w:t>
-      </w:r>
-      <w:proofErr w:type="gramEnd"/>
+        <w:t>Journal of Scientific Instruments</w:t>
+      </w:r>
+      <w:r>
+        <w:t xml:space="preserve">, </w:t>
+      </w:r>
       <w:r>
         <w:rPr>
           <w:i/>
           <w:iCs/>
         </w:rPr>
-        <w:t xml:space="preserve"> Mars? Risks-Forum Digest.</w:t>
-      </w:r>
-      <w:r>
-        <w:t xml:space="preserve"> Computing Research Repository. </w:t>
+        <w:t>15</w:t>
+      </w:r>
+      <w:r>
+        <w:t xml:space="preserve">(1), 24–26. </w:t>
       </w:r>
       <w:r>
         <w:rPr>
           <w:color w:val="0563C1"/>
           <w:u w:val="single"/>
         </w:rPr>
-        <w:t>https://catless.ncl.ac.uk/Risks/19/54</w:t>
+        <w:t>https://doi.org/10.1088/0950-7671/15/1/305</w:t>
       </w:r>
     </w:p>
     <w:p>
@@ -13733,14 +11946,14 @@
         <w:spacing w:after="120"/>
       </w:pPr>
       <w:r>
-        <w:t xml:space="preserve">Schmitt, O. H. (1938). A thermionic trigger. </w:t>
+        <w:t xml:space="preserve">Sha, L., Rajkumar, R., &amp; Lehoczky, J. P. (1990). Priority inheritance protocols: An approach to real-time synchronization. </w:t>
       </w:r>
       <w:r>
         <w:rPr>
           <w:i/>
           <w:iCs/>
         </w:rPr>
-        <w:t>Journal of Scientific Instruments</w:t>
+        <w:t>IEEE Transactions on Computers</w:t>
       </w:r>
       <w:r>
         <w:t xml:space="preserve">, </w:t>
@@ -13750,17 +11963,17 @@
           <w:i/>
           <w:iCs/>
         </w:rPr>
-        <w:t>15</w:t>
-      </w:r>
-      <w:r>
-        <w:t xml:space="preserve">(1), 24–26. </w:t>
+        <w:t>39</w:t>
+      </w:r>
+      <w:r>
+        <w:t xml:space="preserve">(9), 1175–1185. </w:t>
       </w:r>
       <w:r>
         <w:rPr>
           <w:color w:val="0563C1"/>
           <w:u w:val="single"/>
         </w:rPr>
-        <w:t>https://doi.org/10.1088/0950-7671/15/1/305</w:t>
+        <w:t>https://doi.org/10.1109/12.57058</w:t>
       </w:r>
     </w:p>
     <w:p>
@@ -13776,34 +11989,57 @@
         <w:spacing w:after="120"/>
       </w:pPr>
       <w:r>
-        <w:t xml:space="preserve">Sha, L., Rajkumar, R., &amp; Lehoczky, J. P. (1990). Priority inheritance protocols: An approach to real-time synchronization. </w:t>
+        <w:t xml:space="preserve">Tene, G. (2013). </w:t>
       </w:r>
       <w:r>
         <w:rPr>
           <w:i/>
           <w:iCs/>
         </w:rPr>
-        <w:t>IEEE Transactions on Computers</w:t>
-      </w:r>
-      <w:r>
-        <w:t xml:space="preserve">, </w:t>
+        <w:t>HdrHistogram: A high dynamic range histogram</w:t>
+      </w:r>
+      <w:r>
+        <w:t xml:space="preserve"> [Software]. </w:t>
+      </w:r>
+      <w:r>
+        <w:rPr>
+          <w:color w:val="0563C1"/>
+          <w:u w:val="single"/>
+        </w:rPr>
+        <w:t>https://hdrhistogram.org</w:t>
+      </w:r>
+    </w:p>
+    <w:p>
+      <w:pPr>
+        <w:spacing w:after="200"/>
+      </w:pPr>
+      <w:r>
+        <w:t xml:space="preserve"> </w:t>
+      </w:r>
+    </w:p>
+    <w:p>
+      <w:pPr>
+        <w:spacing w:after="120"/>
+      </w:pPr>
+      <w:r>
+        <w:t xml:space="preserve">Thompson, M., Farley, D., Barker, M., &amp; Gee, P. (2011). </w:t>
       </w:r>
       <w:r>
         <w:rPr>
           <w:i/>
           <w:iCs/>
         </w:rPr>
-        <w:t>39</w:t>
-      </w:r>
-      <w:r>
-        <w:t xml:space="preserve">(9), 1175–1185. </w:t>
+        <w:t>Disruptor: High performance alternative to bounded queues for exchanging data between concurrent threads</w:t>
+      </w:r>
+      <w:r>
+        <w:t xml:space="preserve"> [Technical report]. LMAX Exchange. </w:t>
       </w:r>
       <w:r>
         <w:rPr>
           <w:color w:val="0563C1"/>
           <w:u w:val="single"/>
         </w:rPr>
-        <w:t>https://doi.org/10.1109/12.57058</w:t>
+        <w:t>https://lmax-exchange.github.io/disruptor/disruptor.html</w:t>
       </w:r>
     </w:p>
     <w:p>
@@ -13819,33 +12055,57 @@
         <w:spacing w:after="120"/>
       </w:pPr>
       <w:r>
-        <w:t xml:space="preserve">Tene, G. (2013). </w:t>
-      </w:r>
-      <w:proofErr w:type="spellStart"/>
+        <w:t xml:space="preserve">Tokio contributors. (2024). </w:t>
+      </w:r>
       <w:r>
         <w:rPr>
           <w:i/>
           <w:iCs/>
         </w:rPr>
-        <w:t>HdrHistogram</w:t>
-      </w:r>
-      <w:proofErr w:type="spellEnd"/>
+        <w:t>Tokio: An asynchronous Rust runtime</w:t>
+      </w:r>
+      <w:r>
+        <w:t xml:space="preserve"> (Version 1.43) [Software]. </w:t>
+      </w:r>
+      <w:r>
+        <w:rPr>
+          <w:color w:val="0563C1"/>
+          <w:u w:val="single"/>
+        </w:rPr>
+        <w:t>https://tokio.rs</w:t>
+      </w:r>
+    </w:p>
+    <w:p>
+      <w:pPr>
+        <w:spacing w:after="200"/>
+      </w:pPr>
+      <w:r>
+        <w:t xml:space="preserve"> </w:t>
+      </w:r>
+    </w:p>
+    <w:p>
+      <w:pPr>
+        <w:spacing w:after="120"/>
+      </w:pPr>
+      <w:r>
+        <w:t xml:space="preserve">Wikimedia Foundation. (2024). </w:t>
+      </w:r>
       <w:r>
         <w:rPr>
           <w:i/>
           <w:iCs/>
         </w:rPr>
-        <w:t>: A high dynamic range histogram</w:t>
-      </w:r>
-      <w:r>
-        <w:t xml:space="preserve"> [Software]. </w:t>
+        <w:t>EventStreams — Wikimedia developer documentation</w:t>
+      </w:r>
+      <w:r>
+        <w:t xml:space="preserve">. </w:t>
       </w:r>
       <w:r>
         <w:rPr>
           <w:color w:val="0563C1"/>
           <w:u w:val="single"/>
         </w:rPr>
-        <w:t>https://hdrhistogram.org</w:t>
+        <w:t>https://wikitech.wikimedia.org/wiki/Event_Platform/EventStreams</w:t>
       </w:r>
     </w:p>
     <w:p>
@@ -13861,24 +12121,31 @@
         <w:spacing w:after="120"/>
       </w:pPr>
       <w:r>
-        <w:t xml:space="preserve">Thompson, M., Farley, D., Barker, M., &amp; Gee, P. (2011). </w:t>
+        <w:rPr>
+          <w:rFonts w:ascii="Courier New" w:eastAsia="Courier New" w:hAnsi="Courier New" w:cs="Courier New"/>
+          <w:shd w:val="clear" w:color="auto" w:fill="F1F5F9"/>
+        </w:rPr>
+        <w:t>crossbeam</w:t>
+      </w:r>
+      <w:r>
+        <w:t xml:space="preserve"> contributors. (2024). </w:t>
       </w:r>
       <w:r>
         <w:rPr>
           <w:i/>
           <w:iCs/>
         </w:rPr>
-        <w:t>Disruptor: High performance alternative to bounded queues for exchanging data between concurrent threads</w:t>
-      </w:r>
-      <w:r>
-        <w:t xml:space="preserve"> [Technical report]. LMAX Exchange. </w:t>
+        <w:t>crossbeam-utils: Utilities for concurrent programming</w:t>
+      </w:r>
+      <w:r>
+        <w:t xml:space="preserve"> (Version 0.8) [Software]. </w:t>
       </w:r>
       <w:r>
         <w:rPr>
           <w:color w:val="0563C1"/>
           <w:u w:val="single"/>
         </w:rPr>
-        <w:t>https://lmax-exchange.github.io/disruptor/disruptor.html</w:t>
+        <w:t>https://crates.io/crates/crossbeam-utils</w:t>
       </w:r>
     </w:p>
     <w:p>
@@ -13894,163 +12161,28 @@
         <w:spacing w:after="120"/>
       </w:pPr>
       <w:r>
-        <w:t xml:space="preserve">Tokio contributors. (2024). </w:t>
+        <w:rPr>
+          <w:rFonts w:ascii="Courier New" w:eastAsia="Courier New" w:hAnsi="Courier New" w:cs="Courier New"/>
+          <w:shd w:val="clear" w:color="auto" w:fill="F1F5F9"/>
+        </w:rPr>
+        <w:t>parking_lot</w:t>
+      </w:r>
+      <w:r>
+        <w:t xml:space="preserve"> contributors. (2024). </w:t>
+      </w:r>
+      <w:r>
+        <w:rPr>
+          <w:rFonts w:ascii="Courier New" w:hAnsi="Courier New" w:cs="Courier New"/>
+          <w:shd w:val="clear" w:color="auto" w:fill="F1F5F9"/>
+        </w:rPr>
+        <w:t>parking_lot</w:t>
       </w:r>
       <w:r>
         <w:rPr>
           <w:i/>
           <w:iCs/>
         </w:rPr>
-        <w:t>Tokio: An asynchronous Rust runtime</w:t>
-      </w:r>
-      <w:r>
-        <w:t xml:space="preserve"> (Version 1.43) [Software]. </w:t>
-      </w:r>
-      <w:r>
-        <w:rPr>
-          <w:color w:val="0563C1"/>
-          <w:u w:val="single"/>
-        </w:rPr>
-        <w:t>https://tokio.rs</w:t>
-      </w:r>
-    </w:p>
-    <w:p>
-      <w:pPr>
-        <w:spacing w:after="200"/>
-      </w:pPr>
-      <w:r>
-        <w:t xml:space="preserve"> </w:t>
-      </w:r>
-    </w:p>
-    <w:p>
-      <w:pPr>
-        <w:spacing w:after="120"/>
-      </w:pPr>
-      <w:r>
-        <w:t xml:space="preserve">Wikimedia Foundation. (2024). </w:t>
-      </w:r>
-      <w:proofErr w:type="spellStart"/>
-      <w:r>
-        <w:rPr>
-          <w:i/>
-          <w:iCs/>
-        </w:rPr>
-        <w:t>EventStreams</w:t>
-      </w:r>
-      <w:proofErr w:type="spellEnd"/>
-      <w:r>
-        <w:rPr>
-          <w:i/>
-          <w:iCs/>
-        </w:rPr>
-        <w:t xml:space="preserve"> — Wikimedia developer documentation</w:t>
-      </w:r>
-      <w:r>
-        <w:t xml:space="preserve">. </w:t>
-      </w:r>
-      <w:r>
-        <w:rPr>
-          <w:color w:val="0563C1"/>
-          <w:u w:val="single"/>
-        </w:rPr>
-        <w:t>https://wikitech.wikimedia.org/wiki/Event_Platform/EventStreams</w:t>
-      </w:r>
-    </w:p>
-    <w:p>
-      <w:pPr>
-        <w:spacing w:after="200"/>
-      </w:pPr>
-      <w:r>
-        <w:t xml:space="preserve"> </w:t>
-      </w:r>
-    </w:p>
-    <w:p>
-      <w:pPr>
-        <w:spacing w:after="120"/>
-      </w:pPr>
-      <w:r>
-        <w:rPr>
-          <w:rFonts w:ascii="Courier New" w:eastAsia="Courier New" w:hAnsi="Courier New" w:cs="Courier New"/>
-          <w:shd w:val="clear" w:color="auto" w:fill="F1F5F9"/>
-        </w:rPr>
-        <w:t>crossbeam</w:t>
-      </w:r>
-      <w:r>
-        <w:t xml:space="preserve"> contributors. (2024). </w:t>
-      </w:r>
-      <w:r>
-        <w:rPr>
-          <w:i/>
-          <w:iCs/>
-        </w:rPr>
-        <w:t>crossbeam-utils: Utilities for concurrent programming</w:t>
-      </w:r>
-      <w:r>
-        <w:t xml:space="preserve"> (Version 0.8) [Software]. </w:t>
-      </w:r>
-      <w:r>
-        <w:rPr>
-          <w:color w:val="0563C1"/>
-          <w:u w:val="single"/>
-        </w:rPr>
-        <w:t>https://crates.io/crates/crossbeam-utils</w:t>
-      </w:r>
-    </w:p>
-    <w:p>
-      <w:pPr>
-        <w:spacing w:after="200"/>
-      </w:pPr>
-      <w:r>
-        <w:t xml:space="preserve"> </w:t>
-      </w:r>
-    </w:p>
-    <w:p>
-      <w:pPr>
-        <w:spacing w:after="120"/>
-      </w:pPr>
-      <w:proofErr w:type="spellStart"/>
-      <w:r>
-        <w:rPr>
-          <w:rFonts w:ascii="Courier New" w:eastAsia="Courier New" w:hAnsi="Courier New" w:cs="Courier New"/>
-          <w:shd w:val="clear" w:color="auto" w:fill="F1F5F9"/>
-        </w:rPr>
-        <w:t>parking_lot</w:t>
-      </w:r>
-      <w:proofErr w:type="spellEnd"/>
-      <w:r>
-        <w:t xml:space="preserve"> contributors. (2024). </w:t>
-      </w:r>
-      <w:proofErr w:type="spellStart"/>
-      <w:r>
-        <w:rPr>
-          <w:rFonts w:ascii="Courier New" w:hAnsi="Courier New" w:cs="Courier New"/>
-          <w:shd w:val="clear" w:color="auto" w:fill="F1F5F9"/>
-        </w:rPr>
-        <w:t>parking_lot</w:t>
-      </w:r>
-      <w:proofErr w:type="spellEnd"/>
-      <w:r>
-        <w:rPr>
-          <w:i/>
-          <w:iCs/>
-        </w:rPr>
-        <w:t xml:space="preserve">: More compact and efficient implementations of the standard </w:t>
-      </w:r>
-      <w:proofErr w:type="spellStart"/>
-      <w:r>
-        <w:rPr>
-          <w:i/>
-          <w:iCs/>
-        </w:rPr>
-        <w:t>synchronisation</w:t>
-      </w:r>
-      <w:proofErr w:type="spellEnd"/>
-      <w:r>
-        <w:rPr>
-          <w:i/>
-          <w:iCs/>
-        </w:rPr>
-        <w:t xml:space="preserve"> primitives</w:t>
+        <w:t>: More compact and efficient implementations of the standard synchronisation primitives</w:t>
       </w:r>
       <w:r>
         <w:t xml:space="preserve"> (Version 0.12) [Software]. </w:t>
@@ -15216,6 +13348,7 @@
   <w:style w:type="character" w:default="1" w:styleId="DefaultParagraphFont">
     <w:name w:val="Default Paragraph Font"/>
     <w:uiPriority w:val="1"/>
+    <w:semiHidden/>
     <w:unhideWhenUsed/>
   </w:style>
   <w:style w:type="table" w:default="1" w:styleId="TableNormal">
